--- a/docs/GLV_System_Documentation.docx
+++ b/docs/GLV_System_Documentation.docx
@@ -157,7 +157,7 @@
               <w:pStyle w:val="TableText"/>
             </w:pPr>
             <w:r>
-              <w:t xml:space="preserve">September 09, 2026</w:t>
+              <w:t xml:space="preserve">September 14, 2026</w:t>
             </w:r>
           </w:p>
         </w:tc>
@@ -7447,6 +7447,48 @@
             </w:pPr>
             <w:r>
               <w:t xml:space="preserve">Secrets are environment variables; documentation must never print values.</w:t>
+            </w:r>
+          </w:p>
+        </w:tc>
+      </w:tr>
+      <w:tr>
+        <w:tc>
+          <w:tcPr>
+            <w:tcW w:w="2200" w:type="dxa"/>
+            <w:vAlign w:val="top"/>
+            <w:tcMar>
+              <w:top w:w="80" w:type="dxa"/>
+              <w:left w:w="120" w:type="dxa"/>
+              <w:bottom w:w="80" w:type="dxa"/>
+              <w:right w:w="120" w:type="dxa"/>
+            </w:tcMar>
+          </w:tcPr>
+          <w:p>
+            <w:pPr>
+              <w:pStyle w:val="TableText"/>
+            </w:pPr>
+            <w:r>
+              <w:t xml:space="preserve">Duplicate-submission prevention</w:t>
+            </w:r>
+          </w:p>
+        </w:tc>
+        <w:tc>
+          <w:tcPr>
+            <w:tcW w:w="7160" w:type="dxa"/>
+            <w:vAlign w:val="top"/>
+            <w:tcMar>
+              <w:top w:w="80" w:type="dxa"/>
+              <w:left w:w="120" w:type="dxa"/>
+              <w:bottom w:w="80" w:type="dxa"/>
+              <w:right w:w="120" w:type="dxa"/>
+            </w:tcMar>
+          </w:tcPr>
+          <w:p>
+            <w:pPr>
+              <w:pStyle w:val="TableText"/>
+            </w:pPr>
+            <w:r>
+              <w:t xml:space="preserve">Every form submit control disables itself and shows a pending state while its server action runs (components/ui/submit-button.tsx for shadcn Button, components/ui/plain-submit-button.tsx for bespoke button markup, both backed by useFormStatus), so a slow request can no longer be triggered twice by repeated clicks. Payment, customer, and account creation additionally carry a client-generated Idempotency-Key so a resubmitted request cannot create a second record server-side.</w:t>
             </w:r>
           </w:p>
         </w:tc>

--- a/docs/GLV_System_Documentation.docx
+++ b/docs/GLV_System_Documentation.docx
@@ -2978,7 +2978,7 @@
               <w:pStyle w:val="TableText"/>
             </w:pPr>
             <w:r>
-              <w:t xml:space="preserve">Role-shaped summary: admins see business KPIs; staff see assigned operational metrics.</w:t>
+              <w:t xml:space="preserve">Role-shaped summary: admins see business KPIs plus a weekly collections trend chart, an account status breakdown chart, and week-over-week up/down badges on KPI cards backed by createdAt/paymentDate history (lib/reports.ts getAdminDashboardTrend); staff see assigned operational metrics plus their own scoped weekly collections trend and today/this-week deltas (getStaffDashboardTrend).</w:t>
             </w:r>
           </w:p>
         </w:tc>
@@ -8956,7 +8956,7 @@
               <w:pStyle w:val="TableText"/>
             </w:pPr>
             <w:r>
-              <w:t xml:space="preserve">components/app-shell.tsx; components/dashboard-nav.tsx; components/customer-form.tsx; components/account-form.tsx; components/payment-form.tsx; components/product-form.tsx</w:t>
+              <w:t xml:space="preserve">components/app-shell.tsx; components/dashboard-nav.tsx; components/customer-form.tsx; components/account-form.tsx; components/payment-form.tsx; components/product-form.tsx; components/dashboard-analytics.tsx; components/reports/chart-primitives.tsx (shared dependency-free SVG chart building blocks: TrendChart, HorizontalBarChart, TrendBadge, ChartCard); components/reports/analytics-charts.tsx</w:t>
             </w:r>
           </w:p>
         </w:tc>

--- a/docs/GLV_System_Documentation.docx
+++ b/docs/GLV_System_Documentation.docx
@@ -157,7 +157,7 @@
               <w:pStyle w:val="TableText"/>
             </w:pPr>
             <w:r>
-              <w:t xml:space="preserve">September 09, 2026</w:t>
+              <w:t xml:space="preserve">September 14, 2026</w:t>
             </w:r>
           </w:p>
         </w:tc>
@@ -2978,7 +2978,7 @@
               <w:pStyle w:val="TableText"/>
             </w:pPr>
             <w:r>
-              <w:t xml:space="preserve">Role-shaped summary: admins see business KPIs; staff see assigned operational metrics.</w:t>
+              <w:t xml:space="preserve">Role-shaped summary: admins see business KPIs plus a weekly collections trend chart, an account status breakdown chart, and week-over-week up/down badges on KPI cards backed by createdAt/paymentDate history (lib/reports.ts getAdminDashboardTrend); staff see assigned operational metrics plus their own scoped weekly collections trend and today/this-week deltas (getStaffDashboardTrend).</w:t>
             </w:r>
           </w:p>
         </w:tc>
@@ -7447,6 +7447,48 @@
             </w:pPr>
             <w:r>
               <w:t xml:space="preserve">Secrets are environment variables; documentation must never print values.</w:t>
+            </w:r>
+          </w:p>
+        </w:tc>
+      </w:tr>
+      <w:tr>
+        <w:tc>
+          <w:tcPr>
+            <w:tcW w:w="2200" w:type="dxa"/>
+            <w:vAlign w:val="top"/>
+            <w:tcMar>
+              <w:top w:w="80" w:type="dxa"/>
+              <w:left w:w="120" w:type="dxa"/>
+              <w:bottom w:w="80" w:type="dxa"/>
+              <w:right w:w="120" w:type="dxa"/>
+            </w:tcMar>
+          </w:tcPr>
+          <w:p>
+            <w:pPr>
+              <w:pStyle w:val="TableText"/>
+            </w:pPr>
+            <w:r>
+              <w:t xml:space="preserve">Duplicate-submission prevention</w:t>
+            </w:r>
+          </w:p>
+        </w:tc>
+        <w:tc>
+          <w:tcPr>
+            <w:tcW w:w="7160" w:type="dxa"/>
+            <w:vAlign w:val="top"/>
+            <w:tcMar>
+              <w:top w:w="80" w:type="dxa"/>
+              <w:left w:w="120" w:type="dxa"/>
+              <w:bottom w:w="80" w:type="dxa"/>
+              <w:right w:w="120" w:type="dxa"/>
+            </w:tcMar>
+          </w:tcPr>
+          <w:p>
+            <w:pPr>
+              <w:pStyle w:val="TableText"/>
+            </w:pPr>
+            <w:r>
+              <w:t xml:space="preserve">Every form submit control disables itself and shows a pending state while its server action runs (components/ui/submit-button.tsx for shadcn Button, components/ui/plain-submit-button.tsx for bespoke button markup, both backed by useFormStatus), so a slow request can no longer be triggered twice by repeated clicks. Payment, customer, and account creation additionally carry a client-generated Idempotency-Key so a resubmitted request cannot create a second record server-side.</w:t>
             </w:r>
           </w:p>
         </w:tc>
@@ -8914,7 +8956,7 @@
               <w:pStyle w:val="TableText"/>
             </w:pPr>
             <w:r>
-              <w:t xml:space="preserve">components/app-shell.tsx; components/dashboard-nav.tsx; components/customer-form.tsx; components/account-form.tsx; components/payment-form.tsx; components/product-form.tsx</w:t>
+              <w:t xml:space="preserve">components/app-shell.tsx; components/dashboard-nav.tsx; components/customer-form.tsx; components/account-form.tsx; components/payment-form.tsx; components/product-form.tsx; components/dashboard-analytics.tsx; components/reports/chart-primitives.tsx (shared dependency-free SVG chart building blocks: TrendChart, HorizontalBarChart, TrendBadge, ChartCard); components/reports/analytics-charts.tsx</w:t>
             </w:r>
           </w:p>
         </w:tc>

--- a/docs/GLV_System_Documentation.docx
+++ b/docs/GLV_System_Documentation.docx
@@ -2978,7 +2978,7 @@
               <w:pStyle w:val="TableText"/>
             </w:pPr>
             <w:r>
-              <w:t xml:space="preserve">Role-shaped summary: admins see business KPIs plus a weekly collections trend chart, an account status breakdown chart, and week-over-week up/down badges on KPI cards backed by createdAt/paymentDate history (lib/reports.ts getAdminDashboardTrend); staff see assigned operational metrics plus their own scoped weekly collections trend and today/this-week deltas (getStaffDashboardTrend).</w:t>
+              <w:t xml:space="preserve">Role-shaped summary: admins see business KPIs plus a weekly collections trend chart, an account status breakdown chart, and week-over-week up/down badges on KPI cards backed by createdAt/paymentDate history (lib/reports.ts getAdminDashboardTrend); staff see assigned operational metrics plus their own scoped weekly collections trend and today/this-week deltas (getStaffDashboardTrend). Cards with a real previous-period value render as an animated semicircular meter (components/reports/meter-gauge.tsx) whose progress arc sweeps from last week's position to this week's on load.</w:t>
             </w:r>
           </w:p>
         </w:tc>
@@ -8956,7 +8956,7 @@
               <w:pStyle w:val="TableText"/>
             </w:pPr>
             <w:r>
-              <w:t xml:space="preserve">components/app-shell.tsx; components/dashboard-nav.tsx; components/customer-form.tsx; components/account-form.tsx; components/payment-form.tsx; components/product-form.tsx; components/dashboard-analytics.tsx; components/reports/chart-primitives.tsx (shared dependency-free SVG chart building blocks: TrendChart, HorizontalBarChart, TrendBadge, ChartCard); components/reports/analytics-charts.tsx</w:t>
+              <w:t xml:space="preserve">components/app-shell.tsx; components/dashboard-nav.tsx; components/customer-form.tsx; components/account-form.tsx; components/payment-form.tsx; components/product-form.tsx; components/dashboard-analytics.tsx; components/reports/chart-primitives.tsx (shared dependency-free SVG chart building blocks: TrendChart, HorizontalBarChart, TrendBadge, ChartCard); components/reports/meter-gauge.tsx (AnimatedMeter, the animated semicircular progress meter); components/reports/analytics-charts.tsx</w:t>
             </w:r>
           </w:p>
         </w:tc>

--- a/docs/GLV_System_Documentation.docx
+++ b/docs/GLV_System_Documentation.docx
@@ -157,7 +157,7 @@
               <w:pStyle w:val="TableText"/>
             </w:pPr>
             <w:r>
-              <w:t xml:space="preserve">September 14, 2026</w:t>
+              <w:t xml:space="preserve">September 17, 2026</w:t>
             </w:r>
           </w:p>
         </w:tc>
@@ -477,7 +477,7 @@
               <w:pStyle w:val="TableText"/>
             </w:pPr>
             <w:r>
-              <w:t xml:space="preserve">Shows products that should be bought when linked accounts reach at least 70% paid, including fully paid but undelivered accounts.</w:t>
+              <w:t xml:space="preserve">Shows products that should be bought when linked accounts reach at least 70% paid, including fully paid but undelivered accounts. Operators confirm the quantity actually bought and those units leave the list.</w:t>
             </w:r>
           </w:p>
         </w:tc>
@@ -618,7 +618,7 @@
               <w:pStyle w:val="TableText"/>
             </w:pPr>
             <w:r>
-              <w:t xml:space="preserve">&lt;w:p&gt;&lt;w:pPr&gt;&lt;w:pStyle w:val="DiagramTitle"/&gt;&lt;/w:pPr&gt;&lt;w:r&gt;&lt;w:rPr&gt;&lt;w:b/&gt;&lt;/w:rPr&gt;&lt;w:t xml:space="preserve"&gt;Diagram 1: System Architecture&lt;/w:t&gt;&lt;/w:r&gt;&lt;/w:p&gt;&lt;w:p&gt;&lt;w:pPr&gt;&lt;w:pStyle w:val="CodeBlock"/&gt;&lt;/w:pPr&gt;&lt;w:r&gt;&lt;w:t xml:space="preserve"&gt;User Browser&lt;/w:t&gt;&lt;/w:r&gt;&lt;/w:p&gt;&lt;w:p&gt;&lt;w:pPr&gt;&lt;w:pStyle w:val="CodeBlock"/&gt;&lt;/w:pPr&gt;&lt;w:r&gt;&lt;w:t xml:space="preserve"&gt;   |&lt;/w:t&gt;&lt;/w:r&gt;&lt;/w:p&gt;&lt;w:p&gt;&lt;w:pPr&gt;&lt;w:pStyle w:val="CodeBlock"/&gt;&lt;/w:pPr&gt;&lt;w:r&gt;&lt;w:t xml:space="preserve"&gt;   v&lt;/w:t&gt;&lt;/w:r&gt;&lt;/w:p&gt;&lt;w:p&gt;&lt;w:pPr&gt;&lt;w:pStyle w:val="CodeBlock"/&gt;&lt;/w:pPr&gt;&lt;w:r&gt;&lt;w:t xml:space="preserve"&gt;Next.js App Router pages and layouts&lt;/w:t&gt;&lt;/w:r&gt;&lt;/w:p&gt;&lt;w:p&gt;&lt;w:pPr&gt;&lt;w:pStyle w:val="CodeBlock"/&gt;&lt;/w:pPr&gt;&lt;w:r&gt;&lt;w:t xml:space="preserve"&gt;   |&lt;/w:t&gt;&lt;/w:r&gt;&lt;/w:p&gt;&lt;w:p&gt;&lt;w:pPr&gt;&lt;w:pStyle w:val="CodeBlock"/&gt;&lt;/w:pPr&gt;&lt;w:r&gt;&lt;w:t xml:space="preserve"&gt;   +--&amp;gt; Server Components read Prisma data for pages&lt;/w:t&gt;&lt;/w:r&gt;&lt;/w:p&gt;&lt;w:p&gt;&lt;w:pPr&gt;&lt;w:pStyle w:val="CodeBlock"/&gt;&lt;/w:pPr&gt;&lt;w:r&gt;&lt;w:t xml:space="preserve"&gt;   +--&amp;gt; Server Actions mutate customers, accounts, payments, products, staff, settings&lt;/w:t&gt;&lt;/w:r&gt;&lt;/w:p&gt;&lt;w:p&gt;&lt;w:pPr&gt;&lt;w:pStyle w:val="CodeBlock"/&gt;&lt;/w:pPr&gt;&lt;w:r&gt;&lt;w:t xml:space="preserve"&gt;   +--&amp;gt; Route Handlers expose auth, notifications, weekly export, health, AI support&lt;/w:t&gt;&lt;/w:r&gt;&lt;/w:p&gt;&lt;w:p&gt;&lt;w:pPr&gt;&lt;w:pStyle w:val="CodeBlock"/&gt;&lt;/w:pPr&gt;&lt;w:r&gt;&lt;w:t xml:space="preserve"&gt;   |&lt;/w:t&gt;&lt;/w:r&gt;&lt;/w:p&gt;&lt;w:p&gt;&lt;w:pPr&gt;&lt;w:pStyle w:val="CodeBlock"/&gt;&lt;/w:pPr&gt;&lt;w:r&gt;&lt;w:t xml:space="preserve"&gt;   v&lt;/w:t&gt;&lt;/w:r&gt;&lt;/w:p&gt;&lt;w:p&gt;&lt;w:pPr&gt;&lt;w:pStyle w:val="CodeBlock"/&gt;&lt;/w:pPr&gt;&lt;w:r&gt;&lt;w:t xml:space="preserve"&gt;Auth.js v5 session and route authorization&lt;/w:t&gt;&lt;/w:r&gt;&lt;/w:p&gt;&lt;w:p&gt;&lt;w:pPr&gt;&lt;w:pStyle w:val="CodeBlock"/&gt;&lt;/w:pPr&gt;&lt;w:r&gt;&lt;w:t xml:space="preserve"&gt;   |&lt;/w:t&gt;&lt;/w:r&gt;&lt;/w:p&gt;&lt;w:p&gt;&lt;w:pPr&gt;&lt;w:pStyle w:val="CodeBlock"/&gt;&lt;/w:pPr&gt;&lt;w:r&gt;&lt;w:t xml:space="preserve"&gt;   v&lt;/w:t&gt;&lt;/w:r&gt;&lt;/w:p&gt;&lt;w:p&gt;&lt;w:pPr&gt;&lt;w:pStyle w:val="CodeBlock"/&gt;&lt;/w:pPr&gt;&lt;w:r&gt;&lt;w:t xml:space="preserve"&gt;Prisma Client / Neon Postgres&lt;/w:t&gt;&lt;/w:r&gt;&lt;/w:p&gt;&lt;w:p&gt;&lt;w:pPr&gt;&lt;w:pStyle w:val="CodeBlock"/&gt;&lt;/w:pPr&gt;&lt;w:r&gt;&lt;w:t xml:space="preserve"&gt;   |&lt;/w:t&gt;&lt;/w:r&gt;&lt;/w:p&gt;&lt;w:p&gt;&lt;w:pPr&gt;&lt;w:pStyle w:val="CodeBlock"/&gt;&lt;/w:pPr&gt;&lt;w:r&gt;&lt;w:t xml:space="preserve"&gt;   +--&amp;gt; AuditLog records important business changes&lt;/w:t&gt;&lt;/w:r&gt;&lt;/w:p&gt;&lt;w:p&gt;&lt;w:pPr&gt;&lt;w:pStyle w:val="CodeBlock"/&gt;&lt;/w:pPr&gt;&lt;w:r&gt;&lt;w:t xml:space="preserve"&gt;   +--&amp;gt; Weekly Excel export composes data with ExcelJS&lt;/w:t&gt;&lt;/w:r&gt;&lt;/w:p&gt;&lt;w:p&gt;&lt;w:pPr&gt;&lt;w:pStyle w:val="CodeBlock"/&gt;&lt;/w:pPr&gt;&lt;w:r&gt;&lt;w:t xml:space="preserve"&gt;   +--&amp;gt; AI Support route optionally calls OpenAI when configured&lt;/w:t&gt;&lt;/w:r&gt;&lt;/w:p&gt;</w:t>
+              <w:t xml:space="preserve">&lt;w:p&gt;&lt;w:pPr&gt;&lt;w:pStyle w:val="DiagramTitle"/&gt;&lt;/w:pPr&gt;&lt;w:r&gt;&lt;w:rPr&gt;&lt;w:b/&gt;&lt;/w:rPr&gt;&lt;w:t xml:space="preserve"&gt;Diagram 1: System Architecture&lt;/w:t&gt;&lt;/w:r&gt;&lt;/w:p&gt;&lt;w:p&gt;&lt;w:pPr&gt;&lt;w:pStyle w:val="CodeBlock"/&gt;&lt;/w:pPr&gt;&lt;w:r&gt;&lt;w:t xml:space="preserve"&gt;User Browser&lt;/w:t&gt;&lt;/w:r&gt;&lt;/w:p&gt;&lt;w:p&gt;&lt;w:pPr&gt;&lt;w:pStyle w:val="CodeBlock"/&gt;&lt;/w:pPr&gt;&lt;w:r&gt;&lt;w:t xml:space="preserve"&gt;   |&lt;/w:t&gt;&lt;/w:r&gt;&lt;/w:p&gt;&lt;w:p&gt;&lt;w:pPr&gt;&lt;w:pStyle w:val="CodeBlock"/&gt;&lt;/w:pPr&gt;&lt;w:r&gt;&lt;w:t xml:space="preserve"&gt;   v&lt;/w:t&gt;&lt;/w:r&gt;&lt;/w:p&gt;&lt;w:p&gt;&lt;w:pPr&gt;&lt;w:pStyle w:val="CodeBlock"/&gt;&lt;/w:pPr&gt;&lt;w:r&gt;&lt;w:t xml:space="preserve"&gt;Next.js App Router pages and layouts&lt;/w:t&gt;&lt;/w:r&gt;&lt;/w:p&gt;&lt;w:p&gt;&lt;w:pPr&gt;&lt;w:pStyle w:val="CodeBlock"/&gt;&lt;/w:pPr&gt;&lt;w:r&gt;&lt;w:t xml:space="preserve"&gt;   |&lt;/w:t&gt;&lt;/w:r&gt;&lt;/w:p&gt;&lt;w:p&gt;&lt;w:pPr&gt;&lt;w:pStyle w:val="CodeBlock"/&gt;&lt;/w:pPr&gt;&lt;w:r&gt;&lt;w:t xml:space="preserve"&gt;   +--&amp;gt; Server Components read Prisma data for pages&lt;/w:t&gt;&lt;/w:r&gt;&lt;/w:p&gt;&lt;w:p&gt;&lt;w:pPr&gt;&lt;w:pStyle w:val="CodeBlock"/&gt;&lt;/w:pPr&gt;&lt;w:r&gt;&lt;w:t xml:space="preserve"&gt;   +--&amp;gt; Server Actions mutate customers, accounts, payments, products, staff, settings&lt;/w:t&gt;&lt;/w:r&gt;&lt;/w:p&gt;&lt;w:p&gt;&lt;w:pPr&gt;&lt;w:pStyle w:val="CodeBlock"/&gt;&lt;/w:pPr&gt;&lt;w:r&gt;&lt;w:t xml:space="preserve"&gt;   +--&amp;gt; Route Handlers expose auth, notifications, weekly export, health, AI support&lt;/w:t&gt;&lt;/w:r&gt;&lt;/w:p&gt;&lt;w:p&gt;&lt;w:pPr&gt;&lt;w:pStyle w:val="CodeBlock"/&gt;&lt;/w:pPr&gt;&lt;w:r&gt;&lt;w:t xml:space="preserve"&gt;   |&lt;/w:t&gt;&lt;/w:r&gt;&lt;/w:p&gt;&lt;w:p&gt;&lt;w:pPr&gt;&lt;w:pStyle w:val="CodeBlock"/&gt;&lt;/w:pPr&gt;&lt;w:r&gt;&lt;w:t xml:space="preserve"&gt;   v&lt;/w:t&gt;&lt;/w:r&gt;&lt;/w:p&gt;&lt;w:p&gt;&lt;w:pPr&gt;&lt;w:pStyle w:val="CodeBlock"/&gt;&lt;/w:pPr&gt;&lt;w:r&gt;&lt;w:t xml:space="preserve"&gt;Auth.js v5 session and route authorization&lt;/w:t&gt;&lt;/w:r&gt;&lt;/w:p&gt;&lt;w:p&gt;&lt;w:pPr&gt;&lt;w:pStyle w:val="CodeBlock"/&gt;&lt;/w:pPr&gt;&lt;w:r&gt;&lt;w:t xml:space="preserve"&gt;   |&lt;/w:t&gt;&lt;/w:r&gt;&lt;/w:p&gt;&lt;w:p&gt;&lt;w:pPr&gt;&lt;w:pStyle w:val="CodeBlock"/&gt;&lt;/w:pPr&gt;&lt;w:r&gt;&lt;w:t xml:space="preserve"&gt;   v&lt;/w:t&gt;&lt;/w:r&gt;&lt;/w:p&gt;&lt;w:p&gt;&lt;w:pPr&gt;&lt;w:pStyle w:val="CodeBlock"/&gt;&lt;/w:pPr&gt;&lt;w:r&gt;&lt;w:t xml:space="preserve"&gt;Prisma Client / Neon Postgres&lt;/w:t&gt;&lt;/w:r&gt;&lt;/w:p&gt;&lt;w:p&gt;&lt;w:pPr&gt;&lt;w:pStyle w:val="CodeBlock"/&gt;&lt;/w:pPr&gt;&lt;w:r&gt;&lt;w:t xml:space="preserve"&gt;   |&lt;/w:t&gt;&lt;/w:r&gt;&lt;/w:p&gt;&lt;w:p&gt;&lt;w:pPr&gt;&lt;w:pStyle w:val="CodeBlock"/&gt;&lt;/w:pPr&gt;&lt;w:r&gt;&lt;w:t xml:space="preserve"&gt;   +--&amp;gt; AuditLog records important business changes&lt;/w:t&gt;&lt;/w:r&gt;&lt;/w:p&gt;&lt;w:p&gt;&lt;w:pPr&gt;&lt;w:pStyle w:val="CodeBlock"/&gt;&lt;/w:pPr&gt;&lt;w:r&gt;&lt;w:t xml:space="preserve"&gt;   +--&amp;gt; Weekly Excel export composes data with ExcelJS&lt;/w:t&gt;&lt;/w:r&gt;&lt;/w:p&gt;&lt;w:p&gt;&lt;w:pPr&gt;&lt;w:pStyle w:val="CodeBlock"/&gt;&lt;/w:pPr&gt;&lt;w:r&gt;&lt;w:t xml:space="preserve"&gt;   +--&amp;gt; AI Support route optionally calls Groq when configured&lt;/w:t&gt;&lt;/w:r&gt;&lt;/w:p&gt;</w:t>
             </w:r>
           </w:p>
         </w:tc>
@@ -782,7 +782,7 @@
               <w:pStyle w:val="TableText"/>
             </w:pPr>
             <w:r>
-              <w:t xml:space="preserve">Protected layout, sidebar navigation, role-specific menu visibility, notification badges, admin AI support bubble.</w:t>
+              <w:t xml:space="preserve">Protected layout, sidebar navigation, role-specific menu visibility, notification badges, admin AI support bubble. The former floating calculator widget has been removed.</w:t>
             </w:r>
           </w:p>
         </w:tc>
@@ -1623,7 +1623,7 @@
               <w:pStyle w:val="TableText"/>
             </w:pPr>
             <w:r>
-              <w:t xml:space="preserve">targetAmount, dailyAmount, totalPaid, balance, status, deliveryStatus, deliveredAt</w:t>
+              <w:t xml:space="preserve">targetAmount, dailyAmount, totalPaid, balance, status, deliveryStatus, deliveredAt, deliveredWithBalance, balanceAtDelivery, deliveryNote, procuredAt, procuredBy</w:t>
             </w:r>
           </w:p>
         </w:tc>
@@ -2237,7 +2237,7 @@
               <w:pStyle w:val="TableText"/>
             </w:pPr>
             <w:r>
-              <w:t xml:space="preserve">Allows account creation/correction/delivery operations beyond assigned ownership.</w:t>
+              <w:t xml:space="preserve">Allows account creation/correction/delivery operations beyond assigned ownership. Delivering before a plan is fully paid additionally requires an admin role.</w:t>
             </w:r>
           </w:p>
         </w:tc>
@@ -2363,7 +2363,7 @@
               <w:pStyle w:val="TableText"/>
             </w:pPr>
             <w:r>
-              <w:t xml:space="preserve">Allows product catalog and procurement module access.</w:t>
+              <w:t xml:space="preserve">Allows product catalog access, the procurement module, and confirming procured quantities.</w:t>
             </w:r>
           </w:p>
         </w:tc>
@@ -3330,7 +3330,7 @@
               <w:pStyle w:val="TableText"/>
             </w:pPr>
             <w:r>
-              <w:t xml:space="preserve">/products?tab=procurement</w:t>
+              <w:t xml:space="preserve">/products?tab=procurement and /products/procurement/[productId]</w:t>
             </w:r>
           </w:p>
         </w:tc>
@@ -3350,7 +3350,7 @@
               <w:pStyle w:val="TableText"/>
             </w:pPr>
             <w:r>
-              <w:t xml:space="preserve">Readiness list for products with accounts at least 70% paid and still pending delivery.</w:t>
+              <w:t xml:space="preserve">Buying list for products with accounts at least 70% paid and still pending delivery, with per-quantity procurement confirmation and an undo path.</w:t>
             </w:r>
           </w:p>
         </w:tc>
@@ -3702,7 +3702,7 @@
               <w:pStyle w:val="TableText"/>
             </w:pPr>
             <w:r>
-              <w:t xml:space="preserve">/settings, /settings/legal</w:t>
+              <w:t xml:space="preserve">/settings?tab=..., /settings/legal, /settings/sms</w:t>
             </w:r>
           </w:p>
         </w:tc>
@@ -3722,7 +3722,7 @@
               <w:pStyle w:val="TableText"/>
             </w:pPr>
             <w:r>
-              <w:t xml:space="preserve">Admin control panel for company, layaway, payroll, security, legal templates, addressed terms, customer communications, theme, and system metadata.</w:t>
+              <w:t xml:space="preserve">Super Admin control panel organised as tabs (Company, Business Rules, Payroll, Notifications, Security, Appearance, Product Categories, Data and System). Each tab saves only its own fields.</w:t>
             </w:r>
           </w:p>
         </w:tc>
@@ -3826,7 +3826,7 @@
               <w:pStyle w:val="TableText"/>
             </w:pPr>
             <w:r>
-              <w:t xml:space="preserve">/api/support/assistant, components/ai-support-chat.tsx</w:t>
+              <w:t xml:space="preserve">/api/support/assistant, lib/ai-support.ts, components/ai-support-chat.tsx</w:t>
             </w:r>
           </w:p>
         </w:tc>
@@ -3846,7 +3846,7 @@
               <w:pStyle w:val="TableText"/>
             </w:pPr>
             <w:r>
-              <w:t xml:space="preserve">Admin-only optional OpenAI support assistant for GLV workflows.</w:t>
+              <w:t xml:space="preserve">Admin-only Groq-backed support assistant for GLV workflows, with model fallback when a hosted model is retired.</w:t>
             </w:r>
           </w:p>
         </w:tc>
@@ -3965,7 +3965,7 @@
               <w:pStyle w:val="TableText"/>
             </w:pPr>
             <w:r>
-              <w:t xml:space="preserve">&lt;w:p&gt;&lt;w:pPr&gt;&lt;w:pStyle w:val="DiagramTitle"/&gt;&lt;/w:pPr&gt;&lt;w:r&gt;&lt;w:rPr&gt;&lt;w:b/&gt;&lt;/w:rPr&gt;&lt;w:t xml:space="preserve"&gt;Diagram 4: Customer Account Lifecycle&lt;/w:t&gt;&lt;/w:r&gt;&lt;/w:p&gt;&lt;w:p&gt;&lt;w:pPr&gt;&lt;w:pStyle w:val="CodeBlock"/&gt;&lt;/w:pPr&gt;&lt;w:r&gt;&lt;w:t xml:space="preserve"&gt;Create customer&lt;/w:t&gt;&lt;/w:r&gt;&lt;/w:p&gt;&lt;w:p&gt;&lt;w:pPr&gt;&lt;w:pStyle w:val="CodeBlock"/&gt;&lt;/w:pPr&gt;&lt;w:r&gt;&lt;w:t xml:space="preserve"&gt;  |&lt;/w:t&gt;&lt;/w:r&gt;&lt;/w:p&gt;&lt;w:p&gt;&lt;w:pPr&gt;&lt;w:pStyle w:val="CodeBlock"/&gt;&lt;/w:pPr&gt;&lt;w:r&gt;&lt;w:t xml:space="preserve"&gt;  +--&amp;gt; assign staff and generate customer ID&lt;/w:t&gt;&lt;/w:r&gt;&lt;/w:p&gt;&lt;w:p&gt;&lt;w:pPr&gt;&lt;w:pStyle w:val="CodeBlock"/&gt;&lt;/w:pPr&gt;&lt;w:r&gt;&lt;w:t xml:space="preserve"&gt;  |&lt;/w:t&gt;&lt;/w:r&gt;&lt;/w:p&gt;&lt;w:p&gt;&lt;w:pPr&gt;&lt;w:pStyle w:val="CodeBlock"/&gt;&lt;/w:pPr&gt;&lt;w:r&gt;&lt;w:t xml:space="preserve"&gt;  v&lt;/w:t&gt;&lt;/w:r&gt;&lt;/w:p&gt;&lt;w:p&gt;&lt;w:pPr&gt;&lt;w:pStyle w:val="CodeBlock"/&gt;&lt;/w:pPr&gt;&lt;w:r&gt;&lt;w:t xml:space="preserve"&gt;Create product account&lt;/w:t&gt;&lt;/w:r&gt;&lt;/w:p&gt;&lt;w:p&gt;&lt;w:pPr&gt;&lt;w:pStyle w:val="CodeBlock"/&gt;&lt;/w:pPr&gt;&lt;w:r&gt;&lt;w:t xml:space="preserve"&gt;  |&lt;/w:t&gt;&lt;/w:r&gt;&lt;/w:p&gt;&lt;w:p&gt;&lt;w:pPr&gt;&lt;w:pStyle w:val="CodeBlock"/&gt;&lt;/w:pPr&gt;&lt;w:r&gt;&lt;w:t xml:space="preserve"&gt;  +--&amp;gt; product sets target amount, daily amount, duration, expected end date&lt;/w:t&gt;&lt;/w:r&gt;&lt;/w:p&gt;&lt;w:p&gt;&lt;w:pPr&gt;&lt;w:pStyle w:val="CodeBlock"/&gt;&lt;/w:pPr&gt;&lt;w:r&gt;&lt;w:t xml:space="preserve"&gt;  |&lt;/w:t&gt;&lt;/w:r&gt;&lt;/w:p&gt;&lt;w:p&gt;&lt;w:pPr&gt;&lt;w:pStyle w:val="CodeBlock"/&gt;&lt;/w:pPr&gt;&lt;w:r&gt;&lt;w:t xml:space="preserve"&gt;  v&lt;/w:t&gt;&lt;/w:r&gt;&lt;/w:p&gt;&lt;w:p&gt;&lt;w:pPr&gt;&lt;w:pStyle w:val="CodeBlock"/&gt;&lt;/w:pPr&gt;&lt;w:r&gt;&lt;w:t xml:space="preserve"&gt;Record installment payment&lt;/w:t&gt;&lt;/w:r&gt;&lt;/w:p&gt;&lt;w:p&gt;&lt;w:pPr&gt;&lt;w:pStyle w:val="CodeBlock"/&gt;&lt;/w:pPr&gt;&lt;w:r&gt;&lt;w:t xml:space="preserve"&gt;  |&lt;/w:t&gt;&lt;/w:r&gt;&lt;/w:p&gt;&lt;w:p&gt;&lt;w:pPr&gt;&lt;w:pStyle w:val="CodeBlock"/&gt;&lt;/w:pPr&gt;&lt;w:r&gt;&lt;w:t xml:space="preserve"&gt;  +--&amp;gt; generate receipt&lt;/w:t&gt;&lt;/w:r&gt;&lt;/w:p&gt;&lt;w:p&gt;&lt;w:pPr&gt;&lt;w:pStyle w:val="CodeBlock"/&gt;&lt;/w:pPr&gt;&lt;w:r&gt;&lt;w:t xml:space="preserve"&gt;  +--&amp;gt; increase totalPaid&lt;/w:t&gt;&lt;/w:r&gt;&lt;/w:p&gt;&lt;w:p&gt;&lt;w:pPr&gt;&lt;w:pStyle w:val="CodeBlock"/&gt;&lt;/w:pPr&gt;&lt;w:r&gt;&lt;w:t xml:space="preserve"&gt;  +--&amp;gt; reduce balance&lt;/w:t&gt;&lt;/w:r&gt;&lt;/w:p&gt;&lt;w:p&gt;&lt;w:pPr&gt;&lt;w:pStyle w:val="CodeBlock"/&gt;&lt;/w:pPr&gt;&lt;w:r&gt;&lt;w:t xml:space="preserve"&gt;  +--&amp;gt; complete account when balance reaches zero&lt;/w:t&gt;&lt;/w:r&gt;&lt;/w:p&gt;&lt;w:p&gt;&lt;w:pPr&gt;&lt;w:pStyle w:val="CodeBlock"/&gt;&lt;/w:pPr&gt;&lt;w:r&gt;&lt;w:t xml:space="preserve"&gt;  +--&amp;gt; create CustomerCredit for overpayment&lt;/w:t&gt;&lt;/w:r&gt;&lt;/w:p&gt;&lt;w:p&gt;&lt;w:pPr&gt;&lt;w:pStyle w:val="CodeBlock"/&gt;&lt;/w:pPr&gt;&lt;w:r&gt;&lt;w:t xml:space="preserve"&gt;  +--&amp;gt; write AuditLog&lt;/w:t&gt;&lt;/w:r&gt;&lt;/w:p&gt;&lt;w:p&gt;&lt;w:pPr&gt;&lt;w:pStyle w:val="CodeBlock"/&gt;&lt;/w:pPr&gt;&lt;w:r&gt;&lt;w:t xml:space="preserve"&gt;  |&lt;/w:t&gt;&lt;/w:r&gt;&lt;/w:p&gt;&lt;w:p&gt;&lt;w:pPr&gt;&lt;w:pStyle w:val="CodeBlock"/&gt;&lt;/w:pPr&gt;&lt;w:r&gt;&lt;w:t xml:space="preserve"&gt;  v&lt;/w:t&gt;&lt;/w:r&gt;&lt;/w:p&gt;&lt;w:p&gt;&lt;w:pPr&gt;&lt;w:pStyle w:val="CodeBlock"/&gt;&lt;/w:pPr&gt;&lt;w:r&gt;&lt;w:t xml:space="preserve"&gt;Confirm delivery after account is completed&lt;/w:t&gt;&lt;/w:r&gt;&lt;/w:p&gt;&lt;w:p&gt;&lt;w:pPr&gt;&lt;w:pStyle w:val="CodeBlock"/&gt;&lt;/w:pPr&gt;&lt;w:r&gt;&lt;w:t xml:space="preserve"&gt;  |&lt;/w:t&gt;&lt;/w:r&gt;&lt;/w:p&gt;&lt;w:p&gt;&lt;w:pPr&gt;&lt;w:pStyle w:val="CodeBlock"/&gt;&lt;/w:pPr&gt;&lt;w:r&gt;&lt;w:t xml:space="preserve"&gt;  +--&amp;gt; deliveryStatus becomes DELIVERED&lt;/w:t&gt;&lt;/w:r&gt;&lt;/w:p&gt;&lt;w:p&gt;&lt;w:pPr&gt;&lt;w:pStyle w:val="CodeBlock"/&gt;&lt;/w:pPr&gt;&lt;w:r&gt;&lt;w:t xml:space="preserve"&gt;  +--&amp;gt; procurement list quantity decreases or clears&lt;/w:t&gt;&lt;/w:r&gt;&lt;/w:p&gt;</w:t>
+              <w:t xml:space="preserve">&lt;w:p&gt;&lt;w:pPr&gt;&lt;w:pStyle w:val="DiagramTitle"/&gt;&lt;/w:pPr&gt;&lt;w:r&gt;&lt;w:rPr&gt;&lt;w:b/&gt;&lt;/w:rPr&gt;&lt;w:t xml:space="preserve"&gt;Diagram 4: Customer Account Lifecycle&lt;/w:t&gt;&lt;/w:r&gt;&lt;/w:p&gt;&lt;w:p&gt;&lt;w:pPr&gt;&lt;w:pStyle w:val="CodeBlock"/&gt;&lt;/w:pPr&gt;&lt;w:r&gt;&lt;w:t xml:space="preserve"&gt;Create customer&lt;/w:t&gt;&lt;/w:r&gt;&lt;/w:p&gt;&lt;w:p&gt;&lt;w:pPr&gt;&lt;w:pStyle w:val="CodeBlock"/&gt;&lt;/w:pPr&gt;&lt;w:r&gt;&lt;w:t xml:space="preserve"&gt;  |&lt;/w:t&gt;&lt;/w:r&gt;&lt;/w:p&gt;&lt;w:p&gt;&lt;w:pPr&gt;&lt;w:pStyle w:val="CodeBlock"/&gt;&lt;/w:pPr&gt;&lt;w:r&gt;&lt;w:t xml:space="preserve"&gt;  +--&amp;gt; assign staff and generate customer ID&lt;/w:t&gt;&lt;/w:r&gt;&lt;/w:p&gt;&lt;w:p&gt;&lt;w:pPr&gt;&lt;w:pStyle w:val="CodeBlock"/&gt;&lt;/w:pPr&gt;&lt;w:r&gt;&lt;w:t xml:space="preserve"&gt;  |&lt;/w:t&gt;&lt;/w:r&gt;&lt;/w:p&gt;&lt;w:p&gt;&lt;w:pPr&gt;&lt;w:pStyle w:val="CodeBlock"/&gt;&lt;/w:pPr&gt;&lt;w:r&gt;&lt;w:t xml:space="preserve"&gt;  v&lt;/w:t&gt;&lt;/w:r&gt;&lt;/w:p&gt;&lt;w:p&gt;&lt;w:pPr&gt;&lt;w:pStyle w:val="CodeBlock"/&gt;&lt;/w:pPr&gt;&lt;w:r&gt;&lt;w:t xml:space="preserve"&gt;Create product account&lt;/w:t&gt;&lt;/w:r&gt;&lt;/w:p&gt;&lt;w:p&gt;&lt;w:pPr&gt;&lt;w:pStyle w:val="CodeBlock"/&gt;&lt;/w:pPr&gt;&lt;w:r&gt;&lt;w:t xml:space="preserve"&gt;  |&lt;/w:t&gt;&lt;/w:r&gt;&lt;/w:p&gt;&lt;w:p&gt;&lt;w:pPr&gt;&lt;w:pStyle w:val="CodeBlock"/&gt;&lt;/w:pPr&gt;&lt;w:r&gt;&lt;w:t xml:space="preserve"&gt;  +--&amp;gt; product sets target amount, daily amount, duration, expected end date&lt;/w:t&gt;&lt;/w:r&gt;&lt;/w:p&gt;&lt;w:p&gt;&lt;w:pPr&gt;&lt;w:pStyle w:val="CodeBlock"/&gt;&lt;/w:pPr&gt;&lt;w:r&gt;&lt;w:t xml:space="preserve"&gt;  |&lt;/w:t&gt;&lt;/w:r&gt;&lt;/w:p&gt;&lt;w:p&gt;&lt;w:pPr&gt;&lt;w:pStyle w:val="CodeBlock"/&gt;&lt;/w:pPr&gt;&lt;w:r&gt;&lt;w:t xml:space="preserve"&gt;  v&lt;/w:t&gt;&lt;/w:r&gt;&lt;/w:p&gt;&lt;w:p&gt;&lt;w:pPr&gt;&lt;w:pStyle w:val="CodeBlock"/&gt;&lt;/w:pPr&gt;&lt;w:r&gt;&lt;w:t xml:space="preserve"&gt;Record installment payment&lt;/w:t&gt;&lt;/w:r&gt;&lt;/w:p&gt;&lt;w:p&gt;&lt;w:pPr&gt;&lt;w:pStyle w:val="CodeBlock"/&gt;&lt;/w:pPr&gt;&lt;w:r&gt;&lt;w:t xml:space="preserve"&gt;  |&lt;/w:t&gt;&lt;/w:r&gt;&lt;/w:p&gt;&lt;w:p&gt;&lt;w:pPr&gt;&lt;w:pStyle w:val="CodeBlock"/&gt;&lt;/w:pPr&gt;&lt;w:r&gt;&lt;w:t xml:space="preserve"&gt;  +--&amp;gt; generate receipt&lt;/w:t&gt;&lt;/w:r&gt;&lt;/w:p&gt;&lt;w:p&gt;&lt;w:pPr&gt;&lt;w:pStyle w:val="CodeBlock"/&gt;&lt;/w:pPr&gt;&lt;w:r&gt;&lt;w:t xml:space="preserve"&gt;  +--&amp;gt; increase totalPaid&lt;/w:t&gt;&lt;/w:r&gt;&lt;/w:p&gt;&lt;w:p&gt;&lt;w:pPr&gt;&lt;w:pStyle w:val="CodeBlock"/&gt;&lt;/w:pPr&gt;&lt;w:r&gt;&lt;w:t xml:space="preserve"&gt;  +--&amp;gt; reduce balance&lt;/w:t&gt;&lt;/w:r&gt;&lt;/w:p&gt;&lt;w:p&gt;&lt;w:pPr&gt;&lt;w:pStyle w:val="CodeBlock"/&gt;&lt;/w:pPr&gt;&lt;w:r&gt;&lt;w:t xml:space="preserve"&gt;  +--&amp;gt; complete account when balance reaches zero&lt;/w:t&gt;&lt;/w:r&gt;&lt;/w:p&gt;&lt;w:p&gt;&lt;w:pPr&gt;&lt;w:pStyle w:val="CodeBlock"/&gt;&lt;/w:pPr&gt;&lt;w:r&gt;&lt;w:t xml:space="preserve"&gt;  +--&amp;gt; create CustomerCredit for overpayment&lt;/w:t&gt;&lt;/w:r&gt;&lt;/w:p&gt;&lt;w:p&gt;&lt;w:pPr&gt;&lt;w:pStyle w:val="CodeBlock"/&gt;&lt;/w:pPr&gt;&lt;w:r&gt;&lt;w:t xml:space="preserve"&gt;  +--&amp;gt; write AuditLog&lt;/w:t&gt;&lt;/w:r&gt;&lt;/w:p&gt;&lt;w:p&gt;&lt;w:pPr&gt;&lt;w:pStyle w:val="CodeBlock"/&gt;&lt;/w:pPr&gt;&lt;w:r&gt;&lt;w:t xml:space="preserve"&gt;  |&lt;/w:t&gt;&lt;/w:r&gt;&lt;/w:p&gt;&lt;w:p&gt;&lt;w:pPr&gt;&lt;w:pStyle w:val="CodeBlock"/&gt;&lt;/w:pPr&gt;&lt;w:r&gt;&lt;w:t xml:space="preserve"&gt;  v&lt;/w:t&gt;&lt;/w:r&gt;&lt;/w:p&gt;&lt;w:p&gt;&lt;w:pPr&gt;&lt;w:pStyle w:val="CodeBlock"/&gt;&lt;/w:pPr&gt;&lt;w:r&gt;&lt;w:t xml:space="preserve"&gt;Confirm delivery&lt;/w:t&gt;&lt;/w:r&gt;&lt;/w:p&gt;&lt;w:p&gt;&lt;w:pPr&gt;&lt;w:pStyle w:val="CodeBlock"/&gt;&lt;/w:pPr&gt;&lt;w:r&gt;&lt;w:t xml:space="preserve"&gt;  |&lt;/w:t&gt;&lt;/w:r&gt;&lt;/w:p&gt;&lt;w:p&gt;&lt;w:pPr&gt;&lt;w:pStyle w:val="CodeBlock"/&gt;&lt;/w:pPr&gt;&lt;w:r&gt;&lt;w:t xml:space="preserve"&gt;  +--&amp;gt; fully paid account: any account manager may confirm&lt;/w:t&gt;&lt;/w:r&gt;&lt;/w:p&gt;&lt;w:p&gt;&lt;w:pPr&gt;&lt;w:pStyle w:val="CodeBlock"/&gt;&lt;/w:pPr&gt;&lt;w:r&gt;&lt;w:t xml:space="preserve"&gt;  +--&amp;gt; balance still owing: admin only, reason required,&lt;/w:t&gt;&lt;/w:r&gt;&lt;/w:p&gt;&lt;w:p&gt;&lt;w:pPr&gt;&lt;w:pStyle w:val="CodeBlock"/&gt;&lt;/w:pPr&gt;&lt;w:r&gt;&lt;w:t xml:space="preserve"&gt;  |      balanceAtDelivery recorded, account stays open and collectible&lt;/w:t&gt;&lt;/w:r&gt;&lt;/w:p&gt;&lt;w:p&gt;&lt;w:pPr&gt;&lt;w:pStyle w:val="CodeBlock"/&gt;&lt;/w:pPr&gt;&lt;w:r&gt;&lt;w:t xml:space="preserve"&gt;  |&lt;/w:t&gt;&lt;/w:r&gt;&lt;/w:p&gt;&lt;w:p&gt;&lt;w:pPr&gt;&lt;w:pStyle w:val="CodeBlock"/&gt;&lt;/w:pPr&gt;&lt;w:r&gt;&lt;w:t xml:space="preserve"&gt;  +--&amp;gt; deliveryStatus becomes DELIVERED&lt;/w:t&gt;&lt;/w:r&gt;&lt;/w:p&gt;&lt;w:p&gt;&lt;w:pPr&gt;&lt;w:pStyle w:val="CodeBlock"/&gt;&lt;/w:pPr&gt;&lt;w:r&gt;&lt;w:t xml:space="preserve"&gt;  +--&amp;gt; account leaves the procurement list&lt;/w:t&gt;&lt;/w:r&gt;&lt;/w:p&gt;</w:t>
             </w:r>
           </w:p>
         </w:tc>
@@ -4501,7 +4501,7 @@
               <w:pStyle w:val="TableText"/>
             </w:pPr>
             <w:r>
-              <w:t xml:space="preserve">Only after account is completed and balance is zero; revalidates account/customer/product screens.</w:t>
+              <w:t xml:space="preserve">Fully paid accounts are confirmed by any account manager. Delivering with a balance owing requires an admin role, an explicit opt-in, and a stored reason; it records balanceAtDelivery and leaves the account open. Revalidates account/customer/product screens.</w:t>
             </w:r>
           </w:p>
         </w:tc>
@@ -4529,7 +4529,15 @@
         <w:pStyle w:val="Normal"/>
       </w:pPr>
       <w:r>
-        <w:t xml:space="preserve">The procurement list is a computed view, not a separate table. It groups pending-delivery customer accounts by product when their payment progress reaches the effective procurement threshold. The current rule is at least 70% paid, including fully paid accounts that are not yet delivered. Once delivery is confirmed, the account stops contributing to procurement quantity.</w:t>
+        <w:t xml:space="preserve">The procurement list is a computed view, not a separate table. It groups pending-delivery customer accounts by product when their payment progress reaches the effective procurement threshold. The current rule is at least 70% paid, including fully paid accounts that are not yet delivered. An account stops contributing to procurement quantity once procurement is confirmed for it, or once delivery is confirmed.</w:t>
+      </w:r>
+    </w:p>
+    <w:p>
+      <w:pPr>
+        <w:pStyle w:val="Normal"/>
+      </w:pPr>
+      <w:r>
+        <w:t xml:space="preserve">Procurement confirmation records what was actually bought. An operator enters a quantity on the procurement tab or the product procurement page, and that many units are consumed from the queue, starting with the customers closest to finishing their plan. Confirmation is stored per account as procuredAt and procuredBy, so a partial purchase reduces the outstanding count by exactly the quantity entered and leaves the remainder on the list. Because procuredAt is part of the shared procurement query, the products tab, the sidebar attention badge, the procurement Excel export, the weekly report sheet and the reports module all reduce together. Confirming requires MANAGE_PRODUCTS, is audit logged with the requested and confirmed quantities, and is guarded so two operators cannot consume the same unit twice. Confirmed units appear under Bought, awaiting delivery on the product procurement page, where a mistaken confirmation can be undone.</w:t>
       </w:r>
     </w:p>
     <w:tbl>
@@ -4566,7 +4574,7 @@
               <w:pStyle w:val="TableText"/>
             </w:pPr>
             <w:r>
-              <w:t xml:space="preserve">&lt;w:p&gt;&lt;w:pPr&gt;&lt;w:pStyle w:val="DiagramTitle"/&gt;&lt;/w:pPr&gt;&lt;w:r&gt;&lt;w:rPr&gt;&lt;w:b/&gt;&lt;/w:rPr&gt;&lt;w:t xml:space="preserve"&gt;Diagram 5: Procurement Readiness Flow&lt;/w:t&gt;&lt;/w:r&gt;&lt;/w:p&gt;&lt;w:p&gt;&lt;w:pPr&gt;&lt;w:pStyle w:val="CodeBlock"/&gt;&lt;/w:pPr&gt;&lt;w:r&gt;&lt;w:t xml:space="preserve"&gt;CustomerAccount&lt;/w:t&gt;&lt;/w:r&gt;&lt;/w:p&gt;&lt;w:p&gt;&lt;w:pPr&gt;&lt;w:pStyle w:val="CodeBlock"/&gt;&lt;/w:pPr&gt;&lt;w:r&gt;&lt;w:t xml:space="preserve"&gt;  |&lt;/w:t&gt;&lt;/w:r&gt;&lt;/w:p&gt;&lt;w:p&gt;&lt;w:pPr&gt;&lt;w:pStyle w:val="CodeBlock"/&gt;&lt;/w:pPr&gt;&lt;w:r&gt;&lt;w:t xml:space="preserve"&gt;  +--&amp;gt; status in ACTIVE / COMPLETED / OVERDUE / DORMANT / PROBATION&lt;/w:t&gt;&lt;/w:r&gt;&lt;/w:p&gt;&lt;w:p&gt;&lt;w:pPr&gt;&lt;w:pStyle w:val="CodeBlock"/&gt;&lt;/w:pPr&gt;&lt;w:r&gt;&lt;w:t xml:space="preserve"&gt;  +--&amp;gt; deliveryStatus is PENDING&lt;/w:t&gt;&lt;/w:r&gt;&lt;/w:p&gt;&lt;w:p&gt;&lt;w:pPr&gt;&lt;w:pStyle w:val="CodeBlock"/&gt;&lt;/w:pPr&gt;&lt;w:r&gt;&lt;w:t xml:space="preserve"&gt;  +--&amp;gt; totalPaid / targetAmount &amp;gt;= 70%&lt;/w:t&gt;&lt;/w:r&gt;&lt;/w:p&gt;&lt;w:p&gt;&lt;w:pPr&gt;&lt;w:pStyle w:val="CodeBlock"/&gt;&lt;/w:pPr&gt;&lt;w:r&gt;&lt;w:t xml:space="preserve"&gt;  |&lt;/w:t&gt;&lt;/w:r&gt;&lt;/w:p&gt;&lt;w:p&gt;&lt;w:pPr&gt;&lt;w:pStyle w:val="CodeBlock"/&gt;&lt;/w:pPr&gt;&lt;w:r&gt;&lt;w:t xml:space="preserve"&gt;  v&lt;/w:t&gt;&lt;/w:r&gt;&lt;/w:p&gt;&lt;w:p&gt;&lt;w:pPr&gt;&lt;w:pStyle w:val="CodeBlock"/&gt;&lt;/w:pPr&gt;&lt;w:r&gt;&lt;w:t xml:space="preserve"&gt;Group by Product&lt;/w:t&gt;&lt;/w:r&gt;&lt;/w:p&gt;&lt;w:p&gt;&lt;w:pPr&gt;&lt;w:pStyle w:val="CodeBlock"/&gt;&lt;/w:pPr&gt;&lt;w:r&gt;&lt;w:t xml:space="preserve"&gt;  |&lt;/w:t&gt;&lt;/w:r&gt;&lt;/w:p&gt;&lt;w:p&gt;&lt;w:pPr&gt;&lt;w:pStyle w:val="CodeBlock"/&gt;&lt;/w:pPr&gt;&lt;w:r&gt;&lt;w:t xml:space="preserve"&gt;  +--&amp;gt; quantity = eligible accounts count&lt;/w:t&gt;&lt;/w:r&gt;&lt;/w:p&gt;&lt;w:p&gt;&lt;w:pPr&gt;&lt;w:pStyle w:val="CodeBlock"/&gt;&lt;/w:pPr&gt;&lt;w:r&gt;&lt;w:t xml:space="preserve"&gt;  +--&amp;gt; totalCost = quantity * (costPrice + transportCost)&lt;/w:t&gt;&lt;/w:r&gt;&lt;/w:p&gt;&lt;w:p&gt;&lt;w:pPr&gt;&lt;w:pStyle w:val="CodeBlock"/&gt;&lt;/w:pPr&gt;&lt;w:r&gt;&lt;w:t xml:space="preserve"&gt;  +--&amp;gt; averageProgress and highestProgress displayed&lt;/w:t&gt;&lt;/w:r&gt;&lt;/w:p&gt;&lt;w:p&gt;&lt;w:pPr&gt;&lt;w:pStyle w:val="CodeBlock"/&gt;&lt;/w:pPr&gt;&lt;w:r&gt;&lt;w:t xml:space="preserve"&gt;  |&lt;/w:t&gt;&lt;/w:r&gt;&lt;/w:p&gt;&lt;w:p&gt;&lt;w:pPr&gt;&lt;w:pStyle w:val="CodeBlock"/&gt;&lt;/w:pPr&gt;&lt;w:r&gt;&lt;w:t xml:space="preserve"&gt;  v&lt;/w:t&gt;&lt;/w:r&gt;&lt;/w:p&gt;&lt;w:p&gt;&lt;w:pPr&gt;&lt;w:pStyle w:val="CodeBlock"/&gt;&lt;/w:pPr&gt;&lt;w:r&gt;&lt;w:t xml:space="preserve"&gt;Products procurement tab + sidebar notification + weekly report sheet&lt;/w:t&gt;&lt;/w:r&gt;&lt;/w:p&gt;&lt;w:p&gt;&lt;w:pPr&gt;&lt;w:pStyle w:val="CodeBlock"/&gt;&lt;/w:pPr&gt;&lt;w:r&gt;&lt;w:t xml:space="preserve"&gt;  |&lt;/w:t&gt;&lt;/w:r&gt;&lt;/w:p&gt;&lt;w:p&gt;&lt;w:pPr&gt;&lt;w:pStyle w:val="CodeBlock"/&gt;&lt;/w:pPr&gt;&lt;w:r&gt;&lt;w:t xml:space="preserve"&gt;  v&lt;/w:t&gt;&lt;/w:r&gt;&lt;/w:p&gt;&lt;w:p&gt;&lt;w:pPr&gt;&lt;w:pStyle w:val="CodeBlock"/&gt;&lt;/w:pPr&gt;&lt;w:r&gt;&lt;w:t xml:space="preserve"&gt;Confirm delivery&lt;/w:t&gt;&lt;/w:r&gt;&lt;/w:p&gt;&lt;w:p&gt;&lt;w:pPr&gt;&lt;w:pStyle w:val="CodeBlock"/&gt;&lt;/w:pPr&gt;&lt;w:r&gt;&lt;w:t xml:space="preserve"&gt;  |&lt;/w:t&gt;&lt;/w:r&gt;&lt;/w:p&gt;&lt;w:p&gt;&lt;w:pPr&gt;&lt;w:pStyle w:val="CodeBlock"/&gt;&lt;/w:pPr&gt;&lt;w:r&gt;&lt;w:t xml:space="preserve"&gt;  +--&amp;gt; remove or reduce product from procurement list&lt;/w:t&gt;&lt;/w:r&gt;&lt;/w:p&gt;</w:t>
+              <w:t xml:space="preserve">&lt;w:p&gt;&lt;w:pPr&gt;&lt;w:pStyle w:val="DiagramTitle"/&gt;&lt;/w:pPr&gt;&lt;w:r&gt;&lt;w:rPr&gt;&lt;w:b/&gt;&lt;/w:rPr&gt;&lt;w:t xml:space="preserve"&gt;Diagram 5: Procurement Readiness Flow&lt;/w:t&gt;&lt;/w:r&gt;&lt;/w:p&gt;&lt;w:p&gt;&lt;w:pPr&gt;&lt;w:pStyle w:val="CodeBlock"/&gt;&lt;/w:pPr&gt;&lt;w:r&gt;&lt;w:t xml:space="preserve"&gt;CustomerAccount&lt;/w:t&gt;&lt;/w:r&gt;&lt;/w:p&gt;&lt;w:p&gt;&lt;w:pPr&gt;&lt;w:pStyle w:val="CodeBlock"/&gt;&lt;/w:pPr&gt;&lt;w:r&gt;&lt;w:t xml:space="preserve"&gt;  |&lt;/w:t&gt;&lt;/w:r&gt;&lt;/w:p&gt;&lt;w:p&gt;&lt;w:pPr&gt;&lt;w:pStyle w:val="CodeBlock"/&gt;&lt;/w:pPr&gt;&lt;w:r&gt;&lt;w:t xml:space="preserve"&gt;  +--&amp;gt; status in ACTIVE / COMPLETED / OVERDUE / DORMANT / PROBATION&lt;/w:t&gt;&lt;/w:r&gt;&lt;/w:p&gt;&lt;w:p&gt;&lt;w:pPr&gt;&lt;w:pStyle w:val="CodeBlock"/&gt;&lt;/w:pPr&gt;&lt;w:r&gt;&lt;w:t xml:space="preserve"&gt;  +--&amp;gt; deliveryStatus is PENDING&lt;/w:t&gt;&lt;/w:r&gt;&lt;/w:p&gt;&lt;w:p&gt;&lt;w:pPr&gt;&lt;w:pStyle w:val="CodeBlock"/&gt;&lt;/w:pPr&gt;&lt;w:r&gt;&lt;w:t xml:space="preserve"&gt;  +--&amp;gt; procuredAt is null&lt;/w:t&gt;&lt;/w:r&gt;&lt;/w:p&gt;&lt;w:p&gt;&lt;w:pPr&gt;&lt;w:pStyle w:val="CodeBlock"/&gt;&lt;/w:pPr&gt;&lt;w:r&gt;&lt;w:t xml:space="preserve"&gt;  +--&amp;gt; totalPaid / targetAmount &amp;gt;= 70%&lt;/w:t&gt;&lt;/w:r&gt;&lt;/w:p&gt;&lt;w:p&gt;&lt;w:pPr&gt;&lt;w:pStyle w:val="CodeBlock"/&gt;&lt;/w:pPr&gt;&lt;w:r&gt;&lt;w:t xml:space="preserve"&gt;  |&lt;/w:t&gt;&lt;/w:r&gt;&lt;/w:p&gt;&lt;w:p&gt;&lt;w:pPr&gt;&lt;w:pStyle w:val="CodeBlock"/&gt;&lt;/w:pPr&gt;&lt;w:r&gt;&lt;w:t xml:space="preserve"&gt;  v&lt;/w:t&gt;&lt;/w:r&gt;&lt;/w:p&gt;&lt;w:p&gt;&lt;w:pPr&gt;&lt;w:pStyle w:val="CodeBlock"/&gt;&lt;/w:pPr&gt;&lt;w:r&gt;&lt;w:t xml:space="preserve"&gt;Group by Product&lt;/w:t&gt;&lt;/w:r&gt;&lt;/w:p&gt;&lt;w:p&gt;&lt;w:pPr&gt;&lt;w:pStyle w:val="CodeBlock"/&gt;&lt;/w:pPr&gt;&lt;w:r&gt;&lt;w:t xml:space="preserve"&gt;  |&lt;/w:t&gt;&lt;/w:r&gt;&lt;/w:p&gt;&lt;w:p&gt;&lt;w:pPr&gt;&lt;w:pStyle w:val="CodeBlock"/&gt;&lt;/w:pPr&gt;&lt;w:r&gt;&lt;w:t xml:space="preserve"&gt;  +--&amp;gt; quantity = eligible accounts count&lt;/w:t&gt;&lt;/w:r&gt;&lt;/w:p&gt;&lt;w:p&gt;&lt;w:pPr&gt;&lt;w:pStyle w:val="CodeBlock"/&gt;&lt;/w:pPr&gt;&lt;w:r&gt;&lt;w:t xml:space="preserve"&gt;  +--&amp;gt; totalCost = quantity * (costPrice + transportCost)&lt;/w:t&gt;&lt;/w:r&gt;&lt;/w:p&gt;&lt;w:p&gt;&lt;w:pPr&gt;&lt;w:pStyle w:val="CodeBlock"/&gt;&lt;/w:pPr&gt;&lt;w:r&gt;&lt;w:t xml:space="preserve"&gt;  +--&amp;gt; averageProgress and highestProgress displayed&lt;/w:t&gt;&lt;/w:r&gt;&lt;/w:p&gt;&lt;w:p&gt;&lt;w:pPr&gt;&lt;w:pStyle w:val="CodeBlock"/&gt;&lt;/w:pPr&gt;&lt;w:r&gt;&lt;w:t xml:space="preserve"&gt;  |&lt;/w:t&gt;&lt;/w:r&gt;&lt;/w:p&gt;&lt;w:p&gt;&lt;w:pPr&gt;&lt;w:pStyle w:val="CodeBlock"/&gt;&lt;/w:pPr&gt;&lt;w:r&gt;&lt;w:t xml:space="preserve"&gt;  v&lt;/w:t&gt;&lt;/w:r&gt;&lt;/w:p&gt;&lt;w:p&gt;&lt;w:pPr&gt;&lt;w:pStyle w:val="CodeBlock"/&gt;&lt;/w:pPr&gt;&lt;w:r&gt;&lt;w:t xml:space="preserve"&gt;Products procurement tab + sidebar notification + weekly report sheet&lt;/w:t&gt;&lt;/w:r&gt;&lt;/w:p&gt;&lt;w:p&gt;&lt;w:pPr&gt;&lt;w:pStyle w:val="CodeBlock"/&gt;&lt;/w:pPr&gt;&lt;w:r&gt;&lt;w:t xml:space="preserve"&gt;  |&lt;/w:t&gt;&lt;/w:r&gt;&lt;/w:p&gt;&lt;w:p&gt;&lt;w:pPr&gt;&lt;w:pStyle w:val="CodeBlock"/&gt;&lt;/w:pPr&gt;&lt;w:r&gt;&lt;w:t xml:space="preserve"&gt;  v&lt;/w:t&gt;&lt;/w:r&gt;&lt;/w:p&gt;&lt;w:p&gt;&lt;w:pPr&gt;&lt;w:pStyle w:val="CodeBlock"/&gt;&lt;/w:pPr&gt;&lt;w:r&gt;&lt;w:t xml:space="preserve"&gt;Confirm procured quantity&lt;/w:t&gt;&lt;/w:r&gt;&lt;/w:p&gt;&lt;w:p&gt;&lt;w:pPr&gt;&lt;w:pStyle w:val="CodeBlock"/&gt;&lt;/w:pPr&gt;&lt;w:r&gt;&lt;w:t xml:space="preserve"&gt;  |&lt;/w:t&gt;&lt;/w:r&gt;&lt;/w:p&gt;&lt;w:p&gt;&lt;w:pPr&gt;&lt;w:pStyle w:val="CodeBlock"/&gt;&lt;/w:pPr&gt;&lt;w:r&gt;&lt;w:t xml:space="preserve"&gt;  +--&amp;gt; consumes that many units, highest paid % first&lt;/w:t&gt;&lt;/w:r&gt;&lt;/w:p&gt;&lt;w:p&gt;&lt;w:pPr&gt;&lt;w:pStyle w:val="CodeBlock"/&gt;&lt;/w:pPr&gt;&lt;w:r&gt;&lt;w:t xml:space="preserve"&gt;  +--&amp;gt; sets procuredAt / procuredBy on those accounts&lt;/w:t&gt;&lt;/w:r&gt;&lt;/w:p&gt;&lt;w:p&gt;&lt;w:pPr&gt;&lt;w:pStyle w:val="CodeBlock"/&gt;&lt;/w:pPr&gt;&lt;w:r&gt;&lt;w:t xml:space="preserve"&gt;  +--&amp;gt; reduces the buying list by exactly that quantity&lt;/w:t&gt;&lt;/w:r&gt;&lt;/w:p&gt;&lt;w:p&gt;&lt;w:pPr&gt;&lt;w:pStyle w:val="CodeBlock"/&gt;&lt;/w:pPr&gt;&lt;w:r&gt;&lt;w:t xml:space="preserve"&gt;  |&lt;/w:t&gt;&lt;/w:r&gt;&lt;/w:p&gt;&lt;w:p&gt;&lt;w:pPr&gt;&lt;w:pStyle w:val="CodeBlock"/&gt;&lt;/w:pPr&gt;&lt;w:r&gt;&lt;w:t xml:space="preserve"&gt;  v&lt;/w:t&gt;&lt;/w:r&gt;&lt;/w:p&gt;&lt;w:p&gt;&lt;w:pPr&gt;&lt;w:pStyle w:val="CodeBlock"/&gt;&lt;/w:pPr&gt;&lt;w:r&gt;&lt;w:t xml:space="preserve"&gt;Bought, awaiting delivery&lt;/w:t&gt;&lt;/w:r&gt;&lt;/w:p&gt;&lt;w:p&gt;&lt;w:pPr&gt;&lt;w:pStyle w:val="CodeBlock"/&gt;&lt;/w:pPr&gt;&lt;w:r&gt;&lt;w:t xml:space="preserve"&gt;  |&lt;/w:t&gt;&lt;/w:r&gt;&lt;/w:p&gt;&lt;w:p&gt;&lt;w:pPr&gt;&lt;w:pStyle w:val="CodeBlock"/&gt;&lt;/w:pPr&gt;&lt;w:r&gt;&lt;w:t xml:space="preserve"&gt;  +--&amp;gt; Undo returns the unit to the buying list&lt;/w:t&gt;&lt;/w:r&gt;&lt;/w:p&gt;&lt;w:p&gt;&lt;w:pPr&gt;&lt;w:pStyle w:val="CodeBlock"/&gt;&lt;/w:pPr&gt;&lt;w:r&gt;&lt;w:t xml:space="preserve"&gt;  +--&amp;gt; Confirm delivery on the account completes the handover&lt;/w:t&gt;&lt;/w:r&gt;&lt;/w:p&gt;</w:t>
             </w:r>
           </w:p>
         </w:tc>
@@ -4875,6 +4883,48 @@
               <w:pStyle w:val="TableText"/>
             </w:pPr>
             <w:r>
+              <w:t xml:space="preserve">Confirm procured</w:t>
+            </w:r>
+          </w:p>
+        </w:tc>
+        <w:tc>
+          <w:tcPr>
+            <w:tcW w:w="7060" w:type="dxa"/>
+            <w:vAlign w:val="top"/>
+            <w:tcMar>
+              <w:top w:w="80" w:type="dxa"/>
+              <w:left w:w="120" w:type="dxa"/>
+              <w:bottom w:w="80" w:type="dxa"/>
+              <w:right w:w="120" w:type="dxa"/>
+            </w:tcMar>
+          </w:tcPr>
+          <w:p>
+            <w:pPr>
+              <w:pStyle w:val="TableText"/>
+            </w:pPr>
+            <w:r>
+              <w:t xml:space="preserve">Operator enters the quantity actually bought. Units are consumed highest paid % first and leave the list immediately.</w:t>
+            </w:r>
+          </w:p>
+        </w:tc>
+      </w:tr>
+      <w:tr>
+        <w:tc>
+          <w:tcPr>
+            <w:tcW w:w="2300" w:type="dxa"/>
+            <w:vAlign w:val="top"/>
+            <w:tcMar>
+              <w:top w:w="80" w:type="dxa"/>
+              <w:left w:w="120" w:type="dxa"/>
+              <w:bottom w:w="80" w:type="dxa"/>
+              <w:right w:w="120" w:type="dxa"/>
+            </w:tcMar>
+          </w:tcPr>
+          <w:p>
+            <w:pPr>
+              <w:pStyle w:val="TableText"/>
+            </w:pPr>
+            <w:r>
               <w:t xml:space="preserve">Clearing rule</w:t>
             </w:r>
           </w:p>
@@ -4895,7 +4945,49 @@
               <w:pStyle w:val="TableText"/>
             </w:pPr>
             <w:r>
-              <w:t xml:space="preserve">Delivery confirmation changes deliveryStatus to DELIVERED; the account is excluded from procurement.</w:t>
+              <w:t xml:space="preserve">An account leaves procurement when procuredAt is set, or when delivery confirmation changes deliveryStatus to DELIVERED.</w:t>
+            </w:r>
+          </w:p>
+        </w:tc>
+      </w:tr>
+      <w:tr>
+        <w:tc>
+          <w:tcPr>
+            <w:tcW w:w="2300" w:type="dxa"/>
+            <w:vAlign w:val="top"/>
+            <w:tcMar>
+              <w:top w:w="80" w:type="dxa"/>
+              <w:left w:w="120" w:type="dxa"/>
+              <w:bottom w:w="80" w:type="dxa"/>
+              <w:right w:w="120" w:type="dxa"/>
+            </w:tcMar>
+          </w:tcPr>
+          <w:p>
+            <w:pPr>
+              <w:pStyle w:val="TableText"/>
+            </w:pPr>
+            <w:r>
+              <w:t xml:space="preserve">Undo</w:t>
+            </w:r>
+          </w:p>
+        </w:tc>
+        <w:tc>
+          <w:tcPr>
+            <w:tcW w:w="7060" w:type="dxa"/>
+            <w:vAlign w:val="top"/>
+            <w:tcMar>
+              <w:top w:w="80" w:type="dxa"/>
+              <w:left w:w="120" w:type="dxa"/>
+              <w:bottom w:w="80" w:type="dxa"/>
+              <w:right w:w="120" w:type="dxa"/>
+            </w:tcMar>
+          </w:tcPr>
+          <w:p>
+            <w:pPr>
+              <w:pStyle w:val="TableText"/>
+            </w:pPr>
+            <w:r>
+              <w:t xml:space="preserve">Clears procuredAt/procuredBy and returns the unit to the buying list, for confirmations entered in error.</w:t>
             </w:r>
           </w:p>
         </w:tc>
@@ -6297,7 +6389,7 @@
               <w:pStyle w:val="TableText"/>
             </w:pPr>
             <w:r>
-              <w:t xml:space="preserve">Admin-only floating chat bubble; route calls OpenAI only when OPENAI_API_KEY is configured.</w:t>
+              <w:t xml:space="preserve">Admin-only floating chat bubble; route calls Groq chat completions only when GROQ_API_KEY is configured.</w:t>
             </w:r>
           </w:p>
         </w:tc>
@@ -7990,7 +8082,7 @@
         <w:pStyle w:val="Normal"/>
       </w:pPr>
       <w:r>
-        <w:t xml:space="preserve">Environment variable names used by the system include DATABASE_URL, AUTH_SECRET, AUTH_URL, OPENAI_API_KEY, and OPENAI_MODEL. Values are intentionally omitted from this document.</w:t>
+        <w:t xml:space="preserve">Environment variable names used by the system include DATABASE_URL, AUTH_SECRET, AUTH_URL, GROQ_API_KEY, GROQ_MODEL, MNOTIFY_API_KEY, MNOTIFY_SENDER_ID, and CRON_SECRET. Values are intentionally omitted from this document.</w:t>
       </w:r>
     </w:p>
     <w:p>
@@ -8395,7 +8487,15 @@
         <w:pStyle w:val="Normal"/>
       </w:pPr>
       <w:r>
-        <w:t xml:space="preserve">Super administrators configure five database-backed message templates on Settings &gt; SMS: Salary payment, Customer welcome, 70% progress, Missed payment, and Weekly payment summary. The page lists the placeholders permitted for each event, renders a sample preview, validates a 612-character maximum, and can restore all defaults. Saved templates apply to newly queued messages; existing queue rows keep their original message snapshot. Salary resolves to the staff member on the salary payment. Customer templates resolve to the qualifying customer. Invalid or missing phone numbers fail visibly and are never sent to a fallback recipient.</w:t>
+        <w:t xml:space="preserve">Super administrators configure six database-backed message templates on Settings &gt; SMS: Salary payment, Customer welcome, 70% progress, Missed payment, Weekly summary - target met, and Weekly summary - below target. The page lists the placeholders permitted for each event, renders a sample preview, validates a 612-character maximum, and can restore all defaults. Saved templates apply to newly queued messages; existing queue rows keep their original message snapshot. Salary resolves to the staff member on the salary payment. Customer templates resolve to the qualifying customer. A customer or staff member with no usable phone number is skipped entirely: no message is queued, none is attempted, and nothing is sent to a fallback recipient.</w:t>
+      </w:r>
+    </w:p>
+    <w:p>
+      <w:pPr>
+        <w:pStyle w:val="Normal"/>
+      </w:pPr>
+      <w:r>
+        <w:t xml:space="preserve">The weekly summary has two wordings and the system picks one per customer. The expected weekly amount is the daily amount of every plan that customer is still collecting on, multiplied by seven. Paying at or above that amount sends the target-met wording. Paying less sends the below-target wording, which carries the expected amount and the shortfall and refers the customer to their assigned staff member. The praise wording is therefore never sent to a customer who fell short. The comparison is performed in pesewas so floating-point noise cannot turn an exact week into a shortfall, and a customer with no collecting plan counts as on target.</w:t>
       </w:r>
     </w:p>
     <w:p>
@@ -8427,7 +8527,7 @@
         <w:pStyle w:val="Normal"/>
       </w:pPr>
       <w:r>
-        <w:t xml:space="preserve">Active and overdue accounts with a positive balance qualify for reminders after seven full days without payment, and at most once per unpaid week thereafter. The later of account start, latest payment date and latest payment entry time anchors the interval. Backdated entries restart it. Other lifecycle statuses are excluded. The Missed payment template supports staffName, resolved to the first name of the staff member assigned to that customer. The protected /api/cron/sms-notifications job runs at 09:00 UTC daily, queues reminders and dispatches up to 100 messages in groups of five. Authenticated activity and qualifying mutations also dispatch pending messages. Monitor backlog and schedule more frequent runs if volume requires it.</w:t>
+        <w:t xml:space="preserve">Active and overdue accounts with a positive balance qualify for reminders after fourteen full days (two weeks) without payment, and at most once per further two-week period thereafter, so the sequence is day 14, day 28, day 42. The later of account start, latest payment date and latest payment entry time anchors the interval. Backdated entries restart it. Other lifecycle statuses are excluded. The Missed payment template supports staffName, resolved to the first name of the staff member assigned to that customer. The protected /api/cron/sms-notifications job runs at 09:00 UTC daily, queues reminders and dispatches up to 100 messages in groups of five. Authenticated activity and qualifying mutations also dispatch pending messages. Monitor backlog and schedule more frequent runs if volume requires it.</w:t>
       </w:r>
     </w:p>
     <w:p>

--- a/docs/GLV_System_Documentation.docx
+++ b/docs/GLV_System_Documentation.docx
@@ -968,7 +968,7 @@
               <w:pStyle w:val="TableText"/>
             </w:pPr>
             <w:r>
-              <w:t xml:space="preserve">Shared business logic for auth config, reports, lifecycle, procurement, account creation, payment recording, settings, permissions, and utilities.</w:t>
+              <w:t xml:space="preserve">Shared business logic for auth config, reports, lifecycle, procurement, account creation, payment recording, settings, permissions, and utilities. lib/prisma.ts exports a lazy proxy so a build needs no database credentials.</w:t>
             </w:r>
           </w:p>
         </w:tc>

--- a/docs/GLV_System_Documentation.docx
+++ b/docs/GLV_System_Documentation.docx
@@ -157,7 +157,7 @@
               <w:pStyle w:val="TableText"/>
             </w:pPr>
             <w:r>
-              <w:t xml:space="preserve">September 14, 2026</w:t>
+              <w:t xml:space="preserve">September 17, 2026</w:t>
             </w:r>
           </w:p>
         </w:tc>
@@ -477,7 +477,7 @@
               <w:pStyle w:val="TableText"/>
             </w:pPr>
             <w:r>
-              <w:t xml:space="preserve">Shows products that should be bought when linked accounts reach at least 70% paid, including fully paid but undelivered accounts.</w:t>
+              <w:t xml:space="preserve">Shows products that should be bought when linked accounts reach at least 70% paid, including fully paid but undelivered accounts. Operators confirm the quantity actually bought and those units leave the list.</w:t>
             </w:r>
           </w:p>
         </w:tc>
@@ -618,7 +618,7 @@
               <w:pStyle w:val="TableText"/>
             </w:pPr>
             <w:r>
-              <w:t xml:space="preserve">&lt;w:p&gt;&lt;w:pPr&gt;&lt;w:pStyle w:val="DiagramTitle"/&gt;&lt;/w:pPr&gt;&lt;w:r&gt;&lt;w:rPr&gt;&lt;w:b/&gt;&lt;/w:rPr&gt;&lt;w:t xml:space="preserve"&gt;Diagram 1: System Architecture&lt;/w:t&gt;&lt;/w:r&gt;&lt;/w:p&gt;&lt;w:p&gt;&lt;w:pPr&gt;&lt;w:pStyle w:val="CodeBlock"/&gt;&lt;/w:pPr&gt;&lt;w:r&gt;&lt;w:t xml:space="preserve"&gt;User Browser&lt;/w:t&gt;&lt;/w:r&gt;&lt;/w:p&gt;&lt;w:p&gt;&lt;w:pPr&gt;&lt;w:pStyle w:val="CodeBlock"/&gt;&lt;/w:pPr&gt;&lt;w:r&gt;&lt;w:t xml:space="preserve"&gt;   |&lt;/w:t&gt;&lt;/w:r&gt;&lt;/w:p&gt;&lt;w:p&gt;&lt;w:pPr&gt;&lt;w:pStyle w:val="CodeBlock"/&gt;&lt;/w:pPr&gt;&lt;w:r&gt;&lt;w:t xml:space="preserve"&gt;   v&lt;/w:t&gt;&lt;/w:r&gt;&lt;/w:p&gt;&lt;w:p&gt;&lt;w:pPr&gt;&lt;w:pStyle w:val="CodeBlock"/&gt;&lt;/w:pPr&gt;&lt;w:r&gt;&lt;w:t xml:space="preserve"&gt;Next.js App Router pages and layouts&lt;/w:t&gt;&lt;/w:r&gt;&lt;/w:p&gt;&lt;w:p&gt;&lt;w:pPr&gt;&lt;w:pStyle w:val="CodeBlock"/&gt;&lt;/w:pPr&gt;&lt;w:r&gt;&lt;w:t xml:space="preserve"&gt;   |&lt;/w:t&gt;&lt;/w:r&gt;&lt;/w:p&gt;&lt;w:p&gt;&lt;w:pPr&gt;&lt;w:pStyle w:val="CodeBlock"/&gt;&lt;/w:pPr&gt;&lt;w:r&gt;&lt;w:t xml:space="preserve"&gt;   +--&amp;gt; Server Components read Prisma data for pages&lt;/w:t&gt;&lt;/w:r&gt;&lt;/w:p&gt;&lt;w:p&gt;&lt;w:pPr&gt;&lt;w:pStyle w:val="CodeBlock"/&gt;&lt;/w:pPr&gt;&lt;w:r&gt;&lt;w:t xml:space="preserve"&gt;   +--&amp;gt; Server Actions mutate customers, accounts, payments, products, staff, settings&lt;/w:t&gt;&lt;/w:r&gt;&lt;/w:p&gt;&lt;w:p&gt;&lt;w:pPr&gt;&lt;w:pStyle w:val="CodeBlock"/&gt;&lt;/w:pPr&gt;&lt;w:r&gt;&lt;w:t xml:space="preserve"&gt;   +--&amp;gt; Route Handlers expose auth, notifications, weekly export, health, AI support&lt;/w:t&gt;&lt;/w:r&gt;&lt;/w:p&gt;&lt;w:p&gt;&lt;w:pPr&gt;&lt;w:pStyle w:val="CodeBlock"/&gt;&lt;/w:pPr&gt;&lt;w:r&gt;&lt;w:t xml:space="preserve"&gt;   |&lt;/w:t&gt;&lt;/w:r&gt;&lt;/w:p&gt;&lt;w:p&gt;&lt;w:pPr&gt;&lt;w:pStyle w:val="CodeBlock"/&gt;&lt;/w:pPr&gt;&lt;w:r&gt;&lt;w:t xml:space="preserve"&gt;   v&lt;/w:t&gt;&lt;/w:r&gt;&lt;/w:p&gt;&lt;w:p&gt;&lt;w:pPr&gt;&lt;w:pStyle w:val="CodeBlock"/&gt;&lt;/w:pPr&gt;&lt;w:r&gt;&lt;w:t xml:space="preserve"&gt;Auth.js v5 session and route authorization&lt;/w:t&gt;&lt;/w:r&gt;&lt;/w:p&gt;&lt;w:p&gt;&lt;w:pPr&gt;&lt;w:pStyle w:val="CodeBlock"/&gt;&lt;/w:pPr&gt;&lt;w:r&gt;&lt;w:t xml:space="preserve"&gt;   |&lt;/w:t&gt;&lt;/w:r&gt;&lt;/w:p&gt;&lt;w:p&gt;&lt;w:pPr&gt;&lt;w:pStyle w:val="CodeBlock"/&gt;&lt;/w:pPr&gt;&lt;w:r&gt;&lt;w:t xml:space="preserve"&gt;   v&lt;/w:t&gt;&lt;/w:r&gt;&lt;/w:p&gt;&lt;w:p&gt;&lt;w:pPr&gt;&lt;w:pStyle w:val="CodeBlock"/&gt;&lt;/w:pPr&gt;&lt;w:r&gt;&lt;w:t xml:space="preserve"&gt;Prisma Client / Neon Postgres&lt;/w:t&gt;&lt;/w:r&gt;&lt;/w:p&gt;&lt;w:p&gt;&lt;w:pPr&gt;&lt;w:pStyle w:val="CodeBlock"/&gt;&lt;/w:pPr&gt;&lt;w:r&gt;&lt;w:t xml:space="preserve"&gt;   |&lt;/w:t&gt;&lt;/w:r&gt;&lt;/w:p&gt;&lt;w:p&gt;&lt;w:pPr&gt;&lt;w:pStyle w:val="CodeBlock"/&gt;&lt;/w:pPr&gt;&lt;w:r&gt;&lt;w:t xml:space="preserve"&gt;   +--&amp;gt; AuditLog records important business changes&lt;/w:t&gt;&lt;/w:r&gt;&lt;/w:p&gt;&lt;w:p&gt;&lt;w:pPr&gt;&lt;w:pStyle w:val="CodeBlock"/&gt;&lt;/w:pPr&gt;&lt;w:r&gt;&lt;w:t xml:space="preserve"&gt;   +--&amp;gt; Weekly Excel export composes data with ExcelJS&lt;/w:t&gt;&lt;/w:r&gt;&lt;/w:p&gt;&lt;w:p&gt;&lt;w:pPr&gt;&lt;w:pStyle w:val="CodeBlock"/&gt;&lt;/w:pPr&gt;&lt;w:r&gt;&lt;w:t xml:space="preserve"&gt;   +--&amp;gt; AI Support route optionally calls OpenAI when configured&lt;/w:t&gt;&lt;/w:r&gt;&lt;/w:p&gt;</w:t>
+              <w:t xml:space="preserve">&lt;w:p&gt;&lt;w:pPr&gt;&lt;w:pStyle w:val="DiagramTitle"/&gt;&lt;/w:pPr&gt;&lt;w:r&gt;&lt;w:rPr&gt;&lt;w:b/&gt;&lt;/w:rPr&gt;&lt;w:t xml:space="preserve"&gt;Diagram 1: System Architecture&lt;/w:t&gt;&lt;/w:r&gt;&lt;/w:p&gt;&lt;w:p&gt;&lt;w:pPr&gt;&lt;w:pStyle w:val="CodeBlock"/&gt;&lt;/w:pPr&gt;&lt;w:r&gt;&lt;w:t xml:space="preserve"&gt;User Browser&lt;/w:t&gt;&lt;/w:r&gt;&lt;/w:p&gt;&lt;w:p&gt;&lt;w:pPr&gt;&lt;w:pStyle w:val="CodeBlock"/&gt;&lt;/w:pPr&gt;&lt;w:r&gt;&lt;w:t xml:space="preserve"&gt;   |&lt;/w:t&gt;&lt;/w:r&gt;&lt;/w:p&gt;&lt;w:p&gt;&lt;w:pPr&gt;&lt;w:pStyle w:val="CodeBlock"/&gt;&lt;/w:pPr&gt;&lt;w:r&gt;&lt;w:t xml:space="preserve"&gt;   v&lt;/w:t&gt;&lt;/w:r&gt;&lt;/w:p&gt;&lt;w:p&gt;&lt;w:pPr&gt;&lt;w:pStyle w:val="CodeBlock"/&gt;&lt;/w:pPr&gt;&lt;w:r&gt;&lt;w:t xml:space="preserve"&gt;Next.js App Router pages and layouts&lt;/w:t&gt;&lt;/w:r&gt;&lt;/w:p&gt;&lt;w:p&gt;&lt;w:pPr&gt;&lt;w:pStyle w:val="CodeBlock"/&gt;&lt;/w:pPr&gt;&lt;w:r&gt;&lt;w:t xml:space="preserve"&gt;   |&lt;/w:t&gt;&lt;/w:r&gt;&lt;/w:p&gt;&lt;w:p&gt;&lt;w:pPr&gt;&lt;w:pStyle w:val="CodeBlock"/&gt;&lt;/w:pPr&gt;&lt;w:r&gt;&lt;w:t xml:space="preserve"&gt;   +--&amp;gt; Server Components read Prisma data for pages&lt;/w:t&gt;&lt;/w:r&gt;&lt;/w:p&gt;&lt;w:p&gt;&lt;w:pPr&gt;&lt;w:pStyle w:val="CodeBlock"/&gt;&lt;/w:pPr&gt;&lt;w:r&gt;&lt;w:t xml:space="preserve"&gt;   +--&amp;gt; Server Actions mutate customers, accounts, payments, products, staff, settings&lt;/w:t&gt;&lt;/w:r&gt;&lt;/w:p&gt;&lt;w:p&gt;&lt;w:pPr&gt;&lt;w:pStyle w:val="CodeBlock"/&gt;&lt;/w:pPr&gt;&lt;w:r&gt;&lt;w:t xml:space="preserve"&gt;   +--&amp;gt; Route Handlers expose auth, notifications, weekly export, health, AI support&lt;/w:t&gt;&lt;/w:r&gt;&lt;/w:p&gt;&lt;w:p&gt;&lt;w:pPr&gt;&lt;w:pStyle w:val="CodeBlock"/&gt;&lt;/w:pPr&gt;&lt;w:r&gt;&lt;w:t xml:space="preserve"&gt;   |&lt;/w:t&gt;&lt;/w:r&gt;&lt;/w:p&gt;&lt;w:p&gt;&lt;w:pPr&gt;&lt;w:pStyle w:val="CodeBlock"/&gt;&lt;/w:pPr&gt;&lt;w:r&gt;&lt;w:t xml:space="preserve"&gt;   v&lt;/w:t&gt;&lt;/w:r&gt;&lt;/w:p&gt;&lt;w:p&gt;&lt;w:pPr&gt;&lt;w:pStyle w:val="CodeBlock"/&gt;&lt;/w:pPr&gt;&lt;w:r&gt;&lt;w:t xml:space="preserve"&gt;Auth.js v5 session and route authorization&lt;/w:t&gt;&lt;/w:r&gt;&lt;/w:p&gt;&lt;w:p&gt;&lt;w:pPr&gt;&lt;w:pStyle w:val="CodeBlock"/&gt;&lt;/w:pPr&gt;&lt;w:r&gt;&lt;w:t xml:space="preserve"&gt;   |&lt;/w:t&gt;&lt;/w:r&gt;&lt;/w:p&gt;&lt;w:p&gt;&lt;w:pPr&gt;&lt;w:pStyle w:val="CodeBlock"/&gt;&lt;/w:pPr&gt;&lt;w:r&gt;&lt;w:t xml:space="preserve"&gt;   v&lt;/w:t&gt;&lt;/w:r&gt;&lt;/w:p&gt;&lt;w:p&gt;&lt;w:pPr&gt;&lt;w:pStyle w:val="CodeBlock"/&gt;&lt;/w:pPr&gt;&lt;w:r&gt;&lt;w:t xml:space="preserve"&gt;Prisma Client / Neon Postgres&lt;/w:t&gt;&lt;/w:r&gt;&lt;/w:p&gt;&lt;w:p&gt;&lt;w:pPr&gt;&lt;w:pStyle w:val="CodeBlock"/&gt;&lt;/w:pPr&gt;&lt;w:r&gt;&lt;w:t xml:space="preserve"&gt;   |&lt;/w:t&gt;&lt;/w:r&gt;&lt;/w:p&gt;&lt;w:p&gt;&lt;w:pPr&gt;&lt;w:pStyle w:val="CodeBlock"/&gt;&lt;/w:pPr&gt;&lt;w:r&gt;&lt;w:t xml:space="preserve"&gt;   +--&amp;gt; AuditLog records important business changes&lt;/w:t&gt;&lt;/w:r&gt;&lt;/w:p&gt;&lt;w:p&gt;&lt;w:pPr&gt;&lt;w:pStyle w:val="CodeBlock"/&gt;&lt;/w:pPr&gt;&lt;w:r&gt;&lt;w:t xml:space="preserve"&gt;   +--&amp;gt; Weekly Excel export composes data with ExcelJS&lt;/w:t&gt;&lt;/w:r&gt;&lt;/w:p&gt;&lt;w:p&gt;&lt;w:pPr&gt;&lt;w:pStyle w:val="CodeBlock"/&gt;&lt;/w:pPr&gt;&lt;w:r&gt;&lt;w:t xml:space="preserve"&gt;   +--&amp;gt; AI Support route optionally calls Groq when configured&lt;/w:t&gt;&lt;/w:r&gt;&lt;/w:p&gt;</w:t>
             </w:r>
           </w:p>
         </w:tc>
@@ -782,7 +782,7 @@
               <w:pStyle w:val="TableText"/>
             </w:pPr>
             <w:r>
-              <w:t xml:space="preserve">Protected layout, sidebar navigation, role-specific menu visibility, notification badges, admin AI support bubble.</w:t>
+              <w:t xml:space="preserve">Protected layout, sidebar navigation, role-specific menu visibility, notification badges, admin AI support bubble. The former floating calculator widget has been removed.</w:t>
             </w:r>
           </w:p>
         </w:tc>
@@ -968,7 +968,7 @@
               <w:pStyle w:val="TableText"/>
             </w:pPr>
             <w:r>
-              <w:t xml:space="preserve">Shared business logic for auth config, reports, lifecycle, procurement, account creation, payment recording, settings, permissions, and utilities.</w:t>
+              <w:t xml:space="preserve">Shared business logic for auth config, reports, lifecycle, procurement, account creation, payment recording, settings, permissions, and utilities. lib/prisma.ts exports a lazy proxy so a build needs no database credentials.</w:t>
             </w:r>
           </w:p>
         </w:tc>
@@ -1623,7 +1623,7 @@
               <w:pStyle w:val="TableText"/>
             </w:pPr>
             <w:r>
-              <w:t xml:space="preserve">targetAmount, dailyAmount, totalPaid, balance, status, deliveryStatus, deliveredAt</w:t>
+              <w:t xml:space="preserve">targetAmount, dailyAmount, totalPaid, balance, status, deliveryStatus, deliveredAt, deliveredWithBalance, balanceAtDelivery, deliveryNote, procuredAt, procuredBy</w:t>
             </w:r>
           </w:p>
         </w:tc>
@@ -2237,7 +2237,7 @@
               <w:pStyle w:val="TableText"/>
             </w:pPr>
             <w:r>
-              <w:t xml:space="preserve">Allows account creation/correction/delivery operations beyond assigned ownership.</w:t>
+              <w:t xml:space="preserve">Allows account creation/correction/delivery operations beyond assigned ownership. Delivering before a plan is fully paid additionally requires an admin role.</w:t>
             </w:r>
           </w:p>
         </w:tc>
@@ -2363,7 +2363,7 @@
               <w:pStyle w:val="TableText"/>
             </w:pPr>
             <w:r>
-              <w:t xml:space="preserve">Allows product catalog and procurement module access.</w:t>
+              <w:t xml:space="preserve">Allows product catalog access, the procurement module, and confirming procured quantities.</w:t>
             </w:r>
           </w:p>
         </w:tc>
@@ -3330,7 +3330,7 @@
               <w:pStyle w:val="TableText"/>
             </w:pPr>
             <w:r>
-              <w:t xml:space="preserve">/products?tab=procurement</w:t>
+              <w:t xml:space="preserve">/products?tab=procurement and /products/procurement/[productId]</w:t>
             </w:r>
           </w:p>
         </w:tc>
@@ -3350,7 +3350,7 @@
               <w:pStyle w:val="TableText"/>
             </w:pPr>
             <w:r>
-              <w:t xml:space="preserve">Readiness list for products with accounts at least 70% paid and still pending delivery.</w:t>
+              <w:t xml:space="preserve">Buying list for products with accounts at least 70% paid and still pending delivery, with per-quantity procurement confirmation and an undo path.</w:t>
             </w:r>
           </w:p>
         </w:tc>
@@ -3702,7 +3702,7 @@
               <w:pStyle w:val="TableText"/>
             </w:pPr>
             <w:r>
-              <w:t xml:space="preserve">/settings, /settings/legal</w:t>
+              <w:t xml:space="preserve">/settings?tab=..., /settings/legal, /settings/sms</w:t>
             </w:r>
           </w:p>
         </w:tc>
@@ -3722,7 +3722,7 @@
               <w:pStyle w:val="TableText"/>
             </w:pPr>
             <w:r>
-              <w:t xml:space="preserve">Admin control panel for company, layaway, payroll, security, legal templates, addressed terms, customer communications, theme, and system metadata.</w:t>
+              <w:t xml:space="preserve">Super Admin control panel organised as tabs (Company, Business Rules, Payroll, Notifications, Security, Appearance, Product Categories, Data and System). Each tab saves only its own fields.</w:t>
             </w:r>
           </w:p>
         </w:tc>
@@ -3826,7 +3826,7 @@
               <w:pStyle w:val="TableText"/>
             </w:pPr>
             <w:r>
-              <w:t xml:space="preserve">/api/support/assistant, components/ai-support-chat.tsx</w:t>
+              <w:t xml:space="preserve">/api/support/assistant, lib/ai-support.ts, components/ai-support-chat.tsx</w:t>
             </w:r>
           </w:p>
         </w:tc>
@@ -3846,7 +3846,7 @@
               <w:pStyle w:val="TableText"/>
             </w:pPr>
             <w:r>
-              <w:t xml:space="preserve">Admin-only optional OpenAI support assistant for GLV workflows.</w:t>
+              <w:t xml:space="preserve">Admin-only Groq-backed support assistant for GLV workflows, with model fallback when a hosted model is retired.</w:t>
             </w:r>
           </w:p>
         </w:tc>
@@ -3965,7 +3965,7 @@
               <w:pStyle w:val="TableText"/>
             </w:pPr>
             <w:r>
-              <w:t xml:space="preserve">&lt;w:p&gt;&lt;w:pPr&gt;&lt;w:pStyle w:val="DiagramTitle"/&gt;&lt;/w:pPr&gt;&lt;w:r&gt;&lt;w:rPr&gt;&lt;w:b/&gt;&lt;/w:rPr&gt;&lt;w:t xml:space="preserve"&gt;Diagram 4: Customer Account Lifecycle&lt;/w:t&gt;&lt;/w:r&gt;&lt;/w:p&gt;&lt;w:p&gt;&lt;w:pPr&gt;&lt;w:pStyle w:val="CodeBlock"/&gt;&lt;/w:pPr&gt;&lt;w:r&gt;&lt;w:t xml:space="preserve"&gt;Create customer&lt;/w:t&gt;&lt;/w:r&gt;&lt;/w:p&gt;&lt;w:p&gt;&lt;w:pPr&gt;&lt;w:pStyle w:val="CodeBlock"/&gt;&lt;/w:pPr&gt;&lt;w:r&gt;&lt;w:t xml:space="preserve"&gt;  |&lt;/w:t&gt;&lt;/w:r&gt;&lt;/w:p&gt;&lt;w:p&gt;&lt;w:pPr&gt;&lt;w:pStyle w:val="CodeBlock"/&gt;&lt;/w:pPr&gt;&lt;w:r&gt;&lt;w:t xml:space="preserve"&gt;  +--&amp;gt; assign staff and generate customer ID&lt;/w:t&gt;&lt;/w:r&gt;&lt;/w:p&gt;&lt;w:p&gt;&lt;w:pPr&gt;&lt;w:pStyle w:val="CodeBlock"/&gt;&lt;/w:pPr&gt;&lt;w:r&gt;&lt;w:t xml:space="preserve"&gt;  |&lt;/w:t&gt;&lt;/w:r&gt;&lt;/w:p&gt;&lt;w:p&gt;&lt;w:pPr&gt;&lt;w:pStyle w:val="CodeBlock"/&gt;&lt;/w:pPr&gt;&lt;w:r&gt;&lt;w:t xml:space="preserve"&gt;  v&lt;/w:t&gt;&lt;/w:r&gt;&lt;/w:p&gt;&lt;w:p&gt;&lt;w:pPr&gt;&lt;w:pStyle w:val="CodeBlock"/&gt;&lt;/w:pPr&gt;&lt;w:r&gt;&lt;w:t xml:space="preserve"&gt;Create product account&lt;/w:t&gt;&lt;/w:r&gt;&lt;/w:p&gt;&lt;w:p&gt;&lt;w:pPr&gt;&lt;w:pStyle w:val="CodeBlock"/&gt;&lt;/w:pPr&gt;&lt;w:r&gt;&lt;w:t xml:space="preserve"&gt;  |&lt;/w:t&gt;&lt;/w:r&gt;&lt;/w:p&gt;&lt;w:p&gt;&lt;w:pPr&gt;&lt;w:pStyle w:val="CodeBlock"/&gt;&lt;/w:pPr&gt;&lt;w:r&gt;&lt;w:t xml:space="preserve"&gt;  +--&amp;gt; product sets target amount, daily amount, duration, expected end date&lt;/w:t&gt;&lt;/w:r&gt;&lt;/w:p&gt;&lt;w:p&gt;&lt;w:pPr&gt;&lt;w:pStyle w:val="CodeBlock"/&gt;&lt;/w:pPr&gt;&lt;w:r&gt;&lt;w:t xml:space="preserve"&gt;  |&lt;/w:t&gt;&lt;/w:r&gt;&lt;/w:p&gt;&lt;w:p&gt;&lt;w:pPr&gt;&lt;w:pStyle w:val="CodeBlock"/&gt;&lt;/w:pPr&gt;&lt;w:r&gt;&lt;w:t xml:space="preserve"&gt;  v&lt;/w:t&gt;&lt;/w:r&gt;&lt;/w:p&gt;&lt;w:p&gt;&lt;w:pPr&gt;&lt;w:pStyle w:val="CodeBlock"/&gt;&lt;/w:pPr&gt;&lt;w:r&gt;&lt;w:t xml:space="preserve"&gt;Record installment payment&lt;/w:t&gt;&lt;/w:r&gt;&lt;/w:p&gt;&lt;w:p&gt;&lt;w:pPr&gt;&lt;w:pStyle w:val="CodeBlock"/&gt;&lt;/w:pPr&gt;&lt;w:r&gt;&lt;w:t xml:space="preserve"&gt;  |&lt;/w:t&gt;&lt;/w:r&gt;&lt;/w:p&gt;&lt;w:p&gt;&lt;w:pPr&gt;&lt;w:pStyle w:val="CodeBlock"/&gt;&lt;/w:pPr&gt;&lt;w:r&gt;&lt;w:t xml:space="preserve"&gt;  +--&amp;gt; generate receipt&lt;/w:t&gt;&lt;/w:r&gt;&lt;/w:p&gt;&lt;w:p&gt;&lt;w:pPr&gt;&lt;w:pStyle w:val="CodeBlock"/&gt;&lt;/w:pPr&gt;&lt;w:r&gt;&lt;w:t xml:space="preserve"&gt;  +--&amp;gt; increase totalPaid&lt;/w:t&gt;&lt;/w:r&gt;&lt;/w:p&gt;&lt;w:p&gt;&lt;w:pPr&gt;&lt;w:pStyle w:val="CodeBlock"/&gt;&lt;/w:pPr&gt;&lt;w:r&gt;&lt;w:t xml:space="preserve"&gt;  +--&amp;gt; reduce balance&lt;/w:t&gt;&lt;/w:r&gt;&lt;/w:p&gt;&lt;w:p&gt;&lt;w:pPr&gt;&lt;w:pStyle w:val="CodeBlock"/&gt;&lt;/w:pPr&gt;&lt;w:r&gt;&lt;w:t xml:space="preserve"&gt;  +--&amp;gt; complete account when balance reaches zero&lt;/w:t&gt;&lt;/w:r&gt;&lt;/w:p&gt;&lt;w:p&gt;&lt;w:pPr&gt;&lt;w:pStyle w:val="CodeBlock"/&gt;&lt;/w:pPr&gt;&lt;w:r&gt;&lt;w:t xml:space="preserve"&gt;  +--&amp;gt; create CustomerCredit for overpayment&lt;/w:t&gt;&lt;/w:r&gt;&lt;/w:p&gt;&lt;w:p&gt;&lt;w:pPr&gt;&lt;w:pStyle w:val="CodeBlock"/&gt;&lt;/w:pPr&gt;&lt;w:r&gt;&lt;w:t xml:space="preserve"&gt;  +--&amp;gt; write AuditLog&lt;/w:t&gt;&lt;/w:r&gt;&lt;/w:p&gt;&lt;w:p&gt;&lt;w:pPr&gt;&lt;w:pStyle w:val="CodeBlock"/&gt;&lt;/w:pPr&gt;&lt;w:r&gt;&lt;w:t xml:space="preserve"&gt;  |&lt;/w:t&gt;&lt;/w:r&gt;&lt;/w:p&gt;&lt;w:p&gt;&lt;w:pPr&gt;&lt;w:pStyle w:val="CodeBlock"/&gt;&lt;/w:pPr&gt;&lt;w:r&gt;&lt;w:t xml:space="preserve"&gt;  v&lt;/w:t&gt;&lt;/w:r&gt;&lt;/w:p&gt;&lt;w:p&gt;&lt;w:pPr&gt;&lt;w:pStyle w:val="CodeBlock"/&gt;&lt;/w:pPr&gt;&lt;w:r&gt;&lt;w:t xml:space="preserve"&gt;Confirm delivery after account is completed&lt;/w:t&gt;&lt;/w:r&gt;&lt;/w:p&gt;&lt;w:p&gt;&lt;w:pPr&gt;&lt;w:pStyle w:val="CodeBlock"/&gt;&lt;/w:pPr&gt;&lt;w:r&gt;&lt;w:t xml:space="preserve"&gt;  |&lt;/w:t&gt;&lt;/w:r&gt;&lt;/w:p&gt;&lt;w:p&gt;&lt;w:pPr&gt;&lt;w:pStyle w:val="CodeBlock"/&gt;&lt;/w:pPr&gt;&lt;w:r&gt;&lt;w:t xml:space="preserve"&gt;  +--&amp;gt; deliveryStatus becomes DELIVERED&lt;/w:t&gt;&lt;/w:r&gt;&lt;/w:p&gt;&lt;w:p&gt;&lt;w:pPr&gt;&lt;w:pStyle w:val="CodeBlock"/&gt;&lt;/w:pPr&gt;&lt;w:r&gt;&lt;w:t xml:space="preserve"&gt;  +--&amp;gt; procurement list quantity decreases or clears&lt;/w:t&gt;&lt;/w:r&gt;&lt;/w:p&gt;</w:t>
+              <w:t xml:space="preserve">&lt;w:p&gt;&lt;w:pPr&gt;&lt;w:pStyle w:val="DiagramTitle"/&gt;&lt;/w:pPr&gt;&lt;w:r&gt;&lt;w:rPr&gt;&lt;w:b/&gt;&lt;/w:rPr&gt;&lt;w:t xml:space="preserve"&gt;Diagram 4: Customer Account Lifecycle&lt;/w:t&gt;&lt;/w:r&gt;&lt;/w:p&gt;&lt;w:p&gt;&lt;w:pPr&gt;&lt;w:pStyle w:val="CodeBlock"/&gt;&lt;/w:pPr&gt;&lt;w:r&gt;&lt;w:t xml:space="preserve"&gt;Create customer&lt;/w:t&gt;&lt;/w:r&gt;&lt;/w:p&gt;&lt;w:p&gt;&lt;w:pPr&gt;&lt;w:pStyle w:val="CodeBlock"/&gt;&lt;/w:pPr&gt;&lt;w:r&gt;&lt;w:t xml:space="preserve"&gt;  |&lt;/w:t&gt;&lt;/w:r&gt;&lt;/w:p&gt;&lt;w:p&gt;&lt;w:pPr&gt;&lt;w:pStyle w:val="CodeBlock"/&gt;&lt;/w:pPr&gt;&lt;w:r&gt;&lt;w:t xml:space="preserve"&gt;  +--&amp;gt; assign staff and generate customer ID&lt;/w:t&gt;&lt;/w:r&gt;&lt;/w:p&gt;&lt;w:p&gt;&lt;w:pPr&gt;&lt;w:pStyle w:val="CodeBlock"/&gt;&lt;/w:pPr&gt;&lt;w:r&gt;&lt;w:t xml:space="preserve"&gt;  |&lt;/w:t&gt;&lt;/w:r&gt;&lt;/w:p&gt;&lt;w:p&gt;&lt;w:pPr&gt;&lt;w:pStyle w:val="CodeBlock"/&gt;&lt;/w:pPr&gt;&lt;w:r&gt;&lt;w:t xml:space="preserve"&gt;  v&lt;/w:t&gt;&lt;/w:r&gt;&lt;/w:p&gt;&lt;w:p&gt;&lt;w:pPr&gt;&lt;w:pStyle w:val="CodeBlock"/&gt;&lt;/w:pPr&gt;&lt;w:r&gt;&lt;w:t xml:space="preserve"&gt;Create product account&lt;/w:t&gt;&lt;/w:r&gt;&lt;/w:p&gt;&lt;w:p&gt;&lt;w:pPr&gt;&lt;w:pStyle w:val="CodeBlock"/&gt;&lt;/w:pPr&gt;&lt;w:r&gt;&lt;w:t xml:space="preserve"&gt;  |&lt;/w:t&gt;&lt;/w:r&gt;&lt;/w:p&gt;&lt;w:p&gt;&lt;w:pPr&gt;&lt;w:pStyle w:val="CodeBlock"/&gt;&lt;/w:pPr&gt;&lt;w:r&gt;&lt;w:t xml:space="preserve"&gt;  +--&amp;gt; product sets target amount, daily amount, duration, expected end date&lt;/w:t&gt;&lt;/w:r&gt;&lt;/w:p&gt;&lt;w:p&gt;&lt;w:pPr&gt;&lt;w:pStyle w:val="CodeBlock"/&gt;&lt;/w:pPr&gt;&lt;w:r&gt;&lt;w:t xml:space="preserve"&gt;  |&lt;/w:t&gt;&lt;/w:r&gt;&lt;/w:p&gt;&lt;w:p&gt;&lt;w:pPr&gt;&lt;w:pStyle w:val="CodeBlock"/&gt;&lt;/w:pPr&gt;&lt;w:r&gt;&lt;w:t xml:space="preserve"&gt;  v&lt;/w:t&gt;&lt;/w:r&gt;&lt;/w:p&gt;&lt;w:p&gt;&lt;w:pPr&gt;&lt;w:pStyle w:val="CodeBlock"/&gt;&lt;/w:pPr&gt;&lt;w:r&gt;&lt;w:t xml:space="preserve"&gt;Record installment payment&lt;/w:t&gt;&lt;/w:r&gt;&lt;/w:p&gt;&lt;w:p&gt;&lt;w:pPr&gt;&lt;w:pStyle w:val="CodeBlock"/&gt;&lt;/w:pPr&gt;&lt;w:r&gt;&lt;w:t xml:space="preserve"&gt;  |&lt;/w:t&gt;&lt;/w:r&gt;&lt;/w:p&gt;&lt;w:p&gt;&lt;w:pPr&gt;&lt;w:pStyle w:val="CodeBlock"/&gt;&lt;/w:pPr&gt;&lt;w:r&gt;&lt;w:t xml:space="preserve"&gt;  +--&amp;gt; generate receipt&lt;/w:t&gt;&lt;/w:r&gt;&lt;/w:p&gt;&lt;w:p&gt;&lt;w:pPr&gt;&lt;w:pStyle w:val="CodeBlock"/&gt;&lt;/w:pPr&gt;&lt;w:r&gt;&lt;w:t xml:space="preserve"&gt;  +--&amp;gt; increase totalPaid&lt;/w:t&gt;&lt;/w:r&gt;&lt;/w:p&gt;&lt;w:p&gt;&lt;w:pPr&gt;&lt;w:pStyle w:val="CodeBlock"/&gt;&lt;/w:pPr&gt;&lt;w:r&gt;&lt;w:t xml:space="preserve"&gt;  +--&amp;gt; reduce balance&lt;/w:t&gt;&lt;/w:r&gt;&lt;/w:p&gt;&lt;w:p&gt;&lt;w:pPr&gt;&lt;w:pStyle w:val="CodeBlock"/&gt;&lt;/w:pPr&gt;&lt;w:r&gt;&lt;w:t xml:space="preserve"&gt;  +--&amp;gt; complete account when balance reaches zero&lt;/w:t&gt;&lt;/w:r&gt;&lt;/w:p&gt;&lt;w:p&gt;&lt;w:pPr&gt;&lt;w:pStyle w:val="CodeBlock"/&gt;&lt;/w:pPr&gt;&lt;w:r&gt;&lt;w:t xml:space="preserve"&gt;  +--&amp;gt; create CustomerCredit for overpayment&lt;/w:t&gt;&lt;/w:r&gt;&lt;/w:p&gt;&lt;w:p&gt;&lt;w:pPr&gt;&lt;w:pStyle w:val="CodeBlock"/&gt;&lt;/w:pPr&gt;&lt;w:r&gt;&lt;w:t xml:space="preserve"&gt;  +--&amp;gt; write AuditLog&lt;/w:t&gt;&lt;/w:r&gt;&lt;/w:p&gt;&lt;w:p&gt;&lt;w:pPr&gt;&lt;w:pStyle w:val="CodeBlock"/&gt;&lt;/w:pPr&gt;&lt;w:r&gt;&lt;w:t xml:space="preserve"&gt;  |&lt;/w:t&gt;&lt;/w:r&gt;&lt;/w:p&gt;&lt;w:p&gt;&lt;w:pPr&gt;&lt;w:pStyle w:val="CodeBlock"/&gt;&lt;/w:pPr&gt;&lt;w:r&gt;&lt;w:t xml:space="preserve"&gt;  v&lt;/w:t&gt;&lt;/w:r&gt;&lt;/w:p&gt;&lt;w:p&gt;&lt;w:pPr&gt;&lt;w:pStyle w:val="CodeBlock"/&gt;&lt;/w:pPr&gt;&lt;w:r&gt;&lt;w:t xml:space="preserve"&gt;Confirm delivery&lt;/w:t&gt;&lt;/w:r&gt;&lt;/w:p&gt;&lt;w:p&gt;&lt;w:pPr&gt;&lt;w:pStyle w:val="CodeBlock"/&gt;&lt;/w:pPr&gt;&lt;w:r&gt;&lt;w:t xml:space="preserve"&gt;  |&lt;/w:t&gt;&lt;/w:r&gt;&lt;/w:p&gt;&lt;w:p&gt;&lt;w:pPr&gt;&lt;w:pStyle w:val="CodeBlock"/&gt;&lt;/w:pPr&gt;&lt;w:r&gt;&lt;w:t xml:space="preserve"&gt;  +--&amp;gt; fully paid account: any account manager may confirm&lt;/w:t&gt;&lt;/w:r&gt;&lt;/w:p&gt;&lt;w:p&gt;&lt;w:pPr&gt;&lt;w:pStyle w:val="CodeBlock"/&gt;&lt;/w:pPr&gt;&lt;w:r&gt;&lt;w:t xml:space="preserve"&gt;  +--&amp;gt; balance still owing: admin only, reason required,&lt;/w:t&gt;&lt;/w:r&gt;&lt;/w:p&gt;&lt;w:p&gt;&lt;w:pPr&gt;&lt;w:pStyle w:val="CodeBlock"/&gt;&lt;/w:pPr&gt;&lt;w:r&gt;&lt;w:t xml:space="preserve"&gt;  |      balanceAtDelivery recorded, account stays open and collectible&lt;/w:t&gt;&lt;/w:r&gt;&lt;/w:p&gt;&lt;w:p&gt;&lt;w:pPr&gt;&lt;w:pStyle w:val="CodeBlock"/&gt;&lt;/w:pPr&gt;&lt;w:r&gt;&lt;w:t xml:space="preserve"&gt;  |&lt;/w:t&gt;&lt;/w:r&gt;&lt;/w:p&gt;&lt;w:p&gt;&lt;w:pPr&gt;&lt;w:pStyle w:val="CodeBlock"/&gt;&lt;/w:pPr&gt;&lt;w:r&gt;&lt;w:t xml:space="preserve"&gt;  +--&amp;gt; deliveryStatus becomes DELIVERED&lt;/w:t&gt;&lt;/w:r&gt;&lt;/w:p&gt;&lt;w:p&gt;&lt;w:pPr&gt;&lt;w:pStyle w:val="CodeBlock"/&gt;&lt;/w:pPr&gt;&lt;w:r&gt;&lt;w:t xml:space="preserve"&gt;  +--&amp;gt; account leaves the procurement list&lt;/w:t&gt;&lt;/w:r&gt;&lt;/w:p&gt;</w:t>
             </w:r>
           </w:p>
         </w:tc>
@@ -4501,7 +4501,7 @@
               <w:pStyle w:val="TableText"/>
             </w:pPr>
             <w:r>
-              <w:t xml:space="preserve">Only after account is completed and balance is zero; revalidates account/customer/product screens.</w:t>
+              <w:t xml:space="preserve">Fully paid accounts are confirmed by any account manager. Delivering with a balance owing requires an admin role, an explicit opt-in, and a stored reason; it records balanceAtDelivery and leaves the account open. Revalidates account/customer/product screens.</w:t>
             </w:r>
           </w:p>
         </w:tc>
@@ -4529,7 +4529,15 @@
         <w:pStyle w:val="Normal"/>
       </w:pPr>
       <w:r>
-        <w:t xml:space="preserve">The procurement list is a computed view, not a separate table. It groups pending-delivery customer accounts by product when their payment progress reaches the effective procurement threshold. The current rule is at least 70% paid, including fully paid accounts that are not yet delivered. Once delivery is confirmed, the account stops contributing to procurement quantity.</w:t>
+        <w:t xml:space="preserve">The procurement list is a computed view, not a separate table. It groups pending-delivery customer accounts by product when their payment progress reaches the effective procurement threshold. The current rule is at least 70% paid, including fully paid accounts that are not yet delivered. An account stops contributing to procurement quantity once procurement is confirmed for it, or once delivery is confirmed.</w:t>
+      </w:r>
+    </w:p>
+    <w:p>
+      <w:pPr>
+        <w:pStyle w:val="Normal"/>
+      </w:pPr>
+      <w:r>
+        <w:t xml:space="preserve">Procurement confirmation records what was actually bought. An operator enters a quantity on the procurement tab or the product procurement page, and that many units are consumed from the queue, starting with the customers closest to finishing their plan. Confirmation is stored per account as procuredAt and procuredBy, so a partial purchase reduces the outstanding count by exactly the quantity entered and leaves the remainder on the list. Because procuredAt is part of the shared procurement query, the products tab, the sidebar attention badge, the procurement Excel export, the weekly report sheet and the reports module all reduce together. Confirming requires MANAGE_PRODUCTS, is audit logged with the requested and confirmed quantities, and is guarded so two operators cannot consume the same unit twice. Confirmed units appear under Bought, awaiting delivery on the product procurement page, where a mistaken confirmation can be undone.</w:t>
       </w:r>
     </w:p>
     <w:tbl>
@@ -4566,7 +4574,7 @@
               <w:pStyle w:val="TableText"/>
             </w:pPr>
             <w:r>
-              <w:t xml:space="preserve">&lt;w:p&gt;&lt;w:pPr&gt;&lt;w:pStyle w:val="DiagramTitle"/&gt;&lt;/w:pPr&gt;&lt;w:r&gt;&lt;w:rPr&gt;&lt;w:b/&gt;&lt;/w:rPr&gt;&lt;w:t xml:space="preserve"&gt;Diagram 5: Procurement Readiness Flow&lt;/w:t&gt;&lt;/w:r&gt;&lt;/w:p&gt;&lt;w:p&gt;&lt;w:pPr&gt;&lt;w:pStyle w:val="CodeBlock"/&gt;&lt;/w:pPr&gt;&lt;w:r&gt;&lt;w:t xml:space="preserve"&gt;CustomerAccount&lt;/w:t&gt;&lt;/w:r&gt;&lt;/w:p&gt;&lt;w:p&gt;&lt;w:pPr&gt;&lt;w:pStyle w:val="CodeBlock"/&gt;&lt;/w:pPr&gt;&lt;w:r&gt;&lt;w:t xml:space="preserve"&gt;  |&lt;/w:t&gt;&lt;/w:r&gt;&lt;/w:p&gt;&lt;w:p&gt;&lt;w:pPr&gt;&lt;w:pStyle w:val="CodeBlock"/&gt;&lt;/w:pPr&gt;&lt;w:r&gt;&lt;w:t xml:space="preserve"&gt;  +--&amp;gt; status in ACTIVE / COMPLETED / OVERDUE / DORMANT / PROBATION&lt;/w:t&gt;&lt;/w:r&gt;&lt;/w:p&gt;&lt;w:p&gt;&lt;w:pPr&gt;&lt;w:pStyle w:val="CodeBlock"/&gt;&lt;/w:pPr&gt;&lt;w:r&gt;&lt;w:t xml:space="preserve"&gt;  +--&amp;gt; deliveryStatus is PENDING&lt;/w:t&gt;&lt;/w:r&gt;&lt;/w:p&gt;&lt;w:p&gt;&lt;w:pPr&gt;&lt;w:pStyle w:val="CodeBlock"/&gt;&lt;/w:pPr&gt;&lt;w:r&gt;&lt;w:t xml:space="preserve"&gt;  +--&amp;gt; totalPaid / targetAmount &amp;gt;= 70%&lt;/w:t&gt;&lt;/w:r&gt;&lt;/w:p&gt;&lt;w:p&gt;&lt;w:pPr&gt;&lt;w:pStyle w:val="CodeBlock"/&gt;&lt;/w:pPr&gt;&lt;w:r&gt;&lt;w:t xml:space="preserve"&gt;  |&lt;/w:t&gt;&lt;/w:r&gt;&lt;/w:p&gt;&lt;w:p&gt;&lt;w:pPr&gt;&lt;w:pStyle w:val="CodeBlock"/&gt;&lt;/w:pPr&gt;&lt;w:r&gt;&lt;w:t xml:space="preserve"&gt;  v&lt;/w:t&gt;&lt;/w:r&gt;&lt;/w:p&gt;&lt;w:p&gt;&lt;w:pPr&gt;&lt;w:pStyle w:val="CodeBlock"/&gt;&lt;/w:pPr&gt;&lt;w:r&gt;&lt;w:t xml:space="preserve"&gt;Group by Product&lt;/w:t&gt;&lt;/w:r&gt;&lt;/w:p&gt;&lt;w:p&gt;&lt;w:pPr&gt;&lt;w:pStyle w:val="CodeBlock"/&gt;&lt;/w:pPr&gt;&lt;w:r&gt;&lt;w:t xml:space="preserve"&gt;  |&lt;/w:t&gt;&lt;/w:r&gt;&lt;/w:p&gt;&lt;w:p&gt;&lt;w:pPr&gt;&lt;w:pStyle w:val="CodeBlock"/&gt;&lt;/w:pPr&gt;&lt;w:r&gt;&lt;w:t xml:space="preserve"&gt;  +--&amp;gt; quantity = eligible accounts count&lt;/w:t&gt;&lt;/w:r&gt;&lt;/w:p&gt;&lt;w:p&gt;&lt;w:pPr&gt;&lt;w:pStyle w:val="CodeBlock"/&gt;&lt;/w:pPr&gt;&lt;w:r&gt;&lt;w:t xml:space="preserve"&gt;  +--&amp;gt; totalCost = quantity * (costPrice + transportCost)&lt;/w:t&gt;&lt;/w:r&gt;&lt;/w:p&gt;&lt;w:p&gt;&lt;w:pPr&gt;&lt;w:pStyle w:val="CodeBlock"/&gt;&lt;/w:pPr&gt;&lt;w:r&gt;&lt;w:t xml:space="preserve"&gt;  +--&amp;gt; averageProgress and highestProgress displayed&lt;/w:t&gt;&lt;/w:r&gt;&lt;/w:p&gt;&lt;w:p&gt;&lt;w:pPr&gt;&lt;w:pStyle w:val="CodeBlock"/&gt;&lt;/w:pPr&gt;&lt;w:r&gt;&lt;w:t xml:space="preserve"&gt;  |&lt;/w:t&gt;&lt;/w:r&gt;&lt;/w:p&gt;&lt;w:p&gt;&lt;w:pPr&gt;&lt;w:pStyle w:val="CodeBlock"/&gt;&lt;/w:pPr&gt;&lt;w:r&gt;&lt;w:t xml:space="preserve"&gt;  v&lt;/w:t&gt;&lt;/w:r&gt;&lt;/w:p&gt;&lt;w:p&gt;&lt;w:pPr&gt;&lt;w:pStyle w:val="CodeBlock"/&gt;&lt;/w:pPr&gt;&lt;w:r&gt;&lt;w:t xml:space="preserve"&gt;Products procurement tab + sidebar notification + weekly report sheet&lt;/w:t&gt;&lt;/w:r&gt;&lt;/w:p&gt;&lt;w:p&gt;&lt;w:pPr&gt;&lt;w:pStyle w:val="CodeBlock"/&gt;&lt;/w:pPr&gt;&lt;w:r&gt;&lt;w:t xml:space="preserve"&gt;  |&lt;/w:t&gt;&lt;/w:r&gt;&lt;/w:p&gt;&lt;w:p&gt;&lt;w:pPr&gt;&lt;w:pStyle w:val="CodeBlock"/&gt;&lt;/w:pPr&gt;&lt;w:r&gt;&lt;w:t xml:space="preserve"&gt;  v&lt;/w:t&gt;&lt;/w:r&gt;&lt;/w:p&gt;&lt;w:p&gt;&lt;w:pPr&gt;&lt;w:pStyle w:val="CodeBlock"/&gt;&lt;/w:pPr&gt;&lt;w:r&gt;&lt;w:t xml:space="preserve"&gt;Confirm delivery&lt;/w:t&gt;&lt;/w:r&gt;&lt;/w:p&gt;&lt;w:p&gt;&lt;w:pPr&gt;&lt;w:pStyle w:val="CodeBlock"/&gt;&lt;/w:pPr&gt;&lt;w:r&gt;&lt;w:t xml:space="preserve"&gt;  |&lt;/w:t&gt;&lt;/w:r&gt;&lt;/w:p&gt;&lt;w:p&gt;&lt;w:pPr&gt;&lt;w:pStyle w:val="CodeBlock"/&gt;&lt;/w:pPr&gt;&lt;w:r&gt;&lt;w:t xml:space="preserve"&gt;  +--&amp;gt; remove or reduce product from procurement list&lt;/w:t&gt;&lt;/w:r&gt;&lt;/w:p&gt;</w:t>
+              <w:t xml:space="preserve">&lt;w:p&gt;&lt;w:pPr&gt;&lt;w:pStyle w:val="DiagramTitle"/&gt;&lt;/w:pPr&gt;&lt;w:r&gt;&lt;w:rPr&gt;&lt;w:b/&gt;&lt;/w:rPr&gt;&lt;w:t xml:space="preserve"&gt;Diagram 5: Procurement Readiness Flow&lt;/w:t&gt;&lt;/w:r&gt;&lt;/w:p&gt;&lt;w:p&gt;&lt;w:pPr&gt;&lt;w:pStyle w:val="CodeBlock"/&gt;&lt;/w:pPr&gt;&lt;w:r&gt;&lt;w:t xml:space="preserve"&gt;CustomerAccount&lt;/w:t&gt;&lt;/w:r&gt;&lt;/w:p&gt;&lt;w:p&gt;&lt;w:pPr&gt;&lt;w:pStyle w:val="CodeBlock"/&gt;&lt;/w:pPr&gt;&lt;w:r&gt;&lt;w:t xml:space="preserve"&gt;  |&lt;/w:t&gt;&lt;/w:r&gt;&lt;/w:p&gt;&lt;w:p&gt;&lt;w:pPr&gt;&lt;w:pStyle w:val="CodeBlock"/&gt;&lt;/w:pPr&gt;&lt;w:r&gt;&lt;w:t xml:space="preserve"&gt;  +--&amp;gt; status in ACTIVE / COMPLETED / OVERDUE / DORMANT / PROBATION&lt;/w:t&gt;&lt;/w:r&gt;&lt;/w:p&gt;&lt;w:p&gt;&lt;w:pPr&gt;&lt;w:pStyle w:val="CodeBlock"/&gt;&lt;/w:pPr&gt;&lt;w:r&gt;&lt;w:t xml:space="preserve"&gt;  +--&amp;gt; deliveryStatus is PENDING&lt;/w:t&gt;&lt;/w:r&gt;&lt;/w:p&gt;&lt;w:p&gt;&lt;w:pPr&gt;&lt;w:pStyle w:val="CodeBlock"/&gt;&lt;/w:pPr&gt;&lt;w:r&gt;&lt;w:t xml:space="preserve"&gt;  +--&amp;gt; procuredAt is null&lt;/w:t&gt;&lt;/w:r&gt;&lt;/w:p&gt;&lt;w:p&gt;&lt;w:pPr&gt;&lt;w:pStyle w:val="CodeBlock"/&gt;&lt;/w:pPr&gt;&lt;w:r&gt;&lt;w:t xml:space="preserve"&gt;  +--&amp;gt; totalPaid / targetAmount &amp;gt;= 70%&lt;/w:t&gt;&lt;/w:r&gt;&lt;/w:p&gt;&lt;w:p&gt;&lt;w:pPr&gt;&lt;w:pStyle w:val="CodeBlock"/&gt;&lt;/w:pPr&gt;&lt;w:r&gt;&lt;w:t xml:space="preserve"&gt;  |&lt;/w:t&gt;&lt;/w:r&gt;&lt;/w:p&gt;&lt;w:p&gt;&lt;w:pPr&gt;&lt;w:pStyle w:val="CodeBlock"/&gt;&lt;/w:pPr&gt;&lt;w:r&gt;&lt;w:t xml:space="preserve"&gt;  v&lt;/w:t&gt;&lt;/w:r&gt;&lt;/w:p&gt;&lt;w:p&gt;&lt;w:pPr&gt;&lt;w:pStyle w:val="CodeBlock"/&gt;&lt;/w:pPr&gt;&lt;w:r&gt;&lt;w:t xml:space="preserve"&gt;Group by Product&lt;/w:t&gt;&lt;/w:r&gt;&lt;/w:p&gt;&lt;w:p&gt;&lt;w:pPr&gt;&lt;w:pStyle w:val="CodeBlock"/&gt;&lt;/w:pPr&gt;&lt;w:r&gt;&lt;w:t xml:space="preserve"&gt;  |&lt;/w:t&gt;&lt;/w:r&gt;&lt;/w:p&gt;&lt;w:p&gt;&lt;w:pPr&gt;&lt;w:pStyle w:val="CodeBlock"/&gt;&lt;/w:pPr&gt;&lt;w:r&gt;&lt;w:t xml:space="preserve"&gt;  +--&amp;gt; quantity = eligible accounts count&lt;/w:t&gt;&lt;/w:r&gt;&lt;/w:p&gt;&lt;w:p&gt;&lt;w:pPr&gt;&lt;w:pStyle w:val="CodeBlock"/&gt;&lt;/w:pPr&gt;&lt;w:r&gt;&lt;w:t xml:space="preserve"&gt;  +--&amp;gt; totalCost = quantity * (costPrice + transportCost)&lt;/w:t&gt;&lt;/w:r&gt;&lt;/w:p&gt;&lt;w:p&gt;&lt;w:pPr&gt;&lt;w:pStyle w:val="CodeBlock"/&gt;&lt;/w:pPr&gt;&lt;w:r&gt;&lt;w:t xml:space="preserve"&gt;  +--&amp;gt; averageProgress and highestProgress displayed&lt;/w:t&gt;&lt;/w:r&gt;&lt;/w:p&gt;&lt;w:p&gt;&lt;w:pPr&gt;&lt;w:pStyle w:val="CodeBlock"/&gt;&lt;/w:pPr&gt;&lt;w:r&gt;&lt;w:t xml:space="preserve"&gt;  |&lt;/w:t&gt;&lt;/w:r&gt;&lt;/w:p&gt;&lt;w:p&gt;&lt;w:pPr&gt;&lt;w:pStyle w:val="CodeBlock"/&gt;&lt;/w:pPr&gt;&lt;w:r&gt;&lt;w:t xml:space="preserve"&gt;  v&lt;/w:t&gt;&lt;/w:r&gt;&lt;/w:p&gt;&lt;w:p&gt;&lt;w:pPr&gt;&lt;w:pStyle w:val="CodeBlock"/&gt;&lt;/w:pPr&gt;&lt;w:r&gt;&lt;w:t xml:space="preserve"&gt;Products procurement tab + sidebar notification + weekly report sheet&lt;/w:t&gt;&lt;/w:r&gt;&lt;/w:p&gt;&lt;w:p&gt;&lt;w:pPr&gt;&lt;w:pStyle w:val="CodeBlock"/&gt;&lt;/w:pPr&gt;&lt;w:r&gt;&lt;w:t xml:space="preserve"&gt;  |&lt;/w:t&gt;&lt;/w:r&gt;&lt;/w:p&gt;&lt;w:p&gt;&lt;w:pPr&gt;&lt;w:pStyle w:val="CodeBlock"/&gt;&lt;/w:pPr&gt;&lt;w:r&gt;&lt;w:t xml:space="preserve"&gt;  v&lt;/w:t&gt;&lt;/w:r&gt;&lt;/w:p&gt;&lt;w:p&gt;&lt;w:pPr&gt;&lt;w:pStyle w:val="CodeBlock"/&gt;&lt;/w:pPr&gt;&lt;w:r&gt;&lt;w:t xml:space="preserve"&gt;Confirm procured quantity&lt;/w:t&gt;&lt;/w:r&gt;&lt;/w:p&gt;&lt;w:p&gt;&lt;w:pPr&gt;&lt;w:pStyle w:val="CodeBlock"/&gt;&lt;/w:pPr&gt;&lt;w:r&gt;&lt;w:t xml:space="preserve"&gt;  |&lt;/w:t&gt;&lt;/w:r&gt;&lt;/w:p&gt;&lt;w:p&gt;&lt;w:pPr&gt;&lt;w:pStyle w:val="CodeBlock"/&gt;&lt;/w:pPr&gt;&lt;w:r&gt;&lt;w:t xml:space="preserve"&gt;  +--&amp;gt; consumes that many units, highest paid % first&lt;/w:t&gt;&lt;/w:r&gt;&lt;/w:p&gt;&lt;w:p&gt;&lt;w:pPr&gt;&lt;w:pStyle w:val="CodeBlock"/&gt;&lt;/w:pPr&gt;&lt;w:r&gt;&lt;w:t xml:space="preserve"&gt;  +--&amp;gt; sets procuredAt / procuredBy on those accounts&lt;/w:t&gt;&lt;/w:r&gt;&lt;/w:p&gt;&lt;w:p&gt;&lt;w:pPr&gt;&lt;w:pStyle w:val="CodeBlock"/&gt;&lt;/w:pPr&gt;&lt;w:r&gt;&lt;w:t xml:space="preserve"&gt;  +--&amp;gt; reduces the buying list by exactly that quantity&lt;/w:t&gt;&lt;/w:r&gt;&lt;/w:p&gt;&lt;w:p&gt;&lt;w:pPr&gt;&lt;w:pStyle w:val="CodeBlock"/&gt;&lt;/w:pPr&gt;&lt;w:r&gt;&lt;w:t xml:space="preserve"&gt;  |&lt;/w:t&gt;&lt;/w:r&gt;&lt;/w:p&gt;&lt;w:p&gt;&lt;w:pPr&gt;&lt;w:pStyle w:val="CodeBlock"/&gt;&lt;/w:pPr&gt;&lt;w:r&gt;&lt;w:t xml:space="preserve"&gt;  v&lt;/w:t&gt;&lt;/w:r&gt;&lt;/w:p&gt;&lt;w:p&gt;&lt;w:pPr&gt;&lt;w:pStyle w:val="CodeBlock"/&gt;&lt;/w:pPr&gt;&lt;w:r&gt;&lt;w:t xml:space="preserve"&gt;Bought, awaiting delivery&lt;/w:t&gt;&lt;/w:r&gt;&lt;/w:p&gt;&lt;w:p&gt;&lt;w:pPr&gt;&lt;w:pStyle w:val="CodeBlock"/&gt;&lt;/w:pPr&gt;&lt;w:r&gt;&lt;w:t xml:space="preserve"&gt;  |&lt;/w:t&gt;&lt;/w:r&gt;&lt;/w:p&gt;&lt;w:p&gt;&lt;w:pPr&gt;&lt;w:pStyle w:val="CodeBlock"/&gt;&lt;/w:pPr&gt;&lt;w:r&gt;&lt;w:t xml:space="preserve"&gt;  +--&amp;gt; Undo returns the unit to the buying list&lt;/w:t&gt;&lt;/w:r&gt;&lt;/w:p&gt;&lt;w:p&gt;&lt;w:pPr&gt;&lt;w:pStyle w:val="CodeBlock"/&gt;&lt;/w:pPr&gt;&lt;w:r&gt;&lt;w:t xml:space="preserve"&gt;  +--&amp;gt; Confirm delivery on the account completes the handover&lt;/w:t&gt;&lt;/w:r&gt;&lt;/w:p&gt;</w:t>
             </w:r>
           </w:p>
         </w:tc>
@@ -4875,6 +4883,48 @@
               <w:pStyle w:val="TableText"/>
             </w:pPr>
             <w:r>
+              <w:t xml:space="preserve">Confirm procured</w:t>
+            </w:r>
+          </w:p>
+        </w:tc>
+        <w:tc>
+          <w:tcPr>
+            <w:tcW w:w="7060" w:type="dxa"/>
+            <w:vAlign w:val="top"/>
+            <w:tcMar>
+              <w:top w:w="80" w:type="dxa"/>
+              <w:left w:w="120" w:type="dxa"/>
+              <w:bottom w:w="80" w:type="dxa"/>
+              <w:right w:w="120" w:type="dxa"/>
+            </w:tcMar>
+          </w:tcPr>
+          <w:p>
+            <w:pPr>
+              <w:pStyle w:val="TableText"/>
+            </w:pPr>
+            <w:r>
+              <w:t xml:space="preserve">Operator enters the quantity actually bought. Units are consumed highest paid % first and leave the list immediately.</w:t>
+            </w:r>
+          </w:p>
+        </w:tc>
+      </w:tr>
+      <w:tr>
+        <w:tc>
+          <w:tcPr>
+            <w:tcW w:w="2300" w:type="dxa"/>
+            <w:vAlign w:val="top"/>
+            <w:tcMar>
+              <w:top w:w="80" w:type="dxa"/>
+              <w:left w:w="120" w:type="dxa"/>
+              <w:bottom w:w="80" w:type="dxa"/>
+              <w:right w:w="120" w:type="dxa"/>
+            </w:tcMar>
+          </w:tcPr>
+          <w:p>
+            <w:pPr>
+              <w:pStyle w:val="TableText"/>
+            </w:pPr>
+            <w:r>
               <w:t xml:space="preserve">Clearing rule</w:t>
             </w:r>
           </w:p>
@@ -4895,7 +4945,49 @@
               <w:pStyle w:val="TableText"/>
             </w:pPr>
             <w:r>
-              <w:t xml:space="preserve">Delivery confirmation changes deliveryStatus to DELIVERED; the account is excluded from procurement.</w:t>
+              <w:t xml:space="preserve">An account leaves procurement when procuredAt is set, or when delivery confirmation changes deliveryStatus to DELIVERED.</w:t>
+            </w:r>
+          </w:p>
+        </w:tc>
+      </w:tr>
+      <w:tr>
+        <w:tc>
+          <w:tcPr>
+            <w:tcW w:w="2300" w:type="dxa"/>
+            <w:vAlign w:val="top"/>
+            <w:tcMar>
+              <w:top w:w="80" w:type="dxa"/>
+              <w:left w:w="120" w:type="dxa"/>
+              <w:bottom w:w="80" w:type="dxa"/>
+              <w:right w:w="120" w:type="dxa"/>
+            </w:tcMar>
+          </w:tcPr>
+          <w:p>
+            <w:pPr>
+              <w:pStyle w:val="TableText"/>
+            </w:pPr>
+            <w:r>
+              <w:t xml:space="preserve">Undo</w:t>
+            </w:r>
+          </w:p>
+        </w:tc>
+        <w:tc>
+          <w:tcPr>
+            <w:tcW w:w="7060" w:type="dxa"/>
+            <w:vAlign w:val="top"/>
+            <w:tcMar>
+              <w:top w:w="80" w:type="dxa"/>
+              <w:left w:w="120" w:type="dxa"/>
+              <w:bottom w:w="80" w:type="dxa"/>
+              <w:right w:w="120" w:type="dxa"/>
+            </w:tcMar>
+          </w:tcPr>
+          <w:p>
+            <w:pPr>
+              <w:pStyle w:val="TableText"/>
+            </w:pPr>
+            <w:r>
+              <w:t xml:space="preserve">Clears procuredAt/procuredBy and returns the unit to the buying list, for confirmations entered in error.</w:t>
             </w:r>
           </w:p>
         </w:tc>
@@ -6297,7 +6389,7 @@
               <w:pStyle w:val="TableText"/>
             </w:pPr>
             <w:r>
-              <w:t xml:space="preserve">Admin-only floating chat bubble; route calls OpenAI only when OPENAI_API_KEY is configured.</w:t>
+              <w:t xml:space="preserve">Admin-only floating chat bubble; route calls Groq chat completions only when GROQ_API_KEY is configured.</w:t>
             </w:r>
           </w:p>
         </w:tc>
@@ -7990,7 +8082,7 @@
         <w:pStyle w:val="Normal"/>
       </w:pPr>
       <w:r>
-        <w:t xml:space="preserve">Environment variable names used by the system include DATABASE_URL, AUTH_SECRET, AUTH_URL, OPENAI_API_KEY, and OPENAI_MODEL. Values are intentionally omitted from this document.</w:t>
+        <w:t xml:space="preserve">Environment variable names used by the system include DATABASE_URL, AUTH_SECRET, AUTH_URL, GROQ_API_KEY, GROQ_MODEL, MNOTIFY_API_KEY, MNOTIFY_SENDER_ID, and CRON_SECRET. Values are intentionally omitted from this document.</w:t>
       </w:r>
     </w:p>
     <w:p>
@@ -8395,7 +8487,15 @@
         <w:pStyle w:val="Normal"/>
       </w:pPr>
       <w:r>
-        <w:t xml:space="preserve">Super administrators configure five database-backed message templates on Settings &gt; SMS: Salary payment, Customer welcome, 70% progress, Missed payment, and Weekly payment summary. The page lists the placeholders permitted for each event, renders a sample preview, validates a 612-character maximum, and can restore all defaults. Saved templates apply to newly queued messages; existing queue rows keep their original message snapshot. Salary resolves to the staff member on the salary payment. Customer templates resolve to the qualifying customer. Invalid or missing phone numbers fail visibly and are never sent to a fallback recipient.</w:t>
+        <w:t xml:space="preserve">Super administrators configure six database-backed message templates on Settings &gt; SMS: Salary payment, Customer welcome, 70% progress, Missed payment, Weekly summary - target met, and Weekly summary - below target. The page lists the placeholders permitted for each event, renders a sample preview, validates a 612-character maximum, and can restore all defaults. Saved templates apply to newly queued messages; existing queue rows keep their original message snapshot. Salary resolves to the staff member on the salary payment. Customer templates resolve to the qualifying customer. A customer or staff member with no usable phone number is skipped entirely: no message is queued, none is attempted, and nothing is sent to a fallback recipient.</w:t>
+      </w:r>
+    </w:p>
+    <w:p>
+      <w:pPr>
+        <w:pStyle w:val="Normal"/>
+      </w:pPr>
+      <w:r>
+        <w:t xml:space="preserve">The weekly summary has two wordings and the system picks one per customer. The expected weekly amount is the daily amount of every plan that customer is still collecting on, multiplied by seven. Paying at or above that amount sends the target-met wording. Paying less sends the below-target wording, which carries the expected amount and the shortfall and refers the customer to their assigned staff member. The praise wording is therefore never sent to a customer who fell short. The comparison is performed in pesewas so floating-point noise cannot turn an exact week into a shortfall, and a customer with no collecting plan counts as on target.</w:t>
       </w:r>
     </w:p>
     <w:p>
@@ -8427,7 +8527,7 @@
         <w:pStyle w:val="Normal"/>
       </w:pPr>
       <w:r>
-        <w:t xml:space="preserve">Active and overdue accounts with a positive balance qualify for reminders after seven full days without payment, and at most once per unpaid week thereafter. The later of account start, latest payment date and latest payment entry time anchors the interval. Backdated entries restart it. Other lifecycle statuses are excluded. The Missed payment template supports staffName, resolved to the first name of the staff member assigned to that customer. The protected /api/cron/sms-notifications job runs at 09:00 UTC daily, queues reminders and dispatches up to 100 messages in groups of five. Authenticated activity and qualifying mutations also dispatch pending messages. Monitor backlog and schedule more frequent runs if volume requires it.</w:t>
+        <w:t xml:space="preserve">Active and overdue accounts with a positive balance qualify for reminders after fourteen full days (two weeks) without payment, and at most once per further two-week period thereafter, so the sequence is day 14, day 28, day 42. The later of account start, latest payment date and latest payment entry time anchors the interval. Backdated entries restart it. Other lifecycle statuses are excluded. The Missed payment template supports staffName, resolved to the first name of the staff member assigned to that customer. The protected /api/cron/sms-notifications job runs at 09:00 UTC daily, queues reminders and dispatches up to 100 messages in groups of five. Authenticated activity and qualifying mutations also dispatch pending messages. Monitor backlog and schedule more frequent runs if volume requires it.</w:t>
       </w:r>
     </w:p>
     <w:p>

--- a/docs/GLV_System_Documentation.docx
+++ b/docs/GLV_System_Documentation.docx
@@ -782,7 +782,7 @@
               <w:pStyle w:val="TableText"/>
             </w:pPr>
             <w:r>
-              <w:t xml:space="preserve">Protected layout, sidebar navigation, role-specific menu visibility, notification badges, admin AI support bubble. The former floating calculator widget has been removed.</w:t>
+              <w:t xml:space="preserve">Protected layout, sidebar navigation, role-specific menu visibility, notification badges, admin AI support bubble. The former floating calculator widget and the cloned per-table top scrollbar have both been removed; scrollbars are styled once in globals.css and tabbed pages share components/ui/tabs-nav.tsx.</w:t>
             </w:r>
           </w:p>
         </w:tc>

--- a/docs/GLV_System_Documentation.docx
+++ b/docs/GLV_System_Documentation.docx
@@ -3350,7 +3350,7 @@
               <w:pStyle w:val="TableText"/>
             </w:pPr>
             <w:r>
-              <w:t xml:space="preserve">Buying list for products with accounts at least 70% paid and still pending delivery, with per-quantity procurement confirmation and an undo path.</w:t>
+              <w:t xml:space="preserve">Buying list for products with accounts at least 70% paid and still pending delivery, with quantity-based procurement confirmation. The per-product page is a read-only breakdown.</w:t>
             </w:r>
           </w:p>
         </w:tc>
@@ -4537,7 +4537,7 @@
         <w:pStyle w:val="Normal"/>
       </w:pPr>
       <w:r>
-        <w:t xml:space="preserve">Procurement confirmation records what was actually bought. An operator enters a quantity on the procurement tab or the product procurement page, and that many units are consumed from the queue, starting with the customers closest to finishing their plan. Confirmation is stored per account as procuredAt and procuredBy, so a partial purchase reduces the outstanding count by exactly the quantity entered and leaves the remainder on the list. Because procuredAt is part of the shared procurement query, the products tab, the sidebar attention badge, the procurement Excel export, the weekly report sheet and the reports module all reduce together. Confirming requires MANAGE_PRODUCTS, is audit logged with the requested and confirmed quantities, and is guarded so two operators cannot consume the same unit twice. Confirmed units appear under Bought, awaiting delivery on the product procurement page, where a mistaken confirmation can be undone.</w:t>
+        <w:t xml:space="preserve">Procurement confirmation records what was actually bought. On the procurement tab the operator presses the procured action on a product row and enters the quantity bought in a small dialog; that many units are consumed from the queue, starting with the customers closest to finishing their plan. Confirmation is stored per account as procuredAt and procuredBy, so a partial purchase reduces the outstanding count by exactly the quantity entered and leaves the remainder on the list. Because procuredAt is part of the shared procurement query, the products tab, the sidebar attention badge, the procurement Excel export, the weekly report sheet and the reports module all reduce together. Confirming requires MANAGE_PRODUCTS, is audit logged with the requested and confirmed quantities, and is guarded so two operators cannot consume the same unit twice. Confirming procurement does not change delivery, which is still confirmed on the account.</w:t>
       </w:r>
     </w:p>
     <w:tbl>
@@ -4574,7 +4574,7 @@
               <w:pStyle w:val="TableText"/>
             </w:pPr>
             <w:r>
-              <w:t xml:space="preserve">&lt;w:p&gt;&lt;w:pPr&gt;&lt;w:pStyle w:val="DiagramTitle"/&gt;&lt;/w:pPr&gt;&lt;w:r&gt;&lt;w:rPr&gt;&lt;w:b/&gt;&lt;/w:rPr&gt;&lt;w:t xml:space="preserve"&gt;Diagram 5: Procurement Readiness Flow&lt;/w:t&gt;&lt;/w:r&gt;&lt;/w:p&gt;&lt;w:p&gt;&lt;w:pPr&gt;&lt;w:pStyle w:val="CodeBlock"/&gt;&lt;/w:pPr&gt;&lt;w:r&gt;&lt;w:t xml:space="preserve"&gt;CustomerAccount&lt;/w:t&gt;&lt;/w:r&gt;&lt;/w:p&gt;&lt;w:p&gt;&lt;w:pPr&gt;&lt;w:pStyle w:val="CodeBlock"/&gt;&lt;/w:pPr&gt;&lt;w:r&gt;&lt;w:t xml:space="preserve"&gt;  |&lt;/w:t&gt;&lt;/w:r&gt;&lt;/w:p&gt;&lt;w:p&gt;&lt;w:pPr&gt;&lt;w:pStyle w:val="CodeBlock"/&gt;&lt;/w:pPr&gt;&lt;w:r&gt;&lt;w:t xml:space="preserve"&gt;  +--&amp;gt; status in ACTIVE / COMPLETED / OVERDUE / DORMANT / PROBATION&lt;/w:t&gt;&lt;/w:r&gt;&lt;/w:p&gt;&lt;w:p&gt;&lt;w:pPr&gt;&lt;w:pStyle w:val="CodeBlock"/&gt;&lt;/w:pPr&gt;&lt;w:r&gt;&lt;w:t xml:space="preserve"&gt;  +--&amp;gt; deliveryStatus is PENDING&lt;/w:t&gt;&lt;/w:r&gt;&lt;/w:p&gt;&lt;w:p&gt;&lt;w:pPr&gt;&lt;w:pStyle w:val="CodeBlock"/&gt;&lt;/w:pPr&gt;&lt;w:r&gt;&lt;w:t xml:space="preserve"&gt;  +--&amp;gt; procuredAt is null&lt;/w:t&gt;&lt;/w:r&gt;&lt;/w:p&gt;&lt;w:p&gt;&lt;w:pPr&gt;&lt;w:pStyle w:val="CodeBlock"/&gt;&lt;/w:pPr&gt;&lt;w:r&gt;&lt;w:t xml:space="preserve"&gt;  +--&amp;gt; totalPaid / targetAmount &amp;gt;= 70%&lt;/w:t&gt;&lt;/w:r&gt;&lt;/w:p&gt;&lt;w:p&gt;&lt;w:pPr&gt;&lt;w:pStyle w:val="CodeBlock"/&gt;&lt;/w:pPr&gt;&lt;w:r&gt;&lt;w:t xml:space="preserve"&gt;  |&lt;/w:t&gt;&lt;/w:r&gt;&lt;/w:p&gt;&lt;w:p&gt;&lt;w:pPr&gt;&lt;w:pStyle w:val="CodeBlock"/&gt;&lt;/w:pPr&gt;&lt;w:r&gt;&lt;w:t xml:space="preserve"&gt;  v&lt;/w:t&gt;&lt;/w:r&gt;&lt;/w:p&gt;&lt;w:p&gt;&lt;w:pPr&gt;&lt;w:pStyle w:val="CodeBlock"/&gt;&lt;/w:pPr&gt;&lt;w:r&gt;&lt;w:t xml:space="preserve"&gt;Group by Product&lt;/w:t&gt;&lt;/w:r&gt;&lt;/w:p&gt;&lt;w:p&gt;&lt;w:pPr&gt;&lt;w:pStyle w:val="CodeBlock"/&gt;&lt;/w:pPr&gt;&lt;w:r&gt;&lt;w:t xml:space="preserve"&gt;  |&lt;/w:t&gt;&lt;/w:r&gt;&lt;/w:p&gt;&lt;w:p&gt;&lt;w:pPr&gt;&lt;w:pStyle w:val="CodeBlock"/&gt;&lt;/w:pPr&gt;&lt;w:r&gt;&lt;w:t xml:space="preserve"&gt;  +--&amp;gt; quantity = eligible accounts count&lt;/w:t&gt;&lt;/w:r&gt;&lt;/w:p&gt;&lt;w:p&gt;&lt;w:pPr&gt;&lt;w:pStyle w:val="CodeBlock"/&gt;&lt;/w:pPr&gt;&lt;w:r&gt;&lt;w:t xml:space="preserve"&gt;  +--&amp;gt; totalCost = quantity * (costPrice + transportCost)&lt;/w:t&gt;&lt;/w:r&gt;&lt;/w:p&gt;&lt;w:p&gt;&lt;w:pPr&gt;&lt;w:pStyle w:val="CodeBlock"/&gt;&lt;/w:pPr&gt;&lt;w:r&gt;&lt;w:t xml:space="preserve"&gt;  +--&amp;gt; averageProgress and highestProgress displayed&lt;/w:t&gt;&lt;/w:r&gt;&lt;/w:p&gt;&lt;w:p&gt;&lt;w:pPr&gt;&lt;w:pStyle w:val="CodeBlock"/&gt;&lt;/w:pPr&gt;&lt;w:r&gt;&lt;w:t xml:space="preserve"&gt;  |&lt;/w:t&gt;&lt;/w:r&gt;&lt;/w:p&gt;&lt;w:p&gt;&lt;w:pPr&gt;&lt;w:pStyle w:val="CodeBlock"/&gt;&lt;/w:pPr&gt;&lt;w:r&gt;&lt;w:t xml:space="preserve"&gt;  v&lt;/w:t&gt;&lt;/w:r&gt;&lt;/w:p&gt;&lt;w:p&gt;&lt;w:pPr&gt;&lt;w:pStyle w:val="CodeBlock"/&gt;&lt;/w:pPr&gt;&lt;w:r&gt;&lt;w:t xml:space="preserve"&gt;Products procurement tab + sidebar notification + weekly report sheet&lt;/w:t&gt;&lt;/w:r&gt;&lt;/w:p&gt;&lt;w:p&gt;&lt;w:pPr&gt;&lt;w:pStyle w:val="CodeBlock"/&gt;&lt;/w:pPr&gt;&lt;w:r&gt;&lt;w:t xml:space="preserve"&gt;  |&lt;/w:t&gt;&lt;/w:r&gt;&lt;/w:p&gt;&lt;w:p&gt;&lt;w:pPr&gt;&lt;w:pStyle w:val="CodeBlock"/&gt;&lt;/w:pPr&gt;&lt;w:r&gt;&lt;w:t xml:space="preserve"&gt;  v&lt;/w:t&gt;&lt;/w:r&gt;&lt;/w:p&gt;&lt;w:p&gt;&lt;w:pPr&gt;&lt;w:pStyle w:val="CodeBlock"/&gt;&lt;/w:pPr&gt;&lt;w:r&gt;&lt;w:t xml:space="preserve"&gt;Confirm procured quantity&lt;/w:t&gt;&lt;/w:r&gt;&lt;/w:p&gt;&lt;w:p&gt;&lt;w:pPr&gt;&lt;w:pStyle w:val="CodeBlock"/&gt;&lt;/w:pPr&gt;&lt;w:r&gt;&lt;w:t xml:space="preserve"&gt;  |&lt;/w:t&gt;&lt;/w:r&gt;&lt;/w:p&gt;&lt;w:p&gt;&lt;w:pPr&gt;&lt;w:pStyle w:val="CodeBlock"/&gt;&lt;/w:pPr&gt;&lt;w:r&gt;&lt;w:t xml:space="preserve"&gt;  +--&amp;gt; consumes that many units, highest paid % first&lt;/w:t&gt;&lt;/w:r&gt;&lt;/w:p&gt;&lt;w:p&gt;&lt;w:pPr&gt;&lt;w:pStyle w:val="CodeBlock"/&gt;&lt;/w:pPr&gt;&lt;w:r&gt;&lt;w:t xml:space="preserve"&gt;  +--&amp;gt; sets procuredAt / procuredBy on those accounts&lt;/w:t&gt;&lt;/w:r&gt;&lt;/w:p&gt;&lt;w:p&gt;&lt;w:pPr&gt;&lt;w:pStyle w:val="CodeBlock"/&gt;&lt;/w:pPr&gt;&lt;w:r&gt;&lt;w:t xml:space="preserve"&gt;  +--&amp;gt; reduces the buying list by exactly that quantity&lt;/w:t&gt;&lt;/w:r&gt;&lt;/w:p&gt;&lt;w:p&gt;&lt;w:pPr&gt;&lt;w:pStyle w:val="CodeBlock"/&gt;&lt;/w:pPr&gt;&lt;w:r&gt;&lt;w:t xml:space="preserve"&gt;  |&lt;/w:t&gt;&lt;/w:r&gt;&lt;/w:p&gt;&lt;w:p&gt;&lt;w:pPr&gt;&lt;w:pStyle w:val="CodeBlock"/&gt;&lt;/w:pPr&gt;&lt;w:r&gt;&lt;w:t xml:space="preserve"&gt;  v&lt;/w:t&gt;&lt;/w:r&gt;&lt;/w:p&gt;&lt;w:p&gt;&lt;w:pPr&gt;&lt;w:pStyle w:val="CodeBlock"/&gt;&lt;/w:pPr&gt;&lt;w:r&gt;&lt;w:t xml:space="preserve"&gt;Bought, awaiting delivery&lt;/w:t&gt;&lt;/w:r&gt;&lt;/w:p&gt;&lt;w:p&gt;&lt;w:pPr&gt;&lt;w:pStyle w:val="CodeBlock"/&gt;&lt;/w:pPr&gt;&lt;w:r&gt;&lt;w:t xml:space="preserve"&gt;  |&lt;/w:t&gt;&lt;/w:r&gt;&lt;/w:p&gt;&lt;w:p&gt;&lt;w:pPr&gt;&lt;w:pStyle w:val="CodeBlock"/&gt;&lt;/w:pPr&gt;&lt;w:r&gt;&lt;w:t xml:space="preserve"&gt;  +--&amp;gt; Undo returns the unit to the buying list&lt;/w:t&gt;&lt;/w:r&gt;&lt;/w:p&gt;&lt;w:p&gt;&lt;w:pPr&gt;&lt;w:pStyle w:val="CodeBlock"/&gt;&lt;/w:pPr&gt;&lt;w:r&gt;&lt;w:t xml:space="preserve"&gt;  +--&amp;gt; Confirm delivery on the account completes the handover&lt;/w:t&gt;&lt;/w:r&gt;&lt;/w:p&gt;</w:t>
+              <w:t xml:space="preserve">&lt;w:p&gt;&lt;w:pPr&gt;&lt;w:pStyle w:val="DiagramTitle"/&gt;&lt;/w:pPr&gt;&lt;w:r&gt;&lt;w:rPr&gt;&lt;w:b/&gt;&lt;/w:rPr&gt;&lt;w:t xml:space="preserve"&gt;Diagram 5: Procurement Readiness Flow&lt;/w:t&gt;&lt;/w:r&gt;&lt;/w:p&gt;&lt;w:p&gt;&lt;w:pPr&gt;&lt;w:pStyle w:val="CodeBlock"/&gt;&lt;/w:pPr&gt;&lt;w:r&gt;&lt;w:t xml:space="preserve"&gt;CustomerAccount&lt;/w:t&gt;&lt;/w:r&gt;&lt;/w:p&gt;&lt;w:p&gt;&lt;w:pPr&gt;&lt;w:pStyle w:val="CodeBlock"/&gt;&lt;/w:pPr&gt;&lt;w:r&gt;&lt;w:t xml:space="preserve"&gt;  |&lt;/w:t&gt;&lt;/w:r&gt;&lt;/w:p&gt;&lt;w:p&gt;&lt;w:pPr&gt;&lt;w:pStyle w:val="CodeBlock"/&gt;&lt;/w:pPr&gt;&lt;w:r&gt;&lt;w:t xml:space="preserve"&gt;  +--&amp;gt; status in ACTIVE / COMPLETED / OVERDUE / DORMANT / PROBATION&lt;/w:t&gt;&lt;/w:r&gt;&lt;/w:p&gt;&lt;w:p&gt;&lt;w:pPr&gt;&lt;w:pStyle w:val="CodeBlock"/&gt;&lt;/w:pPr&gt;&lt;w:r&gt;&lt;w:t xml:space="preserve"&gt;  +--&amp;gt; deliveryStatus is PENDING&lt;/w:t&gt;&lt;/w:r&gt;&lt;/w:p&gt;&lt;w:p&gt;&lt;w:pPr&gt;&lt;w:pStyle w:val="CodeBlock"/&gt;&lt;/w:pPr&gt;&lt;w:r&gt;&lt;w:t xml:space="preserve"&gt;  +--&amp;gt; procuredAt is null&lt;/w:t&gt;&lt;/w:r&gt;&lt;/w:p&gt;&lt;w:p&gt;&lt;w:pPr&gt;&lt;w:pStyle w:val="CodeBlock"/&gt;&lt;/w:pPr&gt;&lt;w:r&gt;&lt;w:t xml:space="preserve"&gt;  +--&amp;gt; totalPaid / targetAmount &amp;gt;= 70%&lt;/w:t&gt;&lt;/w:r&gt;&lt;/w:p&gt;&lt;w:p&gt;&lt;w:pPr&gt;&lt;w:pStyle w:val="CodeBlock"/&gt;&lt;/w:pPr&gt;&lt;w:r&gt;&lt;w:t xml:space="preserve"&gt;  |&lt;/w:t&gt;&lt;/w:r&gt;&lt;/w:p&gt;&lt;w:p&gt;&lt;w:pPr&gt;&lt;w:pStyle w:val="CodeBlock"/&gt;&lt;/w:pPr&gt;&lt;w:r&gt;&lt;w:t xml:space="preserve"&gt;  v&lt;/w:t&gt;&lt;/w:r&gt;&lt;/w:p&gt;&lt;w:p&gt;&lt;w:pPr&gt;&lt;w:pStyle w:val="CodeBlock"/&gt;&lt;/w:pPr&gt;&lt;w:r&gt;&lt;w:t xml:space="preserve"&gt;Group by Product&lt;/w:t&gt;&lt;/w:r&gt;&lt;/w:p&gt;&lt;w:p&gt;&lt;w:pPr&gt;&lt;w:pStyle w:val="CodeBlock"/&gt;&lt;/w:pPr&gt;&lt;w:r&gt;&lt;w:t xml:space="preserve"&gt;  |&lt;/w:t&gt;&lt;/w:r&gt;&lt;/w:p&gt;&lt;w:p&gt;&lt;w:pPr&gt;&lt;w:pStyle w:val="CodeBlock"/&gt;&lt;/w:pPr&gt;&lt;w:r&gt;&lt;w:t xml:space="preserve"&gt;  +--&amp;gt; quantity = eligible accounts count&lt;/w:t&gt;&lt;/w:r&gt;&lt;/w:p&gt;&lt;w:p&gt;&lt;w:pPr&gt;&lt;w:pStyle w:val="CodeBlock"/&gt;&lt;/w:pPr&gt;&lt;w:r&gt;&lt;w:t xml:space="preserve"&gt;  +--&amp;gt; totalCost = quantity * (costPrice + transportCost)&lt;/w:t&gt;&lt;/w:r&gt;&lt;/w:p&gt;&lt;w:p&gt;&lt;w:pPr&gt;&lt;w:pStyle w:val="CodeBlock"/&gt;&lt;/w:pPr&gt;&lt;w:r&gt;&lt;w:t xml:space="preserve"&gt;  +--&amp;gt; averageProgress and highestProgress displayed&lt;/w:t&gt;&lt;/w:r&gt;&lt;/w:p&gt;&lt;w:p&gt;&lt;w:pPr&gt;&lt;w:pStyle w:val="CodeBlock"/&gt;&lt;/w:pPr&gt;&lt;w:r&gt;&lt;w:t xml:space="preserve"&gt;  |&lt;/w:t&gt;&lt;/w:r&gt;&lt;/w:p&gt;&lt;w:p&gt;&lt;w:pPr&gt;&lt;w:pStyle w:val="CodeBlock"/&gt;&lt;/w:pPr&gt;&lt;w:r&gt;&lt;w:t xml:space="preserve"&gt;  v&lt;/w:t&gt;&lt;/w:r&gt;&lt;/w:p&gt;&lt;w:p&gt;&lt;w:pPr&gt;&lt;w:pStyle w:val="CodeBlock"/&gt;&lt;/w:pPr&gt;&lt;w:r&gt;&lt;w:t xml:space="preserve"&gt;Products procurement tab + sidebar notification + weekly report sheet&lt;/w:t&gt;&lt;/w:r&gt;&lt;/w:p&gt;&lt;w:p&gt;&lt;w:pPr&gt;&lt;w:pStyle w:val="CodeBlock"/&gt;&lt;/w:pPr&gt;&lt;w:r&gt;&lt;w:t xml:space="preserve"&gt;  |&lt;/w:t&gt;&lt;/w:r&gt;&lt;/w:p&gt;&lt;w:p&gt;&lt;w:pPr&gt;&lt;w:pStyle w:val="CodeBlock"/&gt;&lt;/w:pPr&gt;&lt;w:r&gt;&lt;w:t xml:space="preserve"&gt;  v&lt;/w:t&gt;&lt;/w:r&gt;&lt;/w:p&gt;&lt;w:p&gt;&lt;w:pPr&gt;&lt;w:pStyle w:val="CodeBlock"/&gt;&lt;/w:pPr&gt;&lt;w:r&gt;&lt;w:t xml:space="preserve"&gt;Confirm procured quantity&lt;/w:t&gt;&lt;/w:r&gt;&lt;/w:p&gt;&lt;w:p&gt;&lt;w:pPr&gt;&lt;w:pStyle w:val="CodeBlock"/&gt;&lt;/w:pPr&gt;&lt;w:r&gt;&lt;w:t xml:space="preserve"&gt;  |&lt;/w:t&gt;&lt;/w:r&gt;&lt;/w:p&gt;&lt;w:p&gt;&lt;w:pPr&gt;&lt;w:pStyle w:val="CodeBlock"/&gt;&lt;/w:pPr&gt;&lt;w:r&gt;&lt;w:t xml:space="preserve"&gt;  +--&amp;gt; consumes that many units, highest paid % first&lt;/w:t&gt;&lt;/w:r&gt;&lt;/w:p&gt;&lt;w:p&gt;&lt;w:pPr&gt;&lt;w:pStyle w:val="CodeBlock"/&gt;&lt;/w:pPr&gt;&lt;w:r&gt;&lt;w:t xml:space="preserve"&gt;  +--&amp;gt; sets procuredAt / procuredBy on those accounts&lt;/w:t&gt;&lt;/w:r&gt;&lt;/w:p&gt;&lt;w:p&gt;&lt;w:pPr&gt;&lt;w:pStyle w:val="CodeBlock"/&gt;&lt;/w:pPr&gt;&lt;w:r&gt;&lt;w:t xml:space="preserve"&gt;  +--&amp;gt; reduces the buying list by exactly that quantity&lt;/w:t&gt;&lt;/w:r&gt;&lt;/w:p&gt;&lt;w:p&gt;&lt;w:pPr&gt;&lt;w:pStyle w:val="CodeBlock"/&gt;&lt;/w:pPr&gt;&lt;w:r&gt;&lt;w:t xml:space="preserve"&gt;  |&lt;/w:t&gt;&lt;/w:r&gt;&lt;/w:p&gt;&lt;w:p&gt;&lt;w:pPr&gt;&lt;w:pStyle w:val="CodeBlock"/&gt;&lt;/w:pPr&gt;&lt;w:r&gt;&lt;w:t xml:space="preserve"&gt;  v&lt;/w:t&gt;&lt;/w:r&gt;&lt;/w:p&gt;&lt;w:p&gt;&lt;w:pPr&gt;&lt;w:pStyle w:val="CodeBlock"/&gt;&lt;/w:pPr&gt;&lt;w:r&gt;&lt;w:t xml:space="preserve"&gt;Confirm delivery on the account completes the handover&lt;/w:t&gt;&lt;/w:r&gt;&lt;/w:p&gt;</w:t>
             </w:r>
           </w:p>
         </w:tc>
@@ -4903,7 +4903,7 @@
               <w:pStyle w:val="TableText"/>
             </w:pPr>
             <w:r>
-              <w:t xml:space="preserve">Operator enters the quantity actually bought. Units are consumed highest paid % first and leave the list immediately.</w:t>
+              <w:t xml:space="preserve">Operator enters the quantity actually bought in a dialog on the product row. Units are consumed highest paid % first and leave the list immediately.</w:t>
             </w:r>
           </w:p>
         </w:tc>
@@ -4946,48 +4946,6 @@
             </w:pPr>
             <w:r>
               <w:t xml:space="preserve">An account leaves procurement when procuredAt is set, or when delivery confirmation changes deliveryStatus to DELIVERED.</w:t>
-            </w:r>
-          </w:p>
-        </w:tc>
-      </w:tr>
-      <w:tr>
-        <w:tc>
-          <w:tcPr>
-            <w:tcW w:w="2300" w:type="dxa"/>
-            <w:vAlign w:val="top"/>
-            <w:tcMar>
-              <w:top w:w="80" w:type="dxa"/>
-              <w:left w:w="120" w:type="dxa"/>
-              <w:bottom w:w="80" w:type="dxa"/>
-              <w:right w:w="120" w:type="dxa"/>
-            </w:tcMar>
-          </w:tcPr>
-          <w:p>
-            <w:pPr>
-              <w:pStyle w:val="TableText"/>
-            </w:pPr>
-            <w:r>
-              <w:t xml:space="preserve">Undo</w:t>
-            </w:r>
-          </w:p>
-        </w:tc>
-        <w:tc>
-          <w:tcPr>
-            <w:tcW w:w="7060" w:type="dxa"/>
-            <w:vAlign w:val="top"/>
-            <w:tcMar>
-              <w:top w:w="80" w:type="dxa"/>
-              <w:left w:w="120" w:type="dxa"/>
-              <w:bottom w:w="80" w:type="dxa"/>
-              <w:right w:w="120" w:type="dxa"/>
-            </w:tcMar>
-          </w:tcPr>
-          <w:p>
-            <w:pPr>
-              <w:pStyle w:val="TableText"/>
-            </w:pPr>
-            <w:r>
-              <w:t xml:space="preserve">Clears procuredAt/procuredBy and returns the unit to the buying list, for confirmations entered in error.</w:t>
             </w:r>
           </w:p>
         </w:tc>

--- a/docs/GLV_System_Documentation.docx
+++ b/docs/GLV_System_Documentation.docx
@@ -157,7 +157,7 @@
               <w:pStyle w:val="TableText"/>
             </w:pPr>
             <w:r>
-              <w:t xml:space="preserve">September 17, 2026</w:t>
+              <w:t xml:space="preserve">September 18, 2026</w:t>
             </w:r>
           </w:p>
         </w:tc>
@@ -1561,7 +1561,7 @@
               <w:pStyle w:val="TableText"/>
             </w:pPr>
             <w:r>
-              <w:t xml:space="preserve">name, category, costPrice, transportCost, layawayPrice, dailyAmount, duration, quantityOnSale, active</w:t>
+              <w:t xml:space="preserve">name, category, costPrice, transportCost, layawayPrice, dailyAmount, duration, stockOnHand, active</w:t>
             </w:r>
           </w:p>
         </w:tc>
@@ -1583,6 +1583,68 @@
               <w:pStyle w:val="TableText"/>
             </w:pPr>
             <w:r>
+              <w:t xml:space="preserve">InventoryMovement</w:t>
+            </w:r>
+          </w:p>
+        </w:tc>
+        <w:tc>
+          <w:tcPr>
+            <w:tcW w:w="3300" w:type="dxa"/>
+            <w:vAlign w:val="top"/>
+            <w:tcMar>
+              <w:top w:w="80" w:type="dxa"/>
+              <w:left w:w="120" w:type="dxa"/>
+              <w:bottom w:w="80" w:type="dxa"/>
+              <w:right w:w="120" w:type="dxa"/>
+            </w:tcMar>
+          </w:tcPr>
+          <w:p>
+            <w:pPr>
+              <w:pStyle w:val="TableText"/>
+            </w:pPr>
+            <w:r>
+              <w:t xml:space="preserve">One change to a product's stock on hand.</w:t>
+            </w:r>
+          </w:p>
+        </w:tc>
+        <w:tc>
+          <w:tcPr>
+            <w:tcW w:w="4360" w:type="dxa"/>
+            <w:vAlign w:val="top"/>
+            <w:tcMar>
+              <w:top w:w="80" w:type="dxa"/>
+              <w:left w:w="120" w:type="dxa"/>
+              <w:bottom w:w="80" w:type="dxa"/>
+              <w:right w:w="120" w:type="dxa"/>
+            </w:tcMar>
+          </w:tcPr>
+          <w:p>
+            <w:pPr>
+              <w:pStyle w:val="TableText"/>
+            </w:pPr>
+            <w:r>
+              <w:t xml:space="preserve">productId, delta, reason, balanceAfter, note, accountId, createdBy, createdAt</w:t>
+            </w:r>
+          </w:p>
+        </w:tc>
+      </w:tr>
+      <w:tr>
+        <w:tc>
+          <w:tcPr>
+            <w:tcW w:w="1700" w:type="dxa"/>
+            <w:vAlign w:val="top"/>
+            <w:tcMar>
+              <w:top w:w="80" w:type="dxa"/>
+              <w:left w:w="120" w:type="dxa"/>
+              <w:bottom w:w="80" w:type="dxa"/>
+              <w:right w:w="120" w:type="dxa"/>
+            </w:tcMar>
+          </w:tcPr>
+          <w:p>
+            <w:pPr>
+              <w:pStyle w:val="TableText"/>
+            </w:pPr>
+            <w:r>
               <w:t xml:space="preserve">CustomerAccount</w:t>
             </w:r>
           </w:p>
@@ -1623,7 +1685,7 @@
               <w:pStyle w:val="TableText"/>
             </w:pPr>
             <w:r>
-              <w:t xml:space="preserve">targetAmount, dailyAmount, totalPaid, balance, status, deliveryStatus, deliveredAt, deliveredWithBalance, balanceAtDelivery, deliveryNote, procuredAt, procuredBy</w:t>
+              <w:t xml:space="preserve">targetAmount, dailyAmount, totalPaid, balance, status, deliveryStatus, deliveredAt, deliveredWithBalance, balanceAtDelivery, deliveryNote</w:t>
             </w:r>
           </w:p>
         </w:tc>
@@ -2363,7 +2425,7 @@
               <w:pStyle w:val="TableText"/>
             </w:pPr>
             <w:r>
-              <w:t xml:space="preserve">Allows product catalog access, the procurement module, and confirming procured quantities.</w:t>
+              <w:t xml:space="preserve">Allows product catalog access, the procurement module, and the inventory module (receiving stock and correcting counts).</w:t>
             </w:r>
           </w:p>
         </w:tc>
@@ -3288,7 +3350,7 @@
               <w:pStyle w:val="TableText"/>
             </w:pPr>
             <w:r>
-              <w:t xml:space="preserve">Catalog management, product economics, quantity on sale, category badges, and procurement tab.</w:t>
+              <w:t xml:space="preserve">Catalog management, product economics, category badges, and procurement tab.</w:t>
             </w:r>
           </w:p>
         </w:tc>
@@ -3350,7 +3412,69 @@
               <w:pStyle w:val="TableText"/>
             </w:pPr>
             <w:r>
-              <w:t xml:space="preserve">Buying list for products with accounts at least 70% paid and still pending delivery, with quantity-based procurement confirmation. The per-product page is a read-only breakdown.</w:t>
+              <w:t xml:space="preserve">Buying list for products whose demand exceeds stock on hand. The per-product page is a read-only breakdown marking each account In stock or To buy.</w:t>
+            </w:r>
+          </w:p>
+        </w:tc>
+      </w:tr>
+      <w:tr>
+        <w:tc>
+          <w:tcPr>
+            <w:tcW w:w="1700" w:type="dxa"/>
+            <w:vAlign w:val="top"/>
+            <w:tcMar>
+              <w:top w:w="80" w:type="dxa"/>
+              <w:left w:w="120" w:type="dxa"/>
+              <w:bottom w:w="80" w:type="dxa"/>
+              <w:right w:w="120" w:type="dxa"/>
+            </w:tcMar>
+          </w:tcPr>
+          <w:p>
+            <w:pPr>
+              <w:pStyle w:val="TableText"/>
+            </w:pPr>
+            <w:r>
+              <w:t xml:space="preserve">Inventory</w:t>
+            </w:r>
+          </w:p>
+        </w:tc>
+        <w:tc>
+          <w:tcPr>
+            <w:tcW w:w="2600" w:type="dxa"/>
+            <w:vAlign w:val="top"/>
+            <w:tcMar>
+              <w:top w:w="80" w:type="dxa"/>
+              <w:left w:w="120" w:type="dxa"/>
+              <w:bottom w:w="80" w:type="dxa"/>
+              <w:right w:w="120" w:type="dxa"/>
+            </w:tcMar>
+          </w:tcPr>
+          <w:p>
+            <w:pPr>
+              <w:pStyle w:val="TableText"/>
+            </w:pPr>
+            <w:r>
+              <w:t xml:space="preserve">/inventory and /inventory/[productId]</w:t>
+            </w:r>
+          </w:p>
+        </w:tc>
+        <w:tc>
+          <w:tcPr>
+            <w:tcW w:w="5060" w:type="dxa"/>
+            <w:vAlign w:val="top"/>
+            <w:tcMar>
+              <w:top w:w="80" w:type="dxa"/>
+              <w:left w:w="120" w:type="dxa"/>
+              <w:bottom w:w="80" w:type="dxa"/>
+              <w:right w:w="120" w:type="dxa"/>
+            </w:tcMar>
+          </w:tcPr>
+          <w:p>
+            <w:pPr>
+              <w:pStyle w:val="TableText"/>
+            </w:pPr>
+            <w:r>
+              <w:t xml:space="preserve">Stock on hand per product, receiving stock, correcting a count, and the movement ledger behind every figure.</w:t>
             </w:r>
           </w:p>
         </w:tc>
@@ -3965,7 +4089,7 @@
               <w:pStyle w:val="TableText"/>
             </w:pPr>
             <w:r>
-              <w:t xml:space="preserve">&lt;w:p&gt;&lt;w:pPr&gt;&lt;w:pStyle w:val="DiagramTitle"/&gt;&lt;/w:pPr&gt;&lt;w:r&gt;&lt;w:rPr&gt;&lt;w:b/&gt;&lt;/w:rPr&gt;&lt;w:t xml:space="preserve"&gt;Diagram 4: Customer Account Lifecycle&lt;/w:t&gt;&lt;/w:r&gt;&lt;/w:p&gt;&lt;w:p&gt;&lt;w:pPr&gt;&lt;w:pStyle w:val="CodeBlock"/&gt;&lt;/w:pPr&gt;&lt;w:r&gt;&lt;w:t xml:space="preserve"&gt;Create customer&lt;/w:t&gt;&lt;/w:r&gt;&lt;/w:p&gt;&lt;w:p&gt;&lt;w:pPr&gt;&lt;w:pStyle w:val="CodeBlock"/&gt;&lt;/w:pPr&gt;&lt;w:r&gt;&lt;w:t xml:space="preserve"&gt;  |&lt;/w:t&gt;&lt;/w:r&gt;&lt;/w:p&gt;&lt;w:p&gt;&lt;w:pPr&gt;&lt;w:pStyle w:val="CodeBlock"/&gt;&lt;/w:pPr&gt;&lt;w:r&gt;&lt;w:t xml:space="preserve"&gt;  +--&amp;gt; assign staff and generate customer ID&lt;/w:t&gt;&lt;/w:r&gt;&lt;/w:p&gt;&lt;w:p&gt;&lt;w:pPr&gt;&lt;w:pStyle w:val="CodeBlock"/&gt;&lt;/w:pPr&gt;&lt;w:r&gt;&lt;w:t xml:space="preserve"&gt;  |&lt;/w:t&gt;&lt;/w:r&gt;&lt;/w:p&gt;&lt;w:p&gt;&lt;w:pPr&gt;&lt;w:pStyle w:val="CodeBlock"/&gt;&lt;/w:pPr&gt;&lt;w:r&gt;&lt;w:t xml:space="preserve"&gt;  v&lt;/w:t&gt;&lt;/w:r&gt;&lt;/w:p&gt;&lt;w:p&gt;&lt;w:pPr&gt;&lt;w:pStyle w:val="CodeBlock"/&gt;&lt;/w:pPr&gt;&lt;w:r&gt;&lt;w:t xml:space="preserve"&gt;Create product account&lt;/w:t&gt;&lt;/w:r&gt;&lt;/w:p&gt;&lt;w:p&gt;&lt;w:pPr&gt;&lt;w:pStyle w:val="CodeBlock"/&gt;&lt;/w:pPr&gt;&lt;w:r&gt;&lt;w:t xml:space="preserve"&gt;  |&lt;/w:t&gt;&lt;/w:r&gt;&lt;/w:p&gt;&lt;w:p&gt;&lt;w:pPr&gt;&lt;w:pStyle w:val="CodeBlock"/&gt;&lt;/w:pPr&gt;&lt;w:r&gt;&lt;w:t xml:space="preserve"&gt;  +--&amp;gt; product sets target amount, daily amount, duration, expected end date&lt;/w:t&gt;&lt;/w:r&gt;&lt;/w:p&gt;&lt;w:p&gt;&lt;w:pPr&gt;&lt;w:pStyle w:val="CodeBlock"/&gt;&lt;/w:pPr&gt;&lt;w:r&gt;&lt;w:t xml:space="preserve"&gt;  |&lt;/w:t&gt;&lt;/w:r&gt;&lt;/w:p&gt;&lt;w:p&gt;&lt;w:pPr&gt;&lt;w:pStyle w:val="CodeBlock"/&gt;&lt;/w:pPr&gt;&lt;w:r&gt;&lt;w:t xml:space="preserve"&gt;  v&lt;/w:t&gt;&lt;/w:r&gt;&lt;/w:p&gt;&lt;w:p&gt;&lt;w:pPr&gt;&lt;w:pStyle w:val="CodeBlock"/&gt;&lt;/w:pPr&gt;&lt;w:r&gt;&lt;w:t xml:space="preserve"&gt;Record installment payment&lt;/w:t&gt;&lt;/w:r&gt;&lt;/w:p&gt;&lt;w:p&gt;&lt;w:pPr&gt;&lt;w:pStyle w:val="CodeBlock"/&gt;&lt;/w:pPr&gt;&lt;w:r&gt;&lt;w:t xml:space="preserve"&gt;  |&lt;/w:t&gt;&lt;/w:r&gt;&lt;/w:p&gt;&lt;w:p&gt;&lt;w:pPr&gt;&lt;w:pStyle w:val="CodeBlock"/&gt;&lt;/w:pPr&gt;&lt;w:r&gt;&lt;w:t xml:space="preserve"&gt;  +--&amp;gt; generate receipt&lt;/w:t&gt;&lt;/w:r&gt;&lt;/w:p&gt;&lt;w:p&gt;&lt;w:pPr&gt;&lt;w:pStyle w:val="CodeBlock"/&gt;&lt;/w:pPr&gt;&lt;w:r&gt;&lt;w:t xml:space="preserve"&gt;  +--&amp;gt; increase totalPaid&lt;/w:t&gt;&lt;/w:r&gt;&lt;/w:p&gt;&lt;w:p&gt;&lt;w:pPr&gt;&lt;w:pStyle w:val="CodeBlock"/&gt;&lt;/w:pPr&gt;&lt;w:r&gt;&lt;w:t xml:space="preserve"&gt;  +--&amp;gt; reduce balance&lt;/w:t&gt;&lt;/w:r&gt;&lt;/w:p&gt;&lt;w:p&gt;&lt;w:pPr&gt;&lt;w:pStyle w:val="CodeBlock"/&gt;&lt;/w:pPr&gt;&lt;w:r&gt;&lt;w:t xml:space="preserve"&gt;  +--&amp;gt; complete account when balance reaches zero&lt;/w:t&gt;&lt;/w:r&gt;&lt;/w:p&gt;&lt;w:p&gt;&lt;w:pPr&gt;&lt;w:pStyle w:val="CodeBlock"/&gt;&lt;/w:pPr&gt;&lt;w:r&gt;&lt;w:t xml:space="preserve"&gt;  +--&amp;gt; create CustomerCredit for overpayment&lt;/w:t&gt;&lt;/w:r&gt;&lt;/w:p&gt;&lt;w:p&gt;&lt;w:pPr&gt;&lt;w:pStyle w:val="CodeBlock"/&gt;&lt;/w:pPr&gt;&lt;w:r&gt;&lt;w:t xml:space="preserve"&gt;  +--&amp;gt; write AuditLog&lt;/w:t&gt;&lt;/w:r&gt;&lt;/w:p&gt;&lt;w:p&gt;&lt;w:pPr&gt;&lt;w:pStyle w:val="CodeBlock"/&gt;&lt;/w:pPr&gt;&lt;w:r&gt;&lt;w:t xml:space="preserve"&gt;  |&lt;/w:t&gt;&lt;/w:r&gt;&lt;/w:p&gt;&lt;w:p&gt;&lt;w:pPr&gt;&lt;w:pStyle w:val="CodeBlock"/&gt;&lt;/w:pPr&gt;&lt;w:r&gt;&lt;w:t xml:space="preserve"&gt;  v&lt;/w:t&gt;&lt;/w:r&gt;&lt;/w:p&gt;&lt;w:p&gt;&lt;w:pPr&gt;&lt;w:pStyle w:val="CodeBlock"/&gt;&lt;/w:pPr&gt;&lt;w:r&gt;&lt;w:t xml:space="preserve"&gt;Confirm delivery&lt;/w:t&gt;&lt;/w:r&gt;&lt;/w:p&gt;&lt;w:p&gt;&lt;w:pPr&gt;&lt;w:pStyle w:val="CodeBlock"/&gt;&lt;/w:pPr&gt;&lt;w:r&gt;&lt;w:t xml:space="preserve"&gt;  |&lt;/w:t&gt;&lt;/w:r&gt;&lt;/w:p&gt;&lt;w:p&gt;&lt;w:pPr&gt;&lt;w:pStyle w:val="CodeBlock"/&gt;&lt;/w:pPr&gt;&lt;w:r&gt;&lt;w:t xml:space="preserve"&gt;  +--&amp;gt; fully paid account: any account manager may confirm&lt;/w:t&gt;&lt;/w:r&gt;&lt;/w:p&gt;&lt;w:p&gt;&lt;w:pPr&gt;&lt;w:pStyle w:val="CodeBlock"/&gt;&lt;/w:pPr&gt;&lt;w:r&gt;&lt;w:t xml:space="preserve"&gt;  +--&amp;gt; balance still owing: admin only, reason required,&lt;/w:t&gt;&lt;/w:r&gt;&lt;/w:p&gt;&lt;w:p&gt;&lt;w:pPr&gt;&lt;w:pStyle w:val="CodeBlock"/&gt;&lt;/w:pPr&gt;&lt;w:r&gt;&lt;w:t xml:space="preserve"&gt;  |      balanceAtDelivery recorded, account stays open and collectible&lt;/w:t&gt;&lt;/w:r&gt;&lt;/w:p&gt;&lt;w:p&gt;&lt;w:pPr&gt;&lt;w:pStyle w:val="CodeBlock"/&gt;&lt;/w:pPr&gt;&lt;w:r&gt;&lt;w:t xml:space="preserve"&gt;  |&lt;/w:t&gt;&lt;/w:r&gt;&lt;/w:p&gt;&lt;w:p&gt;&lt;w:pPr&gt;&lt;w:pStyle w:val="CodeBlock"/&gt;&lt;/w:pPr&gt;&lt;w:r&gt;&lt;w:t xml:space="preserve"&gt;  +--&amp;gt; deliveryStatus becomes DELIVERED&lt;/w:t&gt;&lt;/w:r&gt;&lt;/w:p&gt;&lt;w:p&gt;&lt;w:pPr&gt;&lt;w:pStyle w:val="CodeBlock"/&gt;&lt;/w:pPr&gt;&lt;w:r&gt;&lt;w:t xml:space="preserve"&gt;  +--&amp;gt; account leaves the procurement list&lt;/w:t&gt;&lt;/w:r&gt;&lt;/w:p&gt;</w:t>
+              <w:t xml:space="preserve">&lt;w:p&gt;&lt;w:pPr&gt;&lt;w:pStyle w:val="DiagramTitle"/&gt;&lt;/w:pPr&gt;&lt;w:r&gt;&lt;w:rPr&gt;&lt;w:b/&gt;&lt;/w:rPr&gt;&lt;w:t xml:space="preserve"&gt;Diagram 4: Customer Account Lifecycle&lt;/w:t&gt;&lt;/w:r&gt;&lt;/w:p&gt;&lt;w:p&gt;&lt;w:pPr&gt;&lt;w:pStyle w:val="CodeBlock"/&gt;&lt;/w:pPr&gt;&lt;w:r&gt;&lt;w:t xml:space="preserve"&gt;Create customer&lt;/w:t&gt;&lt;/w:r&gt;&lt;/w:p&gt;&lt;w:p&gt;&lt;w:pPr&gt;&lt;w:pStyle w:val="CodeBlock"/&gt;&lt;/w:pPr&gt;&lt;w:r&gt;&lt;w:t xml:space="preserve"&gt;  |&lt;/w:t&gt;&lt;/w:r&gt;&lt;/w:p&gt;&lt;w:p&gt;&lt;w:pPr&gt;&lt;w:pStyle w:val="CodeBlock"/&gt;&lt;/w:pPr&gt;&lt;w:r&gt;&lt;w:t xml:space="preserve"&gt;  +--&amp;gt; assign staff and generate customer ID&lt;/w:t&gt;&lt;/w:r&gt;&lt;/w:p&gt;&lt;w:p&gt;&lt;w:pPr&gt;&lt;w:pStyle w:val="CodeBlock"/&gt;&lt;/w:pPr&gt;&lt;w:r&gt;&lt;w:t xml:space="preserve"&gt;  |&lt;/w:t&gt;&lt;/w:r&gt;&lt;/w:p&gt;&lt;w:p&gt;&lt;w:pPr&gt;&lt;w:pStyle w:val="CodeBlock"/&gt;&lt;/w:pPr&gt;&lt;w:r&gt;&lt;w:t xml:space="preserve"&gt;  v&lt;/w:t&gt;&lt;/w:r&gt;&lt;/w:p&gt;&lt;w:p&gt;&lt;w:pPr&gt;&lt;w:pStyle w:val="CodeBlock"/&gt;&lt;/w:pPr&gt;&lt;w:r&gt;&lt;w:t xml:space="preserve"&gt;Create product account&lt;/w:t&gt;&lt;/w:r&gt;&lt;/w:p&gt;&lt;w:p&gt;&lt;w:pPr&gt;&lt;w:pStyle w:val="CodeBlock"/&gt;&lt;/w:pPr&gt;&lt;w:r&gt;&lt;w:t xml:space="preserve"&gt;  |&lt;/w:t&gt;&lt;/w:r&gt;&lt;/w:p&gt;&lt;w:p&gt;&lt;w:pPr&gt;&lt;w:pStyle w:val="CodeBlock"/&gt;&lt;/w:pPr&gt;&lt;w:r&gt;&lt;w:t xml:space="preserve"&gt;  +--&amp;gt; product sets target amount, daily amount, duration, expected end date&lt;/w:t&gt;&lt;/w:r&gt;&lt;/w:p&gt;&lt;w:p&gt;&lt;w:pPr&gt;&lt;w:pStyle w:val="CodeBlock"/&gt;&lt;/w:pPr&gt;&lt;w:r&gt;&lt;w:t xml:space="preserve"&gt;  |&lt;/w:t&gt;&lt;/w:r&gt;&lt;/w:p&gt;&lt;w:p&gt;&lt;w:pPr&gt;&lt;w:pStyle w:val="CodeBlock"/&gt;&lt;/w:pPr&gt;&lt;w:r&gt;&lt;w:t xml:space="preserve"&gt;  v&lt;/w:t&gt;&lt;/w:r&gt;&lt;/w:p&gt;&lt;w:p&gt;&lt;w:pPr&gt;&lt;w:pStyle w:val="CodeBlock"/&gt;&lt;/w:pPr&gt;&lt;w:r&gt;&lt;w:t xml:space="preserve"&gt;Record installment payment&lt;/w:t&gt;&lt;/w:r&gt;&lt;/w:p&gt;&lt;w:p&gt;&lt;w:pPr&gt;&lt;w:pStyle w:val="CodeBlock"/&gt;&lt;/w:pPr&gt;&lt;w:r&gt;&lt;w:t xml:space="preserve"&gt;  |&lt;/w:t&gt;&lt;/w:r&gt;&lt;/w:p&gt;&lt;w:p&gt;&lt;w:pPr&gt;&lt;w:pStyle w:val="CodeBlock"/&gt;&lt;/w:pPr&gt;&lt;w:r&gt;&lt;w:t xml:space="preserve"&gt;  +--&amp;gt; generate receipt&lt;/w:t&gt;&lt;/w:r&gt;&lt;/w:p&gt;&lt;w:p&gt;&lt;w:pPr&gt;&lt;w:pStyle w:val="CodeBlock"/&gt;&lt;/w:pPr&gt;&lt;w:r&gt;&lt;w:t xml:space="preserve"&gt;  +--&amp;gt; increase totalPaid&lt;/w:t&gt;&lt;/w:r&gt;&lt;/w:p&gt;&lt;w:p&gt;&lt;w:pPr&gt;&lt;w:pStyle w:val="CodeBlock"/&gt;&lt;/w:pPr&gt;&lt;w:r&gt;&lt;w:t xml:space="preserve"&gt;  +--&amp;gt; reduce balance&lt;/w:t&gt;&lt;/w:r&gt;&lt;/w:p&gt;&lt;w:p&gt;&lt;w:pPr&gt;&lt;w:pStyle w:val="CodeBlock"/&gt;&lt;/w:pPr&gt;&lt;w:r&gt;&lt;w:t xml:space="preserve"&gt;  +--&amp;gt; complete account when balance reaches zero&lt;/w:t&gt;&lt;/w:r&gt;&lt;/w:p&gt;&lt;w:p&gt;&lt;w:pPr&gt;&lt;w:pStyle w:val="CodeBlock"/&gt;&lt;/w:pPr&gt;&lt;w:r&gt;&lt;w:t xml:space="preserve"&gt;  +--&amp;gt; create CustomerCredit for overpayment&lt;/w:t&gt;&lt;/w:r&gt;&lt;/w:p&gt;&lt;w:p&gt;&lt;w:pPr&gt;&lt;w:pStyle w:val="CodeBlock"/&gt;&lt;/w:pPr&gt;&lt;w:r&gt;&lt;w:t xml:space="preserve"&gt;  +--&amp;gt; write AuditLog&lt;/w:t&gt;&lt;/w:r&gt;&lt;/w:p&gt;&lt;w:p&gt;&lt;w:pPr&gt;&lt;w:pStyle w:val="CodeBlock"/&gt;&lt;/w:pPr&gt;&lt;w:r&gt;&lt;w:t xml:space="preserve"&gt;  |&lt;/w:t&gt;&lt;/w:r&gt;&lt;/w:p&gt;&lt;w:p&gt;&lt;w:pPr&gt;&lt;w:pStyle w:val="CodeBlock"/&gt;&lt;/w:pPr&gt;&lt;w:r&gt;&lt;w:t xml:space="preserve"&gt;  v&lt;/w:t&gt;&lt;/w:r&gt;&lt;/w:p&gt;&lt;w:p&gt;&lt;w:pPr&gt;&lt;w:pStyle w:val="CodeBlock"/&gt;&lt;/w:pPr&gt;&lt;w:r&gt;&lt;w:t xml:space="preserve"&gt;Confirm delivery&lt;/w:t&gt;&lt;/w:r&gt;&lt;/w:p&gt;&lt;w:p&gt;&lt;w:pPr&gt;&lt;w:pStyle w:val="CodeBlock"/&gt;&lt;/w:pPr&gt;&lt;w:r&gt;&lt;w:t xml:space="preserve"&gt;  |&lt;/w:t&gt;&lt;/w:r&gt;&lt;/w:p&gt;&lt;w:p&gt;&lt;w:pPr&gt;&lt;w:pStyle w:val="CodeBlock"/&gt;&lt;/w:pPr&gt;&lt;w:r&gt;&lt;w:t xml:space="preserve"&gt;  +--&amp;gt; fully paid account: any account manager may confirm&lt;/w:t&gt;&lt;/w:r&gt;&lt;/w:p&gt;&lt;w:p&gt;&lt;w:pPr&gt;&lt;w:pStyle w:val="CodeBlock"/&gt;&lt;/w:pPr&gt;&lt;w:r&gt;&lt;w:t xml:space="preserve"&gt;  +--&amp;gt; balance still owing: admin only, reason required,&lt;/w:t&gt;&lt;/w:r&gt;&lt;/w:p&gt;&lt;w:p&gt;&lt;w:pPr&gt;&lt;w:pStyle w:val="CodeBlock"/&gt;&lt;/w:pPr&gt;&lt;w:r&gt;&lt;w:t xml:space="preserve"&gt;  |      balanceAtDelivery recorded, account stays open and collectible&lt;/w:t&gt;&lt;/w:r&gt;&lt;/w:p&gt;&lt;w:p&gt;&lt;w:pPr&gt;&lt;w:pStyle w:val="CodeBlock"/&gt;&lt;/w:pPr&gt;&lt;w:r&gt;&lt;w:t xml:space="preserve"&gt;  |&lt;/w:t&gt;&lt;/w:r&gt;&lt;/w:p&gt;&lt;w:p&gt;&lt;w:pPr&gt;&lt;w:pStyle w:val="CodeBlock"/&gt;&lt;/w:pPr&gt;&lt;w:r&gt;&lt;w:t xml:space="preserve"&gt;  +--&amp;gt; deliveryStatus becomes DELIVERED&lt;/w:t&gt;&lt;/w:r&gt;&lt;/w:p&gt;&lt;w:p&gt;&lt;w:pPr&gt;&lt;w:pStyle w:val="CodeBlock"/&gt;&lt;/w:pPr&gt;&lt;w:r&gt;&lt;w:t xml:space="preserve"&gt;  +--&amp;gt; stock on hand for the product decreases by one&lt;/w:t&gt;&lt;/w:r&gt;&lt;/w:p&gt;&lt;w:p&gt;&lt;w:pPr&gt;&lt;w:pStyle w:val="CodeBlock"/&gt;&lt;/w:pPr&gt;&lt;w:r&gt;&lt;w:t xml:space="preserve"&gt;  +--&amp;gt; account leaves the procurement list&lt;/w:t&gt;&lt;/w:r&gt;&lt;/w:p&gt;</w:t>
             </w:r>
           </w:p>
         </w:tc>
@@ -4481,7 +4605,7 @@
               <w:pStyle w:val="TableText"/>
             </w:pPr>
             <w:r>
-              <w:t xml:space="preserve">actions/accounts.ts</w:t>
+              <w:t xml:space="preserve">actions/accounts.ts, lib/inventory.ts</w:t>
             </w:r>
           </w:p>
         </w:tc>
@@ -4501,7 +4625,7 @@
               <w:pStyle w:val="TableText"/>
             </w:pPr>
             <w:r>
-              <w:t xml:space="preserve">Fully paid accounts are confirmed by any account manager. Delivering with a balance owing requires an admin role, an explicit opt-in, and a stored reason; it records balanceAtDelivery and leaves the account open. Revalidates account/customer/product screens.</w:t>
+              <w:t xml:space="preserve">Fully paid accounts are confirmed by any account manager. Delivering with a balance owing requires an admin role, an explicit opt-in, and a stored reason; it records balanceAtDelivery and leaves the account open. Stock on hand drops by one and a DELIVERED movement is written; reversing the delivery returns the unit. If stock is already zero the delivery still records, the count floors at zero, and the operator is warned to correct it. Revalidates account/customer/product/inventory screens.</w:t>
             </w:r>
           </w:p>
         </w:tc>
@@ -4521,7 +4645,7 @@
         <w:keepNext/>
       </w:pPr>
       <w:r>
-        <w:t xml:space="preserve">7. Product and Procurement Module</w:t>
+        <w:t xml:space="preserve">7. Product, Inventory, and Procurement Module</w:t>
       </w:r>
     </w:p>
     <w:p>
@@ -4529,7 +4653,7 @@
         <w:pStyle w:val="Normal"/>
       </w:pPr>
       <w:r>
-        <w:t xml:space="preserve">The procurement list is a computed view, not a separate table. It groups pending-delivery customer accounts by product when their payment progress reaches the effective procurement threshold. The current rule is at least 70% paid, including fully paid accounts that are not yet delivered. An account stops contributing to procurement quantity once procurement is confirmed for it, or once delivery is confirmed.</w:t>
+        <w:t xml:space="preserve">Inventory and procurement are one loop. Inventory is the stored record of what is physically in the store room: Product.stockOnHand, backed by an InventoryMovement ledger row for every change. Procurement is a computed view over that record, not a separate table. It groups pending-delivery customer accounts by product when their payment progress reaches the effective procurement threshold, currently at least 70% paid including fully paid accounts that are not yet delivered, and then subtracts the units already in stock.</w:t>
       </w:r>
     </w:p>
     <w:p>
@@ -4537,7 +4661,23 @@
         <w:pStyle w:val="Normal"/>
       </w:pPr>
       <w:r>
-        <w:t xml:space="preserve">Procurement confirmation records what was actually bought. On the procurement tab the operator presses the procured action on a product row and enters the quantity bought in a small dialog; that many units are consumed from the queue, starting with the customers closest to finishing their plan. Confirmation is stored per account as procuredAt and procuredBy, so a partial purchase reduces the outstanding count by exactly the quantity entered and leaves the remainder on the list. Because procuredAt is part of the shared procurement query, the products tab, the sidebar attention badge, the procurement Excel export, the weekly report sheet and the reports module all reduce together. Confirming requires MANAGE_PRODUCTS, is audit logged with the requested and confirmed quantities, and is guarded so two operators cannot consume the same unit twice. Confirming procurement does not change delivery, which is still confirmed on the account.</w:t>
+        <w:t xml:space="preserve">A product therefore appears on the buying list only when the units its customers are owed exceed the units on the shelf; a product whose stock covers its demand does not appear at all. Stock is allocated to the customers closest to finishing their plan first, so the unit on the shelf is reserved for whoever is due it soonest. The allocation rule is the pure function allocateStockToDemand in lib/procurement.ts, covered by scripts/inventory.test.ts.</w:t>
+      </w:r>
+    </w:p>
+    <w:p>
+      <w:pPr>
+        <w:pStyle w:val="Normal"/>
+      </w:pPr>
+      <w:r>
+        <w:t xml:space="preserve">Receiving stock is the action that closes the loop. On the procurement tab or the inventory page the operator presses Receive on a product row and enters the quantity bought; those units enter stock and the buying list reduces by exactly that quantity, so a partial purchase leaves the remainder listed. Delivery moves stock the other way, and a correction sets the count to what was actually on the shelf. Every movement is stored with its reason, the resulting balance, the person and the time, so any figure can be explained afterwards. Receiving and correcting both require MANAGE_PRODUCTS and are audit logged as RECEIVE_STOCK and CORRECT_STOCK. Because stock on hand is part of the shared procurement query, the products tab, the sidebar attention badge, the procurement Excel export, the weekly report sheet and the reports module all reduce together.</w:t>
+      </w:r>
+    </w:p>
+    <w:p>
+      <w:pPr>
+        <w:pStyle w:val="Normal"/>
+      </w:pPr>
+      <w:r>
+        <w:t xml:space="preserve">This replaced an earlier per-account procured flag and the hand-typed quantity-on-sale field, both dropped by migration 20260917100000_inventory_module. The flag marked units as bought but could not answer how many were actually held, so stock and demand could not be compared. Units marked procured and not yet delivered were converted into opening stock by that migration, attributed to system, so they would not be bought a second time.</w:t>
       </w:r>
     </w:p>
     <w:tbl>
@@ -4574,7 +4714,7 @@
               <w:pStyle w:val="TableText"/>
             </w:pPr>
             <w:r>
-              <w:t xml:space="preserve">&lt;w:p&gt;&lt;w:pPr&gt;&lt;w:pStyle w:val="DiagramTitle"/&gt;&lt;/w:pPr&gt;&lt;w:r&gt;&lt;w:rPr&gt;&lt;w:b/&gt;&lt;/w:rPr&gt;&lt;w:t xml:space="preserve"&gt;Diagram 5: Procurement Readiness Flow&lt;/w:t&gt;&lt;/w:r&gt;&lt;/w:p&gt;&lt;w:p&gt;&lt;w:pPr&gt;&lt;w:pStyle w:val="CodeBlock"/&gt;&lt;/w:pPr&gt;&lt;w:r&gt;&lt;w:t xml:space="preserve"&gt;CustomerAccount&lt;/w:t&gt;&lt;/w:r&gt;&lt;/w:p&gt;&lt;w:p&gt;&lt;w:pPr&gt;&lt;w:pStyle w:val="CodeBlock"/&gt;&lt;/w:pPr&gt;&lt;w:r&gt;&lt;w:t xml:space="preserve"&gt;  |&lt;/w:t&gt;&lt;/w:r&gt;&lt;/w:p&gt;&lt;w:p&gt;&lt;w:pPr&gt;&lt;w:pStyle w:val="CodeBlock"/&gt;&lt;/w:pPr&gt;&lt;w:r&gt;&lt;w:t xml:space="preserve"&gt;  +--&amp;gt; status in ACTIVE / COMPLETED / OVERDUE / DORMANT / PROBATION&lt;/w:t&gt;&lt;/w:r&gt;&lt;/w:p&gt;&lt;w:p&gt;&lt;w:pPr&gt;&lt;w:pStyle w:val="CodeBlock"/&gt;&lt;/w:pPr&gt;&lt;w:r&gt;&lt;w:t xml:space="preserve"&gt;  +--&amp;gt; deliveryStatus is PENDING&lt;/w:t&gt;&lt;/w:r&gt;&lt;/w:p&gt;&lt;w:p&gt;&lt;w:pPr&gt;&lt;w:pStyle w:val="CodeBlock"/&gt;&lt;/w:pPr&gt;&lt;w:r&gt;&lt;w:t xml:space="preserve"&gt;  +--&amp;gt; procuredAt is null&lt;/w:t&gt;&lt;/w:r&gt;&lt;/w:p&gt;&lt;w:p&gt;&lt;w:pPr&gt;&lt;w:pStyle w:val="CodeBlock"/&gt;&lt;/w:pPr&gt;&lt;w:r&gt;&lt;w:t xml:space="preserve"&gt;  +--&amp;gt; totalPaid / targetAmount &amp;gt;= 70%&lt;/w:t&gt;&lt;/w:r&gt;&lt;/w:p&gt;&lt;w:p&gt;&lt;w:pPr&gt;&lt;w:pStyle w:val="CodeBlock"/&gt;&lt;/w:pPr&gt;&lt;w:r&gt;&lt;w:t xml:space="preserve"&gt;  |&lt;/w:t&gt;&lt;/w:r&gt;&lt;/w:p&gt;&lt;w:p&gt;&lt;w:pPr&gt;&lt;w:pStyle w:val="CodeBlock"/&gt;&lt;/w:pPr&gt;&lt;w:r&gt;&lt;w:t xml:space="preserve"&gt;  v&lt;/w:t&gt;&lt;/w:r&gt;&lt;/w:p&gt;&lt;w:p&gt;&lt;w:pPr&gt;&lt;w:pStyle w:val="CodeBlock"/&gt;&lt;/w:pPr&gt;&lt;w:r&gt;&lt;w:t xml:space="preserve"&gt;Group by Product&lt;/w:t&gt;&lt;/w:r&gt;&lt;/w:p&gt;&lt;w:p&gt;&lt;w:pPr&gt;&lt;w:pStyle w:val="CodeBlock"/&gt;&lt;/w:pPr&gt;&lt;w:r&gt;&lt;w:t xml:space="preserve"&gt;  |&lt;/w:t&gt;&lt;/w:r&gt;&lt;/w:p&gt;&lt;w:p&gt;&lt;w:pPr&gt;&lt;w:pStyle w:val="CodeBlock"/&gt;&lt;/w:pPr&gt;&lt;w:r&gt;&lt;w:t xml:space="preserve"&gt;  +--&amp;gt; quantity = eligible accounts count&lt;/w:t&gt;&lt;/w:r&gt;&lt;/w:p&gt;&lt;w:p&gt;&lt;w:pPr&gt;&lt;w:pStyle w:val="CodeBlock"/&gt;&lt;/w:pPr&gt;&lt;w:r&gt;&lt;w:t xml:space="preserve"&gt;  +--&amp;gt; totalCost = quantity * (costPrice + transportCost)&lt;/w:t&gt;&lt;/w:r&gt;&lt;/w:p&gt;&lt;w:p&gt;&lt;w:pPr&gt;&lt;w:pStyle w:val="CodeBlock"/&gt;&lt;/w:pPr&gt;&lt;w:r&gt;&lt;w:t xml:space="preserve"&gt;  +--&amp;gt; averageProgress and highestProgress displayed&lt;/w:t&gt;&lt;/w:r&gt;&lt;/w:p&gt;&lt;w:p&gt;&lt;w:pPr&gt;&lt;w:pStyle w:val="CodeBlock"/&gt;&lt;/w:pPr&gt;&lt;w:r&gt;&lt;w:t xml:space="preserve"&gt;  |&lt;/w:t&gt;&lt;/w:r&gt;&lt;/w:p&gt;&lt;w:p&gt;&lt;w:pPr&gt;&lt;w:pStyle w:val="CodeBlock"/&gt;&lt;/w:pPr&gt;&lt;w:r&gt;&lt;w:t xml:space="preserve"&gt;  v&lt;/w:t&gt;&lt;/w:r&gt;&lt;/w:p&gt;&lt;w:p&gt;&lt;w:pPr&gt;&lt;w:pStyle w:val="CodeBlock"/&gt;&lt;/w:pPr&gt;&lt;w:r&gt;&lt;w:t xml:space="preserve"&gt;Products procurement tab + sidebar notification + weekly report sheet&lt;/w:t&gt;&lt;/w:r&gt;&lt;/w:p&gt;&lt;w:p&gt;&lt;w:pPr&gt;&lt;w:pStyle w:val="CodeBlock"/&gt;&lt;/w:pPr&gt;&lt;w:r&gt;&lt;w:t xml:space="preserve"&gt;  |&lt;/w:t&gt;&lt;/w:r&gt;&lt;/w:p&gt;&lt;w:p&gt;&lt;w:pPr&gt;&lt;w:pStyle w:val="CodeBlock"/&gt;&lt;/w:pPr&gt;&lt;w:r&gt;&lt;w:t xml:space="preserve"&gt;  v&lt;/w:t&gt;&lt;/w:r&gt;&lt;/w:p&gt;&lt;w:p&gt;&lt;w:pPr&gt;&lt;w:pStyle w:val="CodeBlock"/&gt;&lt;/w:pPr&gt;&lt;w:r&gt;&lt;w:t xml:space="preserve"&gt;Confirm procured quantity&lt;/w:t&gt;&lt;/w:r&gt;&lt;/w:p&gt;&lt;w:p&gt;&lt;w:pPr&gt;&lt;w:pStyle w:val="CodeBlock"/&gt;&lt;/w:pPr&gt;&lt;w:r&gt;&lt;w:t xml:space="preserve"&gt;  |&lt;/w:t&gt;&lt;/w:r&gt;&lt;/w:p&gt;&lt;w:p&gt;&lt;w:pPr&gt;&lt;w:pStyle w:val="CodeBlock"/&gt;&lt;/w:pPr&gt;&lt;w:r&gt;&lt;w:t xml:space="preserve"&gt;  +--&amp;gt; consumes that many units, highest paid % first&lt;/w:t&gt;&lt;/w:r&gt;&lt;/w:p&gt;&lt;w:p&gt;&lt;w:pPr&gt;&lt;w:pStyle w:val="CodeBlock"/&gt;&lt;/w:pPr&gt;&lt;w:r&gt;&lt;w:t xml:space="preserve"&gt;  +--&amp;gt; sets procuredAt / procuredBy on those accounts&lt;/w:t&gt;&lt;/w:r&gt;&lt;/w:p&gt;&lt;w:p&gt;&lt;w:pPr&gt;&lt;w:pStyle w:val="CodeBlock"/&gt;&lt;/w:pPr&gt;&lt;w:r&gt;&lt;w:t xml:space="preserve"&gt;  +--&amp;gt; reduces the buying list by exactly that quantity&lt;/w:t&gt;&lt;/w:r&gt;&lt;/w:p&gt;&lt;w:p&gt;&lt;w:pPr&gt;&lt;w:pStyle w:val="CodeBlock"/&gt;&lt;/w:pPr&gt;&lt;w:r&gt;&lt;w:t xml:space="preserve"&gt;  |&lt;/w:t&gt;&lt;/w:r&gt;&lt;/w:p&gt;&lt;w:p&gt;&lt;w:pPr&gt;&lt;w:pStyle w:val="CodeBlock"/&gt;&lt;/w:pPr&gt;&lt;w:r&gt;&lt;w:t xml:space="preserve"&gt;  v&lt;/w:t&gt;&lt;/w:r&gt;&lt;/w:p&gt;&lt;w:p&gt;&lt;w:pPr&gt;&lt;w:pStyle w:val="CodeBlock"/&gt;&lt;/w:pPr&gt;&lt;w:r&gt;&lt;w:t xml:space="preserve"&gt;Confirm delivery on the account completes the handover&lt;/w:t&gt;&lt;/w:r&gt;&lt;/w:p&gt;</w:t>
+              <w:t xml:space="preserve">&lt;w:p&gt;&lt;w:pPr&gt;&lt;w:pStyle w:val="DiagramTitle"/&gt;&lt;/w:pPr&gt;&lt;w:r&gt;&lt;w:rPr&gt;&lt;w:b/&gt;&lt;/w:rPr&gt;&lt;w:t xml:space="preserve"&gt;Diagram 5: Inventory and Procurement Flow&lt;/w:t&gt;&lt;/w:r&gt;&lt;/w:p&gt;&lt;w:p&gt;&lt;w:pPr&gt;&lt;w:pStyle w:val="CodeBlock"/&gt;&lt;/w:pPr&gt;&lt;w:r&gt;&lt;w:t xml:space="preserve"&gt;CustomerAccount&lt;/w:t&gt;&lt;/w:r&gt;&lt;/w:p&gt;&lt;w:p&gt;&lt;w:pPr&gt;&lt;w:pStyle w:val="CodeBlock"/&gt;&lt;/w:pPr&gt;&lt;w:r&gt;&lt;w:t xml:space="preserve"&gt;  |&lt;/w:t&gt;&lt;/w:r&gt;&lt;/w:p&gt;&lt;w:p&gt;&lt;w:pPr&gt;&lt;w:pStyle w:val="CodeBlock"/&gt;&lt;/w:pPr&gt;&lt;w:r&gt;&lt;w:t xml:space="preserve"&gt;  +--&amp;gt; status in ACTIVE / COMPLETED / OVERDUE / DORMANT / PROBATION&lt;/w:t&gt;&lt;/w:r&gt;&lt;/w:p&gt;&lt;w:p&gt;&lt;w:pPr&gt;&lt;w:pStyle w:val="CodeBlock"/&gt;&lt;/w:pPr&gt;&lt;w:r&gt;&lt;w:t xml:space="preserve"&gt;  +--&amp;gt; deliveryStatus is PENDING&lt;/w:t&gt;&lt;/w:r&gt;&lt;/w:p&gt;&lt;w:p&gt;&lt;w:pPr&gt;&lt;w:pStyle w:val="CodeBlock"/&gt;&lt;/w:pPr&gt;&lt;w:r&gt;&lt;w:t xml:space="preserve"&gt;  +--&amp;gt; totalPaid / targetAmount &amp;gt;= 70%&lt;/w:t&gt;&lt;/w:r&gt;&lt;/w:p&gt;&lt;w:p&gt;&lt;w:pPr&gt;&lt;w:pStyle w:val="CodeBlock"/&gt;&lt;/w:pPr&gt;&lt;w:r&gt;&lt;w:t xml:space="preserve"&gt;  |&lt;/w:t&gt;&lt;/w:r&gt;&lt;/w:p&gt;&lt;w:p&gt;&lt;w:pPr&gt;&lt;w:pStyle w:val="CodeBlock"/&gt;&lt;/w:pPr&gt;&lt;w:r&gt;&lt;w:t xml:space="preserve"&gt;  v&lt;/w:t&gt;&lt;/w:r&gt;&lt;/w:p&gt;&lt;w:p&gt;&lt;w:pPr&gt;&lt;w:pStyle w:val="CodeBlock"/&gt;&lt;/w:pPr&gt;&lt;w:r&gt;&lt;w:t xml:space="preserve"&gt;Units owed, per Product&lt;/w:t&gt;&lt;/w:r&gt;&lt;/w:p&gt;&lt;w:p&gt;&lt;w:pPr&gt;&lt;w:pStyle w:val="CodeBlock"/&gt;&lt;/w:pPr&gt;&lt;w:r&gt;&lt;w:t xml:space="preserve"&gt;  |&lt;/w:t&gt;&lt;/w:r&gt;&lt;/w:p&gt;&lt;w:p&gt;&lt;w:pPr&gt;&lt;w:pStyle w:val="CodeBlock"/&gt;&lt;/w:pPr&gt;&lt;w:r&gt;&lt;w:t xml:space="preserve"&gt;  +--&amp;gt; subtract Product.stockOnHand, highest paid % served first&lt;/w:t&gt;&lt;/w:r&gt;&lt;/w:p&gt;&lt;w:p&gt;&lt;w:pPr&gt;&lt;w:pStyle w:val="CodeBlock"/&gt;&lt;/w:pPr&gt;&lt;w:r&gt;&lt;w:t xml:space="preserve"&gt;  |&lt;/w:t&gt;&lt;/w:r&gt;&lt;/w:p&gt;&lt;w:p&gt;&lt;w:pPr&gt;&lt;w:pStyle w:val="CodeBlock"/&gt;&lt;/w:pPr&gt;&lt;w:r&gt;&lt;w:t xml:space="preserve"&gt;  +--&amp;gt; covered by stock --&amp;gt; waiting for handover, NOT on the buying list&lt;/w:t&gt;&lt;/w:r&gt;&lt;/w:p&gt;&lt;w:p&gt;&lt;w:pPr&gt;&lt;w:pStyle w:val="CodeBlock"/&gt;&lt;/w:pPr&gt;&lt;w:r&gt;&lt;w:t xml:space="preserve"&gt;  +--&amp;gt; not covered      --&amp;gt; units to buy&lt;/w:t&gt;&lt;/w:r&gt;&lt;/w:p&gt;&lt;w:p&gt;&lt;w:pPr&gt;&lt;w:pStyle w:val="CodeBlock"/&gt;&lt;/w:pPr&gt;&lt;w:r&gt;&lt;w:t xml:space="preserve"&gt;  |&lt;/w:t&gt;&lt;/w:r&gt;&lt;/w:p&gt;&lt;w:p&gt;&lt;w:pPr&gt;&lt;w:pStyle w:val="CodeBlock"/&gt;&lt;/w:pPr&gt;&lt;w:r&gt;&lt;w:t xml:space="preserve"&gt;  v&lt;/w:t&gt;&lt;/w:r&gt;&lt;/w:p&gt;&lt;w:p&gt;&lt;w:pPr&gt;&lt;w:pStyle w:val="CodeBlock"/&gt;&lt;/w:pPr&gt;&lt;w:r&gt;&lt;w:t xml:space="preserve"&gt;Products procurement tab + sidebar notification + weekly report sheet&lt;/w:t&gt;&lt;/w:r&gt;&lt;/w:p&gt;&lt;w:p&gt;&lt;w:pPr&gt;&lt;w:pStyle w:val="CodeBlock"/&gt;&lt;/w:pPr&gt;&lt;w:r&gt;&lt;w:t xml:space="preserve"&gt;  |    (a product whose stock covers its demand does not appear at all)&lt;/w:t&gt;&lt;/w:r&gt;&lt;/w:p&gt;&lt;w:p&gt;&lt;w:pPr&gt;&lt;w:pStyle w:val="CodeBlock"/&gt;&lt;/w:pPr&gt;&lt;w:r&gt;&lt;w:t xml:space="preserve"&gt;  |&lt;/w:t&gt;&lt;/w:r&gt;&lt;/w:p&gt;&lt;w:p&gt;&lt;w:pPr&gt;&lt;w:pStyle w:val="CodeBlock"/&gt;&lt;/w:pPr&gt;&lt;w:r&gt;&lt;w:t xml:space="preserve"&gt;  v&lt;/w:t&gt;&lt;/w:r&gt;&lt;/w:p&gt;&lt;w:p&gt;&lt;w:pPr&gt;&lt;w:pStyle w:val="CodeBlock"/&gt;&lt;/w:pPr&gt;&lt;w:r&gt;&lt;w:t xml:space="preserve"&gt;Receive stock (quantity bought)&lt;/w:t&gt;&lt;/w:r&gt;&lt;/w:p&gt;&lt;w:p&gt;&lt;w:pPr&gt;&lt;w:pStyle w:val="CodeBlock"/&gt;&lt;/w:pPr&gt;&lt;w:r&gt;&lt;w:t xml:space="preserve"&gt;  |&lt;/w:t&gt;&lt;/w:r&gt;&lt;/w:p&gt;&lt;w:p&gt;&lt;w:pPr&gt;&lt;w:pStyle w:val="CodeBlock"/&gt;&lt;/w:pPr&gt;&lt;w:r&gt;&lt;w:t xml:space="preserve"&gt;  +--&amp;gt; Product.stockOnHand increases&lt;/w:t&gt;&lt;/w:r&gt;&lt;/w:p&gt;&lt;w:p&gt;&lt;w:pPr&gt;&lt;w:pStyle w:val="CodeBlock"/&gt;&lt;/w:pPr&gt;&lt;w:r&gt;&lt;w:t xml:space="preserve"&gt;  +--&amp;gt; InventoryMovement RECEIVED written with the new balance&lt;/w:t&gt;&lt;/w:r&gt;&lt;/w:p&gt;&lt;w:p&gt;&lt;w:pPr&gt;&lt;w:pStyle w:val="CodeBlock"/&gt;&lt;/w:pPr&gt;&lt;w:r&gt;&lt;w:t xml:space="preserve"&gt;  +--&amp;gt; buying list reduces by exactly that quantity&lt;/w:t&gt;&lt;/w:r&gt;&lt;/w:p&gt;&lt;w:p&gt;&lt;w:pPr&gt;&lt;w:pStyle w:val="CodeBlock"/&gt;&lt;/w:pPr&gt;&lt;w:r&gt;&lt;w:t xml:space="preserve"&gt;  |&lt;/w:t&gt;&lt;/w:r&gt;&lt;/w:p&gt;&lt;w:p&gt;&lt;w:pPr&gt;&lt;w:pStyle w:val="CodeBlock"/&gt;&lt;/w:pPr&gt;&lt;w:r&gt;&lt;w:t xml:space="preserve"&gt;  v&lt;/w:t&gt;&lt;/w:r&gt;&lt;/w:p&gt;&lt;w:p&gt;&lt;w:pPr&gt;&lt;w:pStyle w:val="CodeBlock"/&gt;&lt;/w:pPr&gt;&lt;w:r&gt;&lt;w:t xml:space="preserve"&gt;Confirm delivery on the account completes the handover&lt;/w:t&gt;&lt;/w:r&gt;&lt;/w:p&gt;&lt;w:p&gt;&lt;w:pPr&gt;&lt;w:pStyle w:val="CodeBlock"/&gt;&lt;/w:pPr&gt;&lt;w:r&gt;&lt;w:t xml:space="preserve"&gt;  |&lt;/w:t&gt;&lt;/w:r&gt;&lt;/w:p&gt;&lt;w:p&gt;&lt;w:pPr&gt;&lt;w:pStyle w:val="CodeBlock"/&gt;&lt;/w:pPr&gt;&lt;w:r&gt;&lt;w:t xml:space="preserve"&gt;  +--&amp;gt; Product.stockOnHand decreases by one&lt;/w:t&gt;&lt;/w:r&gt;&lt;/w:p&gt;&lt;w:p&gt;&lt;w:pPr&gt;&lt;w:pStyle w:val="CodeBlock"/&gt;&lt;/w:pPr&gt;&lt;w:r&gt;&lt;w:t xml:space="preserve"&gt;  +--&amp;gt; InventoryMovement DELIVERED written, linked to the account&lt;/w:t&gt;&lt;/w:r&gt;&lt;/w:p&gt;&lt;w:p&gt;&lt;w:pPr&gt;&lt;w:pStyle w:val="CodeBlock"/&gt;&lt;/w:pPr&gt;&lt;w:r&gt;&lt;w:t xml:space="preserve"&gt;  +--&amp;gt; zero stock still delivers: floors at zero and warns the operator&lt;/w:t&gt;&lt;/w:r&gt;&lt;/w:p&gt;</w:t>
             </w:r>
           </w:p>
         </w:tc>
@@ -4693,7 +4833,7 @@
               <w:pStyle w:val="TableText"/>
             </w:pPr>
             <w:r>
-              <w:t xml:space="preserve">Number of product groups with at least one eligible pending-delivery account.</w:t>
+              <w:t xml:space="preserve">Number of products whose units owed exceed their stock on hand.</w:t>
             </w:r>
           </w:p>
         </w:tc>
@@ -4715,7 +4855,7 @@
               <w:pStyle w:val="TableText"/>
             </w:pPr>
             <w:r>
-              <w:t xml:space="preserve">Total units</w:t>
+              <w:t xml:space="preserve">Units to buy</w:t>
             </w:r>
           </w:p>
         </w:tc>
@@ -4735,7 +4875,7 @@
               <w:pStyle w:val="TableText"/>
             </w:pPr>
             <w:r>
-              <w:t xml:space="preserve">Total eligible pending-delivery accounts across all products.</w:t>
+              <w:t xml:space="preserve">Eligible pending-delivery accounts across all products, less the units already in stock.</w:t>
             </w:r>
           </w:p>
         </w:tc>
@@ -4757,6 +4897,48 @@
               <w:pStyle w:val="TableText"/>
             </w:pPr>
             <w:r>
+              <w:t xml:space="preserve">In stock</w:t>
+            </w:r>
+          </w:p>
+        </w:tc>
+        <w:tc>
+          <w:tcPr>
+            <w:tcW w:w="7060" w:type="dxa"/>
+            <w:vAlign w:val="top"/>
+            <w:tcMar>
+              <w:top w:w="80" w:type="dxa"/>
+              <w:left w:w="120" w:type="dxa"/>
+              <w:bottom w:w="80" w:type="dxa"/>
+              <w:right w:w="120" w:type="dxa"/>
+            </w:tcMar>
+          </w:tcPr>
+          <w:p>
+            <w:pPr>
+              <w:pStyle w:val="TableText"/>
+            </w:pPr>
+            <w:r>
+              <w:t xml:space="preserve">Units of that product currently held, shown beside the units to buy so the figure can be read at a glance.</w:t>
+            </w:r>
+          </w:p>
+        </w:tc>
+      </w:tr>
+      <w:tr>
+        <w:tc>
+          <w:tcPr>
+            <w:tcW w:w="2300" w:type="dxa"/>
+            <w:vAlign w:val="top"/>
+            <w:tcMar>
+              <w:top w:w="80" w:type="dxa"/>
+              <w:left w:w="120" w:type="dxa"/>
+              <w:bottom w:w="80" w:type="dxa"/>
+              <w:right w:w="120" w:type="dxa"/>
+            </w:tcMar>
+          </w:tcPr>
+          <w:p>
+            <w:pPr>
+              <w:pStyle w:val="TableText"/>
+            </w:pPr>
+            <w:r>
               <w:t xml:space="preserve">Estimated total cost</w:t>
             </w:r>
           </w:p>
@@ -4777,7 +4959,7 @@
               <w:pStyle w:val="TableText"/>
             </w:pPr>
             <w:r>
-              <w:t xml:space="preserve">Sum of landed product cost for all units to buy.</w:t>
+              <w:t xml:space="preserve">Sum of landed product cost for the units still to buy. Units covered by stock are not costed again.</w:t>
             </w:r>
           </w:p>
         </w:tc>
@@ -4883,7 +5065,7 @@
               <w:pStyle w:val="TableText"/>
             </w:pPr>
             <w:r>
-              <w:t xml:space="preserve">Confirm procured</w:t>
+              <w:t xml:space="preserve">Receive</w:t>
             </w:r>
           </w:p>
         </w:tc>
@@ -4903,7 +5085,7 @@
               <w:pStyle w:val="TableText"/>
             </w:pPr>
             <w:r>
-              <w:t xml:space="preserve">Operator enters the quantity actually bought in a dialog on the product row. Units are consumed highest paid % first and leave the list immediately.</w:t>
+              <w:t xml:space="preserve">Operator enters the quantity actually bought in a dialog on the product row. Those units enter stock and leave the buying list immediately.</w:t>
             </w:r>
           </w:p>
         </w:tc>
@@ -4945,7 +5127,49 @@
               <w:pStyle w:val="TableText"/>
             </w:pPr>
             <w:r>
-              <w:t xml:space="preserve">An account leaves procurement when procuredAt is set, or when delivery confirmation changes deliveryStatus to DELIVERED.</w:t>
+              <w:t xml:space="preserve">A product leaves the buying list when stock on hand covers the units its customers are owed, or when delivery confirmation changes deliveryStatus to DELIVERED.</w:t>
+            </w:r>
+          </w:p>
+        </w:tc>
+      </w:tr>
+      <w:tr>
+        <w:tc>
+          <w:tcPr>
+            <w:tcW w:w="2300" w:type="dxa"/>
+            <w:vAlign w:val="top"/>
+            <w:tcMar>
+              <w:top w:w="80" w:type="dxa"/>
+              <w:left w:w="120" w:type="dxa"/>
+              <w:bottom w:w="80" w:type="dxa"/>
+              <w:right w:w="120" w:type="dxa"/>
+            </w:tcMar>
+          </w:tcPr>
+          <w:p>
+            <w:pPr>
+              <w:pStyle w:val="TableText"/>
+            </w:pPr>
+            <w:r>
+              <w:t xml:space="preserve">Movement reasons</w:t>
+            </w:r>
+          </w:p>
+        </w:tc>
+        <w:tc>
+          <w:tcPr>
+            <w:tcW w:w="7060" w:type="dxa"/>
+            <w:vAlign w:val="top"/>
+            <w:tcMar>
+              <w:top w:w="80" w:type="dxa"/>
+              <w:left w:w="120" w:type="dxa"/>
+              <w:bottom w:w="80" w:type="dxa"/>
+              <w:right w:w="120" w:type="dxa"/>
+            </w:tcMar>
+          </w:tcPr>
+          <w:p>
+            <w:pPr>
+              <w:pStyle w:val="TableText"/>
+            </w:pPr>
+            <w:r>
+              <w:t xml:space="preserve">OPENING, RECEIVED, DELIVERED, RETURNED, and CORRECTION. Each row stores the signed change, the resulting balance, an optional note, the linked account where relevant, the person and the time.</w:t>
             </w:r>
           </w:p>
         </w:tc>

--- a/docs/GLV_System_Documentation.docx
+++ b/docs/GLV_System_Documentation.docx
@@ -157,7 +157,7 @@
               <w:pStyle w:val="TableText"/>
             </w:pPr>
             <w:r>
-              <w:t xml:space="preserve">September 18, 2026</w:t>
+              <w:t xml:space="preserve">September 21, 2026</w:t>
             </w:r>
           </w:p>
         </w:tc>
@@ -5805,6 +5805,48 @@
               <w:pStyle w:val="TableText"/>
             </w:pPr>
             <w:r>
+              <w:t xml:space="preserve">Activity clock</w:t>
+            </w:r>
+          </w:p>
+        </w:tc>
+        <w:tc>
+          <w:tcPr>
+            <w:tcW w:w="6960" w:type="dxa"/>
+            <w:vAlign w:val="top"/>
+            <w:tcMar>
+              <w:top w:w="80" w:type="dxa"/>
+              <w:left w:w="120" w:type="dxa"/>
+              <w:bottom w:w="80" w:type="dxa"/>
+              <w:right w:w="120" w:type="dxa"/>
+            </w:tcMar>
+          </w:tcPr>
+          <w:p>
+            <w:pPr>
+              <w:pStyle w:val="TableText"/>
+            </w:pPr>
+            <w:r>
+              <w:t xml:space="preserve">Inactivity is measured from the latest of start date, last payment date, and last reactivation date (CustomerAccount.reactivatedAt).</w:t>
+            </w:r>
+          </w:p>
+        </w:tc>
+      </w:tr>
+      <w:tr>
+        <w:tc>
+          <w:tcPr>
+            <w:tcW w:w="2400" w:type="dxa"/>
+            <w:vAlign w:val="top"/>
+            <w:tcMar>
+              <w:top w:w="80" w:type="dxa"/>
+              <w:left w:w="120" w:type="dxa"/>
+              <w:bottom w:w="80" w:type="dxa"/>
+              <w:right w:w="120" w:type="dxa"/>
+            </w:tcMar>
+          </w:tcPr>
+          <w:p>
+            <w:pPr>
+              <w:pStyle w:val="TableText"/>
+            </w:pPr>
+            <w:r>
               <w:t xml:space="preserve">Closure refund</w:t>
             </w:r>
           </w:p>
@@ -5826,6 +5868,48 @@
             </w:pPr>
             <w:r>
               <w:t xml:space="preserve">When closing with paid amount and no prior closure credit, 32% service fee is deducted and remaining amount becomes an open credit.</w:t>
+            </w:r>
+          </w:p>
+        </w:tc>
+      </w:tr>
+      <w:tr>
+        <w:tc>
+          <w:tcPr>
+            <w:tcW w:w="2400" w:type="dxa"/>
+            <w:vAlign w:val="top"/>
+            <w:tcMar>
+              <w:top w:w="80" w:type="dxa"/>
+              <w:left w:w="120" w:type="dxa"/>
+              <w:bottom w:w="80" w:type="dxa"/>
+              <w:right w:w="120" w:type="dxa"/>
+            </w:tcMar>
+          </w:tcPr>
+          <w:p>
+            <w:pPr>
+              <w:pStyle w:val="TableText"/>
+            </w:pPr>
+            <w:r>
+              <w:t xml:space="preserve">Reactivation</w:t>
+            </w:r>
+          </w:p>
+        </w:tc>
+        <w:tc>
+          <w:tcPr>
+            <w:tcW w:w="6960" w:type="dxa"/>
+            <w:vAlign w:val="top"/>
+            <w:tcMar>
+              <w:top w:w="80" w:type="dxa"/>
+              <w:left w:w="120" w:type="dxa"/>
+              <w:bottom w:w="80" w:type="dxa"/>
+              <w:right w:w="120" w:type="dxa"/>
+            </w:tcMar>
+          </w:tcPr>
+          <w:p>
+            <w:pPr>
+              <w:pStyle w:val="TableText"/>
+            </w:pPr>
+            <w:r>
+              <w:t xml:space="preserve">An admin may reactivate a DORMANT, PROBATION or CLOSED account once 6 months of inactivity have passed. A 32% service fee is deducted from the paid amount, open closure-refund credits are voided, and reactivatedAt is stamped so the ladder restarts from that date instead of re-closing the account on the next sweep.</w:t>
             </w:r>
           </w:p>
         </w:tc>
@@ -5930,6 +6014,14 @@
       </w:pPr>
       <w:r>
         <w:t xml:space="preserve">10. Reports, Weekly Export, and Activity</w:t>
+      </w:r>
+    </w:p>
+    <w:p>
+      <w:pPr>
+        <w:pStyle w:val="Normal"/>
+      </w:pPr>
+      <w:r>
+        <w:t xml:space="preserve">The reports page is organised as an anchor-navigated sequence of sections: Overview, Analytics, Staff Performance, Deposits, Salaries, and Products. Overview presents its figures in four labelled groups - Collections and Banking, Receivables and Exposure, Payroll, and Profitability - rather than one undifferentiated grid, and colours each figure by whether it is favourable, adverse, or worth watching. The wide ledger tables pin the staff or product column while the money columns scroll sideways.</w:t>
       </w:r>
     </w:p>
     <w:p>

--- a/docs/GLV_System_Documentation.docx
+++ b/docs/GLV_System_Documentation.docx
@@ -5994,6 +5994,48 @@
             </w:pPr>
             <w:r>
               <w:t xml:space="preserve">Credits can be marked refunded by permitted payment/admin users.</w:t>
+            </w:r>
+          </w:p>
+        </w:tc>
+      </w:tr>
+      <w:tr>
+        <w:tc>
+          <w:tcPr>
+            <w:tcW w:w="2400" w:type="dxa"/>
+            <w:vAlign w:val="top"/>
+            <w:tcMar>
+              <w:top w:w="80" w:type="dxa"/>
+              <w:left w:w="120" w:type="dxa"/>
+              <w:bottom w:w="80" w:type="dxa"/>
+              <w:right w:w="120" w:type="dxa"/>
+            </w:tcMar>
+          </w:tcPr>
+          <w:p>
+            <w:pPr>
+              <w:pStyle w:val="TableText"/>
+            </w:pPr>
+            <w:r>
+              <w:t xml:space="preserve">Retraction window</w:t>
+            </w:r>
+          </w:p>
+        </w:tc>
+        <w:tc>
+          <w:tcPr>
+            <w:tcW w:w="6960" w:type="dxa"/>
+            <w:vAlign w:val="top"/>
+            <w:tcMar>
+              <w:top w:w="80" w:type="dxa"/>
+              <w:left w:w="120" w:type="dxa"/>
+              <w:bottom w:w="80" w:type="dxa"/>
+              <w:right w:w="120" w:type="dxa"/>
+            </w:tcMar>
+          </w:tcPr>
+          <w:p>
+            <w:pPr>
+              <w:pStyle w:val="TableText"/>
+            </w:pPr>
+            <w:r>
+              <w:t xml:space="preserve">Account reactivation, payment deletion, staff deposit deletion, salary deletion, and credit refunds are retractable by an administrator for 3 hours. Each writes a ReversibleAction row inside the action's own transaction; the reverse handler refuses when the record changed after the action rather than overwriting newer work. Retraction writes an UNDO_&lt;ACTION&gt; audit entry.</w:t>
             </w:r>
           </w:p>
         </w:tc>

--- a/docs/GLV_System_Documentation.docx
+++ b/docs/GLV_System_Documentation.docx
@@ -157,7 +157,7 @@
               <w:pStyle w:val="TableText"/>
             </w:pPr>
             <w:r>
-              <w:t xml:space="preserve">September 21, 2026</w:t>
+              <w:t xml:space="preserve">October 01, 2026</w:t>
             </w:r>
           </w:p>
         </w:tc>
@@ -3908,7 +3908,7 @@
               <w:pStyle w:val="TableText"/>
             </w:pPr>
             <w:r>
-              <w:t xml:space="preserve">Attention counts for modules such as procurement; sidebar clears opened notifications locally.</w:t>
+              <w:t xml:space="preserve">Attention counts for modules such as procurement, overdue/suspended accounts (overdue computed from the expected end date) and paid-off accounts awaiting delivery; sidebar clears opened notifications locally.</w:t>
             </w:r>
           </w:p>
         </w:tc>
@@ -4089,7 +4089,7 @@
               <w:pStyle w:val="TableText"/>
             </w:pPr>
             <w:r>
-              <w:t xml:space="preserve">&lt;w:p&gt;&lt;w:pPr&gt;&lt;w:pStyle w:val="DiagramTitle"/&gt;&lt;/w:pPr&gt;&lt;w:r&gt;&lt;w:rPr&gt;&lt;w:b/&gt;&lt;/w:rPr&gt;&lt;w:t xml:space="preserve"&gt;Diagram 4: Customer Account Lifecycle&lt;/w:t&gt;&lt;/w:r&gt;&lt;/w:p&gt;&lt;w:p&gt;&lt;w:pPr&gt;&lt;w:pStyle w:val="CodeBlock"/&gt;&lt;/w:pPr&gt;&lt;w:r&gt;&lt;w:t xml:space="preserve"&gt;Create customer&lt;/w:t&gt;&lt;/w:r&gt;&lt;/w:p&gt;&lt;w:p&gt;&lt;w:pPr&gt;&lt;w:pStyle w:val="CodeBlock"/&gt;&lt;/w:pPr&gt;&lt;w:r&gt;&lt;w:t xml:space="preserve"&gt;  |&lt;/w:t&gt;&lt;/w:r&gt;&lt;/w:p&gt;&lt;w:p&gt;&lt;w:pPr&gt;&lt;w:pStyle w:val="CodeBlock"/&gt;&lt;/w:pPr&gt;&lt;w:r&gt;&lt;w:t xml:space="preserve"&gt;  +--&amp;gt; assign staff and generate customer ID&lt;/w:t&gt;&lt;/w:r&gt;&lt;/w:p&gt;&lt;w:p&gt;&lt;w:pPr&gt;&lt;w:pStyle w:val="CodeBlock"/&gt;&lt;/w:pPr&gt;&lt;w:r&gt;&lt;w:t xml:space="preserve"&gt;  |&lt;/w:t&gt;&lt;/w:r&gt;&lt;/w:p&gt;&lt;w:p&gt;&lt;w:pPr&gt;&lt;w:pStyle w:val="CodeBlock"/&gt;&lt;/w:pPr&gt;&lt;w:r&gt;&lt;w:t xml:space="preserve"&gt;  v&lt;/w:t&gt;&lt;/w:r&gt;&lt;/w:p&gt;&lt;w:p&gt;&lt;w:pPr&gt;&lt;w:pStyle w:val="CodeBlock"/&gt;&lt;/w:pPr&gt;&lt;w:r&gt;&lt;w:t xml:space="preserve"&gt;Create product account&lt;/w:t&gt;&lt;/w:r&gt;&lt;/w:p&gt;&lt;w:p&gt;&lt;w:pPr&gt;&lt;w:pStyle w:val="CodeBlock"/&gt;&lt;/w:pPr&gt;&lt;w:r&gt;&lt;w:t xml:space="preserve"&gt;  |&lt;/w:t&gt;&lt;/w:r&gt;&lt;/w:p&gt;&lt;w:p&gt;&lt;w:pPr&gt;&lt;w:pStyle w:val="CodeBlock"/&gt;&lt;/w:pPr&gt;&lt;w:r&gt;&lt;w:t xml:space="preserve"&gt;  +--&amp;gt; product sets target amount, daily amount, duration, expected end date&lt;/w:t&gt;&lt;/w:r&gt;&lt;/w:p&gt;&lt;w:p&gt;&lt;w:pPr&gt;&lt;w:pStyle w:val="CodeBlock"/&gt;&lt;/w:pPr&gt;&lt;w:r&gt;&lt;w:t xml:space="preserve"&gt;  |&lt;/w:t&gt;&lt;/w:r&gt;&lt;/w:p&gt;&lt;w:p&gt;&lt;w:pPr&gt;&lt;w:pStyle w:val="CodeBlock"/&gt;&lt;/w:pPr&gt;&lt;w:r&gt;&lt;w:t xml:space="preserve"&gt;  v&lt;/w:t&gt;&lt;/w:r&gt;&lt;/w:p&gt;&lt;w:p&gt;&lt;w:pPr&gt;&lt;w:pStyle w:val="CodeBlock"/&gt;&lt;/w:pPr&gt;&lt;w:r&gt;&lt;w:t xml:space="preserve"&gt;Record installment payment&lt;/w:t&gt;&lt;/w:r&gt;&lt;/w:p&gt;&lt;w:p&gt;&lt;w:pPr&gt;&lt;w:pStyle w:val="CodeBlock"/&gt;&lt;/w:pPr&gt;&lt;w:r&gt;&lt;w:t xml:space="preserve"&gt;  |&lt;/w:t&gt;&lt;/w:r&gt;&lt;/w:p&gt;&lt;w:p&gt;&lt;w:pPr&gt;&lt;w:pStyle w:val="CodeBlock"/&gt;&lt;/w:pPr&gt;&lt;w:r&gt;&lt;w:t xml:space="preserve"&gt;  +--&amp;gt; generate receipt&lt;/w:t&gt;&lt;/w:r&gt;&lt;/w:p&gt;&lt;w:p&gt;&lt;w:pPr&gt;&lt;w:pStyle w:val="CodeBlock"/&gt;&lt;/w:pPr&gt;&lt;w:r&gt;&lt;w:t xml:space="preserve"&gt;  +--&amp;gt; increase totalPaid&lt;/w:t&gt;&lt;/w:r&gt;&lt;/w:p&gt;&lt;w:p&gt;&lt;w:pPr&gt;&lt;w:pStyle w:val="CodeBlock"/&gt;&lt;/w:pPr&gt;&lt;w:r&gt;&lt;w:t xml:space="preserve"&gt;  +--&amp;gt; reduce balance&lt;/w:t&gt;&lt;/w:r&gt;&lt;/w:p&gt;&lt;w:p&gt;&lt;w:pPr&gt;&lt;w:pStyle w:val="CodeBlock"/&gt;&lt;/w:pPr&gt;&lt;w:r&gt;&lt;w:t xml:space="preserve"&gt;  +--&amp;gt; complete account when balance reaches zero&lt;/w:t&gt;&lt;/w:r&gt;&lt;/w:p&gt;&lt;w:p&gt;&lt;w:pPr&gt;&lt;w:pStyle w:val="CodeBlock"/&gt;&lt;/w:pPr&gt;&lt;w:r&gt;&lt;w:t xml:space="preserve"&gt;  +--&amp;gt; create CustomerCredit for overpayment&lt;/w:t&gt;&lt;/w:r&gt;&lt;/w:p&gt;&lt;w:p&gt;&lt;w:pPr&gt;&lt;w:pStyle w:val="CodeBlock"/&gt;&lt;/w:pPr&gt;&lt;w:r&gt;&lt;w:t xml:space="preserve"&gt;  +--&amp;gt; write AuditLog&lt;/w:t&gt;&lt;/w:r&gt;&lt;/w:p&gt;&lt;w:p&gt;&lt;w:pPr&gt;&lt;w:pStyle w:val="CodeBlock"/&gt;&lt;/w:pPr&gt;&lt;w:r&gt;&lt;w:t xml:space="preserve"&gt;  |&lt;/w:t&gt;&lt;/w:r&gt;&lt;/w:p&gt;&lt;w:p&gt;&lt;w:pPr&gt;&lt;w:pStyle w:val="CodeBlock"/&gt;&lt;/w:pPr&gt;&lt;w:r&gt;&lt;w:t xml:space="preserve"&gt;  v&lt;/w:t&gt;&lt;/w:r&gt;&lt;/w:p&gt;&lt;w:p&gt;&lt;w:pPr&gt;&lt;w:pStyle w:val="CodeBlock"/&gt;&lt;/w:pPr&gt;&lt;w:r&gt;&lt;w:t xml:space="preserve"&gt;Confirm delivery&lt;/w:t&gt;&lt;/w:r&gt;&lt;/w:p&gt;&lt;w:p&gt;&lt;w:pPr&gt;&lt;w:pStyle w:val="CodeBlock"/&gt;&lt;/w:pPr&gt;&lt;w:r&gt;&lt;w:t xml:space="preserve"&gt;  |&lt;/w:t&gt;&lt;/w:r&gt;&lt;/w:p&gt;&lt;w:p&gt;&lt;w:pPr&gt;&lt;w:pStyle w:val="CodeBlock"/&gt;&lt;/w:pPr&gt;&lt;w:r&gt;&lt;w:t xml:space="preserve"&gt;  +--&amp;gt; fully paid account: any account manager may confirm&lt;/w:t&gt;&lt;/w:r&gt;&lt;/w:p&gt;&lt;w:p&gt;&lt;w:pPr&gt;&lt;w:pStyle w:val="CodeBlock"/&gt;&lt;/w:pPr&gt;&lt;w:r&gt;&lt;w:t xml:space="preserve"&gt;  +--&amp;gt; balance still owing: admin only, reason required,&lt;/w:t&gt;&lt;/w:r&gt;&lt;/w:p&gt;&lt;w:p&gt;&lt;w:pPr&gt;&lt;w:pStyle w:val="CodeBlock"/&gt;&lt;/w:pPr&gt;&lt;w:r&gt;&lt;w:t xml:space="preserve"&gt;  |      balanceAtDelivery recorded, account stays open and collectible&lt;/w:t&gt;&lt;/w:r&gt;&lt;/w:p&gt;&lt;w:p&gt;&lt;w:pPr&gt;&lt;w:pStyle w:val="CodeBlock"/&gt;&lt;/w:pPr&gt;&lt;w:r&gt;&lt;w:t xml:space="preserve"&gt;  |&lt;/w:t&gt;&lt;/w:r&gt;&lt;/w:p&gt;&lt;w:p&gt;&lt;w:pPr&gt;&lt;w:pStyle w:val="CodeBlock"/&gt;&lt;/w:pPr&gt;&lt;w:r&gt;&lt;w:t xml:space="preserve"&gt;  +--&amp;gt; deliveryStatus becomes DELIVERED&lt;/w:t&gt;&lt;/w:r&gt;&lt;/w:p&gt;&lt;w:p&gt;&lt;w:pPr&gt;&lt;w:pStyle w:val="CodeBlock"/&gt;&lt;/w:pPr&gt;&lt;w:r&gt;&lt;w:t xml:space="preserve"&gt;  +--&amp;gt; stock on hand for the product decreases by one&lt;/w:t&gt;&lt;/w:r&gt;&lt;/w:p&gt;&lt;w:p&gt;&lt;w:pPr&gt;&lt;w:pStyle w:val="CodeBlock"/&gt;&lt;/w:pPr&gt;&lt;w:r&gt;&lt;w:t xml:space="preserve"&gt;  +--&amp;gt; account leaves the procurement list&lt;/w:t&gt;&lt;/w:r&gt;&lt;/w:p&gt;</w:t>
+              <w:t xml:space="preserve">&lt;w:p&gt;&lt;w:pPr&gt;&lt;w:pStyle w:val="DiagramTitle"/&gt;&lt;/w:pPr&gt;&lt;w:r&gt;&lt;w:rPr&gt;&lt;w:b/&gt;&lt;/w:rPr&gt;&lt;w:t xml:space="preserve"&gt;Diagram 4: Customer Account Lifecycle&lt;/w:t&gt;&lt;/w:r&gt;&lt;/w:p&gt;&lt;w:p&gt;&lt;w:pPr&gt;&lt;w:pStyle w:val="CodeBlock"/&gt;&lt;/w:pPr&gt;&lt;w:r&gt;&lt;w:t xml:space="preserve"&gt;Create customer&lt;/w:t&gt;&lt;/w:r&gt;&lt;/w:p&gt;&lt;w:p&gt;&lt;w:pPr&gt;&lt;w:pStyle w:val="CodeBlock"/&gt;&lt;/w:pPr&gt;&lt;w:r&gt;&lt;w:t xml:space="preserve"&gt;  |&lt;/w:t&gt;&lt;/w:r&gt;&lt;/w:p&gt;&lt;w:p&gt;&lt;w:pPr&gt;&lt;w:pStyle w:val="CodeBlock"/&gt;&lt;/w:pPr&gt;&lt;w:r&gt;&lt;w:t xml:space="preserve"&gt;  +--&amp;gt; assign staff and generate customer ID&lt;/w:t&gt;&lt;/w:r&gt;&lt;/w:p&gt;&lt;w:p&gt;&lt;w:pPr&gt;&lt;w:pStyle w:val="CodeBlock"/&gt;&lt;/w:pPr&gt;&lt;w:r&gt;&lt;w:t xml:space="preserve"&gt;  |&lt;/w:t&gt;&lt;/w:r&gt;&lt;/w:p&gt;&lt;w:p&gt;&lt;w:pPr&gt;&lt;w:pStyle w:val="CodeBlock"/&gt;&lt;/w:pPr&gt;&lt;w:r&gt;&lt;w:t xml:space="preserve"&gt;  v&lt;/w:t&gt;&lt;/w:r&gt;&lt;/w:p&gt;&lt;w:p&gt;&lt;w:pPr&gt;&lt;w:pStyle w:val="CodeBlock"/&gt;&lt;/w:pPr&gt;&lt;w:r&gt;&lt;w:t xml:space="preserve"&gt;Create product account&lt;/w:t&gt;&lt;/w:r&gt;&lt;/w:p&gt;&lt;w:p&gt;&lt;w:pPr&gt;&lt;w:pStyle w:val="CodeBlock"/&gt;&lt;/w:pPr&gt;&lt;w:r&gt;&lt;w:t xml:space="preserve"&gt;  |&lt;/w:t&gt;&lt;/w:r&gt;&lt;/w:p&gt;&lt;w:p&gt;&lt;w:pPr&gt;&lt;w:pStyle w:val="CodeBlock"/&gt;&lt;/w:pPr&gt;&lt;w:r&gt;&lt;w:t xml:space="preserve"&gt;  +--&amp;gt; product sets target amount, daily amount, duration, expected end date&lt;/w:t&gt;&lt;/w:r&gt;&lt;/w:p&gt;&lt;w:p&gt;&lt;w:pPr&gt;&lt;w:pStyle w:val="CodeBlock"/&gt;&lt;/w:pPr&gt;&lt;w:r&gt;&lt;w:t xml:space="preserve"&gt;  |&lt;/w:t&gt;&lt;/w:r&gt;&lt;/w:p&gt;&lt;w:p&gt;&lt;w:pPr&gt;&lt;w:pStyle w:val="CodeBlock"/&gt;&lt;/w:pPr&gt;&lt;w:r&gt;&lt;w:t xml:space="preserve"&gt;  v&lt;/w:t&gt;&lt;/w:r&gt;&lt;/w:p&gt;&lt;w:p&gt;&lt;w:pPr&gt;&lt;w:pStyle w:val="CodeBlock"/&gt;&lt;/w:pPr&gt;&lt;w:r&gt;&lt;w:t xml:space="preserve"&gt;Record installment payment&lt;/w:t&gt;&lt;/w:r&gt;&lt;/w:p&gt;&lt;w:p&gt;&lt;w:pPr&gt;&lt;w:pStyle w:val="CodeBlock"/&gt;&lt;/w:pPr&gt;&lt;w:r&gt;&lt;w:t xml:space="preserve"&gt;  |&lt;/w:t&gt;&lt;/w:r&gt;&lt;/w:p&gt;&lt;w:p&gt;&lt;w:pPr&gt;&lt;w:pStyle w:val="CodeBlock"/&gt;&lt;/w:pPr&gt;&lt;w:r&gt;&lt;w:t xml:space="preserve"&gt;  +--&amp;gt; generate receipt&lt;/w:t&gt;&lt;/w:r&gt;&lt;/w:p&gt;&lt;w:p&gt;&lt;w:pPr&gt;&lt;w:pStyle w:val="CodeBlock"/&gt;&lt;/w:pPr&gt;&lt;w:r&gt;&lt;w:t xml:space="preserve"&gt;  +--&amp;gt; increase totalPaid&lt;/w:t&gt;&lt;/w:r&gt;&lt;/w:p&gt;&lt;w:p&gt;&lt;w:pPr&gt;&lt;w:pStyle w:val="CodeBlock"/&gt;&lt;/w:pPr&gt;&lt;w:r&gt;&lt;w:t xml:space="preserve"&gt;  +--&amp;gt; reduce balance&lt;/w:t&gt;&lt;/w:r&gt;&lt;/w:p&gt;&lt;w:p&gt;&lt;w:pPr&gt;&lt;w:pStyle w:val="CodeBlock"/&gt;&lt;/w:pPr&gt;&lt;w:r&gt;&lt;w:t xml:space="preserve"&gt;  +--&amp;gt; complete account when balance reaches zero&lt;/w:t&gt;&lt;/w:r&gt;&lt;/w:p&gt;&lt;w:p&gt;&lt;w:pPr&gt;&lt;w:pStyle w:val="CodeBlock"/&gt;&lt;/w:pPr&gt;&lt;w:r&gt;&lt;w:t xml:space="preserve"&gt;  +--&amp;gt; create CustomerCredit for overpayment&lt;/w:t&gt;&lt;/w:r&gt;&lt;/w:p&gt;&lt;w:p&gt;&lt;w:pPr&gt;&lt;w:pStyle w:val="CodeBlock"/&gt;&lt;/w:pPr&gt;&lt;w:r&gt;&lt;w:t xml:space="preserve"&gt;  +--&amp;gt; write AuditLog&lt;/w:t&gt;&lt;/w:r&gt;&lt;/w:p&gt;&lt;w:p&gt;&lt;w:pPr&gt;&lt;w:pStyle w:val="CodeBlock"/&gt;&lt;/w:pPr&gt;&lt;w:r&gt;&lt;w:t xml:space="preserve"&gt;  |&lt;/w:t&gt;&lt;/w:r&gt;&lt;/w:p&gt;&lt;w:p&gt;&lt;w:pPr&gt;&lt;w:pStyle w:val="CodeBlock"/&gt;&lt;/w:pPr&gt;&lt;w:r&gt;&lt;w:t xml:space="preserve"&gt;  v&lt;/w:t&gt;&lt;/w:r&gt;&lt;/w:p&gt;&lt;w:p&gt;&lt;w:pPr&gt;&lt;w:pStyle w:val="CodeBlock"/&gt;&lt;/w:pPr&gt;&lt;w:r&gt;&lt;w:t xml:space="preserve"&gt;Confirm delivery&lt;/w:t&gt;&lt;/w:r&gt;&lt;/w:p&gt;&lt;w:p&gt;&lt;w:pPr&gt;&lt;w:pStyle w:val="CodeBlock"/&gt;&lt;/w:pPr&gt;&lt;w:r&gt;&lt;w:t xml:space="preserve"&gt;  |&lt;/w:t&gt;&lt;/w:r&gt;&lt;/w:p&gt;&lt;w:p&gt;&lt;w:pPr&gt;&lt;w:pStyle w:val="CodeBlock"/&gt;&lt;/w:pPr&gt;&lt;w:r&gt;&lt;w:t xml:space="preserve"&gt;  +--&amp;gt; fully paid account: any account manager may confirm&lt;/w:t&gt;&lt;/w:r&gt;&lt;/w:p&gt;&lt;w:p&gt;&lt;w:pPr&gt;&lt;w:pStyle w:val="CodeBlock"/&gt;&lt;/w:pPr&gt;&lt;w:r&gt;&lt;w:t xml:space="preserve"&gt;  +--&amp;gt; balance still owing: admin only, reason required,&lt;/w:t&gt;&lt;/w:r&gt;&lt;/w:p&gt;&lt;w:p&gt;&lt;w:pPr&gt;&lt;w:pStyle w:val="CodeBlock"/&gt;&lt;/w:pPr&gt;&lt;w:r&gt;&lt;w:t xml:space="preserve"&gt;  |      balanceAtDelivery recorded, account stays open and collectible&lt;/w:t&gt;&lt;/w:r&gt;&lt;/w:p&gt;&lt;w:p&gt;&lt;w:pPr&gt;&lt;w:pStyle w:val="CodeBlock"/&gt;&lt;/w:pPr&gt;&lt;w:r&gt;&lt;w:t xml:space="preserve"&gt;  |&lt;/w:t&gt;&lt;/w:r&gt;&lt;/w:p&gt;&lt;w:p&gt;&lt;w:pPr&gt;&lt;w:pStyle w:val="CodeBlock"/&gt;&lt;/w:pPr&gt;&lt;w:r&gt;&lt;w:t xml:space="preserve"&gt;  +--&amp;gt; deliveryStatus becomes DELIVERED&lt;/w:t&gt;&lt;/w:r&gt;&lt;/w:p&gt;&lt;w:p&gt;&lt;w:pPr&gt;&lt;w:pStyle w:val="CodeBlock"/&gt;&lt;/w:pPr&gt;&lt;w:r&gt;&lt;w:t xml:space="preserve"&gt;  +--&amp;gt; stock on hand for the product decreases by one&lt;/w:t&gt;&lt;/w:r&gt;&lt;/w:p&gt;&lt;w:p&gt;&lt;w:pPr&gt;&lt;w:pStyle w:val="CodeBlock"/&gt;&lt;/w:pPr&gt;&lt;w:r&gt;&lt;w:t xml:space="preserve"&gt;  |      (admin &amp;quot;past handover&amp;quot;: dated, no stock movement)&lt;/w:t&gt;&lt;/w:r&gt;&lt;/w:p&gt;&lt;w:p&gt;&lt;w:pPr&gt;&lt;w:pStyle w:val="CodeBlock"/&gt;&lt;/w:pPr&gt;&lt;w:r&gt;&lt;w:t xml:space="preserve"&gt;  +--&amp;gt; account leaves the procurement list&lt;/w:t&gt;&lt;/w:r&gt;&lt;/w:p&gt;&lt;w:p&gt;&lt;w:pPr&gt;&lt;w:pStyle w:val="CodeBlock"/&gt;&lt;/w:pPr&gt;&lt;w:r&gt;&lt;w:t xml:space="preserve"&gt;  |&lt;/w:t&gt;&lt;/w:r&gt;&lt;/w:p&gt;&lt;w:p&gt;&lt;w:pPr&gt;&lt;w:pStyle w:val="CodeBlock"/&gt;&lt;/w:pPr&gt;&lt;w:r&gt;&lt;w:t xml:space="preserve"&gt;  v&lt;/w:t&gt;&lt;/w:r&gt;&lt;/w:p&gt;&lt;w:p&gt;&lt;w:pPr&gt;&lt;w:pStyle w:val="CodeBlock"/&gt;&lt;/w:pPr&gt;&lt;w:r&gt;&lt;w:t xml:space="preserve"&gt;Archive (lifecycle sweep, 2 days after delivery)&lt;/w:t&gt;&lt;/w:r&gt;&lt;/w:p&gt;&lt;w:p&gt;&lt;w:pPr&gt;&lt;w:pStyle w:val="CodeBlock"/&gt;&lt;/w:pPr&gt;&lt;w:r&gt;&lt;w:t xml:space="preserve"&gt;  |&lt;/w:t&gt;&lt;/w:r&gt;&lt;/w:p&gt;&lt;w:p&gt;&lt;w:pPr&gt;&lt;w:pStyle w:val="CodeBlock"/&gt;&lt;/w:pPr&gt;&lt;w:r&gt;&lt;w:t xml:space="preserve"&gt;  +--&amp;gt; only COMPLETED + DELIVERED + zero balance is archived&lt;/w:t&gt;&lt;/w:r&gt;&lt;/w:p&gt;&lt;w:p&gt;&lt;w:pPr&gt;&lt;w:pStyle w:val="CodeBlock"/&gt;&lt;/w:pPr&gt;&lt;w:r&gt;&lt;w:t xml:space="preserve"&gt;  +--&amp;gt; an ARCHIVED account still owed its product returns to&lt;/w:t&gt;&lt;/w:r&gt;&lt;/w:p&gt;&lt;w:p&gt;&lt;w:pPr&gt;&lt;w:pStyle w:val="CodeBlock"/&gt;&lt;/w:pPr&gt;&lt;w:r&gt;&lt;w:t xml:space="preserve"&gt;  |      COMPLETED (awaiting delivery); one owing money returns to ACTIVE&lt;/w:t&gt;&lt;/w:r&gt;&lt;/w:p&gt;&lt;w:p&gt;&lt;w:pPr&gt;&lt;w:pStyle w:val="CodeBlock"/&gt;&lt;/w:pPr&gt;&lt;w:r&gt;&lt;w:t xml:space="preserve"&gt;  +--&amp;gt; archived plans still count as completed sales in every report&lt;/w:t&gt;&lt;/w:r&gt;&lt;/w:p&gt;</w:t>
             </w:r>
           </w:p>
         </w:tc>
@@ -4625,7 +4625,131 @@
               <w:pStyle w:val="TableText"/>
             </w:pPr>
             <w:r>
-              <w:t xml:space="preserve">Fully paid accounts are confirmed by any account manager. Delivering with a balance owing requires an admin role, an explicit opt-in, and a stored reason; it records balanceAtDelivery and leaves the account open. Stock on hand drops by one and a DELIVERED movement is written; reversing the delivery returns the unit. If stock is already zero the delivery still records, the count floors at zero, and the operator is warned to correct it. Revalidates account/customer/product/inventory screens.</w:t>
+              <w:t xml:space="preserve">Fully paid accounts, COMPLETED or ARCHIVED, are confirmed by any account manager from the account page, the customer profile or the Accounts list (Awaiting delivery filter). Delivering with a balance owing requires an admin role, an explicit opt-in, and a stored reason; it records balanceAtDelivery and leaves the account open. Stock on hand drops by one and a DELIVERED movement is written. An admin can instead record a past handover with its date, which writes no stock movement because the unit already left. Reversing a delivery (Mark pending) returns a unit only when that account's last stock movement took one, and on an archived plan it is admin-only and moves the plan back to COMPLETED. If stock is already zero the delivery still records, the count floors at zero, and the operator is warned to correct it. Revalidates account/customer/product/inventory/dashboard screens.</w:t>
+            </w:r>
+          </w:p>
+        </w:tc>
+      </w:tr>
+      <w:tr>
+        <w:tc>
+          <w:tcPr>
+            <w:tcW w:w="2200" w:type="dxa"/>
+            <w:vAlign w:val="top"/>
+            <w:tcMar>
+              <w:top w:w="80" w:type="dxa"/>
+              <w:left w:w="120" w:type="dxa"/>
+              <w:bottom w:w="80" w:type="dxa"/>
+              <w:right w:w="120" w:type="dxa"/>
+            </w:tcMar>
+          </w:tcPr>
+          <w:p>
+            <w:pPr>
+              <w:pStyle w:val="TableText"/>
+            </w:pPr>
+            <w:r>
+              <w:t xml:space="preserve">Archive</w:t>
+            </w:r>
+          </w:p>
+        </w:tc>
+        <w:tc>
+          <w:tcPr>
+            <w:tcW w:w="3100" w:type="dxa"/>
+            <w:vAlign w:val="top"/>
+            <w:tcMar>
+              <w:top w:w="80" w:type="dxa"/>
+              <w:left w:w="120" w:type="dxa"/>
+              <w:bottom w:w="80" w:type="dxa"/>
+              <w:right w:w="120" w:type="dxa"/>
+            </w:tcMar>
+          </w:tcPr>
+          <w:p>
+            <w:pPr>
+              <w:pStyle w:val="TableText"/>
+            </w:pPr>
+            <w:r>
+              <w:t xml:space="preserve">lib/account-lifecycle.ts, lib/account-lifecycle-rules.ts</w:t>
+            </w:r>
+          </w:p>
+        </w:tc>
+        <w:tc>
+          <w:tcPr>
+            <w:tcW w:w="4060" w:type="dxa"/>
+            <w:vAlign w:val="top"/>
+            <w:tcMar>
+              <w:top w:w="80" w:type="dxa"/>
+              <w:left w:w="120" w:type="dxa"/>
+              <w:bottom w:w="80" w:type="dxa"/>
+              <w:right w:w="120" w:type="dxa"/>
+            </w:tcMar>
+          </w:tcPr>
+          <w:p>
+            <w:pPr>
+              <w:pStyle w:val="TableText"/>
+            </w:pPr>
+            <w:r>
+              <w:t xml:space="preserve">The lifecycle sweep archives COMPLETED, DELIVERED, zero-balance plans two days after delivery (or at once when the delivery has no date), and returns any ARCHIVED plan that is undelivered (to COMPLETED) or owes money (to ACTIVE), audit logged as RESTORE_ARCHIVED_ACCOUNT. Every sweep write is conditional on the status it read, so overlapping sweeps cannot double-archive, double-close or mint two closure refund credits.</w:t>
+            </w:r>
+          </w:p>
+        </w:tc>
+      </w:tr>
+      <w:tr>
+        <w:tc>
+          <w:tcPr>
+            <w:tcW w:w="2200" w:type="dxa"/>
+            <w:vAlign w:val="top"/>
+            <w:tcMar>
+              <w:top w:w="80" w:type="dxa"/>
+              <w:left w:w="120" w:type="dxa"/>
+              <w:bottom w:w="80" w:type="dxa"/>
+              <w:right w:w="120" w:type="dxa"/>
+            </w:tcMar>
+          </w:tcPr>
+          <w:p>
+            <w:pPr>
+              <w:pStyle w:val="TableText"/>
+            </w:pPr>
+            <w:r>
+              <w:t xml:space="preserve">Balance changes</w:t>
+            </w:r>
+          </w:p>
+        </w:tc>
+        <w:tc>
+          <w:tcPr>
+            <w:tcW w:w="3100" w:type="dxa"/>
+            <w:vAlign w:val="top"/>
+            <w:tcMar>
+              <w:top w:w="80" w:type="dxa"/>
+              <w:left w:w="120" w:type="dxa"/>
+              <w:bottom w:w="80" w:type="dxa"/>
+              <w:right w:w="120" w:type="dxa"/>
+            </w:tcMar>
+          </w:tcPr>
+          <w:p>
+            <w:pPr>
+              <w:pStyle w:val="TableText"/>
+            </w:pPr>
+            <w:r>
+              <w:t xml:space="preserve">lib/payment-recording.ts, actions/accounts.ts</w:t>
+            </w:r>
+          </w:p>
+        </w:tc>
+        <w:tc>
+          <w:tcPr>
+            <w:tcW w:w="4060" w:type="dxa"/>
+            <w:vAlign w:val="top"/>
+            <w:tcMar>
+              <w:top w:w="80" w:type="dxa"/>
+              <w:left w:w="120" w:type="dxa"/>
+              <w:bottom w:w="80" w:type="dxa"/>
+              <w:right w:w="120" w:type="dxa"/>
+            </w:tcMar>
+          </w:tcPr>
+          <w:p>
+            <w:pPr>
+              <w:pStyle w:val="TableText"/>
+            </w:pPr>
+            <w:r>
+              <w:t xml:space="preserve">Payment edit/delete/undo, price override and product correction share getStatusAfterBalanceChange: paying off completes a plan (an archived plan stays archived); owing again reopens a COMPLETED or ARCHIVED plan as ACTIVE so it can be collected.</w:t>
             </w:r>
           </w:p>
         </w:tc>

--- a/docs/GLV_System_Documentation.docx
+++ b/docs/GLV_System_Documentation.docx
@@ -3908,7 +3908,7 @@
               <w:pStyle w:val="TableText"/>
             </w:pPr>
             <w:r>
-              <w:t xml:space="preserve">Attention counts for modules such as procurement, overdue/suspended accounts (overdue computed from the expected end date) and paid-off accounts awaiting delivery; sidebar clears opened notifications locally.</w:t>
+              <w:t xml:space="preserve">Attention counts for modules such as procurement, overdue/suspended accounts (overdue computed from the expected end date) and paid-off accounts awaiting delivery with the number past the delivery target; counts are scoped to own customers for STAFF only, so admins with a staff profile see business-wide counts; sidebar clears opened notifications locally.</w:t>
             </w:r>
           </w:p>
         </w:tc>
@@ -4439,7 +4439,7 @@
               <w:pStyle w:val="TableText"/>
             </w:pPr>
             <w:r>
-              <w:t xml:space="preserve">Rejects closed/suspended/cancelled/completed accounts, generates receipt, updates balance/status, creates overpayment credit, and queues one receipt channel.</w:t>
+              <w:t xml:space="preserve">Rejects closed/suspended/cancelled/completed accounts, generates the receipt number under a transaction-scoped advisory lock on the prefix (one SQL MAX of the numeric suffix, so concurrent payments cannot collide), updates balance/status, creates overpayment credit, queues one receipt channel, and queues the ready-for-collection SMS when the payment pays the plan off.</w:t>
             </w:r>
           </w:p>
         </w:tc>
@@ -4563,7 +4563,7 @@
               <w:pStyle w:val="TableText"/>
             </w:pPr>
             <w:r>
-              <w:t xml:space="preserve">Admin password confirmation, recalculates balances, can create credit when product/price drops below paid amount.</w:t>
+              <w:t xml:space="preserve">Admin password confirmation, recalculates balances, can create credit when product/price drops below paid amount. A product correction is refused on a delivered plan (product-correction-delivered): reverse the delivery first so stock follows the product.</w:t>
             </w:r>
           </w:p>
         </w:tc>
@@ -4688,6 +4688,192 @@
             </w:pPr>
             <w:r>
               <w:t xml:space="preserve">The lifecycle sweep archives COMPLETED, DELIVERED, zero-balance plans two days after delivery (or at once when the delivery has no date), and returns any ARCHIVED plan that is undelivered (to COMPLETED) or owes money (to ACTIVE), audit logged as RESTORE_ARCHIVED_ACCOUNT. Every sweep write is conditional on the status it read, so overlapping sweeps cannot double-archive, double-close or mint two closure refund credits.</w:t>
+            </w:r>
+          </w:p>
+        </w:tc>
+      </w:tr>
+      <w:tr>
+        <w:tc>
+          <w:tcPr>
+            <w:tcW w:w="2200" w:type="dxa"/>
+            <w:vAlign w:val="top"/>
+            <w:tcMar>
+              <w:top w:w="80" w:type="dxa"/>
+              <w:left w:w="120" w:type="dxa"/>
+              <w:bottom w:w="80" w:type="dxa"/>
+              <w:right w:w="120" w:type="dxa"/>
+            </w:tcMar>
+          </w:tcPr>
+          <w:p>
+            <w:pPr>
+              <w:pStyle w:val="TableText"/>
+            </w:pPr>
+            <w:r>
+              <w:t xml:space="preserve">Lifecycle sweep scheduling</w:t>
+            </w:r>
+          </w:p>
+        </w:tc>
+        <w:tc>
+          <w:tcPr>
+            <w:tcW w:w="3100" w:type="dxa"/>
+            <w:vAlign w:val="top"/>
+            <w:tcMar>
+              <w:top w:w="80" w:type="dxa"/>
+              <w:left w:w="120" w:type="dxa"/>
+              <w:bottom w:w="80" w:type="dxa"/>
+              <w:right w:w="120" w:type="dxa"/>
+            </w:tcMar>
+          </w:tcPr>
+          <w:p>
+            <w:pPr>
+              <w:pStyle w:val="TableText"/>
+            </w:pPr>
+            <w:r>
+              <w:t xml:space="preserve">lib/account-lifecycle.ts, app/api/cron/sms-notifications</w:t>
+            </w:r>
+          </w:p>
+        </w:tc>
+        <w:tc>
+          <w:tcPr>
+            <w:tcW w:w="4060" w:type="dxa"/>
+            <w:vAlign w:val="top"/>
+            <w:tcMar>
+              <w:top w:w="80" w:type="dxa"/>
+              <w:left w:w="120" w:type="dxa"/>
+              <w:bottom w:w="80" w:type="dxa"/>
+              <w:right w:w="120" w:type="dxa"/>
+            </w:tcMar>
+          </w:tcPr>
+          <w:p>
+            <w:pPr>
+              <w:pStyle w:val="TableText"/>
+            </w:pPr>
+            <w:r>
+              <w:t xml:space="preserve">The full sweep runs from the 09:00 daily cron and before the weekly Excel export. Pages and the notification poll call ensureLifecycleStatusesFresh, which sweeps at most every five minutes per server instance and shares one run between concurrent requests. The sweep always uses the real clock; Reports and the export used to pass the selected week's date, which could flip live dormant or probation plans back to active.</w:t>
+            </w:r>
+          </w:p>
+        </w:tc>
+      </w:tr>
+      <w:tr>
+        <w:tc>
+          <w:tcPr>
+            <w:tcW w:w="2200" w:type="dxa"/>
+            <w:vAlign w:val="top"/>
+            <w:tcMar>
+              <w:top w:w="80" w:type="dxa"/>
+              <w:left w:w="120" w:type="dxa"/>
+              <w:bottom w:w="80" w:type="dxa"/>
+              <w:right w:w="120" w:type="dxa"/>
+            </w:tcMar>
+          </w:tcPr>
+          <w:p>
+            <w:pPr>
+              <w:pStyle w:val="TableText"/>
+            </w:pPr>
+            <w:r>
+              <w:t xml:space="preserve">Delivery waits</w:t>
+            </w:r>
+          </w:p>
+        </w:tc>
+        <w:tc>
+          <w:tcPr>
+            <w:tcW w:w="3100" w:type="dxa"/>
+            <w:vAlign w:val="top"/>
+            <w:tcMar>
+              <w:top w:w="80" w:type="dxa"/>
+              <w:left w:w="120" w:type="dxa"/>
+              <w:bottom w:w="80" w:type="dxa"/>
+              <w:right w:w="120" w:type="dxa"/>
+            </w:tcMar>
+          </w:tcPr>
+          <w:p>
+            <w:pPr>
+              <w:pStyle w:val="TableText"/>
+            </w:pPr>
+            <w:r>
+              <w:t xml:space="preserve">lib/delivery-queue.ts, lib/account-lifecycle-rules.ts</w:t>
+            </w:r>
+          </w:p>
+        </w:tc>
+        <w:tc>
+          <w:tcPr>
+            <w:tcW w:w="4060" w:type="dxa"/>
+            <w:vAlign w:val="top"/>
+            <w:tcMar>
+              <w:top w:w="80" w:type="dxa"/>
+              <w:left w:w="120" w:type="dxa"/>
+              <w:bottom w:w="80" w:type="dxa"/>
+              <w:right w:w="120" w:type="dxa"/>
+            </w:tcMar>
+          </w:tcPr>
+          <w:p>
+            <w:pPr>
+              <w:pStyle w:val="TableText"/>
+            </w:pPr>
+            <w:r>
+              <w:t xml:space="preserve">A plan awaiting delivery is dated from its latest payment. Settings &gt; Business Rules &gt; Delivery Time After Completion sets the delivery target; above 0, longer waits are late on Accounts, the account page, the dashboards and the sidebar alert.</w:t>
+            </w:r>
+          </w:p>
+        </w:tc>
+      </w:tr>
+      <w:tr>
+        <w:tc>
+          <w:tcPr>
+            <w:tcW w:w="2200" w:type="dxa"/>
+            <w:vAlign w:val="top"/>
+            <w:tcMar>
+              <w:top w:w="80" w:type="dxa"/>
+              <w:left w:w="120" w:type="dxa"/>
+              <w:bottom w:w="80" w:type="dxa"/>
+              <w:right w:w="120" w:type="dxa"/>
+            </w:tcMar>
+          </w:tcPr>
+          <w:p>
+            <w:pPr>
+              <w:pStyle w:val="TableText"/>
+            </w:pPr>
+            <w:r>
+              <w:t xml:space="preserve">Status snapshots</w:t>
+            </w:r>
+          </w:p>
+        </w:tc>
+        <w:tc>
+          <w:tcPr>
+            <w:tcW w:w="3100" w:type="dxa"/>
+            <w:vAlign w:val="top"/>
+            <w:tcMar>
+              <w:top w:w="80" w:type="dxa"/>
+              <w:left w:w="120" w:type="dxa"/>
+              <w:bottom w:w="80" w:type="dxa"/>
+              <w:right w:w="120" w:type="dxa"/>
+            </w:tcMar>
+          </w:tcPr>
+          <w:p>
+            <w:pPr>
+              <w:pStyle w:val="TableText"/>
+            </w:pPr>
+            <w:r>
+              <w:t xml:space="preserve">lib/status-snapshots.ts, lib/status-snapshot-rules.ts</w:t>
+            </w:r>
+          </w:p>
+        </w:tc>
+        <w:tc>
+          <w:tcPr>
+            <w:tcW w:w="4060" w:type="dxa"/>
+            <w:vAlign w:val="top"/>
+            <w:tcMar>
+              <w:top w:w="80" w:type="dxa"/>
+              <w:left w:w="120" w:type="dxa"/>
+              <w:bottom w:w="80" w:type="dxa"/>
+              <w:right w:w="120" w:type="dxa"/>
+            </w:tcMar>
+          </w:tcPr>
+          <w:p>
+            <w:pPr>
+              <w:pStyle w:val="TableText"/>
+            </w:pPr>
+            <w:r>
+              <w:t xml:space="preserve">The first sweep each day writes an ACCOUNT_STATUS_SNAPSHOT audit-log row (Active, Overdue, Completed &amp; Delivered, Paid Awaiting Delivery, in total and per staff). The dashboard compares with the snapshot from a week earlier and shows no arrow until one exists.</w:t>
             </w:r>
           </w:p>
         </w:tc>
@@ -5991,7 +6177,7 @@
               <w:pStyle w:val="TableText"/>
             </w:pPr>
             <w:r>
-              <w:t xml:space="preserve">When closing with paid amount and no prior closure credit, 32% service fee is deducted and remaining amount becomes an open credit.</w:t>
+              <w:t xml:space="preserve">When closing with paid amount and no prior closure credit, the service fee (Settings &gt; Business Rules &gt; Refund Deduction %, 32% while that is 0) is deducted and remaining amount becomes an open credit.</w:t>
             </w:r>
           </w:p>
         </w:tc>
@@ -6033,7 +6219,7 @@
               <w:pStyle w:val="TableText"/>
             </w:pPr>
             <w:r>
-              <w:t xml:space="preserve">An admin may reactivate a DORMANT, PROBATION or CLOSED account once 6 months of inactivity have passed. A 32% service fee is deducted from the paid amount, open closure-refund credits are voided, and reactivatedAt is stamped so the ladder restarts from that date instead of re-closing the account on the next sweep.</w:t>
+              <w:t xml:space="preserve">An admin may reactivate a DORMANT, PROBATION or CLOSED account once 6 months of inactivity have passed. The configured service fee (Refund Deduction %, 32% while that is 0) is deducted from the paid amount, open closure-refund credits are voided, and reactivatedAt is stamped so the ladder restarts from that date instead of re-closing the account on the next sweep.</w:t>
             </w:r>
           </w:p>
         </w:tc>
@@ -8967,7 +9153,7 @@
         <w:pStyle w:val="Normal"/>
       </w:pPr>
       <w:r>
-        <w:t xml:space="preserve">Active and overdue accounts with a positive balance qualify for reminders after fourteen full days (two weeks) without payment, and at most once per further two-week period thereafter, so the sequence is day 14, day 28, day 42. The later of account start, latest payment date and latest payment entry time anchors the interval. Backdated entries restart it. Other lifecycle statuses are excluded. The Missed payment template supports staffName, resolved to the first name of the staff member assigned to that customer. The protected /api/cron/sms-notifications job runs at 09:00 UTC daily, queues reminders and dispatches up to 100 messages in groups of five. Authenticated activity and qualifying mutations also dispatch pending messages. Monitor backlog and schedule more frequent runs if volume requires it.</w:t>
+        <w:t xml:space="preserve">Active and overdue accounts with a positive balance qualify for reminders after fourteen full days (two weeks) without payment, and at most once per further two-week period thereafter, so the sequence is day 14, day 28, day 42. The later of account start, latest payment date and latest payment entry time anchors the interval. Backdated entries restart it. Other lifecycle statuses are excluded. The Missed payment template supports staffName, resolved to the first name of the staff member assigned to that customer. The protected /api/cron/sms-notifications job runs at 09:00 UTC daily: it first runs the account lifecycle sweep and files the day's status snapshot, then queues reminders and dispatches up to 100 messages in groups of five. Authenticated activity and qualifying mutations also dispatch pending messages. Monitor backlog and schedule more frequent runs if volume requires it.</w:t>
       </w:r>
     </w:p>
     <w:p>
@@ -8975,7 +9161,7 @@
         <w:pStyle w:val="Normal"/>
       </w:pPr>
       <w:r>
-        <w:t xml:space="preserve">The dedicated /settings/sms page lets super administrators enable or pause automatic SMS, verify provider/API/sender configuration, review the five notification rules, inspect the latest 100 queue records, and retry definitive failures. The queue records unique event keys within the business transaction. Conditional claims prevent concurrent workers sending the same item. Before dispatch, source existence, account eligibility and current phone are checked. Correct missing phones or provider errors before Retry. Provider acceptance is labelled ACCEPTED, not confirmed handset delivery. Check BMS campaign history using the saved campaign ID. Rate limits retry after one hour, up to five attempts. Timeouts and interrupted workers become UNKNOWN and require reconciliation rather than blind resending. Restored pending or processing messages become UNKNOWN. Disabling SMS pauses the queue.</w:t>
+        <w:t xml:space="preserve">The dedicated /settings/sms page lets super administrators enable or pause automatic SMS, verify provider/API/sender configuration, review the seven notification rules (including the ready-for-collection message, sent once when a plan is paid off and its product is still to be handed over, held for the payment edit window and cancelled if the product is delivered first; its wording is fixed for now), inspect the latest 100 queue records, and retry definitive failures. The queue records unique event keys within the business transaction. Conditional claims prevent concurrent workers sending the same item. Before dispatch, source existence, account eligibility and current phone are checked. Correct missing phones or provider errors before Retry. Provider acceptance is labelled ACCEPTED, not confirmed handset delivery. Check BMS campaign history using the saved campaign ID. Rate limits retry after one hour, up to five attempts. Timeouts and interrupted workers become UNKNOWN and require reconciliation rather than blind resending. Restored pending or processing messages become UNKNOWN. Disabling SMS pauses the queue.</w:t>
       </w:r>
     </w:p>
     <w:p>

--- a/docs/GLV_System_Documentation.docx
+++ b/docs/GLV_System_Documentation.docx
@@ -157,7 +157,7 @@
               <w:pStyle w:val="TableText"/>
             </w:pPr>
             <w:r>
-              <w:t xml:space="preserve">October 01, 2026</w:t>
+              <w:t xml:space="preserve">October 07, 2026</w:t>
             </w:r>
           </w:p>
         </w:tc>
@@ -9000,7 +9000,7 @@
         <w:pStyle w:val="Normal"/>
       </w:pPr>
       <w:r>
-        <w:t xml:space="preserve">The administrator-only /business workspace presents People, Payroll, Accounting and Analytics as four connected sections of one GLV workflow. It uses the existing Staff, Payment and StaffSalaryPayment records and adds leave requests, performance reviews and operating expenses. No module activation or duplicate employee setup is required.</w:t>
+        <w:t xml:space="preserve">The administrator-only /business workspace presents People, Payroll, Accounting and Analytics as four connected sections of one GLV workflow. It uses the existing Staff, Payment and StaffSalaryPayment records and adds leave requests, performance reviews and operating expenses. In Accounting, administrators can review the full expense history or filter by date range, and edit a cashbook entry to correct a mistake; each edit stores before and after values and the editor in the audit log. No module activation or duplicate employee setup is required.</w:t>
       </w:r>
     </w:p>
     <w:tbl>
@@ -9192,7 +9192,7 @@
               <w:pStyle w:val="TableText"/>
             </w:pPr>
             <w:r>
-              <w:t xml:space="preserve">Customer payments are cash inflow. Salary payments and BusinessExpense records are cash outflow. Staff deposits reconcile collections and are not counted twice.</w:t>
+              <w:t xml:space="preserve">Customer payments are cash inflow. Salary payments and BusinessExpense records are cash outflow. Staff deposits reconcile collections and are not counted twice. Administrators can review expenses across all dates or a selected date range and edit entries; edits are audit logged with before and after values.</w:t>
             </w:r>
           </w:p>
         </w:tc>

--- a/docs/GLV_System_Documentation.docx
+++ b/docs/GLV_System_Documentation.docx
@@ -157,7 +157,7 @@
               <w:pStyle w:val="TableText"/>
             </w:pPr>
             <w:r>
-              <w:t xml:space="preserve">October 07, 2026</w:t>
+              <w:t xml:space="preserve">October 12, 2026</w:t>
             </w:r>
           </w:p>
         </w:tc>
@@ -3040,7 +3040,7 @@
               <w:pStyle w:val="TableText"/>
             </w:pPr>
             <w:r>
-              <w:t xml:space="preserve">Role-shaped summary: admins see business KPIs plus a weekly collections trend chart, an account status breakdown chart, and week-over-week up/down badges on KPI cards backed by createdAt/paymentDate history (lib/reports.ts getAdminDashboardTrend); staff see assigned operational metrics plus their own scoped weekly collections trend and today/this-week deltas (getStaffDashboardTrend). Cards with a real previous-period value render as an animated semicircular meter (components/reports/meter-gauge.tsx) whose progress arc sweeps from last week's position to this week's on load.</w:t>
+              <w:t xml:space="preserve">Role-shaped summary: admins see an Amount Deposited This Week KPI plus weekly collections-versus-deposits curved trend and keyed account-status donut; staff see their own deposit KPI and scoped trend. Deposit data comes from StaffDeposit by depositDate and does not represent additional customer revenue. KPI comparisons use dated records only.</w:t>
             </w:r>
           </w:p>
         </w:tc>
@@ -3102,7 +3102,7 @@
               <w:pStyle w:val="TableText"/>
             </w:pPr>
             <w:r>
-              <w:t xml:space="preserve">Operational activity and collection trends.</w:t>
+              <w:t xml:space="preserve">Operational activity charts use curved daily payment trends, keyed account-status donuts, and ranked dot plots; staff views remain scoped and hide business financial values.</w:t>
             </w:r>
           </w:p>
         </w:tc>
@@ -9234,7 +9234,7 @@
               <w:pStyle w:val="TableText"/>
             </w:pPr>
             <w:r>
-              <w:t xml:space="preserve">Current month revenue, payroll paid and outstanding, expenses, net cash, headcount, pending leave, review average and all-time cash position.</w:t>
+              <w:t xml:space="preserve">Current month revenue, payroll paid and outstanding, expenses, net cash, headcount, pending leave, review average and all-time cash position. A six-month curved cash-movement chart compares customer collections, payroll and expenses; a keyed donut shows current-month expense categories. Net cash is not accounting profit.</w:t>
             </w:r>
           </w:p>
         </w:tc>
@@ -9496,7 +9496,7 @@
               <w:pStyle w:val="TableText"/>
             </w:pPr>
             <w:r>
-              <w:t xml:space="preserve">components/app-shell.tsx; components/dashboard-nav.tsx; components/customer-form.tsx; components/account-form.tsx; components/payment-form.tsx; components/product-form.tsx; components/dashboard-analytics.tsx; components/reports/chart-primitives.tsx (shared dependency-free SVG chart building blocks: TrendChart, HorizontalBarChart, TrendBadge, ChartCard); components/reports/meter-gauge.tsx (AnimatedMeter, the animated semicircular progress meter); components/reports/analytics-charts.tsx</w:t>
+              <w:t xml:space="preserve">components/app-shell.tsx; components/dashboard-nav.tsx; components/customer-form.tsx; components/account-form.tsx; components/payment-form.tsx; components/product-form.tsx; components/dashboard-analytics.tsx; components/activity-analytics-charts.tsx; components/reports/chart-primitives.tsx (shared SVG curved trend, comparison line, donut, dot plot, tooltip, and legend charts); components/reports/meter-gauge.tsx; components/reports/analytics-charts.tsx</w:t>
             </w:r>
           </w:p>
         </w:tc>

--- a/docs/GLV_System_Documentation.docx
+++ b/docs/GLV_System_Documentation.docx
@@ -3040,7 +3040,7 @@
               <w:pStyle w:val="TableText"/>
             </w:pPr>
             <w:r>
-              <w:t xml:space="preserve">Role-shaped summary: admins see an Amount Deposited This Week KPI plus weekly collections-versus-deposits curved trend and keyed account-status donut; staff see their own deposit KPI and scoped trend. Deposit data comes from StaffDeposit by depositDate and does not represent additional customer revenue. KPI comparisons use dated records only.</w:t>
+              <w:t xml:space="preserve">Role-shaped summary: admins see compact KPI cards followed by a weekly collections-versus-deposits curved trend and keyed account-status donut; staff see scoped KPIs with their own deposit total and trend indicators. Deposit data comes from StaffDeposit by depositDate and does not represent additional customer revenue. Admin period comparisons live in the trend chart.</w:t>
             </w:r>
           </w:p>
         </w:tc>

--- a/docs/GLV_System_Documentation.docx
+++ b/docs/GLV_System_Documentation.docx
@@ -5950,6 +5950,48 @@
             </w:pPr>
             <w:r>
               <w:t xml:space="preserve">Inactivity is measured from the latest of start date, last payment date, and last reactivation date (CustomerAccount.reactivatedAt).</w:t>
+            </w:r>
+          </w:p>
+        </w:tc>
+      </w:tr>
+      <w:tr>
+        <w:tc>
+          <w:tcPr>
+            <w:tcW w:w="2400" w:type="dxa"/>
+            <w:vAlign w:val="top"/>
+            <w:tcMar>
+              <w:top w:w="80" w:type="dxa"/>
+              <w:left w:w="120" w:type="dxa"/>
+              <w:bottom w:w="80" w:type="dxa"/>
+              <w:right w:w="120" w:type="dxa"/>
+            </w:tcMar>
+          </w:tcPr>
+          <w:p>
+            <w:pPr>
+              <w:pStyle w:val="TableText"/>
+            </w:pPr>
+            <w:r>
+              <w:t xml:space="preserve">Paid-off precision</w:t>
+            </w:r>
+          </w:p>
+        </w:tc>
+        <w:tc>
+          <w:tcPr>
+            <w:tcW w:w="6960" w:type="dxa"/>
+            <w:vAlign w:val="top"/>
+            <w:tcMar>
+              <w:top w:w="80" w:type="dxa"/>
+              <w:left w:w="120" w:type="dxa"/>
+              <w:bottom w:w="80" w:type="dxa"/>
+              <w:right w:w="120" w:type="dxa"/>
+            </w:tcMar>
+          </w:tcPr>
+          <w:p>
+            <w:pPr>
+              <w:pStyle w:val="TableText"/>
+            </w:pPr>
+            <w:r>
+              <w:t xml:space="preserve">When a payment settles the remaining amount, the balance is set to exactly zero and the account becomes COMPLETED. Payment recording and lifecycle refresh treat floating-point residue up to 0.000000001 as zero; a backdated payment still uses its payment date for lifecycle timing.</w:t>
             </w:r>
           </w:p>
         </w:tc>

--- a/docs/GLV_System_Documentation.docx
+++ b/docs/GLV_System_Documentation.docx
@@ -157,7 +157,7 @@
               <w:pStyle w:val="TableText"/>
             </w:pPr>
             <w:r>
-              <w:t xml:space="preserve">October 12, 2026</w:t>
+              <w:t xml:space="preserve">October 14, 2026</w:t>
             </w:r>
           </w:p>
         </w:tc>
@@ -3040,7 +3040,7 @@
               <w:pStyle w:val="TableText"/>
             </w:pPr>
             <w:r>
-              <w:t xml:space="preserve">Role-shaped summary: admins see compact KPI cards followed by a weekly collections-versus-deposits curved trend and keyed account-status donut; staff see scoped KPIs with their own deposit total and trend indicators. Deposit data comes from StaffDeposit by depositDate and does not represent additional customer revenue. Admin period comparisons live in the trend chart.</w:t>
+              <w:t xml:space="preserve">Role-shaped summary: admins see animated semicircular KPI gauges where prior-period comparisons are available, followed by a weekly collections-versus-deposits curved trend and keyed account-status donut; staff see scoped KPIs with their own deposit total and trend indicators. Deposit data comes from StaffDeposit by depositDate and does not represent additional customer revenue. Longer-period comparisons live in the trend chart.</w:t>
             </w:r>
           </w:p>
         </w:tc>

--- a/docs/GLV_System_Documentation.docx
+++ b/docs/GLV_System_Documentation.docx
@@ -157,7 +157,7 @@
               <w:pStyle w:val="TableText"/>
             </w:pPr>
             <w:r>
-              <w:t xml:space="preserve">October 14, 2026</w:t>
+              <w:t xml:space="preserve">October 16, 2026</w:t>
             </w:r>
           </w:p>
         </w:tc>
@@ -3226,7 +3226,7 @@
               <w:pStyle w:val="TableText"/>
             </w:pPr>
             <w:r>
-              <w:t xml:space="preserve">Product account creation, automatic terms, status, balance, delivery, corrections, lifecycle-gated cancellation/reactivation documents, and payment entry.</w:t>
+              <w:t xml:space="preserve">Product account creation, automatic terms, status, balance, delivery, corrections, lifecycle-gated cancellation/reactivation documents, payment entry, and a To buy (procurement list) filter using the configured payment threshold and stock allocation.</w:t>
             </w:r>
           </w:p>
         </w:tc>
@@ -4786,6 +4786,14 @@
       </w:pPr>
       <w:r>
         <w:t xml:space="preserve">A product therefore appears on the buying list only when the units its customers are owed exceed the units on the shelf; a product whose stock covers its demand does not appear at all. Stock is allocated to the customers closest to finishing their plan first, so the unit on the shelf is reserved for whoever is due it soonest. The allocation rule is the pure function allocateStockToDemand in lib/procurement.ts, covered by scripts/inventory.test.ts.</w:t>
+      </w:r>
+    </w:p>
+    <w:p>
+      <w:pPr>
+        <w:pStyle w:val="Normal"/>
+      </w:pPr>
+      <w:r>
+        <w:t xml:space="preserve">The Accounts page includes a To buy (procurement list) status filter. It selects pending-delivery accounts at or above the same configured payment threshold whose individual units are not covered by stock, matching the account allocations behind the products procurement list. The threshold defaults to 70 percent.</w:t>
       </w:r>
     </w:p>
     <w:p>

--- a/docs/GLV_System_Documentation.docx
+++ b/docs/GLV_System_Documentation.docx
@@ -3226,7 +3226,7 @@
               <w:pStyle w:val="TableText"/>
             </w:pPr>
             <w:r>
-              <w:t xml:space="preserve">Product account creation, automatic terms, status, balance, delivery, corrections, lifecycle-gated cancellation/reactivation documents, payment entry, and a To buy (procurement list) filter using the configured payment threshold and stock allocation.</w:t>
+              <w:t xml:space="preserve">Product account creation, automatic terms, status, balance, delivery, corrections, lifecycle-gated cancellation/reactivation documents, payment entry, and a payment-threshold filter for all eligible pending-delivery accounts, including fully paid accounts.</w:t>
             </w:r>
           </w:p>
         </w:tc>
@@ -4793,7 +4793,7 @@
         <w:pStyle w:val="Normal"/>
       </w:pPr>
       <w:r>
-        <w:t xml:space="preserve">The Accounts page includes a To buy (procurement list) status filter. It selects pending-delivery accounts at or above the same configured payment threshold whose individual units are not covered by stock, matching the account allocations behind the products procurement list. The threshold defaults to 70 percent.</w:t>
+        <w:t xml:space="preserve">The Accounts page includes a Payment threshold met (up to 100%) status filter. It selects every pending-delivery account at or above the configured procurement payment threshold, including fully paid accounts. The threshold defaults to 70 percent. Stock allocation does not affect the Accounts filter; stock only determines which products and quantities appear on the Products procurement list.</w:t>
       </w:r>
     </w:p>
     <w:p>

--- a/docs/GLV_System_Documentation.docx
+++ b/docs/GLV_System_Documentation.docx
@@ -3226,7 +3226,7 @@
               <w:pStyle w:val="TableText"/>
             </w:pPr>
             <w:r>
-              <w:t xml:space="preserve">Product account creation, automatic terms, status, balance, delivery, corrections, lifecycle-gated cancellation/reactivation documents, payment entry, and a payment-threshold filter for all eligible pending-delivery accounts, including fully paid accounts.</w:t>
+              <w:t xml:space="preserve">Product account creation, automatic terms, status, balance, delivery, corrections, lifecycle-gated cancellation/reactivation documents, payment entry, a payment-threshold filter for all eligible pending-delivery accounts, and an amount-paid percentage with installment days shown separately.</w:t>
             </w:r>
           </w:p>
         </w:tc>
@@ -4793,7 +4793,7 @@
         <w:pStyle w:val="Normal"/>
       </w:pPr>
       <w:r>
-        <w:t xml:space="preserve">The Accounts page includes a Payment threshold met (up to 100%) status filter. It selects every pending-delivery account at or above the configured procurement payment threshold, including fully paid accounts. The threshold defaults to 70 percent. Stock allocation does not affect the Accounts filter; stock only determines which products and quantities appear on the Products procurement list.</w:t>
+        <w:t xml:space="preserve">The Accounts page includes a Payment threshold met (up to 100%) status filter. It selects every pending-delivery account at or above the configured procurement payment threshold, including fully paid accounts. The threshold defaults to 70 percent. Paid Progress now shows amount collected divided by the account target, matching the filter and procurement threshold. The days-covered count is displayed separately, since it measures daily-payment schedule coverage and may differ when a customer pays ahead of or behind that schedule. Stock allocation does not affect the Accounts filter; stock only determines which products and quantities appear on the Products procurement list.</w:t>
       </w:r>
     </w:p>
     <w:p>

--- a/docs/GLV_System_Documentation.docx
+++ b/docs/GLV_System_Documentation.docx
@@ -3226,7 +3226,7 @@
               <w:pStyle w:val="TableText"/>
             </w:pPr>
             <w:r>
-              <w:t xml:space="preserve">Product account creation, automatic terms, status, balance, delivery, corrections, lifecycle-gated cancellation/reactivation documents, payment entry, a payment-threshold filter for all eligible pending-delivery accounts, and an amount-paid percentage with installment days shown separately.</w:t>
+              <w:t xml:space="preserve">Product account creation, automatic terms, status, balance, delivery, corrections, lifecycle-gated cancellation/reactivation documents, payment entry, a payment-threshold filter for all eligible pending-delivery accounts, and installment-day progress.</w:t>
             </w:r>
           </w:p>
         </w:tc>
@@ -4793,7 +4793,7 @@
         <w:pStyle w:val="Normal"/>
       </w:pPr>
       <w:r>
-        <w:t xml:space="preserve">The Accounts page includes a Payment threshold met (up to 100%) status filter. It selects every pending-delivery account at or above the configured procurement payment threshold, including fully paid accounts. The threshold defaults to 70 percent. Paid Progress now shows amount collected divided by the account target, matching the filter and procurement threshold. The days-covered count is displayed separately, since it measures daily-payment schedule coverage and may differ when a customer pays ahead of or behind that schedule. Stock allocation does not affect the Accounts filter; stock only determines which products and quantities appear on the Products procurement list.</w:t>
+        <w:t xml:space="preserve">The Accounts page includes a Payment threshold met (up to 100%) status filter. It selects every pending-delivery account at or above the configured procurement payment threshold, including fully paid accounts. The threshold defaults to 70 percent. Paid Progress displays installment days covered out of the plan duration. This day-based display is separate from the amount threshold used to qualify accounts for the filter. The threshold compares paid amount with the account target in currency cents. Stock allocation does not affect the Accounts filter; stock only determines which products and quantities appear on the Products procurement list.</w:t>
       </w:r>
     </w:p>
     <w:p>

--- a/docs/GLV_System_Documentation.docx
+++ b/docs/GLV_System_Documentation.docx
@@ -4793,7 +4793,7 @@
         <w:pStyle w:val="Normal"/>
       </w:pPr>
       <w:r>
-        <w:t xml:space="preserve">The Accounts page includes a Payment threshold met (up to 100%) status filter. It selects every pending-delivery account at or above the configured procurement payment threshold, including fully paid accounts. The threshold defaults to 70 percent. Paid Progress displays installment days covered out of the plan duration. This day-based display is separate from the amount threshold used to qualify accounts for the filter. The threshold compares paid amount with the account target in currency cents. Stock allocation does not affect the Accounts filter; stock only determines which products and quantities appear on the Products procurement list.</w:t>
+        <w:t xml:space="preserve">The Accounts page includes a Payment threshold met (up to 100%) status filter. It selects every pending-delivery account at or above the configured procurement payment threshold, including fully paid accounts. The threshold defaults to 70 percent. Paid Progress displays installment days covered out of the plan duration. This day-based display is separate from the amount threshold used to qualify accounts for the filter. The threshold compares the actual amount paid with the account target in whole pesewas (cents): at 70 percent, GHS 210 paid toward GHS 1,840 (11.41 percent) is excluded and GHS 1,288.00 (exactly 70 percent) is included. Only pending-delivery accounts that are Active, Overdue, Dormant, Probation or Completed qualify; delivered, closed, archived, cancelled and suspended accounts are excluded. The page re-checks every row against this rule immediately before rendering, so a stale candidate list cannot show an under-threshold account, and the count and pagination reflect only the rows that pass. Stock allocation does not affect the Accounts filter; stock only determines which products and quantities appear on the Products procurement list.</w:t>
       </w:r>
     </w:p>
     <w:p>

--- a/docs/GLV_System_Documentation.docx
+++ b/docs/GLV_System_Documentation.docx
@@ -615,10 +615,157 @@
           </w:tcPr>
           <w:p>
             <w:pPr>
-              <w:pStyle w:val="TableText"/>
-            </w:pPr>
-            <w:r>
-              <w:t xml:space="preserve">&lt;w:p&gt;&lt;w:pPr&gt;&lt;w:pStyle w:val="DiagramTitle"/&gt;&lt;/w:pPr&gt;&lt;w:r&gt;&lt;w:rPr&gt;&lt;w:b/&gt;&lt;/w:rPr&gt;&lt;w:t xml:space="preserve"&gt;Diagram 1: System Architecture&lt;/w:t&gt;&lt;/w:r&gt;&lt;/w:p&gt;&lt;w:p&gt;&lt;w:pPr&gt;&lt;w:pStyle w:val="CodeBlock"/&gt;&lt;/w:pPr&gt;&lt;w:r&gt;&lt;w:t xml:space="preserve"&gt;User Browser&lt;/w:t&gt;&lt;/w:r&gt;&lt;/w:p&gt;&lt;w:p&gt;&lt;w:pPr&gt;&lt;w:pStyle w:val="CodeBlock"/&gt;&lt;/w:pPr&gt;&lt;w:r&gt;&lt;w:t xml:space="preserve"&gt;   |&lt;/w:t&gt;&lt;/w:r&gt;&lt;/w:p&gt;&lt;w:p&gt;&lt;w:pPr&gt;&lt;w:pStyle w:val="CodeBlock"/&gt;&lt;/w:pPr&gt;&lt;w:r&gt;&lt;w:t xml:space="preserve"&gt;   v&lt;/w:t&gt;&lt;/w:r&gt;&lt;/w:p&gt;&lt;w:p&gt;&lt;w:pPr&gt;&lt;w:pStyle w:val="CodeBlock"/&gt;&lt;/w:pPr&gt;&lt;w:r&gt;&lt;w:t xml:space="preserve"&gt;Next.js App Router pages and layouts&lt;/w:t&gt;&lt;/w:r&gt;&lt;/w:p&gt;&lt;w:p&gt;&lt;w:pPr&gt;&lt;w:pStyle w:val="CodeBlock"/&gt;&lt;/w:pPr&gt;&lt;w:r&gt;&lt;w:t xml:space="preserve"&gt;   |&lt;/w:t&gt;&lt;/w:r&gt;&lt;/w:p&gt;&lt;w:p&gt;&lt;w:pPr&gt;&lt;w:pStyle w:val="CodeBlock"/&gt;&lt;/w:pPr&gt;&lt;w:r&gt;&lt;w:t xml:space="preserve"&gt;   +--&amp;gt; Server Components read Prisma data for pages&lt;/w:t&gt;&lt;/w:r&gt;&lt;/w:p&gt;&lt;w:p&gt;&lt;w:pPr&gt;&lt;w:pStyle w:val="CodeBlock"/&gt;&lt;/w:pPr&gt;&lt;w:r&gt;&lt;w:t xml:space="preserve"&gt;   +--&amp;gt; Server Actions mutate customers, accounts, payments, products, staff, settings&lt;/w:t&gt;&lt;/w:r&gt;&lt;/w:p&gt;&lt;w:p&gt;&lt;w:pPr&gt;&lt;w:pStyle w:val="CodeBlock"/&gt;&lt;/w:pPr&gt;&lt;w:r&gt;&lt;w:t xml:space="preserve"&gt;   +--&amp;gt; Route Handlers expose auth, notifications, weekly export, health, AI support&lt;/w:t&gt;&lt;/w:r&gt;&lt;/w:p&gt;&lt;w:p&gt;&lt;w:pPr&gt;&lt;w:pStyle w:val="CodeBlock"/&gt;&lt;/w:pPr&gt;&lt;w:r&gt;&lt;w:t xml:space="preserve"&gt;   |&lt;/w:t&gt;&lt;/w:r&gt;&lt;/w:p&gt;&lt;w:p&gt;&lt;w:pPr&gt;&lt;w:pStyle w:val="CodeBlock"/&gt;&lt;/w:pPr&gt;&lt;w:r&gt;&lt;w:t xml:space="preserve"&gt;   v&lt;/w:t&gt;&lt;/w:r&gt;&lt;/w:p&gt;&lt;w:p&gt;&lt;w:pPr&gt;&lt;w:pStyle w:val="CodeBlock"/&gt;&lt;/w:pPr&gt;&lt;w:r&gt;&lt;w:t xml:space="preserve"&gt;Auth.js v5 session and route authorization&lt;/w:t&gt;&lt;/w:r&gt;&lt;/w:p&gt;&lt;w:p&gt;&lt;w:pPr&gt;&lt;w:pStyle w:val="CodeBlock"/&gt;&lt;/w:pPr&gt;&lt;w:r&gt;&lt;w:t xml:space="preserve"&gt;   |&lt;/w:t&gt;&lt;/w:r&gt;&lt;/w:p&gt;&lt;w:p&gt;&lt;w:pPr&gt;&lt;w:pStyle w:val="CodeBlock"/&gt;&lt;/w:pPr&gt;&lt;w:r&gt;&lt;w:t xml:space="preserve"&gt;   v&lt;/w:t&gt;&lt;/w:r&gt;&lt;/w:p&gt;&lt;w:p&gt;&lt;w:pPr&gt;&lt;w:pStyle w:val="CodeBlock"/&gt;&lt;/w:pPr&gt;&lt;w:r&gt;&lt;w:t xml:space="preserve"&gt;Prisma Client / Neon Postgres&lt;/w:t&gt;&lt;/w:r&gt;&lt;/w:p&gt;&lt;w:p&gt;&lt;w:pPr&gt;&lt;w:pStyle w:val="CodeBlock"/&gt;&lt;/w:pPr&gt;&lt;w:r&gt;&lt;w:t xml:space="preserve"&gt;   |&lt;/w:t&gt;&lt;/w:r&gt;&lt;/w:p&gt;&lt;w:p&gt;&lt;w:pPr&gt;&lt;w:pStyle w:val="CodeBlock"/&gt;&lt;/w:pPr&gt;&lt;w:r&gt;&lt;w:t xml:space="preserve"&gt;   +--&amp;gt; AuditLog records important business changes&lt;/w:t&gt;&lt;/w:r&gt;&lt;/w:p&gt;&lt;w:p&gt;&lt;w:pPr&gt;&lt;w:pStyle w:val="CodeBlock"/&gt;&lt;/w:pPr&gt;&lt;w:r&gt;&lt;w:t xml:space="preserve"&gt;   +--&amp;gt; Weekly Excel export composes data with ExcelJS&lt;/w:t&gt;&lt;/w:r&gt;&lt;/w:p&gt;&lt;w:p&gt;&lt;w:pPr&gt;&lt;w:pStyle w:val="CodeBlock"/&gt;&lt;/w:pPr&gt;&lt;w:r&gt;&lt;w:t xml:space="preserve"&gt;   +--&amp;gt; AI Support route optionally calls Groq when configured&lt;/w:t&gt;&lt;/w:r&gt;&lt;/w:p&gt;</w:t>
+              <w:pStyle w:val="DiagramTitle"/>
+            </w:pPr>
+            <w:r>
+              <w:rPr>
+                <w:b/>
+              </w:rPr>
+              <w:t xml:space="preserve">Diagram 1: System Architecture</w:t>
+            </w:r>
+          </w:p>
+          <w:p>
+            <w:pPr>
+              <w:pStyle w:val="CodeBlock"/>
+            </w:pPr>
+            <w:r>
+              <w:t xml:space="preserve">User Browser</w:t>
+            </w:r>
+          </w:p>
+          <w:p>
+            <w:pPr>
+              <w:pStyle w:val="CodeBlock"/>
+            </w:pPr>
+            <w:r>
+              <w:t xml:space="preserve">   |</w:t>
+            </w:r>
+          </w:p>
+          <w:p>
+            <w:pPr>
+              <w:pStyle w:val="CodeBlock"/>
+            </w:pPr>
+            <w:r>
+              <w:t xml:space="preserve">   v</w:t>
+            </w:r>
+          </w:p>
+          <w:p>
+            <w:pPr>
+              <w:pStyle w:val="CodeBlock"/>
+            </w:pPr>
+            <w:r>
+              <w:t xml:space="preserve">Next.js App Router pages and layouts</w:t>
+            </w:r>
+          </w:p>
+          <w:p>
+            <w:pPr>
+              <w:pStyle w:val="CodeBlock"/>
+            </w:pPr>
+            <w:r>
+              <w:t xml:space="preserve">   |</w:t>
+            </w:r>
+          </w:p>
+          <w:p>
+            <w:pPr>
+              <w:pStyle w:val="CodeBlock"/>
+            </w:pPr>
+            <w:r>
+              <w:t xml:space="preserve">   +--&gt; Server Components read Prisma data for pages</w:t>
+            </w:r>
+          </w:p>
+          <w:p>
+            <w:pPr>
+              <w:pStyle w:val="CodeBlock"/>
+            </w:pPr>
+            <w:r>
+              <w:t xml:space="preserve">   +--&gt; Server Actions mutate customers, accounts, payments, products, staff, settings</w:t>
+            </w:r>
+          </w:p>
+          <w:p>
+            <w:pPr>
+              <w:pStyle w:val="CodeBlock"/>
+            </w:pPr>
+            <w:r>
+              <w:t xml:space="preserve">   +--&gt; Route Handlers expose auth, notifications, weekly export, health, AI support</w:t>
+            </w:r>
+          </w:p>
+          <w:p>
+            <w:pPr>
+              <w:pStyle w:val="CodeBlock"/>
+            </w:pPr>
+            <w:r>
+              <w:t xml:space="preserve">   |</w:t>
+            </w:r>
+          </w:p>
+          <w:p>
+            <w:pPr>
+              <w:pStyle w:val="CodeBlock"/>
+            </w:pPr>
+            <w:r>
+              <w:t xml:space="preserve">   v</w:t>
+            </w:r>
+          </w:p>
+          <w:p>
+            <w:pPr>
+              <w:pStyle w:val="CodeBlock"/>
+            </w:pPr>
+            <w:r>
+              <w:t xml:space="preserve">Auth.js v5 session and route authorization</w:t>
+            </w:r>
+          </w:p>
+          <w:p>
+            <w:pPr>
+              <w:pStyle w:val="CodeBlock"/>
+            </w:pPr>
+            <w:r>
+              <w:t xml:space="preserve">   |</w:t>
+            </w:r>
+          </w:p>
+          <w:p>
+            <w:pPr>
+              <w:pStyle w:val="CodeBlock"/>
+            </w:pPr>
+            <w:r>
+              <w:t xml:space="preserve">   v</w:t>
+            </w:r>
+          </w:p>
+          <w:p>
+            <w:pPr>
+              <w:pStyle w:val="CodeBlock"/>
+            </w:pPr>
+            <w:r>
+              <w:t xml:space="preserve">Prisma Client / Neon Postgres</w:t>
+            </w:r>
+          </w:p>
+          <w:p>
+            <w:pPr>
+              <w:pStyle w:val="CodeBlock"/>
+            </w:pPr>
+            <w:r>
+              <w:t xml:space="preserve">   |</w:t>
+            </w:r>
+          </w:p>
+          <w:p>
+            <w:pPr>
+              <w:pStyle w:val="CodeBlock"/>
+            </w:pPr>
+            <w:r>
+              <w:t xml:space="preserve">   +--&gt; AuditLog records important business changes</w:t>
+            </w:r>
+          </w:p>
+          <w:p>
+            <w:pPr>
+              <w:pStyle w:val="CodeBlock"/>
+            </w:pPr>
+            <w:r>
+              <w:t xml:space="preserve">   +--&gt; Weekly Excel export composes data with ExcelJS</w:t>
+            </w:r>
+          </w:p>
+          <w:p>
+            <w:pPr>
+              <w:pStyle w:val="CodeBlock"/>
+            </w:pPr>
+            <w:r>
+              <w:t xml:space="preserve">   +--&gt; AI Support route optionally calls Groq when configured</w:t>
             </w:r>
           </w:p>
         </w:tc>
@@ -1146,10 +1293,109 @@
           </w:tcPr>
           <w:p>
             <w:pPr>
-              <w:pStyle w:val="TableText"/>
-            </w:pPr>
-            <w:r>
-              <w:t xml:space="preserve">&lt;w:p&gt;&lt;w:pPr&gt;&lt;w:pStyle w:val="DiagramTitle"/&gt;&lt;/w:pPr&gt;&lt;w:r&gt;&lt;w:rPr&gt;&lt;w:b/&gt;&lt;/w:rPr&gt;&lt;w:t xml:space="preserve"&gt;Diagram 2: Entity Relationship Overview&lt;/w:t&gt;&lt;/w:r&gt;&lt;/w:p&gt;&lt;w:p&gt;&lt;w:pPr&gt;&lt;w:pStyle w:val="CodeBlock"/&gt;&lt;/w:pPr&gt;&lt;w:r&gt;&lt;w:t xml:space="preserve"&gt;Staff 1 ───&amp;lt; Customer 1 ───&amp;lt; CustomerAccount &amp;gt;─── 1 Product&lt;/w:t&gt;&lt;/w:r&gt;&lt;/w:p&gt;&lt;w:p&gt;&lt;w:pPr&gt;&lt;w:pStyle w:val="CodeBlock"/&gt;&lt;/w:pPr&gt;&lt;w:r&gt;&lt;w:t xml:space="preserve"&gt;                              |&lt;/w:t&gt;&lt;/w:r&gt;&lt;/w:p&gt;&lt;w:p&gt;&lt;w:pPr&gt;&lt;w:pStyle w:val="CodeBlock"/&gt;&lt;/w:pPr&gt;&lt;w:r&gt;&lt;w:t xml:space="preserve"&gt;                              +──&amp;lt; Payment&lt;/w:t&gt;&lt;/w:r&gt;&lt;/w:p&gt;&lt;w:p&gt;&lt;w:pPr&gt;&lt;w:pStyle w:val="CodeBlock"/&gt;&lt;/w:pPr&gt;&lt;w:r&gt;&lt;w:t xml:space="preserve"&gt;                              |&lt;/w:t&gt;&lt;/w:r&gt;&lt;/w:p&gt;&lt;w:p&gt;&lt;w:pPr&gt;&lt;w:pStyle w:val="CodeBlock"/&gt;&lt;/w:pPr&gt;&lt;w:r&gt;&lt;w:t xml:space="preserve"&gt;                              +──&amp;lt; CustomerCredit&lt;/w:t&gt;&lt;/w:r&gt;&lt;/w:p&gt;&lt;w:p&gt;&lt;w:pPr&gt;&lt;w:pStyle w:val="CodeBlock"/&gt;&lt;/w:pPr&gt;&lt;w:r&gt;&lt;w:t xml:space="preserve"&gt;&lt;/w:t&gt;&lt;/w:r&gt;&lt;/w:p&gt;&lt;w:p&gt;&lt;w:pPr&gt;&lt;w:pStyle w:val="CodeBlock"/&gt;&lt;/w:pPr&gt;&lt;w:r&gt;&lt;w:t xml:space="preserve"&gt;Staff 1 ─── 0..1 User&lt;/w:t&gt;&lt;/w:r&gt;&lt;/w:p&gt;&lt;w:p&gt;&lt;w:pPr&gt;&lt;w:pStyle w:val="CodeBlock"/&gt;&lt;/w:pPr&gt;&lt;w:r&gt;&lt;w:t xml:space="preserve"&gt;Staff 1 ───&amp;lt; StaffSalaryPayment&lt;/w:t&gt;&lt;/w:r&gt;&lt;/w:p&gt;&lt;w:p&gt;&lt;w:pPr&gt;&lt;w:pStyle w:val="CodeBlock"/&gt;&lt;/w:pPr&gt;&lt;w:r&gt;&lt;w:t xml:space="preserve"&gt;Customer 1 ───&amp;lt; CustomerCredit&lt;/w:t&gt;&lt;/w:r&gt;&lt;/w:p&gt;&lt;w:p&gt;&lt;w:pPr&gt;&lt;w:pStyle w:val="CodeBlock"/&gt;&lt;/w:pPr&gt;&lt;w:r&gt;&lt;w:t xml:space="preserve"&gt;User / system actions ───&amp;lt; AuditLog&lt;/w:t&gt;&lt;/w:r&gt;&lt;/w:p&gt;&lt;w:p&gt;&lt;w:pPr&gt;&lt;w:pStyle w:val="CodeBlock"/&gt;&lt;/w:pPr&gt;&lt;w:r&gt;&lt;w:t xml:space="preserve"&gt;Setting stores singleton-like business configuration&lt;/w:t&gt;&lt;/w:r&gt;&lt;/w:p&gt;&lt;w:p&gt;&lt;w:pPr&gt;&lt;w:pStyle w:val="CodeBlock"/&gt;&lt;/w:pPr&gt;&lt;w:r&gt;&lt;w:t xml:space="preserve"&gt;StaffApplication stores pending signup requests before staff/user creation&lt;/w:t&gt;&lt;/w:r&gt;&lt;/w:p&gt;</w:t>
+              <w:pStyle w:val="DiagramTitle"/>
+            </w:pPr>
+            <w:r>
+              <w:rPr>
+                <w:b/>
+              </w:rPr>
+              <w:t xml:space="preserve">Diagram 2: Entity Relationship Overview</w:t>
+            </w:r>
+          </w:p>
+          <w:p>
+            <w:pPr>
+              <w:pStyle w:val="CodeBlock"/>
+            </w:pPr>
+            <w:r>
+              <w:t xml:space="preserve">Staff 1 ───&lt; Customer 1 ───&lt; CustomerAccount &gt;─── 1 Product</w:t>
+            </w:r>
+          </w:p>
+          <w:p>
+            <w:pPr>
+              <w:pStyle w:val="CodeBlock"/>
+            </w:pPr>
+            <w:r>
+              <w:t xml:space="preserve">                              |</w:t>
+            </w:r>
+          </w:p>
+          <w:p>
+            <w:pPr>
+              <w:pStyle w:val="CodeBlock"/>
+            </w:pPr>
+            <w:r>
+              <w:t xml:space="preserve">                              +──&lt; Payment</w:t>
+            </w:r>
+          </w:p>
+          <w:p>
+            <w:pPr>
+              <w:pStyle w:val="CodeBlock"/>
+            </w:pPr>
+            <w:r>
+              <w:t xml:space="preserve">                              |</w:t>
+            </w:r>
+          </w:p>
+          <w:p>
+            <w:pPr>
+              <w:pStyle w:val="CodeBlock"/>
+            </w:pPr>
+            <w:r>
+              <w:t xml:space="preserve">                              +──&lt; CustomerCredit</w:t>
+            </w:r>
+          </w:p>
+          <w:p>
+            <w:pPr>
+              <w:pStyle w:val="CodeBlock"/>
+            </w:pPr>
+            <w:r>
+              <w:t xml:space="preserve"/>
+            </w:r>
+          </w:p>
+          <w:p>
+            <w:pPr>
+              <w:pStyle w:val="CodeBlock"/>
+            </w:pPr>
+            <w:r>
+              <w:t xml:space="preserve">Staff 1 ─── 0..1 User</w:t>
+            </w:r>
+          </w:p>
+          <w:p>
+            <w:pPr>
+              <w:pStyle w:val="CodeBlock"/>
+            </w:pPr>
+            <w:r>
+              <w:t xml:space="preserve">Staff 1 ───&lt; StaffSalaryPayment</w:t>
+            </w:r>
+          </w:p>
+          <w:p>
+            <w:pPr>
+              <w:pStyle w:val="CodeBlock"/>
+            </w:pPr>
+            <w:r>
+              <w:t xml:space="preserve">Customer 1 ───&lt; CustomerCredit</w:t>
+            </w:r>
+          </w:p>
+          <w:p>
+            <w:pPr>
+              <w:pStyle w:val="CodeBlock"/>
+            </w:pPr>
+            <w:r>
+              <w:t xml:space="preserve">User / system actions ───&lt; AuditLog</w:t>
+            </w:r>
+          </w:p>
+          <w:p>
+            <w:pPr>
+              <w:pStyle w:val="CodeBlock"/>
+            </w:pPr>
+            <w:r>
+              <w:t xml:space="preserve">Setting stores singleton-like business configuration</w:t>
+            </w:r>
+          </w:p>
+          <w:p>
+            <w:pPr>
+              <w:pStyle w:val="CodeBlock"/>
+            </w:pPr>
+            <w:r>
+              <w:t xml:space="preserve">StaffApplication stores pending signup requests before staff/user creation</w:t>
             </w:r>
           </w:p>
         </w:tc>
@@ -2554,10 +2800,133 @@
           </w:tcPr>
           <w:p>
             <w:pPr>
-              <w:pStyle w:val="TableText"/>
-            </w:pPr>
-            <w:r>
-              <w:t xml:space="preserve">&lt;w:p&gt;&lt;w:pPr&gt;&lt;w:pStyle w:val="DiagramTitle"/&gt;&lt;/w:pPr&gt;&lt;w:r&gt;&lt;w:rPr&gt;&lt;w:b/&gt;&lt;/w:rPr&gt;&lt;w:t xml:space="preserve"&gt;Diagram 3: Authentication and Authorization Flow&lt;/w:t&gt;&lt;/w:r&gt;&lt;/w:p&gt;&lt;w:p&gt;&lt;w:pPr&gt;&lt;w:pStyle w:val="CodeBlock"/&gt;&lt;/w:pPr&gt;&lt;w:r&gt;&lt;w:t xml:space="preserve"&gt;Login&lt;/w:t&gt;&lt;/w:r&gt;&lt;/w:p&gt;&lt;w:p&gt;&lt;w:pPr&gt;&lt;w:pStyle w:val="CodeBlock"/&gt;&lt;/w:pPr&gt;&lt;w:r&gt;&lt;w:t xml:space="preserve"&gt;  |&lt;/w:t&gt;&lt;/w:r&gt;&lt;/w:p&gt;&lt;w:p&gt;&lt;w:pPr&gt;&lt;w:pStyle w:val="CodeBlock"/&gt;&lt;/w:pPr&gt;&lt;w:r&gt;&lt;w:t xml:space="preserve"&gt;  v&lt;/w:t&gt;&lt;/w:r&gt;&lt;/w:p&gt;&lt;w:p&gt;&lt;w:pPr&gt;&lt;w:pStyle w:val="CodeBlock"/&gt;&lt;/w:pPr&gt;&lt;w:r&gt;&lt;w:t xml:space="preserve"&gt;Auth.js credentials provider validates user&lt;/w:t&gt;&lt;/w:r&gt;&lt;/w:p&gt;&lt;w:p&gt;&lt;w:pPr&gt;&lt;w:pStyle w:val="CodeBlock"/&gt;&lt;/w:pPr&gt;&lt;w:r&gt;&lt;w:t xml:space="preserve"&gt;  |&lt;/w:t&gt;&lt;/w:r&gt;&lt;/w:p&gt;&lt;w:p&gt;&lt;w:pPr&gt;&lt;w:pStyle w:val="CodeBlock"/&gt;&lt;/w:pPr&gt;&lt;w:r&gt;&lt;w:t xml:space="preserve"&gt;  v&lt;/w:t&gt;&lt;/w:r&gt;&lt;/w:p&gt;&lt;w:p&gt;&lt;w:pPr&gt;&lt;w:pStyle w:val="CodeBlock"/&gt;&lt;/w:pPr&gt;&lt;w:r&gt;&lt;w:t xml:space="preserve"&gt;JWT callback stores id, role, permissions, staffId, mustChangePassword&lt;/w:t&gt;&lt;/w:r&gt;&lt;/w:p&gt;&lt;w:p&gt;&lt;w:pPr&gt;&lt;w:pStyle w:val="CodeBlock"/&gt;&lt;/w:pPr&gt;&lt;w:r&gt;&lt;w:t xml:space="preserve"&gt;  |&lt;/w:t&gt;&lt;/w:r&gt;&lt;/w:p&gt;&lt;w:p&gt;&lt;w:pPr&gt;&lt;w:pStyle w:val="CodeBlock"/&gt;&lt;/w:pPr&gt;&lt;w:r&gt;&lt;w:t xml:space="preserve"&gt;  v&lt;/w:t&gt;&lt;/w:r&gt;&lt;/w:p&gt;&lt;w:p&gt;&lt;w:pPr&gt;&lt;w:pStyle w:val="CodeBlock"/&gt;&lt;/w:pPr&gt;&lt;w:r&gt;&lt;w:t xml:space="preserve"&gt;Authorized callback checks route&lt;/w:t&gt;&lt;/w:r&gt;&lt;/w:p&gt;&lt;w:p&gt;&lt;w:pPr&gt;&lt;w:pStyle w:val="CodeBlock"/&gt;&lt;/w:pPr&gt;&lt;w:r&gt;&lt;w:t xml:space="preserve"&gt;  |&lt;/w:t&gt;&lt;/w:r&gt;&lt;/w:p&gt;&lt;w:p&gt;&lt;w:pPr&gt;&lt;w:pStyle w:val="CodeBlock"/&gt;&lt;/w:pPr&gt;&lt;w:r&gt;&lt;w:t xml:space="preserve"&gt;  +--&amp;gt; no session: redirect to /login&lt;/w:t&gt;&lt;/w:r&gt;&lt;/w:p&gt;&lt;w:p&gt;&lt;w:pPr&gt;&lt;w:pStyle w:val="CodeBlock"/&gt;&lt;/w:pPr&gt;&lt;w:r&gt;&lt;w:t xml:space="preserve"&gt;  +--&amp;gt; must change password: redirect to /change-password&lt;/w:t&gt;&lt;/w:r&gt;&lt;/w:p&gt;&lt;w:p&gt;&lt;w:pPr&gt;&lt;w:pStyle w:val="CodeBlock"/&gt;&lt;/w:pPr&gt;&lt;w:r&gt;&lt;w:t xml:space="preserve"&gt;  +--&amp;gt; staff without permission: redirect to /dashboard&lt;/w:t&gt;&lt;/w:r&gt;&lt;/w:p&gt;&lt;w:p&gt;&lt;w:pPr&gt;&lt;w:pStyle w:val="CodeBlock"/&gt;&lt;/w:pPr&gt;&lt;w:r&gt;&lt;w:t xml:space="preserve"&gt;  +--&amp;gt; allowed: render protected route&lt;/w:t&gt;&lt;/w:r&gt;&lt;/w:p&gt;</w:t>
+              <w:pStyle w:val="DiagramTitle"/>
+            </w:pPr>
+            <w:r>
+              <w:rPr>
+                <w:b/>
+              </w:rPr>
+              <w:t xml:space="preserve">Diagram 3: Authentication and Authorization Flow</w:t>
+            </w:r>
+          </w:p>
+          <w:p>
+            <w:pPr>
+              <w:pStyle w:val="CodeBlock"/>
+            </w:pPr>
+            <w:r>
+              <w:t xml:space="preserve">Login</w:t>
+            </w:r>
+          </w:p>
+          <w:p>
+            <w:pPr>
+              <w:pStyle w:val="CodeBlock"/>
+            </w:pPr>
+            <w:r>
+              <w:t xml:space="preserve">  |</w:t>
+            </w:r>
+          </w:p>
+          <w:p>
+            <w:pPr>
+              <w:pStyle w:val="CodeBlock"/>
+            </w:pPr>
+            <w:r>
+              <w:t xml:space="preserve">  v</w:t>
+            </w:r>
+          </w:p>
+          <w:p>
+            <w:pPr>
+              <w:pStyle w:val="CodeBlock"/>
+            </w:pPr>
+            <w:r>
+              <w:t xml:space="preserve">Auth.js credentials provider validates user</w:t>
+            </w:r>
+          </w:p>
+          <w:p>
+            <w:pPr>
+              <w:pStyle w:val="CodeBlock"/>
+            </w:pPr>
+            <w:r>
+              <w:t xml:space="preserve">  |</w:t>
+            </w:r>
+          </w:p>
+          <w:p>
+            <w:pPr>
+              <w:pStyle w:val="CodeBlock"/>
+            </w:pPr>
+            <w:r>
+              <w:t xml:space="preserve">  v</w:t>
+            </w:r>
+          </w:p>
+          <w:p>
+            <w:pPr>
+              <w:pStyle w:val="CodeBlock"/>
+            </w:pPr>
+            <w:r>
+              <w:t xml:space="preserve">JWT callback stores id, role, permissions, staffId, mustChangePassword</w:t>
+            </w:r>
+          </w:p>
+          <w:p>
+            <w:pPr>
+              <w:pStyle w:val="CodeBlock"/>
+            </w:pPr>
+            <w:r>
+              <w:t xml:space="preserve">  |</w:t>
+            </w:r>
+          </w:p>
+          <w:p>
+            <w:pPr>
+              <w:pStyle w:val="CodeBlock"/>
+            </w:pPr>
+            <w:r>
+              <w:t xml:space="preserve">  v</w:t>
+            </w:r>
+          </w:p>
+          <w:p>
+            <w:pPr>
+              <w:pStyle w:val="CodeBlock"/>
+            </w:pPr>
+            <w:r>
+              <w:t xml:space="preserve">Authorized callback checks route</w:t>
+            </w:r>
+          </w:p>
+          <w:p>
+            <w:pPr>
+              <w:pStyle w:val="CodeBlock"/>
+            </w:pPr>
+            <w:r>
+              <w:t xml:space="preserve">  |</w:t>
+            </w:r>
+          </w:p>
+          <w:p>
+            <w:pPr>
+              <w:pStyle w:val="CodeBlock"/>
+            </w:pPr>
+            <w:r>
+              <w:t xml:space="preserve">  +--&gt; no session: redirect to /login</w:t>
+            </w:r>
+          </w:p>
+          <w:p>
+            <w:pPr>
+              <w:pStyle w:val="CodeBlock"/>
+            </w:pPr>
+            <w:r>
+              <w:t xml:space="preserve">  +--&gt; must change password: redirect to /change-password</w:t>
+            </w:r>
+          </w:p>
+          <w:p>
+            <w:pPr>
+              <w:pStyle w:val="CodeBlock"/>
+            </w:pPr>
+            <w:r>
+              <w:t xml:space="preserve">  +--&gt; staff without permission: redirect to /dashboard</w:t>
+            </w:r>
+          </w:p>
+          <w:p>
+            <w:pPr>
+              <w:pStyle w:val="CodeBlock"/>
+            </w:pPr>
+            <w:r>
+              <w:t xml:space="preserve">  +--&gt; allowed: render protected route</w:t>
             </w:r>
           </w:p>
         </w:tc>
@@ -4086,10 +4455,317 @@
           </w:tcPr>
           <w:p>
             <w:pPr>
-              <w:pStyle w:val="TableText"/>
-            </w:pPr>
-            <w:r>
-              <w:t xml:space="preserve">&lt;w:p&gt;&lt;w:pPr&gt;&lt;w:pStyle w:val="DiagramTitle"/&gt;&lt;/w:pPr&gt;&lt;w:r&gt;&lt;w:rPr&gt;&lt;w:b/&gt;&lt;/w:rPr&gt;&lt;w:t xml:space="preserve"&gt;Diagram 4: Customer Account Lifecycle&lt;/w:t&gt;&lt;/w:r&gt;&lt;/w:p&gt;&lt;w:p&gt;&lt;w:pPr&gt;&lt;w:pStyle w:val="CodeBlock"/&gt;&lt;/w:pPr&gt;&lt;w:r&gt;&lt;w:t xml:space="preserve"&gt;Create customer&lt;/w:t&gt;&lt;/w:r&gt;&lt;/w:p&gt;&lt;w:p&gt;&lt;w:pPr&gt;&lt;w:pStyle w:val="CodeBlock"/&gt;&lt;/w:pPr&gt;&lt;w:r&gt;&lt;w:t xml:space="preserve"&gt;  |&lt;/w:t&gt;&lt;/w:r&gt;&lt;/w:p&gt;&lt;w:p&gt;&lt;w:pPr&gt;&lt;w:pStyle w:val="CodeBlock"/&gt;&lt;/w:pPr&gt;&lt;w:r&gt;&lt;w:t xml:space="preserve"&gt;  +--&amp;gt; assign staff and generate customer ID&lt;/w:t&gt;&lt;/w:r&gt;&lt;/w:p&gt;&lt;w:p&gt;&lt;w:pPr&gt;&lt;w:pStyle w:val="CodeBlock"/&gt;&lt;/w:pPr&gt;&lt;w:r&gt;&lt;w:t xml:space="preserve"&gt;  |&lt;/w:t&gt;&lt;/w:r&gt;&lt;/w:p&gt;&lt;w:p&gt;&lt;w:pPr&gt;&lt;w:pStyle w:val="CodeBlock"/&gt;&lt;/w:pPr&gt;&lt;w:r&gt;&lt;w:t xml:space="preserve"&gt;  v&lt;/w:t&gt;&lt;/w:r&gt;&lt;/w:p&gt;&lt;w:p&gt;&lt;w:pPr&gt;&lt;w:pStyle w:val="CodeBlock"/&gt;&lt;/w:pPr&gt;&lt;w:r&gt;&lt;w:t xml:space="preserve"&gt;Create product account&lt;/w:t&gt;&lt;/w:r&gt;&lt;/w:p&gt;&lt;w:p&gt;&lt;w:pPr&gt;&lt;w:pStyle w:val="CodeBlock"/&gt;&lt;/w:pPr&gt;&lt;w:r&gt;&lt;w:t xml:space="preserve"&gt;  |&lt;/w:t&gt;&lt;/w:r&gt;&lt;/w:p&gt;&lt;w:p&gt;&lt;w:pPr&gt;&lt;w:pStyle w:val="CodeBlock"/&gt;&lt;/w:pPr&gt;&lt;w:r&gt;&lt;w:t xml:space="preserve"&gt;  +--&amp;gt; product sets target amount, daily amount, duration, expected end date&lt;/w:t&gt;&lt;/w:r&gt;&lt;/w:p&gt;&lt;w:p&gt;&lt;w:pPr&gt;&lt;w:pStyle w:val="CodeBlock"/&gt;&lt;/w:pPr&gt;&lt;w:r&gt;&lt;w:t xml:space="preserve"&gt;  |&lt;/w:t&gt;&lt;/w:r&gt;&lt;/w:p&gt;&lt;w:p&gt;&lt;w:pPr&gt;&lt;w:pStyle w:val="CodeBlock"/&gt;&lt;/w:pPr&gt;&lt;w:r&gt;&lt;w:t xml:space="preserve"&gt;  v&lt;/w:t&gt;&lt;/w:r&gt;&lt;/w:p&gt;&lt;w:p&gt;&lt;w:pPr&gt;&lt;w:pStyle w:val="CodeBlock"/&gt;&lt;/w:pPr&gt;&lt;w:r&gt;&lt;w:t xml:space="preserve"&gt;Record installment payment&lt;/w:t&gt;&lt;/w:r&gt;&lt;/w:p&gt;&lt;w:p&gt;&lt;w:pPr&gt;&lt;w:pStyle w:val="CodeBlock"/&gt;&lt;/w:pPr&gt;&lt;w:r&gt;&lt;w:t xml:space="preserve"&gt;  |&lt;/w:t&gt;&lt;/w:r&gt;&lt;/w:p&gt;&lt;w:p&gt;&lt;w:pPr&gt;&lt;w:pStyle w:val="CodeBlock"/&gt;&lt;/w:pPr&gt;&lt;w:r&gt;&lt;w:t xml:space="preserve"&gt;  +--&amp;gt; generate receipt&lt;/w:t&gt;&lt;/w:r&gt;&lt;/w:p&gt;&lt;w:p&gt;&lt;w:pPr&gt;&lt;w:pStyle w:val="CodeBlock"/&gt;&lt;/w:pPr&gt;&lt;w:r&gt;&lt;w:t xml:space="preserve"&gt;  +--&amp;gt; increase totalPaid&lt;/w:t&gt;&lt;/w:r&gt;&lt;/w:p&gt;&lt;w:p&gt;&lt;w:pPr&gt;&lt;w:pStyle w:val="CodeBlock"/&gt;&lt;/w:pPr&gt;&lt;w:r&gt;&lt;w:t xml:space="preserve"&gt;  +--&amp;gt; reduce balance&lt;/w:t&gt;&lt;/w:r&gt;&lt;/w:p&gt;&lt;w:p&gt;&lt;w:pPr&gt;&lt;w:pStyle w:val="CodeBlock"/&gt;&lt;/w:pPr&gt;&lt;w:r&gt;&lt;w:t xml:space="preserve"&gt;  +--&amp;gt; complete account when balance reaches zero&lt;/w:t&gt;&lt;/w:r&gt;&lt;/w:p&gt;&lt;w:p&gt;&lt;w:pPr&gt;&lt;w:pStyle w:val="CodeBlock"/&gt;&lt;/w:pPr&gt;&lt;w:r&gt;&lt;w:t xml:space="preserve"&gt;  +--&amp;gt; create CustomerCredit for overpayment&lt;/w:t&gt;&lt;/w:r&gt;&lt;/w:p&gt;&lt;w:p&gt;&lt;w:pPr&gt;&lt;w:pStyle w:val="CodeBlock"/&gt;&lt;/w:pPr&gt;&lt;w:r&gt;&lt;w:t xml:space="preserve"&gt;  +--&amp;gt; write AuditLog&lt;/w:t&gt;&lt;/w:r&gt;&lt;/w:p&gt;&lt;w:p&gt;&lt;w:pPr&gt;&lt;w:pStyle w:val="CodeBlock"/&gt;&lt;/w:pPr&gt;&lt;w:r&gt;&lt;w:t xml:space="preserve"&gt;  |&lt;/w:t&gt;&lt;/w:r&gt;&lt;/w:p&gt;&lt;w:p&gt;&lt;w:pPr&gt;&lt;w:pStyle w:val="CodeBlock"/&gt;&lt;/w:pPr&gt;&lt;w:r&gt;&lt;w:t xml:space="preserve"&gt;  v&lt;/w:t&gt;&lt;/w:r&gt;&lt;/w:p&gt;&lt;w:p&gt;&lt;w:pPr&gt;&lt;w:pStyle w:val="CodeBlock"/&gt;&lt;/w:pPr&gt;&lt;w:r&gt;&lt;w:t xml:space="preserve"&gt;Confirm delivery&lt;/w:t&gt;&lt;/w:r&gt;&lt;/w:p&gt;&lt;w:p&gt;&lt;w:pPr&gt;&lt;w:pStyle w:val="CodeBlock"/&gt;&lt;/w:pPr&gt;&lt;w:r&gt;&lt;w:t xml:space="preserve"&gt;  |&lt;/w:t&gt;&lt;/w:r&gt;&lt;/w:p&gt;&lt;w:p&gt;&lt;w:pPr&gt;&lt;w:pStyle w:val="CodeBlock"/&gt;&lt;/w:pPr&gt;&lt;w:r&gt;&lt;w:t xml:space="preserve"&gt;  +--&amp;gt; fully paid account: any account manager may confirm&lt;/w:t&gt;&lt;/w:r&gt;&lt;/w:p&gt;&lt;w:p&gt;&lt;w:pPr&gt;&lt;w:pStyle w:val="CodeBlock"/&gt;&lt;/w:pPr&gt;&lt;w:r&gt;&lt;w:t xml:space="preserve"&gt;  +--&amp;gt; balance still owing: admin only, reason required,&lt;/w:t&gt;&lt;/w:r&gt;&lt;/w:p&gt;&lt;w:p&gt;&lt;w:pPr&gt;&lt;w:pStyle w:val="CodeBlock"/&gt;&lt;/w:pPr&gt;&lt;w:r&gt;&lt;w:t xml:space="preserve"&gt;  |      balanceAtDelivery recorded, account stays open and collectible&lt;/w:t&gt;&lt;/w:r&gt;&lt;/w:p&gt;&lt;w:p&gt;&lt;w:pPr&gt;&lt;w:pStyle w:val="CodeBlock"/&gt;&lt;/w:pPr&gt;&lt;w:r&gt;&lt;w:t xml:space="preserve"&gt;  |&lt;/w:t&gt;&lt;/w:r&gt;&lt;/w:p&gt;&lt;w:p&gt;&lt;w:pPr&gt;&lt;w:pStyle w:val="CodeBlock"/&gt;&lt;/w:pPr&gt;&lt;w:r&gt;&lt;w:t xml:space="preserve"&gt;  +--&amp;gt; deliveryStatus becomes DELIVERED&lt;/w:t&gt;&lt;/w:r&gt;&lt;/w:p&gt;&lt;w:p&gt;&lt;w:pPr&gt;&lt;w:pStyle w:val="CodeBlock"/&gt;&lt;/w:pPr&gt;&lt;w:r&gt;&lt;w:t xml:space="preserve"&gt;  +--&amp;gt; stock on hand for the product decreases by one&lt;/w:t&gt;&lt;/w:r&gt;&lt;/w:p&gt;&lt;w:p&gt;&lt;w:pPr&gt;&lt;w:pStyle w:val="CodeBlock"/&gt;&lt;/w:pPr&gt;&lt;w:r&gt;&lt;w:t xml:space="preserve"&gt;  |      (admin &amp;quot;past handover&amp;quot;: dated, no stock movement)&lt;/w:t&gt;&lt;/w:r&gt;&lt;/w:p&gt;&lt;w:p&gt;&lt;w:pPr&gt;&lt;w:pStyle w:val="CodeBlock"/&gt;&lt;/w:pPr&gt;&lt;w:r&gt;&lt;w:t xml:space="preserve"&gt;  +--&amp;gt; account leaves the procurement list&lt;/w:t&gt;&lt;/w:r&gt;&lt;/w:p&gt;&lt;w:p&gt;&lt;w:pPr&gt;&lt;w:pStyle w:val="CodeBlock"/&gt;&lt;/w:pPr&gt;&lt;w:r&gt;&lt;w:t xml:space="preserve"&gt;  |&lt;/w:t&gt;&lt;/w:r&gt;&lt;/w:p&gt;&lt;w:p&gt;&lt;w:pPr&gt;&lt;w:pStyle w:val="CodeBlock"/&gt;&lt;/w:pPr&gt;&lt;w:r&gt;&lt;w:t xml:space="preserve"&gt;  v&lt;/w:t&gt;&lt;/w:r&gt;&lt;/w:p&gt;&lt;w:p&gt;&lt;w:pPr&gt;&lt;w:pStyle w:val="CodeBlock"/&gt;&lt;/w:pPr&gt;&lt;w:r&gt;&lt;w:t xml:space="preserve"&gt;Archive (lifecycle sweep, 2 days after delivery)&lt;/w:t&gt;&lt;/w:r&gt;&lt;/w:p&gt;&lt;w:p&gt;&lt;w:pPr&gt;&lt;w:pStyle w:val="CodeBlock"/&gt;&lt;/w:pPr&gt;&lt;w:r&gt;&lt;w:t xml:space="preserve"&gt;  |&lt;/w:t&gt;&lt;/w:r&gt;&lt;/w:p&gt;&lt;w:p&gt;&lt;w:pPr&gt;&lt;w:pStyle w:val="CodeBlock"/&gt;&lt;/w:pPr&gt;&lt;w:r&gt;&lt;w:t xml:space="preserve"&gt;  +--&amp;gt; only COMPLETED + DELIVERED + zero balance is archived&lt;/w:t&gt;&lt;/w:r&gt;&lt;/w:p&gt;&lt;w:p&gt;&lt;w:pPr&gt;&lt;w:pStyle w:val="CodeBlock"/&gt;&lt;/w:pPr&gt;&lt;w:r&gt;&lt;w:t xml:space="preserve"&gt;  +--&amp;gt; an ARCHIVED account still owed its product returns to&lt;/w:t&gt;&lt;/w:r&gt;&lt;/w:p&gt;&lt;w:p&gt;&lt;w:pPr&gt;&lt;w:pStyle w:val="CodeBlock"/&gt;&lt;/w:pPr&gt;&lt;w:r&gt;&lt;w:t xml:space="preserve"&gt;  |      COMPLETED (awaiting delivery); one owing money returns to ACTIVE&lt;/w:t&gt;&lt;/w:r&gt;&lt;/w:p&gt;&lt;w:p&gt;&lt;w:pPr&gt;&lt;w:pStyle w:val="CodeBlock"/&gt;&lt;/w:pPr&gt;&lt;w:r&gt;&lt;w:t xml:space="preserve"&gt;  +--&amp;gt; archived plans still count as completed sales in every report&lt;/w:t&gt;&lt;/w:r&gt;&lt;/w:p&gt;</w:t>
+              <w:pStyle w:val="DiagramTitle"/>
+            </w:pPr>
+            <w:r>
+              <w:rPr>
+                <w:b/>
+              </w:rPr>
+              <w:t xml:space="preserve">Diagram 4: Customer Account Lifecycle</w:t>
+            </w:r>
+          </w:p>
+          <w:p>
+            <w:pPr>
+              <w:pStyle w:val="CodeBlock"/>
+            </w:pPr>
+            <w:r>
+              <w:t xml:space="preserve">Create customer</w:t>
+            </w:r>
+          </w:p>
+          <w:p>
+            <w:pPr>
+              <w:pStyle w:val="CodeBlock"/>
+            </w:pPr>
+            <w:r>
+              <w:t xml:space="preserve">  |</w:t>
+            </w:r>
+          </w:p>
+          <w:p>
+            <w:pPr>
+              <w:pStyle w:val="CodeBlock"/>
+            </w:pPr>
+            <w:r>
+              <w:t xml:space="preserve">  +--&gt; assign staff and generate customer ID</w:t>
+            </w:r>
+          </w:p>
+          <w:p>
+            <w:pPr>
+              <w:pStyle w:val="CodeBlock"/>
+            </w:pPr>
+            <w:r>
+              <w:t xml:space="preserve">  |</w:t>
+            </w:r>
+          </w:p>
+          <w:p>
+            <w:pPr>
+              <w:pStyle w:val="CodeBlock"/>
+            </w:pPr>
+            <w:r>
+              <w:t xml:space="preserve">  v</w:t>
+            </w:r>
+          </w:p>
+          <w:p>
+            <w:pPr>
+              <w:pStyle w:val="CodeBlock"/>
+            </w:pPr>
+            <w:r>
+              <w:t xml:space="preserve">Create product account</w:t>
+            </w:r>
+          </w:p>
+          <w:p>
+            <w:pPr>
+              <w:pStyle w:val="CodeBlock"/>
+            </w:pPr>
+            <w:r>
+              <w:t xml:space="preserve">  |</w:t>
+            </w:r>
+          </w:p>
+          <w:p>
+            <w:pPr>
+              <w:pStyle w:val="CodeBlock"/>
+            </w:pPr>
+            <w:r>
+              <w:t xml:space="preserve">  +--&gt; product sets target amount, daily amount, duration, expected end date</w:t>
+            </w:r>
+          </w:p>
+          <w:p>
+            <w:pPr>
+              <w:pStyle w:val="CodeBlock"/>
+            </w:pPr>
+            <w:r>
+              <w:t xml:space="preserve">  |</w:t>
+            </w:r>
+          </w:p>
+          <w:p>
+            <w:pPr>
+              <w:pStyle w:val="CodeBlock"/>
+            </w:pPr>
+            <w:r>
+              <w:t xml:space="preserve">  v</w:t>
+            </w:r>
+          </w:p>
+          <w:p>
+            <w:pPr>
+              <w:pStyle w:val="CodeBlock"/>
+            </w:pPr>
+            <w:r>
+              <w:t xml:space="preserve">Record installment payment</w:t>
+            </w:r>
+          </w:p>
+          <w:p>
+            <w:pPr>
+              <w:pStyle w:val="CodeBlock"/>
+            </w:pPr>
+            <w:r>
+              <w:t xml:space="preserve">  |</w:t>
+            </w:r>
+          </w:p>
+          <w:p>
+            <w:pPr>
+              <w:pStyle w:val="CodeBlock"/>
+            </w:pPr>
+            <w:r>
+              <w:t xml:space="preserve">  +--&gt; generate receipt</w:t>
+            </w:r>
+          </w:p>
+          <w:p>
+            <w:pPr>
+              <w:pStyle w:val="CodeBlock"/>
+            </w:pPr>
+            <w:r>
+              <w:t xml:space="preserve">  +--&gt; increase totalPaid</w:t>
+            </w:r>
+          </w:p>
+          <w:p>
+            <w:pPr>
+              <w:pStyle w:val="CodeBlock"/>
+            </w:pPr>
+            <w:r>
+              <w:t xml:space="preserve">  +--&gt; reduce balance</w:t>
+            </w:r>
+          </w:p>
+          <w:p>
+            <w:pPr>
+              <w:pStyle w:val="CodeBlock"/>
+            </w:pPr>
+            <w:r>
+              <w:t xml:space="preserve">  +--&gt; complete account when balance reaches zero</w:t>
+            </w:r>
+          </w:p>
+          <w:p>
+            <w:pPr>
+              <w:pStyle w:val="CodeBlock"/>
+            </w:pPr>
+            <w:r>
+              <w:t xml:space="preserve">  +--&gt; create CustomerCredit for overpayment</w:t>
+            </w:r>
+          </w:p>
+          <w:p>
+            <w:pPr>
+              <w:pStyle w:val="CodeBlock"/>
+            </w:pPr>
+            <w:r>
+              <w:t xml:space="preserve">  +--&gt; write AuditLog</w:t>
+            </w:r>
+          </w:p>
+          <w:p>
+            <w:pPr>
+              <w:pStyle w:val="CodeBlock"/>
+            </w:pPr>
+            <w:r>
+              <w:t xml:space="preserve">  |</w:t>
+            </w:r>
+          </w:p>
+          <w:p>
+            <w:pPr>
+              <w:pStyle w:val="CodeBlock"/>
+            </w:pPr>
+            <w:r>
+              <w:t xml:space="preserve">  v</w:t>
+            </w:r>
+          </w:p>
+          <w:p>
+            <w:pPr>
+              <w:pStyle w:val="CodeBlock"/>
+            </w:pPr>
+            <w:r>
+              <w:t xml:space="preserve">Confirm delivery</w:t>
+            </w:r>
+          </w:p>
+          <w:p>
+            <w:pPr>
+              <w:pStyle w:val="CodeBlock"/>
+            </w:pPr>
+            <w:r>
+              <w:t xml:space="preserve">  |</w:t>
+            </w:r>
+          </w:p>
+          <w:p>
+            <w:pPr>
+              <w:pStyle w:val="CodeBlock"/>
+            </w:pPr>
+            <w:r>
+              <w:t xml:space="preserve">  +--&gt; fully paid account: any account manager may confirm</w:t>
+            </w:r>
+          </w:p>
+          <w:p>
+            <w:pPr>
+              <w:pStyle w:val="CodeBlock"/>
+            </w:pPr>
+            <w:r>
+              <w:t xml:space="preserve">  +--&gt; balance still owing: admin only, reason required,</w:t>
+            </w:r>
+          </w:p>
+          <w:p>
+            <w:pPr>
+              <w:pStyle w:val="CodeBlock"/>
+            </w:pPr>
+            <w:r>
+              <w:t xml:space="preserve">  |      any account status; balanceAtDelivery recorded, account stays open</w:t>
+            </w:r>
+          </w:p>
+          <w:p>
+            <w:pPr>
+              <w:pStyle w:val="CodeBlock"/>
+            </w:pPr>
+            <w:r>
+              <w:t xml:space="preserve">  |</w:t>
+            </w:r>
+          </w:p>
+          <w:p>
+            <w:pPr>
+              <w:pStyle w:val="CodeBlock"/>
+            </w:pPr>
+            <w:r>
+              <w:t xml:space="preserve">  +--&gt; deliveryStatus becomes DELIVERED</w:t>
+            </w:r>
+          </w:p>
+          <w:p>
+            <w:pPr>
+              <w:pStyle w:val="CodeBlock"/>
+            </w:pPr>
+            <w:r>
+              <w:t xml:space="preserve">  +--&gt; stock on hand for the product decreases by one</w:t>
+            </w:r>
+          </w:p>
+          <w:p>
+            <w:pPr>
+              <w:pStyle w:val="CodeBlock"/>
+            </w:pPr>
+            <w:r>
+              <w:t xml:space="preserve">  |      (admin "past handover": dated, no stock movement)</w:t>
+            </w:r>
+          </w:p>
+          <w:p>
+            <w:pPr>
+              <w:pStyle w:val="CodeBlock"/>
+            </w:pPr>
+            <w:r>
+              <w:t xml:space="preserve">  +--&gt; account leaves the procurement list</w:t>
+            </w:r>
+          </w:p>
+          <w:p>
+            <w:pPr>
+              <w:pStyle w:val="CodeBlock"/>
+            </w:pPr>
+            <w:r>
+              <w:t xml:space="preserve">  |</w:t>
+            </w:r>
+          </w:p>
+          <w:p>
+            <w:pPr>
+              <w:pStyle w:val="CodeBlock"/>
+            </w:pPr>
+            <w:r>
+              <w:t xml:space="preserve">  v</w:t>
+            </w:r>
+          </w:p>
+          <w:p>
+            <w:pPr>
+              <w:pStyle w:val="CodeBlock"/>
+            </w:pPr>
+            <w:r>
+              <w:t xml:space="preserve">Archive (lifecycle sweep, 2 days after delivery)</w:t>
+            </w:r>
+          </w:p>
+          <w:p>
+            <w:pPr>
+              <w:pStyle w:val="CodeBlock"/>
+            </w:pPr>
+            <w:r>
+              <w:t xml:space="preserve">  |</w:t>
+            </w:r>
+          </w:p>
+          <w:p>
+            <w:pPr>
+              <w:pStyle w:val="CodeBlock"/>
+            </w:pPr>
+            <w:r>
+              <w:t xml:space="preserve">  +--&gt; only COMPLETED + DELIVERED + zero balance is archived</w:t>
+            </w:r>
+          </w:p>
+          <w:p>
+            <w:pPr>
+              <w:pStyle w:val="CodeBlock"/>
+            </w:pPr>
+            <w:r>
+              <w:t xml:space="preserve">  +--&gt; an ARCHIVED account still owed its product returns to</w:t>
+            </w:r>
+          </w:p>
+          <w:p>
+            <w:pPr>
+              <w:pStyle w:val="CodeBlock"/>
+            </w:pPr>
+            <w:r>
+              <w:t xml:space="preserve">  |      COMPLETED (awaiting delivery); one owing money returns to ACTIVE</w:t>
+            </w:r>
+          </w:p>
+          <w:p>
+            <w:pPr>
+              <w:pStyle w:val="CodeBlock"/>
+            </w:pPr>
+            <w:r>
+              <w:t xml:space="preserve">  +--&gt; archived plans still count as completed sales in every report</w:t>
             </w:r>
           </w:p>
         </w:tc>
@@ -4625,7 +5301,7 @@
               <w:pStyle w:val="TableText"/>
             </w:pPr>
             <w:r>
-              <w:t xml:space="preserve">Fully paid accounts, COMPLETED or ARCHIVED, are confirmed by any account manager from the account page, the customer profile or the Accounts list (Awaiting delivery filter). Delivering with a balance owing requires an admin role, an explicit opt-in, and a stored reason; it records balanceAtDelivery and leaves the account open. Stock on hand drops by one and a DELIVERED movement is written. An admin can instead record a past handover with its date, which writes no stock movement because the unit already left. Reversing a delivery (Mark pending) returns a unit only when that account's last stock movement took one, and on an archived plan it is admin-only and moves the plan back to COMPLETED. If stock is already zero the delivery still records, the count floors at zero, and the operator is warned to correct it. Revalidates account/customer/product/inventory/dashboard screens.</w:t>
+              <w:t xml:space="preserve">Fully paid accounts, COMPLETED or ARCHIVED, are confirmed by any account manager from the account page, the customer profile or the Accounts list (Awaiting delivery filter). Delivering with a balance owing requires an admin role, an explicit opt-in, and a stored reason; it records balanceAtDelivery and leaves the account open. It is available on every account status (canDeliverWithBalance in lib/account-lifecycle-rules.ts): only a positive balance and an undelivered product are required. On a Closed account it voids any OPEN ACCOUNT_CLOSURE_REFUND credit in the same transaction and lists it in the audit entry; on Cancelled, Suspended, Closed or Archived accounts the panel warns that payments are blocked until the status changes. Stock on hand drops by one and a DELIVERED movement is written. An admin can instead record a past handover with its date, which writes no stock movement because the unit already left. Reversing a delivery (Mark pending) returns a unit only when that account's last stock movement took one, and on an archived plan it is admin-only and moves the plan back to COMPLETED. If stock is already zero the delivery still records, the count floors at zero, and the operator is warned to correct it. Revalidates account/customer/product/inventory/dashboard screens.</w:t>
             </w:r>
           </w:p>
         </w:tc>
@@ -4843,10 +5519,261 @@
           </w:tcPr>
           <w:p>
             <w:pPr>
-              <w:pStyle w:val="TableText"/>
-            </w:pPr>
-            <w:r>
-              <w:t xml:space="preserve">&lt;w:p&gt;&lt;w:pPr&gt;&lt;w:pStyle w:val="DiagramTitle"/&gt;&lt;/w:pPr&gt;&lt;w:r&gt;&lt;w:rPr&gt;&lt;w:b/&gt;&lt;/w:rPr&gt;&lt;w:t xml:space="preserve"&gt;Diagram 5: Inventory and Procurement Flow&lt;/w:t&gt;&lt;/w:r&gt;&lt;/w:p&gt;&lt;w:p&gt;&lt;w:pPr&gt;&lt;w:pStyle w:val="CodeBlock"/&gt;&lt;/w:pPr&gt;&lt;w:r&gt;&lt;w:t xml:space="preserve"&gt;CustomerAccount&lt;/w:t&gt;&lt;/w:r&gt;&lt;/w:p&gt;&lt;w:p&gt;&lt;w:pPr&gt;&lt;w:pStyle w:val="CodeBlock"/&gt;&lt;/w:pPr&gt;&lt;w:r&gt;&lt;w:t xml:space="preserve"&gt;  |&lt;/w:t&gt;&lt;/w:r&gt;&lt;/w:p&gt;&lt;w:p&gt;&lt;w:pPr&gt;&lt;w:pStyle w:val="CodeBlock"/&gt;&lt;/w:pPr&gt;&lt;w:r&gt;&lt;w:t xml:space="preserve"&gt;  +--&amp;gt; status in ACTIVE / COMPLETED / OVERDUE / DORMANT / PROBATION&lt;/w:t&gt;&lt;/w:r&gt;&lt;/w:p&gt;&lt;w:p&gt;&lt;w:pPr&gt;&lt;w:pStyle w:val="CodeBlock"/&gt;&lt;/w:pPr&gt;&lt;w:r&gt;&lt;w:t xml:space="preserve"&gt;  +--&amp;gt; deliveryStatus is PENDING&lt;/w:t&gt;&lt;/w:r&gt;&lt;/w:p&gt;&lt;w:p&gt;&lt;w:pPr&gt;&lt;w:pStyle w:val="CodeBlock"/&gt;&lt;/w:pPr&gt;&lt;w:r&gt;&lt;w:t xml:space="preserve"&gt;  +--&amp;gt; totalPaid / targetAmount &amp;gt;= 70%&lt;/w:t&gt;&lt;/w:r&gt;&lt;/w:p&gt;&lt;w:p&gt;&lt;w:pPr&gt;&lt;w:pStyle w:val="CodeBlock"/&gt;&lt;/w:pPr&gt;&lt;w:r&gt;&lt;w:t xml:space="preserve"&gt;  |&lt;/w:t&gt;&lt;/w:r&gt;&lt;/w:p&gt;&lt;w:p&gt;&lt;w:pPr&gt;&lt;w:pStyle w:val="CodeBlock"/&gt;&lt;/w:pPr&gt;&lt;w:r&gt;&lt;w:t xml:space="preserve"&gt;  v&lt;/w:t&gt;&lt;/w:r&gt;&lt;/w:p&gt;&lt;w:p&gt;&lt;w:pPr&gt;&lt;w:pStyle w:val="CodeBlock"/&gt;&lt;/w:pPr&gt;&lt;w:r&gt;&lt;w:t xml:space="preserve"&gt;Units owed, per Product&lt;/w:t&gt;&lt;/w:r&gt;&lt;/w:p&gt;&lt;w:p&gt;&lt;w:pPr&gt;&lt;w:pStyle w:val="CodeBlock"/&gt;&lt;/w:pPr&gt;&lt;w:r&gt;&lt;w:t xml:space="preserve"&gt;  |&lt;/w:t&gt;&lt;/w:r&gt;&lt;/w:p&gt;&lt;w:p&gt;&lt;w:pPr&gt;&lt;w:pStyle w:val="CodeBlock"/&gt;&lt;/w:pPr&gt;&lt;w:r&gt;&lt;w:t xml:space="preserve"&gt;  +--&amp;gt; subtract Product.stockOnHand, highest paid % served first&lt;/w:t&gt;&lt;/w:r&gt;&lt;/w:p&gt;&lt;w:p&gt;&lt;w:pPr&gt;&lt;w:pStyle w:val="CodeBlock"/&gt;&lt;/w:pPr&gt;&lt;w:r&gt;&lt;w:t xml:space="preserve"&gt;  |&lt;/w:t&gt;&lt;/w:r&gt;&lt;/w:p&gt;&lt;w:p&gt;&lt;w:pPr&gt;&lt;w:pStyle w:val="CodeBlock"/&gt;&lt;/w:pPr&gt;&lt;w:r&gt;&lt;w:t xml:space="preserve"&gt;  +--&amp;gt; covered by stock --&amp;gt; waiting for handover, NOT on the buying list&lt;/w:t&gt;&lt;/w:r&gt;&lt;/w:p&gt;&lt;w:p&gt;&lt;w:pPr&gt;&lt;w:pStyle w:val="CodeBlock"/&gt;&lt;/w:pPr&gt;&lt;w:r&gt;&lt;w:t xml:space="preserve"&gt;  +--&amp;gt; not covered      --&amp;gt; units to buy&lt;/w:t&gt;&lt;/w:r&gt;&lt;/w:p&gt;&lt;w:p&gt;&lt;w:pPr&gt;&lt;w:pStyle w:val="CodeBlock"/&gt;&lt;/w:pPr&gt;&lt;w:r&gt;&lt;w:t xml:space="preserve"&gt;  |&lt;/w:t&gt;&lt;/w:r&gt;&lt;/w:p&gt;&lt;w:p&gt;&lt;w:pPr&gt;&lt;w:pStyle w:val="CodeBlock"/&gt;&lt;/w:pPr&gt;&lt;w:r&gt;&lt;w:t xml:space="preserve"&gt;  v&lt;/w:t&gt;&lt;/w:r&gt;&lt;/w:p&gt;&lt;w:p&gt;&lt;w:pPr&gt;&lt;w:pStyle w:val="CodeBlock"/&gt;&lt;/w:pPr&gt;&lt;w:r&gt;&lt;w:t xml:space="preserve"&gt;Products procurement tab + sidebar notification + weekly report sheet&lt;/w:t&gt;&lt;/w:r&gt;&lt;/w:p&gt;&lt;w:p&gt;&lt;w:pPr&gt;&lt;w:pStyle w:val="CodeBlock"/&gt;&lt;/w:pPr&gt;&lt;w:r&gt;&lt;w:t xml:space="preserve"&gt;  |    (a product whose stock covers its demand does not appear at all)&lt;/w:t&gt;&lt;/w:r&gt;&lt;/w:p&gt;&lt;w:p&gt;&lt;w:pPr&gt;&lt;w:pStyle w:val="CodeBlock"/&gt;&lt;/w:pPr&gt;&lt;w:r&gt;&lt;w:t xml:space="preserve"&gt;  |&lt;/w:t&gt;&lt;/w:r&gt;&lt;/w:p&gt;&lt;w:p&gt;&lt;w:pPr&gt;&lt;w:pStyle w:val="CodeBlock"/&gt;&lt;/w:pPr&gt;&lt;w:r&gt;&lt;w:t xml:space="preserve"&gt;  v&lt;/w:t&gt;&lt;/w:r&gt;&lt;/w:p&gt;&lt;w:p&gt;&lt;w:pPr&gt;&lt;w:pStyle w:val="CodeBlock"/&gt;&lt;/w:pPr&gt;&lt;w:r&gt;&lt;w:t xml:space="preserve"&gt;Receive stock (quantity bought)&lt;/w:t&gt;&lt;/w:r&gt;&lt;/w:p&gt;&lt;w:p&gt;&lt;w:pPr&gt;&lt;w:pStyle w:val="CodeBlock"/&gt;&lt;/w:pPr&gt;&lt;w:r&gt;&lt;w:t xml:space="preserve"&gt;  |&lt;/w:t&gt;&lt;/w:r&gt;&lt;/w:p&gt;&lt;w:p&gt;&lt;w:pPr&gt;&lt;w:pStyle w:val="CodeBlock"/&gt;&lt;/w:pPr&gt;&lt;w:r&gt;&lt;w:t xml:space="preserve"&gt;  +--&amp;gt; Product.stockOnHand increases&lt;/w:t&gt;&lt;/w:r&gt;&lt;/w:p&gt;&lt;w:p&gt;&lt;w:pPr&gt;&lt;w:pStyle w:val="CodeBlock"/&gt;&lt;/w:pPr&gt;&lt;w:r&gt;&lt;w:t xml:space="preserve"&gt;  +--&amp;gt; InventoryMovement RECEIVED written with the new balance&lt;/w:t&gt;&lt;/w:r&gt;&lt;/w:p&gt;&lt;w:p&gt;&lt;w:pPr&gt;&lt;w:pStyle w:val="CodeBlock"/&gt;&lt;/w:pPr&gt;&lt;w:r&gt;&lt;w:t xml:space="preserve"&gt;  +--&amp;gt; buying list reduces by exactly that quantity&lt;/w:t&gt;&lt;/w:r&gt;&lt;/w:p&gt;&lt;w:p&gt;&lt;w:pPr&gt;&lt;w:pStyle w:val="CodeBlock"/&gt;&lt;/w:pPr&gt;&lt;w:r&gt;&lt;w:t xml:space="preserve"&gt;  |&lt;/w:t&gt;&lt;/w:r&gt;&lt;/w:p&gt;&lt;w:p&gt;&lt;w:pPr&gt;&lt;w:pStyle w:val="CodeBlock"/&gt;&lt;/w:pPr&gt;&lt;w:r&gt;&lt;w:t xml:space="preserve"&gt;  v&lt;/w:t&gt;&lt;/w:r&gt;&lt;/w:p&gt;&lt;w:p&gt;&lt;w:pPr&gt;&lt;w:pStyle w:val="CodeBlock"/&gt;&lt;/w:pPr&gt;&lt;w:r&gt;&lt;w:t xml:space="preserve"&gt;Confirm delivery on the account completes the handover&lt;/w:t&gt;&lt;/w:r&gt;&lt;/w:p&gt;&lt;w:p&gt;&lt;w:pPr&gt;&lt;w:pStyle w:val="CodeBlock"/&gt;&lt;/w:pPr&gt;&lt;w:r&gt;&lt;w:t xml:space="preserve"&gt;  |&lt;/w:t&gt;&lt;/w:r&gt;&lt;/w:p&gt;&lt;w:p&gt;&lt;w:pPr&gt;&lt;w:pStyle w:val="CodeBlock"/&gt;&lt;/w:pPr&gt;&lt;w:r&gt;&lt;w:t xml:space="preserve"&gt;  +--&amp;gt; Product.stockOnHand decreases by one&lt;/w:t&gt;&lt;/w:r&gt;&lt;/w:p&gt;&lt;w:p&gt;&lt;w:pPr&gt;&lt;w:pStyle w:val="CodeBlock"/&gt;&lt;/w:pPr&gt;&lt;w:r&gt;&lt;w:t xml:space="preserve"&gt;  +--&amp;gt; InventoryMovement DELIVERED written, linked to the account&lt;/w:t&gt;&lt;/w:r&gt;&lt;/w:p&gt;&lt;w:p&gt;&lt;w:pPr&gt;&lt;w:pStyle w:val="CodeBlock"/&gt;&lt;/w:pPr&gt;&lt;w:r&gt;&lt;w:t xml:space="preserve"&gt;  +--&amp;gt; zero stock still delivers: floors at zero and warns the operator&lt;/w:t&gt;&lt;/w:r&gt;&lt;/w:p&gt;</w:t>
+              <w:pStyle w:val="DiagramTitle"/>
+            </w:pPr>
+            <w:r>
+              <w:rPr>
+                <w:b/>
+              </w:rPr>
+              <w:t xml:space="preserve">Diagram 5: Inventory and Procurement Flow</w:t>
+            </w:r>
+          </w:p>
+          <w:p>
+            <w:pPr>
+              <w:pStyle w:val="CodeBlock"/>
+            </w:pPr>
+            <w:r>
+              <w:t xml:space="preserve">CustomerAccount</w:t>
+            </w:r>
+          </w:p>
+          <w:p>
+            <w:pPr>
+              <w:pStyle w:val="CodeBlock"/>
+            </w:pPr>
+            <w:r>
+              <w:t xml:space="preserve">  |</w:t>
+            </w:r>
+          </w:p>
+          <w:p>
+            <w:pPr>
+              <w:pStyle w:val="CodeBlock"/>
+            </w:pPr>
+            <w:r>
+              <w:t xml:space="preserve">  +--&gt; status in ACTIVE / COMPLETED / OVERDUE / DORMANT / PROBATION</w:t>
+            </w:r>
+          </w:p>
+          <w:p>
+            <w:pPr>
+              <w:pStyle w:val="CodeBlock"/>
+            </w:pPr>
+            <w:r>
+              <w:t xml:space="preserve">  +--&gt; deliveryStatus is PENDING</w:t>
+            </w:r>
+          </w:p>
+          <w:p>
+            <w:pPr>
+              <w:pStyle w:val="CodeBlock"/>
+            </w:pPr>
+            <w:r>
+              <w:t xml:space="preserve">  +--&gt; totalPaid / targetAmount &gt;= 70%</w:t>
+            </w:r>
+          </w:p>
+          <w:p>
+            <w:pPr>
+              <w:pStyle w:val="CodeBlock"/>
+            </w:pPr>
+            <w:r>
+              <w:t xml:space="preserve">  |</w:t>
+            </w:r>
+          </w:p>
+          <w:p>
+            <w:pPr>
+              <w:pStyle w:val="CodeBlock"/>
+            </w:pPr>
+            <w:r>
+              <w:t xml:space="preserve">  v</w:t>
+            </w:r>
+          </w:p>
+          <w:p>
+            <w:pPr>
+              <w:pStyle w:val="CodeBlock"/>
+            </w:pPr>
+            <w:r>
+              <w:t xml:space="preserve">Units owed, per Product</w:t>
+            </w:r>
+          </w:p>
+          <w:p>
+            <w:pPr>
+              <w:pStyle w:val="CodeBlock"/>
+            </w:pPr>
+            <w:r>
+              <w:t xml:space="preserve">  |</w:t>
+            </w:r>
+          </w:p>
+          <w:p>
+            <w:pPr>
+              <w:pStyle w:val="CodeBlock"/>
+            </w:pPr>
+            <w:r>
+              <w:t xml:space="preserve">  +--&gt; subtract Product.stockOnHand, highest paid % served first</w:t>
+            </w:r>
+          </w:p>
+          <w:p>
+            <w:pPr>
+              <w:pStyle w:val="CodeBlock"/>
+            </w:pPr>
+            <w:r>
+              <w:t xml:space="preserve">  |</w:t>
+            </w:r>
+          </w:p>
+          <w:p>
+            <w:pPr>
+              <w:pStyle w:val="CodeBlock"/>
+            </w:pPr>
+            <w:r>
+              <w:t xml:space="preserve">  +--&gt; covered by stock --&gt; waiting for handover, NOT on the buying list</w:t>
+            </w:r>
+          </w:p>
+          <w:p>
+            <w:pPr>
+              <w:pStyle w:val="CodeBlock"/>
+            </w:pPr>
+            <w:r>
+              <w:t xml:space="preserve">  +--&gt; not covered      --&gt; units to buy</w:t>
+            </w:r>
+          </w:p>
+          <w:p>
+            <w:pPr>
+              <w:pStyle w:val="CodeBlock"/>
+            </w:pPr>
+            <w:r>
+              <w:t xml:space="preserve">  |</w:t>
+            </w:r>
+          </w:p>
+          <w:p>
+            <w:pPr>
+              <w:pStyle w:val="CodeBlock"/>
+            </w:pPr>
+            <w:r>
+              <w:t xml:space="preserve">  v</w:t>
+            </w:r>
+          </w:p>
+          <w:p>
+            <w:pPr>
+              <w:pStyle w:val="CodeBlock"/>
+            </w:pPr>
+            <w:r>
+              <w:t xml:space="preserve">Products procurement tab + sidebar notification + weekly report sheet</w:t>
+            </w:r>
+          </w:p>
+          <w:p>
+            <w:pPr>
+              <w:pStyle w:val="CodeBlock"/>
+            </w:pPr>
+            <w:r>
+              <w:t xml:space="preserve">  |    (a product whose stock covers its demand does not appear at all)</w:t>
+            </w:r>
+          </w:p>
+          <w:p>
+            <w:pPr>
+              <w:pStyle w:val="CodeBlock"/>
+            </w:pPr>
+            <w:r>
+              <w:t xml:space="preserve">  |</w:t>
+            </w:r>
+          </w:p>
+          <w:p>
+            <w:pPr>
+              <w:pStyle w:val="CodeBlock"/>
+            </w:pPr>
+            <w:r>
+              <w:t xml:space="preserve">  v</w:t>
+            </w:r>
+          </w:p>
+          <w:p>
+            <w:pPr>
+              <w:pStyle w:val="CodeBlock"/>
+            </w:pPr>
+            <w:r>
+              <w:t xml:space="preserve">Receive stock (quantity bought)</w:t>
+            </w:r>
+          </w:p>
+          <w:p>
+            <w:pPr>
+              <w:pStyle w:val="CodeBlock"/>
+            </w:pPr>
+            <w:r>
+              <w:t xml:space="preserve">  |</w:t>
+            </w:r>
+          </w:p>
+          <w:p>
+            <w:pPr>
+              <w:pStyle w:val="CodeBlock"/>
+            </w:pPr>
+            <w:r>
+              <w:t xml:space="preserve">  +--&gt; Product.stockOnHand increases</w:t>
+            </w:r>
+          </w:p>
+          <w:p>
+            <w:pPr>
+              <w:pStyle w:val="CodeBlock"/>
+            </w:pPr>
+            <w:r>
+              <w:t xml:space="preserve">  +--&gt; InventoryMovement RECEIVED written with the new balance</w:t>
+            </w:r>
+          </w:p>
+          <w:p>
+            <w:pPr>
+              <w:pStyle w:val="CodeBlock"/>
+            </w:pPr>
+            <w:r>
+              <w:t xml:space="preserve">  +--&gt; buying list reduces by exactly that quantity</w:t>
+            </w:r>
+          </w:p>
+          <w:p>
+            <w:pPr>
+              <w:pStyle w:val="CodeBlock"/>
+            </w:pPr>
+            <w:r>
+              <w:t xml:space="preserve">  |</w:t>
+            </w:r>
+          </w:p>
+          <w:p>
+            <w:pPr>
+              <w:pStyle w:val="CodeBlock"/>
+            </w:pPr>
+            <w:r>
+              <w:t xml:space="preserve">  v</w:t>
+            </w:r>
+          </w:p>
+          <w:p>
+            <w:pPr>
+              <w:pStyle w:val="CodeBlock"/>
+            </w:pPr>
+            <w:r>
+              <w:t xml:space="preserve">Confirm delivery on the account completes the handover</w:t>
+            </w:r>
+          </w:p>
+          <w:p>
+            <w:pPr>
+              <w:pStyle w:val="CodeBlock"/>
+            </w:pPr>
+            <w:r>
+              <w:t xml:space="preserve">  |</w:t>
+            </w:r>
+          </w:p>
+          <w:p>
+            <w:pPr>
+              <w:pStyle w:val="CodeBlock"/>
+            </w:pPr>
+            <w:r>
+              <w:t xml:space="preserve">  +--&gt; Product.stockOnHand decreases by one</w:t>
+            </w:r>
+          </w:p>
+          <w:p>
+            <w:pPr>
+              <w:pStyle w:val="CodeBlock"/>
+            </w:pPr>
+            <w:r>
+              <w:t xml:space="preserve">  +--&gt; InventoryMovement DELIVERED written, linked to the account</w:t>
+            </w:r>
+          </w:p>
+          <w:p>
+            <w:pPr>
+              <w:pStyle w:val="CodeBlock"/>
+            </w:pPr>
+            <w:r>
+              <w:t xml:space="preserve">  +--&gt; zero stock still delivers: floors at zero and warns the operator</w:t>
             </w:r>
           </w:p>
         </w:tc>
@@ -5363,10 +6290,133 @@
           </w:tcPr>
           <w:p>
             <w:pPr>
-              <w:pStyle w:val="TableText"/>
-            </w:pPr>
-            <w:r>
-              <w:t xml:space="preserve">&lt;w:p&gt;&lt;w:pPr&gt;&lt;w:pStyle w:val="DiagramTitle"/&gt;&lt;/w:pPr&gt;&lt;w:r&gt;&lt;w:rPr&gt;&lt;w:b/&gt;&lt;/w:rPr&gt;&lt;w:t xml:space="preserve"&gt;Diagram 6: Staff Application and Management Flow&lt;/w:t&gt;&lt;/w:r&gt;&lt;/w:p&gt;&lt;w:p&gt;&lt;w:pPr&gt;&lt;w:pStyle w:val="CodeBlock"/&gt;&lt;/w:pPr&gt;&lt;w:r&gt;&lt;w:t xml:space="preserve"&gt;Public signup&lt;/w:t&gt;&lt;/w:r&gt;&lt;/w:p&gt;&lt;w:p&gt;&lt;w:pPr&gt;&lt;w:pStyle w:val="CodeBlock"/&gt;&lt;/w:pPr&gt;&lt;w:r&gt;&lt;w:t xml:space="preserve"&gt;  |&lt;/w:t&gt;&lt;/w:r&gt;&lt;/w:p&gt;&lt;w:p&gt;&lt;w:pPr&gt;&lt;w:pStyle w:val="CodeBlock"/&gt;&lt;/w:pPr&gt;&lt;w:r&gt;&lt;w:t xml:space="preserve"&gt;  v&lt;/w:t&gt;&lt;/w:r&gt;&lt;/w:p&gt;&lt;w:p&gt;&lt;w:pPr&gt;&lt;w:pStyle w:val="CodeBlock"/&gt;&lt;/w:pPr&gt;&lt;w:r&gt;&lt;w:t xml:space="preserve"&gt;StaffApplication PENDING&lt;/w:t&gt;&lt;/w:r&gt;&lt;/w:p&gt;&lt;w:p&gt;&lt;w:pPr&gt;&lt;w:pStyle w:val="CodeBlock"/&gt;&lt;/w:pPr&gt;&lt;w:r&gt;&lt;w:t xml:space="preserve"&gt;  |&lt;/w:t&gt;&lt;/w:r&gt;&lt;/w:p&gt;&lt;w:p&gt;&lt;w:pPr&gt;&lt;w:pStyle w:val="CodeBlock"/&gt;&lt;/w:pPr&gt;&lt;w:r&gt;&lt;w:t xml:space="preserve"&gt;  +--&amp;gt; Admin approves: create Staff + optional User + audit log&lt;/w:t&gt;&lt;/w:r&gt;&lt;/w:p&gt;&lt;w:p&gt;&lt;w:pPr&gt;&lt;w:pStyle w:val="CodeBlock"/&gt;&lt;/w:pPr&gt;&lt;w:r&gt;&lt;w:t xml:space="preserve"&gt;  |&lt;/w:t&gt;&lt;/w:r&gt;&lt;/w:p&gt;&lt;w:p&gt;&lt;w:pPr&gt;&lt;w:pStyle w:val="CodeBlock"/&gt;&lt;/w:pPr&gt;&lt;w:r&gt;&lt;w:t xml:space="preserve"&gt;  +--&amp;gt; Admin rejects: mark REJECTED + audit log&lt;/w:t&gt;&lt;/w:r&gt;&lt;/w:p&gt;&lt;w:p&gt;&lt;w:pPr&gt;&lt;w:pStyle w:val="CodeBlock"/&gt;&lt;/w:pPr&gt;&lt;w:r&gt;&lt;w:t xml:space="preserve"&gt;  |&lt;/w:t&gt;&lt;/w:r&gt;&lt;/w:p&gt;&lt;w:p&gt;&lt;w:pPr&gt;&lt;w:pStyle w:val="CodeBlock"/&gt;&lt;/w:pPr&gt;&lt;w:r&gt;&lt;w:t xml:space="preserve"&gt;  v&lt;/w:t&gt;&lt;/w:r&gt;&lt;/w:p&gt;&lt;w:p&gt;&lt;w:pPr&gt;&lt;w:pStyle w:val="CodeBlock"/&gt;&lt;/w:pPr&gt;&lt;w:r&gt;&lt;w:t xml:space="preserve"&gt;Staff profile&lt;/w:t&gt;&lt;/w:r&gt;&lt;/w:p&gt;&lt;w:p&gt;&lt;w:pPr&gt;&lt;w:pStyle w:val="CodeBlock"/&gt;&lt;/w:pPr&gt;&lt;w:r&gt;&lt;w:t xml:space="preserve"&gt;  |&lt;/w:t&gt;&lt;/w:r&gt;&lt;/w:p&gt;&lt;w:p&gt;&lt;w:pPr&gt;&lt;w:pStyle w:val="CodeBlock"/&gt;&lt;/w:pPr&gt;&lt;w:r&gt;&lt;w:t xml:space="preserve"&gt;  +--&amp;gt; assigned customers/accounts/payments&lt;/w:t&gt;&lt;/w:r&gt;&lt;/w:p&gt;&lt;w:p&gt;&lt;w:pPr&gt;&lt;w:pStyle w:val="CodeBlock"/&gt;&lt;/w:pPr&gt;&lt;w:r&gt;&lt;w:t xml:space="preserve"&gt;  +--&amp;gt; monthly salary and salary payments&lt;/w:t&gt;&lt;/w:r&gt;&lt;/w:p&gt;&lt;w:p&gt;&lt;w:pPr&gt;&lt;w:pStyle w:val="CodeBlock"/&gt;&lt;/w:pPr&gt;&lt;w:r&gt;&lt;w:t xml:space="preserve"&gt;  +--&amp;gt; password reset and permission edits&lt;/w:t&gt;&lt;/w:r&gt;&lt;/w:p&gt;</w:t>
+              <w:pStyle w:val="DiagramTitle"/>
+            </w:pPr>
+            <w:r>
+              <w:rPr>
+                <w:b/>
+              </w:rPr>
+              <w:t xml:space="preserve">Diagram 6: Staff Application and Management Flow</w:t>
+            </w:r>
+          </w:p>
+          <w:p>
+            <w:pPr>
+              <w:pStyle w:val="CodeBlock"/>
+            </w:pPr>
+            <w:r>
+              <w:t xml:space="preserve">Public signup</w:t>
+            </w:r>
+          </w:p>
+          <w:p>
+            <w:pPr>
+              <w:pStyle w:val="CodeBlock"/>
+            </w:pPr>
+            <w:r>
+              <w:t xml:space="preserve">  |</w:t>
+            </w:r>
+          </w:p>
+          <w:p>
+            <w:pPr>
+              <w:pStyle w:val="CodeBlock"/>
+            </w:pPr>
+            <w:r>
+              <w:t xml:space="preserve">  v</w:t>
+            </w:r>
+          </w:p>
+          <w:p>
+            <w:pPr>
+              <w:pStyle w:val="CodeBlock"/>
+            </w:pPr>
+            <w:r>
+              <w:t xml:space="preserve">StaffApplication PENDING</w:t>
+            </w:r>
+          </w:p>
+          <w:p>
+            <w:pPr>
+              <w:pStyle w:val="CodeBlock"/>
+            </w:pPr>
+            <w:r>
+              <w:t xml:space="preserve">  |</w:t>
+            </w:r>
+          </w:p>
+          <w:p>
+            <w:pPr>
+              <w:pStyle w:val="CodeBlock"/>
+            </w:pPr>
+            <w:r>
+              <w:t xml:space="preserve">  +--&gt; Admin approves: create Staff + optional User + audit log</w:t>
+            </w:r>
+          </w:p>
+          <w:p>
+            <w:pPr>
+              <w:pStyle w:val="CodeBlock"/>
+            </w:pPr>
+            <w:r>
+              <w:t xml:space="preserve">  |</w:t>
+            </w:r>
+          </w:p>
+          <w:p>
+            <w:pPr>
+              <w:pStyle w:val="CodeBlock"/>
+            </w:pPr>
+            <w:r>
+              <w:t xml:space="preserve">  +--&gt; Admin rejects: mark REJECTED + audit log</w:t>
+            </w:r>
+          </w:p>
+          <w:p>
+            <w:pPr>
+              <w:pStyle w:val="CodeBlock"/>
+            </w:pPr>
+            <w:r>
+              <w:t xml:space="preserve">  |</w:t>
+            </w:r>
+          </w:p>
+          <w:p>
+            <w:pPr>
+              <w:pStyle w:val="CodeBlock"/>
+            </w:pPr>
+            <w:r>
+              <w:t xml:space="preserve">  v</w:t>
+            </w:r>
+          </w:p>
+          <w:p>
+            <w:pPr>
+              <w:pStyle w:val="CodeBlock"/>
+            </w:pPr>
+            <w:r>
+              <w:t xml:space="preserve">Staff profile</w:t>
+            </w:r>
+          </w:p>
+          <w:p>
+            <w:pPr>
+              <w:pStyle w:val="CodeBlock"/>
+            </w:pPr>
+            <w:r>
+              <w:t xml:space="preserve">  |</w:t>
+            </w:r>
+          </w:p>
+          <w:p>
+            <w:pPr>
+              <w:pStyle w:val="CodeBlock"/>
+            </w:pPr>
+            <w:r>
+              <w:t xml:space="preserve">  +--&gt; assigned customers/accounts/payments</w:t>
+            </w:r>
+          </w:p>
+          <w:p>
+            <w:pPr>
+              <w:pStyle w:val="CodeBlock"/>
+            </w:pPr>
+            <w:r>
+              <w:t xml:space="preserve">  +--&gt; monthly salary and salary payments</w:t>
+            </w:r>
+          </w:p>
+          <w:p>
+            <w:pPr>
+              <w:pStyle w:val="CodeBlock"/>
+            </w:pPr>
+            <w:r>
+              <w:t xml:space="preserve">  +--&gt; password reset and permission edits</w:t>
             </w:r>
           </w:p>
         </w:tc>
@@ -6279,10 +7329,189 @@
           </w:tcPr>
           <w:p>
             <w:pPr>
-              <w:pStyle w:val="TableText"/>
-            </w:pPr>
-            <w:r>
-              <w:t xml:space="preserve">&lt;w:p&gt;&lt;w:pPr&gt;&lt;w:pStyle w:val="DiagramTitle"/&gt;&lt;/w:pPr&gt;&lt;w:r&gt;&lt;w:rPr&gt;&lt;w:b/&gt;&lt;/w:rPr&gt;&lt;w:t xml:space="preserve"&gt;Diagram 7: Reporting and Export Flow&lt;/w:t&gt;&lt;/w:r&gt;&lt;/w:p&gt;&lt;w:p&gt;&lt;w:pPr&gt;&lt;w:pStyle w:val="CodeBlock"/&gt;&lt;/w:pPr&gt;&lt;w:r&gt;&lt;w:t xml:space="preserve"&gt;Report page&lt;/w:t&gt;&lt;/w:r&gt;&lt;/w:p&gt;&lt;w:p&gt;&lt;w:pPr&gt;&lt;w:pStyle w:val="CodeBlock"/&gt;&lt;/w:pPr&gt;&lt;w:r&gt;&lt;w:t xml:space="preserve"&gt;  |&lt;/w:t&gt;&lt;/w:r&gt;&lt;/w:p&gt;&lt;w:p&gt;&lt;w:pPr&gt;&lt;w:pStyle w:val="CodeBlock"/&gt;&lt;/w:pPr&gt;&lt;w:r&gt;&lt;w:t xml:space="preserve"&gt;  +--&amp;gt; getAdminReportSummary()&lt;/w:t&gt;&lt;/w:r&gt;&lt;/w:p&gt;&lt;w:p&gt;&lt;w:pPr&gt;&lt;w:pStyle w:val="CodeBlock"/&gt;&lt;/w:pPr&gt;&lt;w:r&gt;&lt;w:t xml:space="preserve"&gt;  +--&amp;gt; getWeeklyStaffPerformanceReport()&lt;/w:t&gt;&lt;/w:r&gt;&lt;/w:p&gt;&lt;w:p&gt;&lt;w:pPr&gt;&lt;w:pStyle w:val="CodeBlock"/&gt;&lt;/w:pPr&gt;&lt;w:r&gt;&lt;w:t xml:space="preserve"&gt;  |&lt;/w:t&gt;&lt;/w:r&gt;&lt;/w:p&gt;&lt;w:p&gt;&lt;w:pPr&gt;&lt;w:pStyle w:val="CodeBlock"/&gt;&lt;/w:pPr&gt;&lt;w:r&gt;&lt;w:t xml:space="preserve"&gt;  v&lt;/w:t&gt;&lt;/w:r&gt;&lt;/w:p&gt;&lt;w:p&gt;&lt;w:pPr&gt;&lt;w:pStyle w:val="CodeBlock"/&gt;&lt;/w:pPr&gt;&lt;w:r&gt;&lt;w:t xml:space="preserve"&gt;Weekly export route&lt;/w:t&gt;&lt;/w:r&gt;&lt;/w:p&gt;&lt;w:p&gt;&lt;w:pPr&gt;&lt;w:pStyle w:val="CodeBlock"/&gt;&lt;/w:pPr&gt;&lt;w:r&gt;&lt;w:t xml:space="preserve"&gt;  |&lt;/w:t&gt;&lt;/w:r&gt;&lt;/w:p&gt;&lt;w:p&gt;&lt;w:pPr&gt;&lt;w:pStyle w:val="CodeBlock"/&gt;&lt;/w:pPr&gt;&lt;w:r&gt;&lt;w:t xml:space="preserve"&gt;  +--&amp;gt; refreshAccountLifecycleStatuses()&lt;/w:t&gt;&lt;/w:r&gt;&lt;/w:p&gt;&lt;w:p&gt;&lt;w:pPr&gt;&lt;w:pStyle w:val="CodeBlock"/&gt;&lt;/w:pPr&gt;&lt;w:r&gt;&lt;w:t xml:space="preserve"&gt;  +--&amp;gt; query staff, customers, accounts, payments, salaries, products&lt;/w:t&gt;&lt;/w:r&gt;&lt;/w:p&gt;&lt;w:p&gt;&lt;w:pPr&gt;&lt;w:pStyle w:val="CodeBlock"/&gt;&lt;/w:pPr&gt;&lt;w:r&gt;&lt;w:t xml:space="preserve"&gt;  +--&amp;gt; getProcurementList()&lt;/w:t&gt;&lt;/w:r&gt;&lt;/w:p&gt;&lt;w:p&gt;&lt;w:pPr&gt;&lt;w:pStyle w:val="CodeBlock"/&gt;&lt;/w:pPr&gt;&lt;w:r&gt;&lt;w:t xml:space="preserve"&gt;  |&lt;/w:t&gt;&lt;/w:r&gt;&lt;/w:p&gt;&lt;w:p&gt;&lt;w:pPr&gt;&lt;w:pStyle w:val="CodeBlock"/&gt;&lt;/w:pPr&gt;&lt;w:r&gt;&lt;w:t xml:space="preserve"&gt;  v&lt;/w:t&gt;&lt;/w:r&gt;&lt;/w:p&gt;&lt;w:p&gt;&lt;w:pPr&gt;&lt;w:pStyle w:val="CodeBlock"/&gt;&lt;/w:pPr&gt;&lt;w:r&gt;&lt;w:t xml:space="preserve"&gt;Excel workbook&lt;/w:t&gt;&lt;/w:r&gt;&lt;/w:p&gt;&lt;w:p&gt;&lt;w:pPr&gt;&lt;w:pStyle w:val="CodeBlock"/&gt;&lt;/w:pPr&gt;&lt;w:r&gt;&lt;w:t xml:space="preserve"&gt;  |&lt;/w:t&gt;&lt;/w:r&gt;&lt;/w:p&gt;&lt;w:p&gt;&lt;w:pPr&gt;&lt;w:pStyle w:val="CodeBlock"/&gt;&lt;/w:pPr&gt;&lt;w:r&gt;&lt;w:t xml:space="preserve"&gt;  +--&amp;gt; Executive Summary&lt;/w:t&gt;&lt;/w:r&gt;&lt;/w:p&gt;&lt;w:p&gt;&lt;w:pPr&gt;&lt;w:pStyle w:val="CodeBlock"/&gt;&lt;/w:pPr&gt;&lt;w:r&gt;&lt;w:t xml:space="preserve"&gt;  +--&amp;gt; Staff Performance&lt;/w:t&gt;&lt;/w:r&gt;&lt;/w:p&gt;&lt;w:p&gt;&lt;w:pPr&gt;&lt;w:pStyle w:val="CodeBlock"/&gt;&lt;/w:pPr&gt;&lt;w:r&gt;&lt;w:t xml:space="preserve"&gt;  +--&amp;gt; Customer Accounts&lt;/w:t&gt;&lt;/w:r&gt;&lt;/w:p&gt;&lt;w:p&gt;&lt;w:pPr&gt;&lt;w:pStyle w:val="CodeBlock"/&gt;&lt;/w:pPr&gt;&lt;w:r&gt;&lt;w:t xml:space="preserve"&gt;  +--&amp;gt; Payment History&lt;/w:t&gt;&lt;/w:r&gt;&lt;/w:p&gt;&lt;w:p&gt;&lt;w:pPr&gt;&lt;w:pStyle w:val="CodeBlock"/&gt;&lt;/w:pPr&gt;&lt;w:r&gt;&lt;w:t xml:space="preserve"&gt;  +--&amp;gt; Product Profitability&lt;/w:t&gt;&lt;/w:r&gt;&lt;/w:p&gt;&lt;w:p&gt;&lt;w:pPr&gt;&lt;w:pStyle w:val="CodeBlock"/&gt;&lt;/w:pPr&gt;&lt;w:r&gt;&lt;w:t xml:space="preserve"&gt;  +--&amp;gt; Procurement List&lt;/w:t&gt;&lt;/w:r&gt;&lt;/w:p&gt;&lt;w:p&gt;&lt;w:pPr&gt;&lt;w:pStyle w:val="CodeBlock"/&gt;&lt;/w:pPr&gt;&lt;w:r&gt;&lt;w:t xml:space="preserve"&gt;  +--&amp;gt; Weekly Ledger&lt;/w:t&gt;&lt;/w:r&gt;&lt;/w:p&gt;</w:t>
+              <w:pStyle w:val="DiagramTitle"/>
+            </w:pPr>
+            <w:r>
+              <w:rPr>
+                <w:b/>
+              </w:rPr>
+              <w:t xml:space="preserve">Diagram 7: Reporting and Export Flow</w:t>
+            </w:r>
+          </w:p>
+          <w:p>
+            <w:pPr>
+              <w:pStyle w:val="CodeBlock"/>
+            </w:pPr>
+            <w:r>
+              <w:t xml:space="preserve">Report page</w:t>
+            </w:r>
+          </w:p>
+          <w:p>
+            <w:pPr>
+              <w:pStyle w:val="CodeBlock"/>
+            </w:pPr>
+            <w:r>
+              <w:t xml:space="preserve">  |</w:t>
+            </w:r>
+          </w:p>
+          <w:p>
+            <w:pPr>
+              <w:pStyle w:val="CodeBlock"/>
+            </w:pPr>
+            <w:r>
+              <w:t xml:space="preserve">  +--&gt; getAdminReportSummary()</w:t>
+            </w:r>
+          </w:p>
+          <w:p>
+            <w:pPr>
+              <w:pStyle w:val="CodeBlock"/>
+            </w:pPr>
+            <w:r>
+              <w:t xml:space="preserve">  +--&gt; getWeeklyStaffPerformanceReport()</w:t>
+            </w:r>
+          </w:p>
+          <w:p>
+            <w:pPr>
+              <w:pStyle w:val="CodeBlock"/>
+            </w:pPr>
+            <w:r>
+              <w:t xml:space="preserve">  |</w:t>
+            </w:r>
+          </w:p>
+          <w:p>
+            <w:pPr>
+              <w:pStyle w:val="CodeBlock"/>
+            </w:pPr>
+            <w:r>
+              <w:t xml:space="preserve">  v</w:t>
+            </w:r>
+          </w:p>
+          <w:p>
+            <w:pPr>
+              <w:pStyle w:val="CodeBlock"/>
+            </w:pPr>
+            <w:r>
+              <w:t xml:space="preserve">Weekly export route</w:t>
+            </w:r>
+          </w:p>
+          <w:p>
+            <w:pPr>
+              <w:pStyle w:val="CodeBlock"/>
+            </w:pPr>
+            <w:r>
+              <w:t xml:space="preserve">  |</w:t>
+            </w:r>
+          </w:p>
+          <w:p>
+            <w:pPr>
+              <w:pStyle w:val="CodeBlock"/>
+            </w:pPr>
+            <w:r>
+              <w:t xml:space="preserve">  +--&gt; refreshAccountLifecycleStatuses()</w:t>
+            </w:r>
+          </w:p>
+          <w:p>
+            <w:pPr>
+              <w:pStyle w:val="CodeBlock"/>
+            </w:pPr>
+            <w:r>
+              <w:t xml:space="preserve">  +--&gt; query staff, customers, accounts, payments, salaries, products</w:t>
+            </w:r>
+          </w:p>
+          <w:p>
+            <w:pPr>
+              <w:pStyle w:val="CodeBlock"/>
+            </w:pPr>
+            <w:r>
+              <w:t xml:space="preserve">  +--&gt; getProcurementList()</w:t>
+            </w:r>
+          </w:p>
+          <w:p>
+            <w:pPr>
+              <w:pStyle w:val="CodeBlock"/>
+            </w:pPr>
+            <w:r>
+              <w:t xml:space="preserve">  |</w:t>
+            </w:r>
+          </w:p>
+          <w:p>
+            <w:pPr>
+              <w:pStyle w:val="CodeBlock"/>
+            </w:pPr>
+            <w:r>
+              <w:t xml:space="preserve">  v</w:t>
+            </w:r>
+          </w:p>
+          <w:p>
+            <w:pPr>
+              <w:pStyle w:val="CodeBlock"/>
+            </w:pPr>
+            <w:r>
+              <w:t xml:space="preserve">Excel workbook</w:t>
+            </w:r>
+          </w:p>
+          <w:p>
+            <w:pPr>
+              <w:pStyle w:val="CodeBlock"/>
+            </w:pPr>
+            <w:r>
+              <w:t xml:space="preserve">  |</w:t>
+            </w:r>
+          </w:p>
+          <w:p>
+            <w:pPr>
+              <w:pStyle w:val="CodeBlock"/>
+            </w:pPr>
+            <w:r>
+              <w:t xml:space="preserve">  +--&gt; Executive Summary</w:t>
+            </w:r>
+          </w:p>
+          <w:p>
+            <w:pPr>
+              <w:pStyle w:val="CodeBlock"/>
+            </w:pPr>
+            <w:r>
+              <w:t xml:space="preserve">  +--&gt; Staff Performance</w:t>
+            </w:r>
+          </w:p>
+          <w:p>
+            <w:pPr>
+              <w:pStyle w:val="CodeBlock"/>
+            </w:pPr>
+            <w:r>
+              <w:t xml:space="preserve">  +--&gt; Customer Accounts</w:t>
+            </w:r>
+          </w:p>
+          <w:p>
+            <w:pPr>
+              <w:pStyle w:val="CodeBlock"/>
+            </w:pPr>
+            <w:r>
+              <w:t xml:space="preserve">  +--&gt; Payment History</w:t>
+            </w:r>
+          </w:p>
+          <w:p>
+            <w:pPr>
+              <w:pStyle w:val="CodeBlock"/>
+            </w:pPr>
+            <w:r>
+              <w:t xml:space="preserve">  +--&gt; Product Profitability</w:t>
+            </w:r>
+          </w:p>
+          <w:p>
+            <w:pPr>
+              <w:pStyle w:val="CodeBlock"/>
+            </w:pPr>
+            <w:r>
+              <w:t xml:space="preserve">  +--&gt; Procurement List</w:t>
+            </w:r>
+          </w:p>
+          <w:p>
+            <w:pPr>
+              <w:pStyle w:val="CodeBlock"/>
+            </w:pPr>
+            <w:r>
+              <w:t xml:space="preserve">  +--&gt; Weekly Ledger</w:t>
             </w:r>
           </w:p>
         </w:tc>
@@ -6631,10 +7860,117 @@
           </w:tcPr>
           <w:p>
             <w:pPr>
-              <w:pStyle w:val="TableText"/>
-            </w:pPr>
-            <w:r>
-              <w:t xml:space="preserve">&lt;w:p&gt;&lt;w:pPr&gt;&lt;w:pStyle w:val="DiagramTitle"/&gt;&lt;/w:pPr&gt;&lt;w:r&gt;&lt;w:rPr&gt;&lt;w:b/&gt;&lt;/w:rPr&gt;&lt;w:t xml:space="preserve"&gt;Diagram 8: Notification Clear-on-Open Flow&lt;/w:t&gt;&lt;/w:r&gt;&lt;/w:p&gt;&lt;w:p&gt;&lt;w:pPr&gt;&lt;w:pStyle w:val="CodeBlock"/&gt;&lt;/w:pPr&gt;&lt;w:r&gt;&lt;w:t xml:space="preserve"&gt;AppShell loads protected page&lt;/w:t&gt;&lt;/w:r&gt;&lt;/w:p&gt;&lt;w:p&gt;&lt;w:pPr&gt;&lt;w:pStyle w:val="CodeBlock"/&gt;&lt;/w:pPr&gt;&lt;w:r&gt;&lt;w:t xml:space="preserve"&gt;  |&lt;/w:t&gt;&lt;/w:r&gt;&lt;/w:p&gt;&lt;w:p&gt;&lt;w:pPr&gt;&lt;w:pStyle w:val="CodeBlock"/&gt;&lt;/w:pPr&gt;&lt;w:r&gt;&lt;w:t xml:space="preserve"&gt;  v&lt;/w:t&gt;&lt;/w:r&gt;&lt;/w:p&gt;&lt;w:p&gt;&lt;w:pPr&gt;&lt;w:pStyle w:val="CodeBlock"/&gt;&lt;/w:pPr&gt;&lt;w:r&gt;&lt;w:t xml:space="preserve"&gt;GET /api/notifications&lt;/w:t&gt;&lt;/w:r&gt;&lt;/w:p&gt;&lt;w:p&gt;&lt;w:pPr&gt;&lt;w:pStyle w:val="CodeBlock"/&gt;&lt;/w:pPr&gt;&lt;w:r&gt;&lt;w:t xml:space="preserve"&gt;  |&lt;/w:t&gt;&lt;/w:r&gt;&lt;/w:p&gt;&lt;w:p&gt;&lt;w:pPr&gt;&lt;w:pStyle w:val="CodeBlock"/&gt;&lt;/w:pPr&gt;&lt;w:r&gt;&lt;w:t xml:space="preserve"&gt;  +--&amp;gt; if user can manage products, compute procurement list&lt;/w:t&gt;&lt;/w:r&gt;&lt;/w:p&gt;&lt;w:p&gt;&lt;w:pPr&gt;&lt;w:pStyle w:val="CodeBlock"/&gt;&lt;/w:pPr&gt;&lt;w:r&gt;&lt;w:t xml:space="preserve"&gt;  |&lt;/w:t&gt;&lt;/w:r&gt;&lt;/w:p&gt;&lt;w:p&gt;&lt;w:pPr&gt;&lt;w:pStyle w:val="CodeBlock"/&gt;&lt;/w:pPr&gt;&lt;w:r&gt;&lt;w:t xml:space="preserve"&gt;  v&lt;/w:t&gt;&lt;/w:r&gt;&lt;/w:p&gt;&lt;w:p&gt;&lt;w:pPr&gt;&lt;w:pStyle w:val="CodeBlock"/&gt;&lt;/w:pPr&gt;&lt;w:r&gt;&lt;w:t xml:space="preserve"&gt;Sidebar badge on Products&lt;/w:t&gt;&lt;/w:r&gt;&lt;/w:p&gt;&lt;w:p&gt;&lt;w:pPr&gt;&lt;w:pStyle w:val="CodeBlock"/&gt;&lt;/w:pPr&gt;&lt;w:r&gt;&lt;w:t xml:space="preserve"&gt;  |&lt;/w:t&gt;&lt;/w:r&gt;&lt;/w:p&gt;&lt;w:p&gt;&lt;w:pPr&gt;&lt;w:pStyle w:val="CodeBlock"/&gt;&lt;/w:pPr&gt;&lt;w:r&gt;&lt;w:t xml:space="preserve"&gt;  +--&amp;gt; click opens /products?tab=procurement&lt;/w:t&gt;&lt;/w:r&gt;&lt;/w:p&gt;&lt;w:p&gt;&lt;w:pPr&gt;&lt;w:pStyle w:val="CodeBlock"/&gt;&lt;/w:pPr&gt;&lt;w:r&gt;&lt;w:t xml:space="preserve"&gt;  +--&amp;gt; store local dismissal signature&lt;/w:t&gt;&lt;/w:r&gt;&lt;/w:p&gt;&lt;w:p&gt;&lt;w:pPr&gt;&lt;w:pStyle w:val="CodeBlock"/&gt;&lt;/w:pPr&gt;&lt;w:r&gt;&lt;w:t xml:space="preserve"&gt;  +--&amp;gt; hide same badge until count/label changes&lt;/w:t&gt;&lt;/w:r&gt;&lt;/w:p&gt;</w:t>
+              <w:pStyle w:val="DiagramTitle"/>
+            </w:pPr>
+            <w:r>
+              <w:rPr>
+                <w:b/>
+              </w:rPr>
+              <w:t xml:space="preserve">Diagram 8: Notification Clear-on-Open Flow</w:t>
+            </w:r>
+          </w:p>
+          <w:p>
+            <w:pPr>
+              <w:pStyle w:val="CodeBlock"/>
+            </w:pPr>
+            <w:r>
+              <w:t xml:space="preserve">AppShell loads protected page</w:t>
+            </w:r>
+          </w:p>
+          <w:p>
+            <w:pPr>
+              <w:pStyle w:val="CodeBlock"/>
+            </w:pPr>
+            <w:r>
+              <w:t xml:space="preserve">  |</w:t>
+            </w:r>
+          </w:p>
+          <w:p>
+            <w:pPr>
+              <w:pStyle w:val="CodeBlock"/>
+            </w:pPr>
+            <w:r>
+              <w:t xml:space="preserve">  v</w:t>
+            </w:r>
+          </w:p>
+          <w:p>
+            <w:pPr>
+              <w:pStyle w:val="CodeBlock"/>
+            </w:pPr>
+            <w:r>
+              <w:t xml:space="preserve">GET /api/notifications</w:t>
+            </w:r>
+          </w:p>
+          <w:p>
+            <w:pPr>
+              <w:pStyle w:val="CodeBlock"/>
+            </w:pPr>
+            <w:r>
+              <w:t xml:space="preserve">  |</w:t>
+            </w:r>
+          </w:p>
+          <w:p>
+            <w:pPr>
+              <w:pStyle w:val="CodeBlock"/>
+            </w:pPr>
+            <w:r>
+              <w:t xml:space="preserve">  +--&gt; if user can manage products, compute procurement list</w:t>
+            </w:r>
+          </w:p>
+          <w:p>
+            <w:pPr>
+              <w:pStyle w:val="CodeBlock"/>
+            </w:pPr>
+            <w:r>
+              <w:t xml:space="preserve">  |</w:t>
+            </w:r>
+          </w:p>
+          <w:p>
+            <w:pPr>
+              <w:pStyle w:val="CodeBlock"/>
+            </w:pPr>
+            <w:r>
+              <w:t xml:space="preserve">  v</w:t>
+            </w:r>
+          </w:p>
+          <w:p>
+            <w:pPr>
+              <w:pStyle w:val="CodeBlock"/>
+            </w:pPr>
+            <w:r>
+              <w:t xml:space="preserve">Sidebar badge on Products</w:t>
+            </w:r>
+          </w:p>
+          <w:p>
+            <w:pPr>
+              <w:pStyle w:val="CodeBlock"/>
+            </w:pPr>
+            <w:r>
+              <w:t xml:space="preserve">  |</w:t>
+            </w:r>
+          </w:p>
+          <w:p>
+            <w:pPr>
+              <w:pStyle w:val="CodeBlock"/>
+            </w:pPr>
+            <w:r>
+              <w:t xml:space="preserve">  +--&gt; click opens /products?tab=procurement</w:t>
+            </w:r>
+          </w:p>
+          <w:p>
+            <w:pPr>
+              <w:pStyle w:val="CodeBlock"/>
+            </w:pPr>
+            <w:r>
+              <w:t xml:space="preserve">  +--&gt; store local dismissal signature</w:t>
+            </w:r>
+          </w:p>
+          <w:p>
+            <w:pPr>
+              <w:pStyle w:val="CodeBlock"/>
+            </w:pPr>
+            <w:r>
+              <w:t xml:space="preserve">  +--&gt; hide same badge until count/label changes</w:t>
             </w:r>
           </w:p>
         </w:tc>

--- a/docs/GLV_System_Documentation.docx
+++ b/docs/GLV_System_Documentation.docx
@@ -157,7 +157,7 @@
               <w:pStyle w:val="TableText"/>
             </w:pPr>
             <w:r>
-              <w:t xml:space="preserve">October 16, 2026</w:t>
+              <w:t xml:space="preserve">October 20, 2026</w:t>
             </w:r>
           </w:p>
         </w:tc>
@@ -3471,7 +3471,7 @@
               <w:pStyle w:val="TableText"/>
             </w:pPr>
             <w:r>
-              <w:t xml:space="preserve">Operational activity charts use curved daily payment trends, keyed account-status donuts, and ranked dot plots; staff views remain scoped and hide business financial values.</w:t>
+              <w:t xml:space="preserve">Operational activity charts show administrator weekly collections as separate curved daily lines for each collecting staff member, with a keyed legend, plus account-status donuts and ranked dot plots. Staff views remain scoped and hide business financial values.</w:t>
             </w:r>
           </w:p>
         </w:tc>

--- a/docs/GLV_System_Documentation.docx
+++ b/docs/GLV_System_Documentation.docx
@@ -157,7 +157,7 @@
               <w:pStyle w:val="TableText"/>
             </w:pPr>
             <w:r>
-              <w:t xml:space="preserve">October 20, 2026</w:t>
+              <w:t xml:space="preserve">October 22, 2026</w:t>
             </w:r>
           </w:p>
         </w:tc>
@@ -4725,7 +4725,7 @@
               <w:pStyle w:val="CodeBlock"/>
             </w:pPr>
             <w:r>
-              <w:t xml:space="preserve">Archive (lifecycle sweep, 2 days after delivery)</w:t>
+              <w:t xml:space="preserve">Archive (daily 09:00 lifecycle job plus hourly post-response freshness guard; configured delay after delivery; 2 days when setting is zero)</w:t>
             </w:r>
           </w:p>
           <w:p>
@@ -5363,7 +5363,7 @@
               <w:pStyle w:val="TableText"/>
             </w:pPr>
             <w:r>
-              <w:t xml:space="preserve">The lifecycle sweep archives COMPLETED, DELIVERED, zero-balance plans two days after delivery (or at once when the delivery has no date), and returns any ARCHIVED plan that is undelivered (to COMPLETED) or owes money (to ACTIVE), audit logged as RESTORE_ARCHIVED_ACCOUNT. Every sweep write is conditional on the status it read, so overlapping sweeps cannot double-archive, double-close or mint two closure refund credits.</w:t>
+              <w:t xml:space="preserve">A daily 09:00 CRON_SECRET-protected job runs the lifecycle sweep; page and report requests register a post-response freshness guard that keeps active systems fresh at most hourly. A database lease coordinates instances. The setting deliveryTimeAfterCompletionDays controls the delay; zero keeps the two-day default. A completed, delivered, zero-balance account with no delivery date is archived immediately. Misfiled archived accounts return to the correct work list. Writes are conditional on the status read, so overlapping work cannot duplicate a closure credit.</w:t>
             </w:r>
           </w:p>
         </w:tc>
@@ -7091,7 +7091,7 @@
               <w:pStyle w:val="TableText"/>
             </w:pPr>
             <w:r>
-              <w:t xml:space="preserve">When closing with paid amount and no prior closure credit, 32% service fee is deducted and remaining amount becomes an open credit.</w:t>
+              <w:t xml:space="preserve">When closing with paid amount and no prior closure credit, the configured refund deduction is applied (32% when the saved setting is zero) and the remainder becomes an open credit.</w:t>
             </w:r>
           </w:p>
         </w:tc>
@@ -7133,7 +7133,7 @@
               <w:pStyle w:val="TableText"/>
             </w:pPr>
             <w:r>
-              <w:t xml:space="preserve">An admin may reactivate a DORMANT, PROBATION or CLOSED account once 6 months of inactivity have passed. A 32% service fee is deducted from the paid amount, open closure-refund credits are voided, and reactivatedAt is stamped so the ladder restarts from that date instead of re-closing the account on the next sweep.</w:t>
+              <w:t xml:space="preserve">An admin may reactivate a DORMANT, PROBATION or CLOSED account once 6 months of inactivity have passed. The configured refund deduction (32% when zero) is charged against the paid amount, open closure-refund credits are voided, and reactivatedAt is stamped so the ladder restarts from that date.</w:t>
             </w:r>
           </w:p>
         </w:tc>
@@ -7295,7 +7295,7 @@
         <w:pStyle w:val="Normal"/>
       </w:pPr>
       <w:r>
-        <w:t xml:space="preserve">Reports combine customer/account/payment/staff/salary data into admin-facing summaries and an Excel workbook. The weekly export refreshes lifecycle statuses first, then builds sheets for executive summary, staff performance, accounts, weekly payment history, product profitability, procurement list, and weekly ledger.</w:t>
+        <w:t xml:space="preserve">Reports combine customer/account/payment/staff/salary data into admin-facing summaries and an Excel workbook. A daily 09:00 CRON_SECRET-protected lifecycle job refreshes statuses, with post-response freshness guards during active use; the weekly export registers its guard before building sheets for executive summary, staff performance, accounts, weekly payment history, product profitability, procurement list, and weekly ledger.</w:t>
       </w:r>
     </w:p>
     <w:tbl>
@@ -7407,7 +7407,7 @@
               <w:pStyle w:val="CodeBlock"/>
             </w:pPr>
             <w:r>
-              <w:t xml:space="preserve">  +--&gt; refreshAccountLifecycleStatuses()</w:t>
+              <w:t xml:space="preserve">  +--&gt; register post-response lifecycle freshness guard</w:t>
             </w:r>
           </w:p>
           <w:p>
@@ -8369,7 +8369,7 @@
         <w:pStyle w:val="Normal"/>
       </w:pPr>
       <w:r>
-        <w:t xml:space="preserve">Settings is the broad admin control panel. It persists company profile, layaway defaults, fees, procurement threshold, payroll defaults, receipt/customer/staff code prefixes, security toggles, notification preferences, theme settings, and system status labels. Some settings are actively consumed; others are stored for future or partial wiring, so operators should distinguish saved configuration from behavior that is actually enforced downstream.</w:t>
+        <w:t xml:space="preserve">Settings is the broad admin control panel. It persists company profile, layaway defaults, fees, procurement threshold, payroll defaults, receipt/customer/staff code prefixes, security toggles, notification preferences, theme settings, and system status labels. Effective rules are listed below; administration fee and commission percentages remain saved-only until their calculation bases are defined.</w:t>
       </w:r>
     </w:p>
     <w:tbl>
@@ -8564,7 +8564,7 @@
               <w:pStyle w:val="TableText"/>
             </w:pPr>
             <w:r>
-              <w:t xml:space="preserve">installmentDurationDays, defaultDailyCollection, minimumDeposit</w:t>
+              <w:t xml:space="preserve">installmentDurationDays, defaultDailyCollection, minimumDeposit, deliveryTimeAfterCompletionDays</w:t>
             </w:r>
           </w:p>
         </w:tc>
@@ -8584,7 +8584,7 @@
               <w:pStyle w:val="TableText"/>
             </w:pPr>
             <w:r>
-              <w:t xml:space="preserve">Used as product/account creation defaults where wired.</w:t>
+              <w:t xml:space="preserve">Minimum deposit is enforced on a plan's first payment; delivery setting controls the archive delay (two-day fallback when zero).</w:t>
             </w:r>
           </w:p>
         </w:tc>
@@ -8606,6 +8606,68 @@
               <w:pStyle w:val="TableText"/>
             </w:pPr>
             <w:r>
+              <w:t xml:space="preserve">Refunds</w:t>
+            </w:r>
+          </w:p>
+        </w:tc>
+        <w:tc>
+          <w:tcPr>
+            <w:tcW w:w="3000" w:type="dxa"/>
+            <w:vAlign w:val="top"/>
+            <w:tcMar>
+              <w:top w:w="80" w:type="dxa"/>
+              <w:left w:w="120" w:type="dxa"/>
+              <w:bottom w:w="80" w:type="dxa"/>
+              <w:right w:w="120" w:type="dxa"/>
+            </w:tcMar>
+          </w:tcPr>
+          <w:p>
+            <w:pPr>
+              <w:pStyle w:val="TableText"/>
+            </w:pPr>
+            <w:r>
+              <w:t xml:space="preserve">refundDeductionPercent</w:t>
+            </w:r>
+          </w:p>
+        </w:tc>
+        <w:tc>
+          <w:tcPr>
+            <w:tcW w:w="4460" w:type="dxa"/>
+            <w:vAlign w:val="top"/>
+            <w:tcMar>
+              <w:top w:w="80" w:type="dxa"/>
+              <w:left w:w="120" w:type="dxa"/>
+              <w:bottom w:w="80" w:type="dxa"/>
+              <w:right w:w="120" w:type="dxa"/>
+            </w:tcMar>
+          </w:tcPr>
+          <w:p>
+            <w:pPr>
+              <w:pStyle w:val="TableText"/>
+            </w:pPr>
+            <w:r>
+              <w:t xml:space="preserve">Applied to closure refunds and dormant-account reactivation charges; zero retains the 32% fallback.</w:t>
+            </w:r>
+          </w:p>
+        </w:tc>
+      </w:tr>
+      <w:tr>
+        <w:tc>
+          <w:tcPr>
+            <w:tcW w:w="1900" w:type="dxa"/>
+            <w:vAlign w:val="top"/>
+            <w:tcMar>
+              <w:top w:w="80" w:type="dxa"/>
+              <w:left w:w="120" w:type="dxa"/>
+              <w:bottom w:w="80" w:type="dxa"/>
+              <w:right w:w="120" w:type="dxa"/>
+            </w:tcMar>
+          </w:tcPr>
+          <w:p>
+            <w:pPr>
+              <w:pStyle w:val="TableText"/>
+            </w:pPr>
+            <w:r>
               <w:t xml:space="preserve">Procurement</w:t>
             </w:r>
           </w:p>
@@ -8708,7 +8770,7 @@
               <w:pStyle w:val="TableText"/>
             </w:pPr>
             <w:r>
-              <w:t xml:space="preserve">Salary defaults and reporting support.</w:t>
+              <w:t xml:space="preserve">Salary defaults and reporting support. Commission settings are saved-only until the calculation base and payroll treatment are defined.</w:t>
             </w:r>
           </w:p>
         </w:tc>
@@ -8832,7 +8894,7 @@
               <w:pStyle w:val="TableText"/>
             </w:pPr>
             <w:r>
-              <w:t xml:space="preserve">Some fields are stored; password-change enforcement is live through Auth.js/session logic.</w:t>
+              <w:t xml:space="preserve">Session timeout is checked against the current saved setting on authenticated requests; password-change and 2FA enforcement remain active.</w:t>
             </w:r>
           </w:p>
         </w:tc>

--- a/docs/GLV_System_Documentation.docx
+++ b/docs/GLV_System_Documentation.docx
@@ -157,7 +157,7 @@
               <w:pStyle w:val="TableText"/>
             </w:pPr>
             <w:r>
-              <w:t xml:space="preserve">October 22, 2026</w:t>
+              <w:t xml:space="preserve">October 26, 2026</w:t>
             </w:r>
           </w:p>
         </w:tc>
@@ -3409,7 +3409,7 @@
               <w:pStyle w:val="TableText"/>
             </w:pPr>
             <w:r>
-              <w:t xml:space="preserve">Role-shaped summary: admins see animated semicircular KPI gauges where prior-period comparisons are available, followed by a weekly collections-versus-deposits curved trend and keyed account-status donut; staff see scoped KPIs with their own deposit total and trend indicators. Deposit data comes from StaffDeposit by depositDate and does not represent additional customer revenue. Longer-period comparisons live in the trend chart.</w:t>
+              <w:t xml:space="preserve">Role-shaped summary: admins see animated semicircular KPI gauges where prior-period comparisons are available in a four-column desktop card layout from the large breakpoint, followed by a weekly collections-versus-deposits curved trend and keyed account-status donut; staff see scoped KPIs with their own deposit total and trend indicators. Deposit data comes from StaffDeposit by depositDate and does not represent additional customer revenue. Longer-period comparisons live in the trend chart.</w:t>
             </w:r>
           </w:p>
         </w:tc>

--- a/docs/GLV_System_Documentation.docx
+++ b/docs/GLV_System_Documentation.docx
@@ -4091,7 +4091,7 @@
               <w:pStyle w:val="TableText"/>
             </w:pPr>
             <w:r>
-              <w:t xml:space="preserve">Admin reports, salary tracking, and Excel workbook export including procurement list.</w:t>
+              <w:t xml:space="preserve">Admin reports, salary tracking, and Excel workbook export including procurement list. Report metric groups use a four-column desktop layout from the large breakpoint.</w:t>
             </w:r>
           </w:p>
         </w:tc>

--- a/docs/GLV_System_Documentation.docx
+++ b/docs/GLV_System_Documentation.docx
@@ -157,7 +157,7 @@
               <w:pStyle w:val="TableText"/>
             </w:pPr>
             <w:r>
-              <w:t xml:space="preserve">October 26, 2026</w:t>
+              <w:t xml:space="preserve">October 28, 2026</w:t>
             </w:r>
           </w:p>
         </w:tc>
@@ -10375,7 +10375,7 @@
         <w:pStyle w:val="Normal"/>
       </w:pPr>
       <w:r>
-        <w:t xml:space="preserve">Super administrators configure six database-backed message templates on Settings &gt; SMS: Salary payment, Customer welcome, 70% progress, Missed payment, Weekly summary - target met, and Weekly summary - below target. The page lists the placeholders permitted for each event, renders a sample preview, validates a 612-character maximum, and can restore all defaults. Saved templates apply to newly queued messages; existing queue rows keep their original message snapshot. Salary resolves to the staff member on the salary payment. Customer templates resolve to the qualifying customer. A customer or staff member with no usable phone number is skipped entirely: no message is queued, none is attempted, and nothing is sent to a fallback recipient.</w:t>
+        <w:t xml:space="preserve">Super administrators configure seven database-backed message templates on Settings &gt; SMS: Salary payment, Customer welcome, 70% progress, Missed payment, Weekly summary - target met, Weekly summary - below target, and Weekly staff performance. The page lists the placeholders permitted for each event, renders a sample preview, validates a 612-character maximum, and can restore all defaults. Saved templates apply to newly queued messages; existing queue rows keep their original message snapshot. Salary resolves to the staff member on the salary payment. Customer templates resolve to the qualifying customer; the weekly performance template resolves to the staff member whose deposit and rank it reports. A customer or staff member with no usable phone number is skipped entirely: no message is queued, none is attempted, and nothing is sent to a fallback recipient.</w:t>
       </w:r>
     </w:p>
     <w:p>
@@ -10415,6 +10415,14 @@
         <w:pStyle w:val="Normal"/>
       </w:pPr>
       <w:r>
+        <w:t xml:space="preserve">Each Monday, after prior-week staff deposits are recorded, GLV queues one performance SMS for every active staff member with a recorded deposit for the previous Monday-to-Sunday week. It reports the member's total customer collections and rank by the percentage of their weekly target achieved; the highest percentage ranks first and ties share a rank. Staff members with no previous-week target receive N/A for achievement and rank. The new-week target is the sum of daily amounts for assigned ACTIVE plans with a positive balance that are active at Monday's start, multiplied by seven. It is a full-week target and can differ from the week-prorated expected collection shown in Staff Performance when an account begins or ends midweek. The protected /api/cron/sms-notifications job checks Monday deposits, and recording a deposit on Monday also queues the message. The unique staff-and-week key prevents duplicates. Missing or unusable staff phone numbers are skipped.</w:t>
+      </w:r>
+    </w:p>
+    <w:p>
+      <w:pPr>
+        <w:pStyle w:val="Normal"/>
+      </w:pPr>
+      <w:r>
         <w:t xml:space="preserve">Active and overdue accounts with a positive balance qualify for reminders after fourteen full days (two weeks) without payment, and at most once per further two-week period thereafter, so the sequence is day 14, day 28, day 42. The later of account start, latest payment date and latest payment entry time anchors the interval. Backdated entries restart it. Other lifecycle statuses are excluded. The Missed payment template supports staffName, resolved to the first name of the staff member assigned to that customer. The protected /api/cron/sms-notifications job runs at 09:00 UTC daily, queues reminders and dispatches up to 100 messages in groups of five. Authenticated activity and qualifying mutations also dispatch pending messages. Monitor backlog and schedule more frequent runs if volume requires it.</w:t>
       </w:r>
     </w:p>
@@ -10423,7 +10431,7 @@
         <w:pStyle w:val="Normal"/>
       </w:pPr>
       <w:r>
-        <w:t xml:space="preserve">The dedicated /settings/sms page lets super administrators enable or pause automatic SMS, verify provider/API/sender configuration, review the five notification rules, inspect the latest 100 queue records, and retry definitive failures. The queue records unique event keys within the business transaction. Conditional claims prevent concurrent workers sending the same item. Before dispatch, source existence, account eligibility and current phone are checked. Correct missing phones or provider errors before Retry. Provider acceptance is labelled ACCEPTED, not confirmed handset delivery. Check BMS campaign history using the saved campaign ID. Rate limits retry after one hour, up to five attempts. Timeouts and interrupted workers become UNKNOWN and require reconciliation rather than blind resending. Restored pending or processing messages become UNKNOWN. Disabling SMS pauses the queue.</w:t>
+        <w:t xml:space="preserve">The dedicated /settings/sms page lets super administrators enable or pause automatic SMS, verify provider/API/sender configuration, review the seven notification rules, inspect the latest 100 queue records, and retry definitive failures. The queue records unique event keys within the business transaction. Conditional claims prevent concurrent workers sending the same item. Before dispatch, source existence, account eligibility and current phone are checked. Correct missing phones or provider errors before Retry. Provider acceptance is labelled ACCEPTED, not confirmed handset delivery. Check BMS campaign history using the saved campaign ID. Rate limits retry after one hour, up to five attempts. Timeouts and interrupted workers become UNKNOWN and require reconciliation rather than blind resending. Restored pending or processing messages become UNKNOWN. Disabling SMS pauses the queue.</w:t>
       </w:r>
     </w:p>
     <w:p>
